--- a/英语短文.docx
+++ b/英语短文.docx
@@ -5,7 +5,7 @@
     <w:p>
       <w:pPr>
         <w:rPr>
-          <w:rStyle w:val="5"/>
+          <w:rStyle w:val="7"/>
           <w:rFonts w:hint="eastAsia"/>
           <w:lang w:val="en-US" w:eastAsia="zh-CN"/>
         </w:rPr>
@@ -18,7 +18,7 @@
       </w:r>
       <w:r>
         <w:rPr>
-          <w:rStyle w:val="5"/>
+          <w:rStyle w:val="7"/>
           <w:rFonts w:hint="eastAsia"/>
           <w:lang w:val="en-US" w:eastAsia="zh-CN"/>
         </w:rPr>
@@ -467,16 +467,7 @@
           <w:rFonts w:hint="default"/>
           <w:lang w:val="en-US" w:eastAsia="zh-CN"/>
         </w:rPr>
-        <w:t>Her team was small but considerate—they always made sure to check on each other’s mental health during the long, isolated months. One evening, as they watched the ice dissolve slowly under the faint summer sun, Lina’s colleague Jake tried to frighten her with a silly story about a polar bear wandering into the station, but she just laughed it off. From his nervous laughter, she could infer he was just bore</w:t>
-      </w:r>
-      <w:bookmarkStart w:id="0" w:name="_GoBack"/>
-      <w:bookmarkEnd w:id="0"/>
-      <w:r>
-        <w:rPr>
-          <w:rFonts w:hint="default"/>
-          <w:lang w:val="en-US" w:eastAsia="zh-CN"/>
-        </w:rPr>
-        <w:t>d from the monotony.</w:t>
+        <w:t>Her team was small but considerate—they always made sure to check on each other’s mental health during the long, isolated months. One evening, as they watched the ice dissolve slowly under the faint summer sun, Lina’s colleague Jake tried to frighten her with a silly story about a polar bear wandering into the station, but she just laughed it off. From his nervous laughter, she could infer he was just bored from the monotony.</w:t>
       </w:r>
     </w:p>
     <w:p>
@@ -527,6 +518,1475 @@
           <w:lang w:val="en-US" w:eastAsia="zh-CN"/>
         </w:rPr>
         <w:t>One day, while Lina was absorbed in analyzing ice core samples, she made a groundbreaking discovery: the ice contained chemicals that proved industrial activity was accelerating melting at an unprecedented rate. This finding would not only change the conversation around climate change but also fuel the expansion of global efforts to protect the polar regions—proving that even in the harshest corners of the Earth, human curiosity and care could make a difference.</w:t>
+      </w:r>
+    </w:p>
+    <w:p>
+      <w:pPr>
+        <w:pStyle w:val="2"/>
+        <w:bidi w:val="0"/>
+        <w:rPr>
+          <w:rFonts w:hint="eastAsia"/>
+          <w:lang w:val="en-US" w:eastAsia="zh-CN"/>
+        </w:rPr>
+      </w:pPr>
+      <w:r>
+        <w:rPr>
+          <w:rFonts w:hint="eastAsia"/>
+          <w:lang w:val="en-US" w:eastAsia="zh-CN"/>
+        </w:rPr>
+        <w:t>6.</w:t>
+      </w:r>
+    </w:p>
+    <w:p>
+      <w:pPr>
+        <w:keepNext w:val="0"/>
+        <w:keepLines w:val="0"/>
+        <w:widowControl/>
+        <w:suppressLineNumbers w:val="0"/>
+        <w:pBdr>
+          <w:top w:val="none" w:color="auto" w:sz="0" w:space="0"/>
+          <w:left w:val="none" w:color="auto" w:sz="0" w:space="0"/>
+          <w:bottom w:val="none" w:color="auto" w:sz="0" w:space="0"/>
+          <w:right w:val="none" w:color="auto" w:sz="0" w:space="0"/>
+        </w:pBdr>
+        <w:spacing w:before="0" w:beforeAutospacing="0" w:after="0" w:afterAutospacing="0" w:line="240" w:lineRule="atLeast"/>
+        <w:ind w:left="0" w:right="0" w:firstLine="420" w:firstLineChars="0"/>
+        <w:jc w:val="left"/>
+        <w:rPr>
+          <w:rFonts w:hint="default" w:ascii="Calibri" w:hAnsi="Calibri" w:cs="Calibri"/>
+          <w:color w:val="000000"/>
+          <w:sz w:val="21"/>
+          <w:szCs w:val="21"/>
+        </w:rPr>
+      </w:pPr>
+      <w:r>
+        <w:rPr>
+          <w:rFonts w:hint="default" w:ascii="Calibri" w:hAnsi="Calibri" w:eastAsia="宋体" w:cs="Calibri"/>
+          <w:color w:val="000000"/>
+          <w:kern w:val="0"/>
+          <w:sz w:val="21"/>
+          <w:szCs w:val="21"/>
+          <w:lang w:val="en-US" w:eastAsia="zh-CN" w:bidi="ar"/>
+        </w:rPr>
+        <w:t xml:space="preserve">One morning, as I drove to work with my kids in the </w:t>
+      </w:r>
+      <w:r>
+        <w:rPr>
+          <w:rStyle w:val="6"/>
+          <w:rFonts w:hint="default" w:ascii="Calibri" w:hAnsi="Calibri" w:eastAsia="宋体" w:cs="Calibri"/>
+          <w:b/>
+          <w:bCs/>
+          <w:color w:val="000000"/>
+          <w:kern w:val="0"/>
+          <w:sz w:val="21"/>
+          <w:szCs w:val="21"/>
+          <w:lang w:val="en-US" w:eastAsia="zh-CN" w:bidi="ar"/>
+        </w:rPr>
+        <w:t>midst</w:t>
+      </w:r>
+      <w:r>
+        <w:rPr>
+          <w:rFonts w:hint="default" w:ascii="Calibri" w:hAnsi="Calibri" w:eastAsia="宋体" w:cs="Calibri"/>
+          <w:color w:val="000000"/>
+          <w:kern w:val="0"/>
+          <w:sz w:val="21"/>
+          <w:szCs w:val="21"/>
+          <w:lang w:val="en-US" w:eastAsia="zh-CN" w:bidi="ar"/>
+        </w:rPr>
+        <w:t xml:space="preserve"> of chatting loudly, a </w:t>
+      </w:r>
+      <w:r>
+        <w:rPr>
+          <w:rStyle w:val="6"/>
+          <w:rFonts w:hint="default" w:ascii="Calibri" w:hAnsi="Calibri" w:eastAsia="宋体" w:cs="Calibri"/>
+          <w:b/>
+          <w:bCs/>
+          <w:color w:val="000000"/>
+          <w:kern w:val="0"/>
+          <w:sz w:val="21"/>
+          <w:szCs w:val="21"/>
+          <w:lang w:val="en-US" w:eastAsia="zh-CN" w:bidi="ar"/>
+        </w:rPr>
+        <w:t>philosopher</w:t>
+      </w:r>
+      <w:r>
+        <w:rPr>
+          <w:rFonts w:hint="default" w:ascii="Calibri" w:hAnsi="Calibri" w:eastAsia="宋体" w:cs="Calibri"/>
+          <w:color w:val="000000"/>
+          <w:kern w:val="0"/>
+          <w:sz w:val="21"/>
+          <w:szCs w:val="21"/>
+          <w:lang w:val="en-US" w:eastAsia="zh-CN" w:bidi="ar"/>
+        </w:rPr>
+        <w:t xml:space="preserve"> on the radio was talking about what makes a </w:t>
+      </w:r>
+      <w:r>
+        <w:rPr>
+          <w:rStyle w:val="6"/>
+          <w:rFonts w:hint="default" w:ascii="Calibri" w:hAnsi="Calibri" w:eastAsia="宋体" w:cs="Calibri"/>
+          <w:b/>
+          <w:bCs/>
+          <w:color w:val="000000"/>
+          <w:kern w:val="0"/>
+          <w:sz w:val="21"/>
+          <w:szCs w:val="21"/>
+          <w:lang w:val="en-US" w:eastAsia="zh-CN" w:bidi="ar"/>
+        </w:rPr>
+        <w:t>genius</w:t>
+      </w:r>
+      <w:r>
+        <w:rPr>
+          <w:rFonts w:hint="default" w:ascii="Calibri" w:hAnsi="Calibri" w:eastAsia="宋体" w:cs="Calibri"/>
+          <w:color w:val="000000"/>
+          <w:kern w:val="0"/>
+          <w:sz w:val="21"/>
+          <w:szCs w:val="21"/>
+          <w:lang w:val="en-US" w:eastAsia="zh-CN" w:bidi="ar"/>
+        </w:rPr>
+        <w:t xml:space="preserve">—he said it’s not just talent, but also a calm </w:t>
+      </w:r>
+      <w:r>
+        <w:rPr>
+          <w:rStyle w:val="6"/>
+          <w:rFonts w:hint="default" w:ascii="Calibri" w:hAnsi="Calibri" w:eastAsia="宋体" w:cs="Calibri"/>
+          <w:b/>
+          <w:bCs/>
+          <w:color w:val="000000"/>
+          <w:kern w:val="0"/>
+          <w:sz w:val="21"/>
+          <w:szCs w:val="21"/>
+          <w:lang w:val="en-US" w:eastAsia="zh-CN" w:bidi="ar"/>
+        </w:rPr>
+        <w:t>temper</w:t>
+      </w:r>
+      <w:r>
+        <w:rPr>
+          <w:rFonts w:hint="default" w:ascii="Calibri" w:hAnsi="Calibri" w:eastAsia="宋体" w:cs="Calibri"/>
+          <w:color w:val="000000"/>
+          <w:kern w:val="0"/>
+          <w:sz w:val="21"/>
+          <w:szCs w:val="21"/>
+          <w:lang w:val="en-US" w:eastAsia="zh-CN" w:bidi="ar"/>
+        </w:rPr>
+        <w:t xml:space="preserve"> and the courage to </w:t>
+      </w:r>
+      <w:r>
+        <w:rPr>
+          <w:rStyle w:val="6"/>
+          <w:rFonts w:hint="default" w:ascii="Calibri" w:hAnsi="Calibri" w:eastAsia="宋体" w:cs="Calibri"/>
+          <w:b/>
+          <w:bCs/>
+          <w:color w:val="000000"/>
+          <w:kern w:val="0"/>
+          <w:sz w:val="21"/>
+          <w:szCs w:val="21"/>
+          <w:lang w:val="en-US" w:eastAsia="zh-CN" w:bidi="ar"/>
+        </w:rPr>
+        <w:t>revolt</w:t>
+      </w:r>
+      <w:r>
+        <w:rPr>
+          <w:rFonts w:hint="default" w:ascii="Calibri" w:hAnsi="Calibri" w:eastAsia="宋体" w:cs="Calibri"/>
+          <w:color w:val="000000"/>
+          <w:kern w:val="0"/>
+          <w:sz w:val="21"/>
+          <w:szCs w:val="21"/>
+          <w:lang w:val="en-US" w:eastAsia="zh-CN" w:bidi="ar"/>
+        </w:rPr>
+        <w:t xml:space="preserve"> against lazy thinking. I almost let out a </w:t>
+      </w:r>
+      <w:r>
+        <w:rPr>
+          <w:rStyle w:val="6"/>
+          <w:rFonts w:hint="default" w:ascii="Calibri" w:hAnsi="Calibri" w:eastAsia="宋体" w:cs="Calibri"/>
+          <w:b/>
+          <w:bCs/>
+          <w:color w:val="000000"/>
+          <w:kern w:val="0"/>
+          <w:sz w:val="21"/>
+          <w:szCs w:val="21"/>
+          <w:lang w:val="en-US" w:eastAsia="zh-CN" w:bidi="ar"/>
+        </w:rPr>
+        <w:t>scorn</w:t>
+      </w:r>
+      <w:r>
+        <w:rPr>
+          <w:rFonts w:hint="default" w:ascii="Calibri" w:hAnsi="Calibri" w:eastAsia="宋体" w:cs="Calibri"/>
+          <w:color w:val="000000"/>
+          <w:kern w:val="0"/>
+          <w:sz w:val="21"/>
+          <w:szCs w:val="21"/>
+          <w:lang w:val="en-US" w:eastAsia="zh-CN" w:bidi="ar"/>
+        </w:rPr>
+        <w:t xml:space="preserve"> when I heard a driver honk wildly, but I took a deep breath to stay </w:t>
+      </w:r>
+      <w:r>
+        <w:rPr>
+          <w:rStyle w:val="6"/>
+          <w:rFonts w:hint="default" w:ascii="Calibri" w:hAnsi="Calibri" w:eastAsia="宋体" w:cs="Calibri"/>
+          <w:b/>
+          <w:bCs/>
+          <w:color w:val="000000"/>
+          <w:kern w:val="0"/>
+          <w:sz w:val="21"/>
+          <w:szCs w:val="21"/>
+          <w:lang w:val="en-US" w:eastAsia="zh-CN" w:bidi="ar"/>
+        </w:rPr>
+        <w:t>sober</w:t>
+      </w:r>
+      <w:r>
+        <w:rPr>
+          <w:rFonts w:hint="default" w:ascii="Calibri" w:hAnsi="Calibri" w:eastAsia="宋体" w:cs="Calibri"/>
+          <w:color w:val="000000"/>
+          <w:kern w:val="0"/>
+          <w:sz w:val="21"/>
+          <w:szCs w:val="21"/>
+          <w:lang w:val="en-US" w:eastAsia="zh-CN" w:bidi="ar"/>
+        </w:rPr>
+        <w:t>.</w:t>
+      </w:r>
+    </w:p>
+    <w:p>
+      <w:pPr>
+        <w:keepNext w:val="0"/>
+        <w:keepLines w:val="0"/>
+        <w:widowControl/>
+        <w:suppressLineNumbers w:val="0"/>
+        <w:pBdr>
+          <w:top w:val="none" w:color="auto" w:sz="0" w:space="0"/>
+          <w:left w:val="none" w:color="auto" w:sz="0" w:space="0"/>
+          <w:bottom w:val="none" w:color="auto" w:sz="0" w:space="0"/>
+          <w:right w:val="none" w:color="auto" w:sz="0" w:space="0"/>
+        </w:pBdr>
+        <w:spacing w:before="0" w:beforeAutospacing="0" w:after="0" w:afterAutospacing="0" w:line="240" w:lineRule="atLeast"/>
+        <w:ind w:left="0" w:right="0" w:firstLine="420" w:firstLineChars="0"/>
+        <w:jc w:val="left"/>
+        <w:rPr>
+          <w:rFonts w:hint="default" w:ascii="Calibri" w:hAnsi="Calibri" w:cs="Calibri"/>
+          <w:color w:val="000000"/>
+          <w:sz w:val="21"/>
+          <w:szCs w:val="21"/>
+        </w:rPr>
+      </w:pPr>
+      <w:r>
+        <w:rPr>
+          <w:rFonts w:hint="default" w:ascii="Calibri" w:hAnsi="Calibri" w:eastAsia="宋体" w:cs="Calibri"/>
+          <w:color w:val="000000"/>
+          <w:kern w:val="0"/>
+          <w:sz w:val="21"/>
+          <w:szCs w:val="21"/>
+          <w:lang w:val="en-US" w:eastAsia="zh-CN" w:bidi="ar"/>
+        </w:rPr>
+        <w:t xml:space="preserve">Suddenly, the car’s </w:t>
+      </w:r>
+      <w:r>
+        <w:rPr>
+          <w:rStyle w:val="6"/>
+          <w:rFonts w:hint="default" w:ascii="Calibri" w:hAnsi="Calibri" w:eastAsia="宋体" w:cs="Calibri"/>
+          <w:b/>
+          <w:bCs/>
+          <w:color w:val="000000"/>
+          <w:kern w:val="0"/>
+          <w:sz w:val="21"/>
+          <w:szCs w:val="21"/>
+          <w:lang w:val="en-US" w:eastAsia="zh-CN" w:bidi="ar"/>
+        </w:rPr>
+        <w:t>radar</w:t>
+      </w:r>
+      <w:r>
+        <w:rPr>
+          <w:rFonts w:hint="default" w:ascii="Calibri" w:hAnsi="Calibri" w:eastAsia="宋体" w:cs="Calibri"/>
+          <w:color w:val="000000"/>
+          <w:kern w:val="0"/>
+          <w:sz w:val="21"/>
+          <w:szCs w:val="21"/>
+          <w:lang w:val="en-US" w:eastAsia="zh-CN" w:bidi="ar"/>
+        </w:rPr>
+        <w:t xml:space="preserve"> beeped— a stray </w:t>
+      </w:r>
+      <w:r>
+        <w:rPr>
+          <w:rStyle w:val="6"/>
+          <w:rFonts w:hint="default" w:ascii="Calibri" w:hAnsi="Calibri" w:eastAsia="宋体" w:cs="Calibri"/>
+          <w:b/>
+          <w:bCs/>
+          <w:color w:val="000000"/>
+          <w:kern w:val="0"/>
+          <w:sz w:val="21"/>
+          <w:szCs w:val="21"/>
+          <w:lang w:val="en-US" w:eastAsia="zh-CN" w:bidi="ar"/>
+        </w:rPr>
+        <w:t>donkey</w:t>
+      </w:r>
+      <w:r>
+        <w:rPr>
+          <w:rFonts w:hint="default" w:ascii="Calibri" w:hAnsi="Calibri" w:eastAsia="宋体" w:cs="Calibri"/>
+          <w:color w:val="000000"/>
+          <w:kern w:val="0"/>
+          <w:sz w:val="21"/>
+          <w:szCs w:val="21"/>
+          <w:lang w:val="en-US" w:eastAsia="zh-CN" w:bidi="ar"/>
+        </w:rPr>
+        <w:t xml:space="preserve"> with sharp </w:t>
+      </w:r>
+      <w:r>
+        <w:rPr>
+          <w:rStyle w:val="6"/>
+          <w:rFonts w:hint="default" w:ascii="Calibri" w:hAnsi="Calibri" w:eastAsia="宋体" w:cs="Calibri"/>
+          <w:b/>
+          <w:bCs/>
+          <w:color w:val="000000"/>
+          <w:kern w:val="0"/>
+          <w:sz w:val="21"/>
+          <w:szCs w:val="21"/>
+          <w:lang w:val="en-US" w:eastAsia="zh-CN" w:bidi="ar"/>
+        </w:rPr>
+        <w:t>claw</w:t>
+      </w:r>
+      <w:r>
+        <w:rPr>
+          <w:rFonts w:hint="default" w:ascii="Calibri" w:hAnsi="Calibri" w:eastAsia="宋体" w:cs="Calibri"/>
+          <w:color w:val="000000"/>
+          <w:kern w:val="0"/>
+          <w:sz w:val="21"/>
+          <w:szCs w:val="21"/>
+          <w:lang w:val="en-US" w:eastAsia="zh-CN" w:bidi="ar"/>
+        </w:rPr>
+        <w:t xml:space="preserve">-like hooves ran across the road! It stopped by a stack of </w:t>
+      </w:r>
+      <w:r>
+        <w:rPr>
+          <w:rStyle w:val="6"/>
+          <w:rFonts w:hint="default" w:ascii="Calibri" w:hAnsi="Calibri" w:eastAsia="宋体" w:cs="Calibri"/>
+          <w:b/>
+          <w:bCs/>
+          <w:color w:val="000000"/>
+          <w:kern w:val="0"/>
+          <w:sz w:val="21"/>
+          <w:szCs w:val="21"/>
+          <w:lang w:val="en-US" w:eastAsia="zh-CN" w:bidi="ar"/>
+        </w:rPr>
+        <w:t>timber</w:t>
+      </w:r>
+      <w:r>
+        <w:rPr>
+          <w:rFonts w:hint="default" w:ascii="Calibri" w:hAnsi="Calibri" w:eastAsia="宋体" w:cs="Calibri"/>
+          <w:color w:val="000000"/>
+          <w:kern w:val="0"/>
+          <w:sz w:val="21"/>
+          <w:szCs w:val="21"/>
+          <w:lang w:val="en-US" w:eastAsia="zh-CN" w:bidi="ar"/>
+        </w:rPr>
+        <w:t xml:space="preserve"> by the road, and its </w:t>
+      </w:r>
+      <w:r>
+        <w:rPr>
+          <w:rStyle w:val="6"/>
+          <w:rFonts w:hint="default" w:ascii="Calibri" w:hAnsi="Calibri" w:eastAsia="宋体" w:cs="Calibri"/>
+          <w:b/>
+          <w:bCs/>
+          <w:color w:val="000000"/>
+          <w:kern w:val="0"/>
+          <w:sz w:val="21"/>
+          <w:szCs w:val="21"/>
+          <w:lang w:val="en-US" w:eastAsia="zh-CN" w:bidi="ar"/>
+        </w:rPr>
+        <w:t>bosom</w:t>
+      </w:r>
+      <w:r>
+        <w:rPr>
+          <w:rFonts w:hint="default" w:ascii="Calibri" w:hAnsi="Calibri" w:eastAsia="宋体" w:cs="Calibri"/>
+          <w:color w:val="000000"/>
+          <w:kern w:val="0"/>
+          <w:sz w:val="21"/>
+          <w:szCs w:val="21"/>
+          <w:lang w:val="en-US" w:eastAsia="zh-CN" w:bidi="ar"/>
+        </w:rPr>
+        <w:t xml:space="preserve"> seemed to heave with fear. I hit the brakes hard, the </w:t>
+      </w:r>
+      <w:r>
+        <w:rPr>
+          <w:rStyle w:val="6"/>
+          <w:rFonts w:hint="default" w:ascii="Calibri" w:hAnsi="Calibri" w:eastAsia="宋体" w:cs="Calibri"/>
+          <w:b/>
+          <w:bCs/>
+          <w:color w:val="000000"/>
+          <w:kern w:val="0"/>
+          <w:sz w:val="21"/>
+          <w:szCs w:val="21"/>
+          <w:lang w:val="en-US" w:eastAsia="zh-CN" w:bidi="ar"/>
+        </w:rPr>
+        <w:t>volt</w:t>
+      </w:r>
+      <w:r>
+        <w:rPr>
+          <w:rFonts w:hint="default" w:ascii="Calibri" w:hAnsi="Calibri" w:eastAsia="宋体" w:cs="Calibri"/>
+          <w:color w:val="000000"/>
+          <w:kern w:val="0"/>
+          <w:sz w:val="21"/>
+          <w:szCs w:val="21"/>
+          <w:lang w:val="en-US" w:eastAsia="zh-CN" w:bidi="ar"/>
+        </w:rPr>
+        <w:t xml:space="preserve"> meter on the dashboard flickered, and the </w:t>
+      </w:r>
+      <w:r>
+        <w:rPr>
+          <w:rStyle w:val="6"/>
+          <w:rFonts w:hint="default" w:ascii="Calibri" w:hAnsi="Calibri" w:eastAsia="宋体" w:cs="Calibri"/>
+          <w:b/>
+          <w:bCs/>
+          <w:color w:val="000000"/>
+          <w:kern w:val="0"/>
+          <w:sz w:val="21"/>
+          <w:szCs w:val="21"/>
+          <w:lang w:val="en-US" w:eastAsia="zh-CN" w:bidi="ar"/>
+        </w:rPr>
+        <w:t>bulb</w:t>
+      </w:r>
+      <w:r>
+        <w:rPr>
+          <w:rFonts w:hint="default" w:ascii="Calibri" w:hAnsi="Calibri" w:eastAsia="宋体" w:cs="Calibri"/>
+          <w:color w:val="000000"/>
+          <w:kern w:val="0"/>
+          <w:sz w:val="21"/>
+          <w:szCs w:val="21"/>
+          <w:lang w:val="en-US" w:eastAsia="zh-CN" w:bidi="ar"/>
+        </w:rPr>
+        <w:t xml:space="preserve"> above the console dimmed for a second. The kids gasped, but I told them to stay </w:t>
+      </w:r>
+      <w:r>
+        <w:rPr>
+          <w:rStyle w:val="6"/>
+          <w:rFonts w:hint="default" w:ascii="Calibri" w:hAnsi="Calibri" w:eastAsia="宋体" w:cs="Calibri"/>
+          <w:b/>
+          <w:bCs/>
+          <w:color w:val="000000"/>
+          <w:kern w:val="0"/>
+          <w:sz w:val="21"/>
+          <w:szCs w:val="21"/>
+          <w:lang w:val="en-US" w:eastAsia="zh-CN" w:bidi="ar"/>
+        </w:rPr>
+        <w:t>captive</w:t>
+      </w:r>
+      <w:r>
+        <w:rPr>
+          <w:rFonts w:hint="default" w:ascii="Calibri" w:hAnsi="Calibri" w:eastAsia="宋体" w:cs="Calibri"/>
+          <w:color w:val="000000"/>
+          <w:kern w:val="0"/>
+          <w:sz w:val="21"/>
+          <w:szCs w:val="21"/>
+          <w:lang w:val="en-US" w:eastAsia="zh-CN" w:bidi="ar"/>
+        </w:rPr>
+        <w:t xml:space="preserve"> in their seats and not move </w:t>
+      </w:r>
+      <w:r>
+        <w:rPr>
+          <w:rStyle w:val="6"/>
+          <w:rFonts w:hint="default" w:ascii="Calibri" w:hAnsi="Calibri" w:eastAsia="宋体" w:cs="Calibri"/>
+          <w:b/>
+          <w:bCs/>
+          <w:color w:val="000000"/>
+          <w:kern w:val="0"/>
+          <w:sz w:val="21"/>
+          <w:szCs w:val="21"/>
+          <w:lang w:val="en-US" w:eastAsia="zh-CN" w:bidi="ar"/>
+        </w:rPr>
+        <w:t>lightly</w:t>
+      </w:r>
+      <w:r>
+        <w:rPr>
+          <w:rFonts w:hint="default" w:ascii="Calibri" w:hAnsi="Calibri" w:eastAsia="宋体" w:cs="Calibri"/>
+          <w:color w:val="000000"/>
+          <w:kern w:val="0"/>
+          <w:sz w:val="21"/>
+          <w:szCs w:val="21"/>
+          <w:lang w:val="en-US" w:eastAsia="zh-CN" w:bidi="ar"/>
+        </w:rPr>
+        <w:t>.</w:t>
+      </w:r>
+    </w:p>
+    <w:p>
+      <w:pPr>
+        <w:keepNext w:val="0"/>
+        <w:keepLines w:val="0"/>
+        <w:widowControl/>
+        <w:suppressLineNumbers w:val="0"/>
+        <w:pBdr>
+          <w:top w:val="none" w:color="auto" w:sz="0" w:space="0"/>
+          <w:left w:val="none" w:color="auto" w:sz="0" w:space="0"/>
+          <w:bottom w:val="none" w:color="auto" w:sz="0" w:space="0"/>
+          <w:right w:val="none" w:color="auto" w:sz="0" w:space="0"/>
+        </w:pBdr>
+        <w:spacing w:before="0" w:beforeAutospacing="0" w:after="0" w:afterAutospacing="0" w:line="240" w:lineRule="atLeast"/>
+        <w:ind w:left="0" w:right="0" w:firstLine="420" w:firstLineChars="0"/>
+        <w:jc w:val="left"/>
+        <w:rPr>
+          <w:rFonts w:hint="default" w:ascii="Calibri" w:hAnsi="Calibri" w:cs="Calibri"/>
+          <w:color w:val="000000"/>
+          <w:sz w:val="21"/>
+          <w:szCs w:val="21"/>
+        </w:rPr>
+      </w:pPr>
+      <w:r>
+        <w:rPr>
+          <w:rFonts w:hint="default" w:ascii="Calibri" w:hAnsi="Calibri" w:eastAsia="宋体" w:cs="Calibri"/>
+          <w:color w:val="000000"/>
+          <w:kern w:val="0"/>
+          <w:sz w:val="21"/>
+          <w:szCs w:val="21"/>
+          <w:lang w:val="en-US" w:eastAsia="zh-CN" w:bidi="ar"/>
+        </w:rPr>
+        <w:t xml:space="preserve">A </w:t>
+      </w:r>
+      <w:r>
+        <w:rPr>
+          <w:rStyle w:val="6"/>
+          <w:rFonts w:hint="default" w:ascii="Calibri" w:hAnsi="Calibri" w:eastAsia="宋体" w:cs="Calibri"/>
+          <w:b/>
+          <w:bCs/>
+          <w:color w:val="000000"/>
+          <w:kern w:val="0"/>
+          <w:sz w:val="21"/>
+          <w:szCs w:val="21"/>
+          <w:lang w:val="en-US" w:eastAsia="zh-CN" w:bidi="ar"/>
+        </w:rPr>
+        <w:t>learned</w:t>
+      </w:r>
+      <w:r>
+        <w:rPr>
+          <w:rFonts w:hint="default" w:ascii="Calibri" w:hAnsi="Calibri" w:eastAsia="宋体" w:cs="Calibri"/>
+          <w:color w:val="000000"/>
+          <w:kern w:val="0"/>
+          <w:sz w:val="21"/>
+          <w:szCs w:val="21"/>
+          <w:lang w:val="en-US" w:eastAsia="zh-CN" w:bidi="ar"/>
+        </w:rPr>
+        <w:t xml:space="preserve"> old man nearby came over; he had an </w:t>
+      </w:r>
+      <w:r>
+        <w:rPr>
+          <w:rStyle w:val="6"/>
+          <w:rFonts w:hint="default" w:ascii="Calibri" w:hAnsi="Calibri" w:eastAsia="宋体" w:cs="Calibri"/>
+          <w:b/>
+          <w:bCs/>
+          <w:color w:val="000000"/>
+          <w:kern w:val="0"/>
+          <w:sz w:val="21"/>
+          <w:szCs w:val="21"/>
+          <w:lang w:val="en-US" w:eastAsia="zh-CN" w:bidi="ar"/>
+        </w:rPr>
+        <w:t>artistic</w:t>
+      </w:r>
+      <w:r>
+        <w:rPr>
+          <w:rFonts w:hint="default" w:ascii="Calibri" w:hAnsi="Calibri" w:eastAsia="宋体" w:cs="Calibri"/>
+          <w:color w:val="000000"/>
+          <w:kern w:val="0"/>
+          <w:sz w:val="21"/>
+          <w:szCs w:val="21"/>
+          <w:lang w:val="en-US" w:eastAsia="zh-CN" w:bidi="ar"/>
+        </w:rPr>
+        <w:t xml:space="preserve"> scarf as an </w:t>
+      </w:r>
+      <w:r>
+        <w:rPr>
+          <w:rStyle w:val="6"/>
+          <w:rFonts w:hint="default" w:ascii="Calibri" w:hAnsi="Calibri" w:eastAsia="宋体" w:cs="Calibri"/>
+          <w:b/>
+          <w:bCs/>
+          <w:color w:val="000000"/>
+          <w:kern w:val="0"/>
+          <w:sz w:val="21"/>
+          <w:szCs w:val="21"/>
+          <w:lang w:val="en-US" w:eastAsia="zh-CN" w:bidi="ar"/>
+        </w:rPr>
+        <w:t>accessory</w:t>
+      </w:r>
+      <w:r>
+        <w:rPr>
+          <w:rFonts w:hint="default" w:ascii="Calibri" w:hAnsi="Calibri" w:eastAsia="宋体" w:cs="Calibri"/>
+          <w:color w:val="000000"/>
+          <w:kern w:val="0"/>
+          <w:sz w:val="21"/>
+          <w:szCs w:val="21"/>
+          <w:lang w:val="en-US" w:eastAsia="zh-CN" w:bidi="ar"/>
+        </w:rPr>
+        <w:t xml:space="preserve"> around his neck and a </w:t>
+      </w:r>
+      <w:r>
+        <w:rPr>
+          <w:rStyle w:val="6"/>
+          <w:rFonts w:hint="default" w:ascii="Calibri" w:hAnsi="Calibri" w:eastAsia="宋体" w:cs="Calibri"/>
+          <w:b/>
+          <w:bCs/>
+          <w:color w:val="000000"/>
+          <w:kern w:val="0"/>
+          <w:sz w:val="21"/>
+          <w:szCs w:val="21"/>
+          <w:lang w:val="en-US" w:eastAsia="zh-CN" w:bidi="ar"/>
+        </w:rPr>
+        <w:t>sly</w:t>
+      </w:r>
+      <w:r>
+        <w:rPr>
+          <w:rFonts w:hint="default" w:ascii="Calibri" w:hAnsi="Calibri" w:eastAsia="宋体" w:cs="Calibri"/>
+          <w:color w:val="000000"/>
+          <w:kern w:val="0"/>
+          <w:sz w:val="21"/>
+          <w:szCs w:val="21"/>
+          <w:lang w:val="en-US" w:eastAsia="zh-CN" w:bidi="ar"/>
+        </w:rPr>
+        <w:t xml:space="preserve"> smile on his face. He said the donkey often wanders from the nearby farm, where workers </w:t>
+      </w:r>
+      <w:r>
+        <w:rPr>
+          <w:rStyle w:val="6"/>
+          <w:rFonts w:hint="default" w:ascii="Calibri" w:hAnsi="Calibri" w:eastAsia="宋体" w:cs="Calibri"/>
+          <w:b/>
+          <w:bCs/>
+          <w:color w:val="000000"/>
+          <w:kern w:val="0"/>
+          <w:sz w:val="21"/>
+          <w:szCs w:val="21"/>
+          <w:lang w:val="en-US" w:eastAsia="zh-CN" w:bidi="ar"/>
+        </w:rPr>
+        <w:t>dump</w:t>
+      </w:r>
+      <w:r>
+        <w:rPr>
+          <w:rFonts w:hint="default" w:ascii="Calibri" w:hAnsi="Calibri" w:eastAsia="宋体" w:cs="Calibri"/>
+          <w:color w:val="000000"/>
+          <w:kern w:val="0"/>
+          <w:sz w:val="21"/>
+          <w:szCs w:val="21"/>
+          <w:lang w:val="en-US" w:eastAsia="zh-CN" w:bidi="ar"/>
+        </w:rPr>
+        <w:t xml:space="preserve"> old </w:t>
+      </w:r>
+      <w:r>
+        <w:rPr>
+          <w:rStyle w:val="6"/>
+          <w:rFonts w:hint="default" w:ascii="Calibri" w:hAnsi="Calibri" w:eastAsia="宋体" w:cs="Calibri"/>
+          <w:b/>
+          <w:bCs/>
+          <w:color w:val="000000"/>
+          <w:kern w:val="0"/>
+          <w:sz w:val="21"/>
+          <w:szCs w:val="21"/>
+          <w:lang w:val="en-US" w:eastAsia="zh-CN" w:bidi="ar"/>
+        </w:rPr>
+        <w:t>stuff</w:t>
+      </w:r>
+      <w:r>
+        <w:rPr>
+          <w:rFonts w:hint="default" w:ascii="Calibri" w:hAnsi="Calibri" w:eastAsia="宋体" w:cs="Calibri"/>
+          <w:color w:val="000000"/>
+          <w:kern w:val="0"/>
+          <w:sz w:val="21"/>
+          <w:szCs w:val="21"/>
+          <w:lang w:val="en-US" w:eastAsia="zh-CN" w:bidi="ar"/>
+        </w:rPr>
+        <w:t xml:space="preserve"> and </w:t>
+      </w:r>
+      <w:r>
+        <w:rPr>
+          <w:rStyle w:val="6"/>
+          <w:rFonts w:hint="default" w:ascii="Calibri" w:hAnsi="Calibri" w:eastAsia="宋体" w:cs="Calibri"/>
+          <w:b/>
+          <w:bCs/>
+          <w:color w:val="000000"/>
+          <w:kern w:val="0"/>
+          <w:sz w:val="21"/>
+          <w:szCs w:val="21"/>
+          <w:lang w:val="en-US" w:eastAsia="zh-CN" w:bidi="ar"/>
+        </w:rPr>
+        <w:t>emit</w:t>
+      </w:r>
+      <w:r>
+        <w:rPr>
+          <w:rFonts w:hint="default" w:ascii="Calibri" w:hAnsi="Calibri" w:eastAsia="宋体" w:cs="Calibri"/>
+          <w:color w:val="000000"/>
+          <w:kern w:val="0"/>
+          <w:sz w:val="21"/>
+          <w:szCs w:val="21"/>
+          <w:lang w:val="en-US" w:eastAsia="zh-CN" w:bidi="ar"/>
+        </w:rPr>
+        <w:t xml:space="preserve"> strange fumes that make the animals skittish. He </w:t>
+      </w:r>
+      <w:r>
+        <w:rPr>
+          <w:rStyle w:val="6"/>
+          <w:rFonts w:hint="default" w:ascii="Calibri" w:hAnsi="Calibri" w:eastAsia="宋体" w:cs="Calibri"/>
+          <w:b/>
+          <w:bCs/>
+          <w:color w:val="000000"/>
+          <w:kern w:val="0"/>
+          <w:sz w:val="21"/>
+          <w:szCs w:val="21"/>
+          <w:lang w:val="en-US" w:eastAsia="zh-CN" w:bidi="ar"/>
+        </w:rPr>
+        <w:t>demonstrated</w:t>
+      </w:r>
+      <w:r>
+        <w:rPr>
+          <w:rFonts w:hint="default" w:ascii="Calibri" w:hAnsi="Calibri" w:eastAsia="宋体" w:cs="Calibri"/>
+          <w:color w:val="000000"/>
+          <w:kern w:val="0"/>
+          <w:sz w:val="21"/>
+          <w:szCs w:val="21"/>
+          <w:lang w:val="en-US" w:eastAsia="zh-CN" w:bidi="ar"/>
+        </w:rPr>
+        <w:t xml:space="preserve"> how to lure it with a carrot, waving it just beyond the donkey’s </w:t>
+      </w:r>
+      <w:r>
+        <w:rPr>
+          <w:rStyle w:val="6"/>
+          <w:rFonts w:hint="default" w:ascii="Calibri" w:hAnsi="Calibri" w:eastAsia="宋体" w:cs="Calibri"/>
+          <w:b/>
+          <w:bCs/>
+          <w:color w:val="000000"/>
+          <w:kern w:val="0"/>
+          <w:sz w:val="21"/>
+          <w:szCs w:val="21"/>
+          <w:lang w:val="en-US" w:eastAsia="zh-CN" w:bidi="ar"/>
+        </w:rPr>
+        <w:t>skirt</w:t>
+      </w:r>
+      <w:r>
+        <w:rPr>
+          <w:rFonts w:hint="default" w:ascii="Calibri" w:hAnsi="Calibri" w:eastAsia="宋体" w:cs="Calibri"/>
+          <w:color w:val="000000"/>
+          <w:kern w:val="0"/>
+          <w:sz w:val="21"/>
+          <w:szCs w:val="21"/>
+          <w:lang w:val="en-US" w:eastAsia="zh-CN" w:bidi="ar"/>
+        </w:rPr>
+        <w:t xml:space="preserve"> of fur (it had a fluffy coat around its legs!).</w:t>
+      </w:r>
+    </w:p>
+    <w:p>
+      <w:pPr>
+        <w:keepNext w:val="0"/>
+        <w:keepLines w:val="0"/>
+        <w:widowControl/>
+        <w:suppressLineNumbers w:val="0"/>
+        <w:pBdr>
+          <w:top w:val="none" w:color="auto" w:sz="0" w:space="0"/>
+          <w:left w:val="none" w:color="auto" w:sz="0" w:space="0"/>
+          <w:bottom w:val="none" w:color="auto" w:sz="0" w:space="0"/>
+          <w:right w:val="none" w:color="auto" w:sz="0" w:space="0"/>
+        </w:pBdr>
+        <w:spacing w:before="0" w:beforeAutospacing="0" w:after="0" w:afterAutospacing="0" w:line="240" w:lineRule="atLeast"/>
+        <w:ind w:left="0" w:right="0" w:firstLine="420" w:firstLineChars="0"/>
+        <w:jc w:val="left"/>
+        <w:rPr>
+          <w:rFonts w:hint="default" w:ascii="Calibri" w:hAnsi="Calibri" w:cs="Calibri"/>
+          <w:color w:val="000000"/>
+          <w:sz w:val="21"/>
+          <w:szCs w:val="21"/>
+        </w:rPr>
+      </w:pPr>
+      <w:r>
+        <w:rPr>
+          <w:rFonts w:hint="default" w:ascii="Calibri" w:hAnsi="Calibri" w:eastAsia="宋体" w:cs="Calibri"/>
+          <w:color w:val="000000"/>
+          <w:kern w:val="0"/>
+          <w:sz w:val="21"/>
+          <w:szCs w:val="21"/>
+          <w:lang w:val="en-US" w:eastAsia="zh-CN" w:bidi="ar"/>
+        </w:rPr>
+        <w:t xml:space="preserve">As we waited for the farmer, the sun started to </w:t>
+      </w:r>
+      <w:r>
+        <w:rPr>
+          <w:rStyle w:val="6"/>
+          <w:rFonts w:hint="default" w:ascii="Calibri" w:hAnsi="Calibri" w:eastAsia="宋体" w:cs="Calibri"/>
+          <w:b/>
+          <w:bCs/>
+          <w:color w:val="000000"/>
+          <w:kern w:val="0"/>
+          <w:sz w:val="21"/>
+          <w:szCs w:val="21"/>
+          <w:lang w:val="en-US" w:eastAsia="zh-CN" w:bidi="ar"/>
+        </w:rPr>
+        <w:t>flare</w:t>
+      </w:r>
+      <w:r>
+        <w:rPr>
+          <w:rFonts w:hint="default" w:ascii="Calibri" w:hAnsi="Calibri" w:eastAsia="宋体" w:cs="Calibri"/>
+          <w:color w:val="000000"/>
+          <w:kern w:val="0"/>
+          <w:sz w:val="21"/>
+          <w:szCs w:val="21"/>
+          <w:lang w:val="en-US" w:eastAsia="zh-CN" w:bidi="ar"/>
+        </w:rPr>
+        <w:t xml:space="preserve">, casting </w:t>
+      </w:r>
+      <w:r>
+        <w:rPr>
+          <w:rStyle w:val="6"/>
+          <w:rFonts w:hint="default" w:ascii="Calibri" w:hAnsi="Calibri" w:eastAsia="宋体" w:cs="Calibri"/>
+          <w:b/>
+          <w:bCs/>
+          <w:color w:val="000000"/>
+          <w:kern w:val="0"/>
+          <w:sz w:val="21"/>
+          <w:szCs w:val="21"/>
+          <w:lang w:val="en-US" w:eastAsia="zh-CN" w:bidi="ar"/>
+        </w:rPr>
+        <w:t>continuous</w:t>
+      </w:r>
+      <w:r>
+        <w:rPr>
+          <w:rFonts w:hint="default" w:ascii="Calibri" w:hAnsi="Calibri" w:eastAsia="宋体" w:cs="Calibri"/>
+          <w:color w:val="000000"/>
+          <w:kern w:val="0"/>
+          <w:sz w:val="21"/>
+          <w:szCs w:val="21"/>
+          <w:lang w:val="en-US" w:eastAsia="zh-CN" w:bidi="ar"/>
+        </w:rPr>
+        <w:t xml:space="preserve"> light on the scene. The donkey finally calmed down, and the farmer said “</w:t>
+      </w:r>
+      <w:r>
+        <w:rPr>
+          <w:rStyle w:val="6"/>
+          <w:rFonts w:hint="default" w:ascii="Calibri" w:hAnsi="Calibri" w:eastAsia="宋体" w:cs="Calibri"/>
+          <w:b/>
+          <w:bCs/>
+          <w:color w:val="000000"/>
+          <w:kern w:val="0"/>
+          <w:sz w:val="21"/>
+          <w:szCs w:val="21"/>
+          <w:lang w:val="en-US" w:eastAsia="zh-CN" w:bidi="ar"/>
+        </w:rPr>
+        <w:t>okay</w:t>
+      </w:r>
+      <w:r>
+        <w:rPr>
+          <w:rFonts w:hint="default" w:ascii="Calibri" w:hAnsi="Calibri" w:eastAsia="宋体" w:cs="Calibri"/>
+          <w:color w:val="000000"/>
+          <w:kern w:val="0"/>
+          <w:sz w:val="21"/>
+          <w:szCs w:val="21"/>
+          <w:lang w:val="en-US" w:eastAsia="zh-CN" w:bidi="ar"/>
+        </w:rPr>
+        <w:t xml:space="preserve">” with a </w:t>
+      </w:r>
+      <w:r>
+        <w:rPr>
+          <w:rStyle w:val="6"/>
+          <w:rFonts w:hint="default" w:ascii="Calibri" w:hAnsi="Calibri" w:eastAsia="宋体" w:cs="Calibri"/>
+          <w:b/>
+          <w:bCs/>
+          <w:color w:val="000000"/>
+          <w:kern w:val="0"/>
+          <w:sz w:val="21"/>
+          <w:szCs w:val="21"/>
+          <w:lang w:val="en-US" w:eastAsia="zh-CN" w:bidi="ar"/>
+        </w:rPr>
+        <w:t>dear</w:t>
+      </w:r>
+      <w:r>
+        <w:rPr>
+          <w:rFonts w:hint="default" w:ascii="Calibri" w:hAnsi="Calibri" w:eastAsia="宋体" w:cs="Calibri"/>
+          <w:color w:val="000000"/>
+          <w:kern w:val="0"/>
+          <w:sz w:val="21"/>
+          <w:szCs w:val="21"/>
+          <w:lang w:val="en-US" w:eastAsia="zh-CN" w:bidi="ar"/>
+        </w:rPr>
+        <w:t xml:space="preserve"> smile, apologizing for the </w:t>
+      </w:r>
+      <w:r>
+        <w:rPr>
+          <w:rStyle w:val="6"/>
+          <w:rFonts w:hint="default" w:ascii="Calibri" w:hAnsi="Calibri" w:eastAsia="宋体" w:cs="Calibri"/>
+          <w:b/>
+          <w:bCs/>
+          <w:color w:val="000000"/>
+          <w:kern w:val="0"/>
+          <w:sz w:val="21"/>
+          <w:szCs w:val="21"/>
+          <w:lang w:val="en-US" w:eastAsia="zh-CN" w:bidi="ar"/>
+        </w:rPr>
+        <w:t>interruption</w:t>
+      </w:r>
+      <w:r>
+        <w:rPr>
+          <w:rFonts w:hint="default" w:ascii="Calibri" w:hAnsi="Calibri" w:eastAsia="宋体" w:cs="Calibri"/>
+          <w:color w:val="000000"/>
+          <w:kern w:val="0"/>
+          <w:sz w:val="21"/>
+          <w:szCs w:val="21"/>
+          <w:lang w:val="en-US" w:eastAsia="zh-CN" w:bidi="ar"/>
+        </w:rPr>
+        <w:t xml:space="preserve">. I noticed the </w:t>
+      </w:r>
+      <w:r>
+        <w:rPr>
+          <w:rStyle w:val="6"/>
+          <w:rFonts w:hint="default" w:ascii="Calibri" w:hAnsi="Calibri" w:eastAsia="宋体" w:cs="Calibri"/>
+          <w:b/>
+          <w:bCs/>
+          <w:color w:val="000000"/>
+          <w:kern w:val="0"/>
+          <w:sz w:val="21"/>
+          <w:szCs w:val="21"/>
+          <w:lang w:val="en-US" w:eastAsia="zh-CN" w:bidi="ar"/>
+        </w:rPr>
+        <w:t>liner</w:t>
+      </w:r>
+      <w:r>
+        <w:rPr>
+          <w:rFonts w:hint="default" w:ascii="Calibri" w:hAnsi="Calibri" w:eastAsia="宋体" w:cs="Calibri"/>
+          <w:color w:val="000000"/>
+          <w:kern w:val="0"/>
+          <w:sz w:val="21"/>
+          <w:szCs w:val="21"/>
+          <w:lang w:val="en-US" w:eastAsia="zh-CN" w:bidi="ar"/>
+        </w:rPr>
+        <w:t xml:space="preserve"> of my coat had come loose, and I had to </w:t>
+      </w:r>
+      <w:r>
+        <w:rPr>
+          <w:rStyle w:val="6"/>
+          <w:rFonts w:hint="default" w:ascii="Calibri" w:hAnsi="Calibri" w:eastAsia="宋体" w:cs="Calibri"/>
+          <w:b/>
+          <w:bCs/>
+          <w:color w:val="000000"/>
+          <w:kern w:val="0"/>
+          <w:sz w:val="21"/>
+          <w:szCs w:val="21"/>
+          <w:lang w:val="en-US" w:eastAsia="zh-CN" w:bidi="ar"/>
+        </w:rPr>
+        <w:t>widen</w:t>
+      </w:r>
+      <w:r>
+        <w:rPr>
+          <w:rFonts w:hint="default" w:ascii="Calibri" w:hAnsi="Calibri" w:eastAsia="宋体" w:cs="Calibri"/>
+          <w:color w:val="000000"/>
+          <w:kern w:val="0"/>
+          <w:sz w:val="21"/>
+          <w:szCs w:val="21"/>
+          <w:lang w:val="en-US" w:eastAsia="zh-CN" w:bidi="ar"/>
+        </w:rPr>
+        <w:t xml:space="preserve"> my eyes to see the </w:t>
+      </w:r>
+      <w:r>
+        <w:rPr>
+          <w:rStyle w:val="6"/>
+          <w:rFonts w:hint="default" w:ascii="Calibri" w:hAnsi="Calibri" w:eastAsia="宋体" w:cs="Calibri"/>
+          <w:b/>
+          <w:bCs/>
+          <w:color w:val="000000"/>
+          <w:kern w:val="0"/>
+          <w:sz w:val="21"/>
+          <w:szCs w:val="21"/>
+          <w:lang w:val="en-US" w:eastAsia="zh-CN" w:bidi="ar"/>
+        </w:rPr>
+        <w:t>transformer</w:t>
+      </w:r>
+      <w:r>
+        <w:rPr>
+          <w:rFonts w:hint="default" w:ascii="Calibri" w:hAnsi="Calibri" w:eastAsia="宋体" w:cs="Calibri"/>
+          <w:color w:val="000000"/>
+          <w:kern w:val="0"/>
+          <w:sz w:val="21"/>
+          <w:szCs w:val="21"/>
+          <w:lang w:val="en-US" w:eastAsia="zh-CN" w:bidi="ar"/>
+        </w:rPr>
+        <w:t xml:space="preserve"> box nearby that the donkey had almost knocked into—luckily, the </w:t>
+      </w:r>
+      <w:r>
+        <w:rPr>
+          <w:rStyle w:val="6"/>
+          <w:rFonts w:hint="default" w:ascii="Calibri" w:hAnsi="Calibri" w:eastAsia="宋体" w:cs="Calibri"/>
+          <w:b/>
+          <w:bCs/>
+          <w:color w:val="000000"/>
+          <w:kern w:val="0"/>
+          <w:sz w:val="21"/>
+          <w:szCs w:val="21"/>
+          <w:lang w:val="en-US" w:eastAsia="zh-CN" w:bidi="ar"/>
+        </w:rPr>
+        <w:t>gloomy</w:t>
+      </w:r>
+      <w:r>
+        <w:rPr>
+          <w:rFonts w:hint="default" w:ascii="Calibri" w:hAnsi="Calibri" w:eastAsia="宋体" w:cs="Calibri"/>
+          <w:color w:val="000000"/>
+          <w:kern w:val="0"/>
+          <w:sz w:val="21"/>
+          <w:szCs w:val="21"/>
+          <w:lang w:val="en-US" w:eastAsia="zh-CN" w:bidi="ar"/>
+        </w:rPr>
+        <w:t xml:space="preserve"> clouds of trouble </w:t>
+      </w:r>
+      <w:r>
+        <w:rPr>
+          <w:rStyle w:val="6"/>
+          <w:rFonts w:hint="default" w:ascii="Calibri" w:hAnsi="Calibri" w:eastAsia="宋体" w:cs="Calibri"/>
+          <w:b/>
+          <w:bCs/>
+          <w:color w:val="000000"/>
+          <w:kern w:val="0"/>
+          <w:sz w:val="21"/>
+          <w:szCs w:val="21"/>
+          <w:lang w:val="en-US" w:eastAsia="zh-CN" w:bidi="ar"/>
+        </w:rPr>
+        <w:t>evaporated</w:t>
+      </w:r>
+      <w:r>
+        <w:rPr>
+          <w:rFonts w:hint="default" w:ascii="Calibri" w:hAnsi="Calibri" w:eastAsia="宋体" w:cs="Calibri"/>
+          <w:color w:val="000000"/>
+          <w:kern w:val="0"/>
+          <w:sz w:val="21"/>
+          <w:szCs w:val="21"/>
+          <w:lang w:val="en-US" w:eastAsia="zh-CN" w:bidi="ar"/>
+        </w:rPr>
+        <w:t xml:space="preserve"> quickly.</w:t>
+      </w:r>
+    </w:p>
+    <w:p>
+      <w:pPr>
+        <w:keepNext w:val="0"/>
+        <w:keepLines w:val="0"/>
+        <w:widowControl/>
+        <w:suppressLineNumbers w:val="0"/>
+        <w:pBdr>
+          <w:top w:val="none" w:color="auto" w:sz="0" w:space="0"/>
+          <w:left w:val="none" w:color="auto" w:sz="0" w:space="0"/>
+          <w:bottom w:val="none" w:color="auto" w:sz="0" w:space="0"/>
+          <w:right w:val="none" w:color="auto" w:sz="0" w:space="0"/>
+        </w:pBdr>
+        <w:spacing w:before="0" w:beforeAutospacing="0" w:after="0" w:afterAutospacing="0" w:line="240" w:lineRule="atLeast"/>
+        <w:ind w:left="0" w:right="0" w:firstLine="420" w:firstLineChars="0"/>
+        <w:jc w:val="left"/>
+        <w:rPr>
+          <w:rFonts w:hint="default" w:ascii="Calibri" w:hAnsi="Calibri" w:cs="Calibri"/>
+          <w:sz w:val="21"/>
+          <w:szCs w:val="21"/>
+          <w:lang w:val="en-US" w:eastAsia="zh-CN"/>
+        </w:rPr>
+      </w:pPr>
+      <w:r>
+        <w:rPr>
+          <w:rFonts w:hint="default" w:ascii="Calibri" w:hAnsi="Calibri" w:eastAsia="宋体" w:cs="Calibri"/>
+          <w:color w:val="000000"/>
+          <w:kern w:val="0"/>
+          <w:sz w:val="21"/>
+          <w:szCs w:val="21"/>
+          <w:lang w:val="en-US" w:eastAsia="zh-CN" w:bidi="ar"/>
+        </w:rPr>
+        <w:t xml:space="preserve">We piled a </w:t>
+      </w:r>
+      <w:r>
+        <w:rPr>
+          <w:rStyle w:val="6"/>
+          <w:rFonts w:hint="default" w:ascii="Calibri" w:hAnsi="Calibri" w:eastAsia="宋体" w:cs="Calibri"/>
+          <w:b/>
+          <w:bCs/>
+          <w:color w:val="000000"/>
+          <w:kern w:val="0"/>
+          <w:sz w:val="21"/>
+          <w:szCs w:val="21"/>
+          <w:lang w:val="en-US" w:eastAsia="zh-CN" w:bidi="ar"/>
+        </w:rPr>
+        <w:t>heap</w:t>
+      </w:r>
+      <w:r>
+        <w:rPr>
+          <w:rFonts w:hint="default" w:ascii="Calibri" w:hAnsi="Calibri" w:eastAsia="宋体" w:cs="Calibri"/>
+          <w:color w:val="000000"/>
+          <w:kern w:val="0"/>
+          <w:sz w:val="21"/>
+          <w:szCs w:val="21"/>
+          <w:lang w:val="en-US" w:eastAsia="zh-CN" w:bidi="ar"/>
+        </w:rPr>
+        <w:t xml:space="preserve"> of hay from the farmer’s truck to keep the donkey busy, and I </w:t>
+      </w:r>
+      <w:r>
+        <w:rPr>
+          <w:rStyle w:val="6"/>
+          <w:rFonts w:hint="default" w:ascii="Calibri" w:hAnsi="Calibri" w:eastAsia="宋体" w:cs="Calibri"/>
+          <w:b/>
+          <w:bCs/>
+          <w:color w:val="000000"/>
+          <w:kern w:val="0"/>
+          <w:sz w:val="21"/>
+          <w:szCs w:val="21"/>
+          <w:lang w:val="en-US" w:eastAsia="zh-CN" w:bidi="ar"/>
+        </w:rPr>
+        <w:t>devised</w:t>
+      </w:r>
+      <w:r>
+        <w:rPr>
+          <w:rFonts w:hint="default" w:ascii="Calibri" w:hAnsi="Calibri" w:eastAsia="宋体" w:cs="Calibri"/>
+          <w:color w:val="000000"/>
+          <w:kern w:val="0"/>
+          <w:sz w:val="21"/>
+          <w:szCs w:val="21"/>
+          <w:lang w:val="en-US" w:eastAsia="zh-CN" w:bidi="ar"/>
+        </w:rPr>
+        <w:t xml:space="preserve"> a little game for the kids: count how many times the donkey kicks the </w:t>
+      </w:r>
+      <w:r>
+        <w:rPr>
+          <w:rStyle w:val="6"/>
+          <w:rFonts w:hint="default" w:ascii="Calibri" w:hAnsi="Calibri" w:eastAsia="宋体" w:cs="Calibri"/>
+          <w:b/>
+          <w:bCs/>
+          <w:color w:val="000000"/>
+          <w:kern w:val="0"/>
+          <w:sz w:val="21"/>
+          <w:szCs w:val="21"/>
+          <w:lang w:val="en-US" w:eastAsia="zh-CN" w:bidi="ar"/>
+        </w:rPr>
+        <w:t>sock</w:t>
+      </w:r>
+      <w:r>
+        <w:rPr>
+          <w:rFonts w:hint="default" w:ascii="Calibri" w:hAnsi="Calibri" w:eastAsia="宋体" w:cs="Calibri"/>
+          <w:color w:val="000000"/>
+          <w:kern w:val="0"/>
+          <w:sz w:val="21"/>
+          <w:szCs w:val="21"/>
+          <w:lang w:val="en-US" w:eastAsia="zh-CN" w:bidi="ar"/>
+        </w:rPr>
+        <w:t xml:space="preserve"> someone left on the ground (it was a bright red one!). A tall man passing by laughed, saying the donkey’s as clever as a </w:t>
+      </w:r>
+      <w:r>
+        <w:rPr>
+          <w:rStyle w:val="6"/>
+          <w:rFonts w:hint="default" w:ascii="Calibri" w:hAnsi="Calibri" w:eastAsia="宋体" w:cs="Calibri"/>
+          <w:b/>
+          <w:bCs/>
+          <w:color w:val="000000"/>
+          <w:kern w:val="0"/>
+          <w:sz w:val="21"/>
+          <w:szCs w:val="21"/>
+          <w:lang w:val="en-US" w:eastAsia="zh-CN" w:bidi="ar"/>
+        </w:rPr>
+        <w:t>philosopher</w:t>
+      </w:r>
+      <w:r>
+        <w:rPr>
+          <w:rFonts w:hint="default" w:ascii="Calibri" w:hAnsi="Calibri" w:eastAsia="宋体" w:cs="Calibri"/>
+          <w:color w:val="000000"/>
+          <w:kern w:val="0"/>
+          <w:sz w:val="21"/>
+          <w:szCs w:val="21"/>
+          <w:lang w:val="en-US" w:eastAsia="zh-CN" w:bidi="ar"/>
+        </w:rPr>
+        <w:t xml:space="preserve">—it only acts up when it’s bored! By the time I got to work, I realized even a messy morning can teach you something, as long as you don’t let frustration </w:t>
+      </w:r>
+      <w:r>
+        <w:rPr>
+          <w:rStyle w:val="6"/>
+          <w:rFonts w:hint="default" w:ascii="Calibri" w:hAnsi="Calibri" w:eastAsia="宋体" w:cs="Calibri"/>
+          <w:b/>
+          <w:bCs/>
+          <w:color w:val="000000"/>
+          <w:kern w:val="0"/>
+          <w:sz w:val="21"/>
+          <w:szCs w:val="21"/>
+          <w:lang w:val="en-US" w:eastAsia="zh-CN" w:bidi="ar"/>
+        </w:rPr>
+        <w:t>stack</w:t>
+      </w:r>
+      <w:r>
+        <w:rPr>
+          <w:rFonts w:hint="default" w:ascii="Calibri" w:hAnsi="Calibri" w:eastAsia="宋体" w:cs="Calibri"/>
+          <w:color w:val="000000"/>
+          <w:kern w:val="0"/>
+          <w:sz w:val="21"/>
+          <w:szCs w:val="21"/>
+          <w:lang w:val="en-US" w:eastAsia="zh-CN" w:bidi="ar"/>
+        </w:rPr>
+        <w:t xml:space="preserve"> up and keep your mind open.</w:t>
+      </w:r>
+    </w:p>
+    <w:p>
+      <w:pPr>
+        <w:pStyle w:val="2"/>
+        <w:bidi w:val="0"/>
+        <w:rPr>
+          <w:rFonts w:hint="eastAsia"/>
+          <w:lang w:val="en-US" w:eastAsia="zh-CN"/>
+        </w:rPr>
+      </w:pPr>
+      <w:r>
+        <w:rPr>
+          <w:rFonts w:hint="eastAsia"/>
+          <w:lang w:val="en-US" w:eastAsia="zh-CN"/>
+        </w:rPr>
+        <w:t>7.</w:t>
+      </w:r>
+    </w:p>
+    <w:p>
+      <w:pPr>
+        <w:ind w:firstLine="420" w:firstLineChars="0"/>
+        <w:rPr>
+          <w:rFonts w:hint="default"/>
+          <w:lang w:val="en-US" w:eastAsia="zh-CN"/>
+        </w:rPr>
+      </w:pPr>
+      <w:r>
+        <w:rPr>
+          <w:rFonts w:hint="default"/>
+          <w:lang w:val="en-US" w:eastAsia="zh-CN"/>
+        </w:rPr>
+        <w:t>One critical morning, I hopped into my van for the commute, only to hear a strange rattle from the mechanical engine. The crystal-clear dashboard screen started to twinkle wildly, a sign that something was terribly wrong. I knew this was a crisis—I was already running late for work, and I had promised to drop the kids off at school first!</w:t>
+      </w:r>
+    </w:p>
+    <w:p>
+      <w:pPr>
+        <w:ind w:firstLine="420" w:firstLineChars="0"/>
+        <w:rPr>
+          <w:rFonts w:hint="default"/>
+          <w:lang w:val="en-US" w:eastAsia="zh-CN"/>
+        </w:rPr>
+      </w:pPr>
+    </w:p>
+    <w:p>
+      <w:pPr>
+        <w:ind w:firstLine="420" w:firstLineChars="0"/>
+        <w:rPr>
+          <w:rFonts w:hint="default"/>
+          <w:lang w:val="en-US" w:eastAsia="zh-CN"/>
+        </w:rPr>
+      </w:pPr>
+      <w:r>
+        <w:rPr>
+          <w:rFonts w:hint="default"/>
+          <w:lang w:val="en-US" w:eastAsia="zh-CN"/>
+        </w:rPr>
+        <w:t xml:space="preserve">I </w:t>
+      </w:r>
+      <w:commentRangeStart w:id="0"/>
+      <w:r>
+        <w:rPr>
+          <w:rFonts w:hint="default"/>
+          <w:lang w:val="en-US" w:eastAsia="zh-CN"/>
+        </w:rPr>
+        <w:t>pulled over</w:t>
+      </w:r>
+      <w:commentRangeEnd w:id="0"/>
+      <w:r>
+        <w:commentReference w:id="0"/>
+      </w:r>
+      <w:r>
+        <w:rPr>
+          <w:rFonts w:hint="default"/>
+          <w:lang w:val="en-US" w:eastAsia="zh-CN"/>
+        </w:rPr>
+        <w:t xml:space="preserve"> and </w:t>
+      </w:r>
+      <w:commentRangeStart w:id="1"/>
+      <w:r>
+        <w:rPr>
+          <w:rFonts w:hint="default"/>
+          <w:lang w:val="en-US" w:eastAsia="zh-CN"/>
+        </w:rPr>
+        <w:t>popped the hood</w:t>
+      </w:r>
+      <w:commentRangeEnd w:id="1"/>
+      <w:r>
+        <w:commentReference w:id="1"/>
+      </w:r>
+      <w:r>
+        <w:rPr>
+          <w:rFonts w:hint="default"/>
+          <w:lang w:val="en-US" w:eastAsia="zh-CN"/>
+        </w:rPr>
+        <w:t>, but my tools were insufficient to fix the issue. Just then, my brother, a mechanic</w:t>
+      </w:r>
+      <w:r>
+        <w:rPr>
+          <w:rFonts w:hint="eastAsia"/>
+          <w:lang w:val="en-US" w:eastAsia="zh-CN"/>
+        </w:rPr>
+        <w:t>（机械师）</w:t>
+      </w:r>
+      <w:r>
+        <w:rPr>
+          <w:rFonts w:hint="default"/>
+          <w:lang w:val="en-US" w:eastAsia="zh-CN"/>
+        </w:rPr>
+        <w:t>, drove by. He didn’t hide his hostile look at the messy engine at first, but then he softened and said, “This dense old machine just has a loose fibre part—we can use a roller to nudge it back.” As he worked, he had to amplify</w:t>
+      </w:r>
+      <w:r>
+        <w:rPr>
+          <w:rFonts w:hint="eastAsia"/>
+          <w:lang w:val="en-US" w:eastAsia="zh-CN"/>
+        </w:rPr>
+        <w:t>（放大扩大）</w:t>
+      </w:r>
+      <w:r>
+        <w:rPr>
+          <w:rFonts w:hint="default"/>
+          <w:lang w:val="en-US" w:eastAsia="zh-CN"/>
+        </w:rPr>
+        <w:t xml:space="preserve"> his voice over the engine hum, and I tried not to moan</w:t>
+      </w:r>
+      <w:r>
+        <w:rPr>
+          <w:rFonts w:hint="eastAsia"/>
+          <w:lang w:val="en-US" w:eastAsia="zh-CN"/>
+        </w:rPr>
+        <w:t>（抱怨）</w:t>
+      </w:r>
+      <w:r>
+        <w:rPr>
+          <w:rFonts w:hint="default"/>
+          <w:lang w:val="en-US" w:eastAsia="zh-CN"/>
+        </w:rPr>
+        <w:t xml:space="preserve"> about the time </w:t>
+      </w:r>
+      <w:commentRangeStart w:id="2"/>
+      <w:r>
+        <w:rPr>
+          <w:rFonts w:hint="default"/>
+          <w:lang w:val="en-US" w:eastAsia="zh-CN"/>
+        </w:rPr>
+        <w:t>slipping away.</w:t>
+      </w:r>
+      <w:commentRangeEnd w:id="2"/>
+      <w:r>
+        <w:commentReference w:id="2"/>
+      </w:r>
+    </w:p>
+    <w:p>
+      <w:pPr>
+        <w:ind w:firstLine="420" w:firstLineChars="0"/>
+        <w:rPr>
+          <w:rFonts w:hint="default"/>
+          <w:lang w:val="en-US" w:eastAsia="zh-CN"/>
+        </w:rPr>
+      </w:pPr>
+    </w:p>
+    <w:p>
+      <w:pPr>
+        <w:ind w:firstLine="420" w:firstLineChars="0"/>
+        <w:rPr>
+          <w:rFonts w:hint="default"/>
+          <w:lang w:val="en-US" w:eastAsia="zh-CN"/>
+        </w:rPr>
+      </w:pPr>
+      <w:r>
+        <w:rPr>
+          <w:rFonts w:hint="default"/>
+          <w:lang w:val="en-US" w:eastAsia="zh-CN"/>
+        </w:rPr>
+        <w:t>Once the van was fixed, we</w:t>
+      </w:r>
+      <w:commentRangeStart w:id="3"/>
+      <w:r>
+        <w:rPr>
+          <w:rFonts w:hint="default"/>
+          <w:lang w:val="en-US" w:eastAsia="zh-CN"/>
+        </w:rPr>
+        <w:t xml:space="preserve"> rushed</w:t>
+      </w:r>
+      <w:commentRangeEnd w:id="3"/>
+      <w:r>
+        <w:commentReference w:id="3"/>
+      </w:r>
+      <w:r>
+        <w:rPr>
+          <w:rFonts w:hint="default"/>
+          <w:lang w:val="en-US" w:eastAsia="zh-CN"/>
+        </w:rPr>
+        <w:t xml:space="preserve"> to the school corridor. The kids were worried they’d miss the start of the semester, but their teacher smiled and said their project layout was promising—far preferable to last term’s work! My youngest then </w:t>
+      </w:r>
+      <w:commentRangeStart w:id="4"/>
+      <w:r>
+        <w:rPr>
+          <w:rFonts w:hint="default"/>
+          <w:lang w:val="en-US" w:eastAsia="zh-CN"/>
+        </w:rPr>
+        <w:t>told</w:t>
+      </w:r>
+      <w:commentRangeEnd w:id="4"/>
+      <w:r>
+        <w:commentReference w:id="4"/>
+      </w:r>
+      <w:r>
+        <w:rPr>
+          <w:rFonts w:hint="default"/>
+          <w:lang w:val="en-US" w:eastAsia="zh-CN"/>
+        </w:rPr>
+        <w:t xml:space="preserve"> me about a tiny ant </w:t>
+      </w:r>
+      <w:commentRangeStart w:id="5"/>
+      <w:r>
+        <w:rPr>
+          <w:rFonts w:hint="default"/>
+          <w:lang w:val="en-US" w:eastAsia="zh-CN"/>
+        </w:rPr>
+        <w:t>she’d</w:t>
+      </w:r>
+      <w:commentRangeEnd w:id="5"/>
+      <w:r>
+        <w:commentReference w:id="5"/>
+      </w:r>
+      <w:r>
+        <w:rPr>
+          <w:rFonts w:hint="default"/>
+          <w:lang w:val="en-US" w:eastAsia="zh-CN"/>
+        </w:rPr>
+        <w:t xml:space="preserve"> found in a tub at home, and I couldn’t help but sympathize with her wish to keep it. I suggested she set it free near the old cathedral, where the snowy grass was just thawing.</w:t>
+      </w:r>
+    </w:p>
+    <w:p>
+      <w:pPr>
+        <w:ind w:firstLine="420" w:firstLineChars="0"/>
+        <w:rPr>
+          <w:rFonts w:hint="default"/>
+          <w:lang w:val="en-US" w:eastAsia="zh-CN"/>
+        </w:rPr>
+      </w:pPr>
+    </w:p>
+    <w:p>
+      <w:pPr>
+        <w:ind w:firstLine="420" w:firstLineChars="0"/>
+        <w:rPr>
+          <w:rFonts w:hint="default"/>
+          <w:lang w:val="en-US" w:eastAsia="zh-CN"/>
+        </w:rPr>
+      </w:pPr>
+      <w:r>
+        <w:rPr>
+          <w:rFonts w:hint="default"/>
+          <w:lang w:val="en-US" w:eastAsia="zh-CN"/>
+        </w:rPr>
+        <w:t>After work, I stopped to buy a tomato for dinner and a bottle of whisky for a friend’s visit. On the way home, I saw a fisherman by the reservoir, his boat moving at a slow crawl across the water. The solar glow of the setting sun made the lake’s surface twinkle, and I spotted a shell half-buried in the sand. It felt like a small triumph to pause and notice these little joys, a reminder not to conceal life’s simple pleasures.</w:t>
+      </w:r>
+    </w:p>
+    <w:p>
+      <w:pPr>
+        <w:ind w:firstLine="420" w:firstLineChars="0"/>
+        <w:rPr>
+          <w:rFonts w:hint="default"/>
+          <w:lang w:val="en-US" w:eastAsia="zh-CN"/>
+        </w:rPr>
+      </w:pPr>
+    </w:p>
+    <w:p>
+      <w:pPr>
+        <w:ind w:firstLine="420" w:firstLineChars="0"/>
+        <w:rPr>
+          <w:rFonts w:hint="default"/>
+          <w:lang w:val="en-US" w:eastAsia="zh-CN"/>
+        </w:rPr>
+      </w:pPr>
+      <w:r>
+        <w:rPr>
+          <w:rFonts w:hint="default"/>
+          <w:lang w:val="en-US" w:eastAsia="zh-CN"/>
+        </w:rPr>
+        <w:t>That night, the whole family gathered, and we talked about our day. We agreed that unity is what gets us through tough moments, and even when things feel hard, they always yield something good in the end.</w:t>
       </w:r>
     </w:p>
     <w:sectPr>
@@ -539,12 +1999,167 @@
 </w:document>
 </file>
 
+<file path=word/comments.xml><?xml version="1.0" encoding="utf-8"?>
+<w:comments xmlns:wpc="http://schemas.microsoft.com/office/word/2010/wordprocessingCanvas" xmlns:mc="http://schemas.openxmlformats.org/markup-compatibility/2006" xmlns:o="urn:schemas-microsoft-com:office:office" xmlns:r="http://schemas.openxmlformats.org/officeDocument/2006/relationships" xmlns:m="http://schemas.openxmlformats.org/officeDocument/2006/math" xmlns:v="urn:schemas-microsoft-com:vml" xmlns:wp14="http://schemas.microsoft.com/office/word/2010/wordprocessingDrawing" xmlns:wp="http://schemas.openxmlformats.org/drawingml/2006/wordprocessingDrawing" xmlns:w="http://schemas.openxmlformats.org/wordprocessingml/2006/main" xmlns:w14="http://schemas.microsoft.com/office/word/2010/wordml" xmlns:w15="http://schemas.microsoft.com/office/word/2012/wordml" xmlns:w10="urn:schemas-microsoft-com:office:word" xmlns:wpg="http://schemas.microsoft.com/office/word/2010/wordprocessingGroup" xmlns:wpi="http://schemas.microsoft.com/office/word/2010/wordprocessingInk" xmlns:wne="http://schemas.microsoft.com/office/word/2006/wordml" xmlns:wps="http://schemas.microsoft.com/office/word/2010/wordprocessingShape" xmlns:wpsCustomData="http://www.wps.cn/officeDocument/2013/wpsCustomData" mc:Ignorable="w14 w15 wp14">
+  <w:comment w:id="0" w:author="来者可追" w:date="2026-01-16T15:35:02Z" w:initials="">
+    <w:p>
+      <w:pPr>
+        <w:pStyle w:val="3"/>
+        <w:rPr>
+          <w:rFonts w:hint="eastAsia" w:eastAsiaTheme="minorEastAsia"/>
+          <w:lang w:val="en-US" w:eastAsia="zh-CN"/>
+        </w:rPr>
+      </w:pPr>
+      <w:r>
+        <w:rPr>
+          <w:rFonts w:hint="eastAsia"/>
+          <w:lang w:val="en-US" w:eastAsia="zh-CN"/>
+        </w:rPr>
+        <w:t>靠边停车</w:t>
+      </w:r>
+    </w:p>
+  </w:comment>
+  <w:comment w:id="1" w:author="来者可追" w:date="2026-01-16T15:35:28Z" w:initials="">
+    <w:p>
+      <w:pPr>
+        <w:pStyle w:val="3"/>
+        <w:rPr>
+          <w:rFonts w:hint="eastAsia" w:eastAsiaTheme="minorEastAsia"/>
+          <w:lang w:val="en-US" w:eastAsia="zh-CN"/>
+        </w:rPr>
+      </w:pPr>
+      <w:r>
+        <w:rPr>
+          <w:rFonts w:hint="eastAsia"/>
+          <w:lang w:val="en-US" w:eastAsia="zh-CN"/>
+        </w:rPr>
+        <w:t>打开引擎盖</w:t>
+      </w:r>
+    </w:p>
+  </w:comment>
+  <w:comment w:id="2" w:author="来者可追" w:date="2026-01-16T15:39:18Z" w:initials="">
+    <w:p>
+      <w:pPr>
+        <w:pStyle w:val="3"/>
+        <w:rPr>
+          <w:rFonts w:hint="default" w:eastAsiaTheme="minorEastAsia"/>
+          <w:lang w:val="en-US" w:eastAsia="zh-CN"/>
+        </w:rPr>
+      </w:pPr>
+      <w:r>
+        <w:rPr>
+          <w:rFonts w:hint="eastAsia"/>
+          <w:lang w:val="en-US" w:eastAsia="zh-CN"/>
+        </w:rPr>
+        <w:t>溜走-时间溜走</w:t>
+      </w:r>
+    </w:p>
+  </w:comment>
+  <w:comment w:id="3" w:author="来者可追" w:date="2026-01-16T16:00:37Z" w:initials="">
+    <w:p>
+      <w:pPr>
+        <w:pStyle w:val="3"/>
+        <w:rPr>
+          <w:rFonts w:hint="default" w:eastAsiaTheme="minorEastAsia"/>
+          <w:lang w:val="en-US" w:eastAsia="zh-CN"/>
+        </w:rPr>
+      </w:pPr>
+      <w:r>
+        <w:rPr>
+          <w:rFonts w:hint="eastAsia"/>
+          <w:lang w:val="en-US" w:eastAsia="zh-CN"/>
+        </w:rPr>
+        <w:t>赶紧；</w:t>
+      </w:r>
+      <w:bookmarkStart w:id="0" w:name="_GoBack"/>
+      <w:bookmarkEnd w:id="0"/>
+      <w:r>
+        <w:rPr>
+          <w:rFonts w:hint="eastAsia"/>
+          <w:lang w:val="en-US" w:eastAsia="zh-CN"/>
+        </w:rPr>
+        <w:t>急忙赶过去</w:t>
+      </w:r>
+    </w:p>
+  </w:comment>
+  <w:comment w:id="4" w:author="来者可追" w:date="2026-01-16T15:57:09Z" w:initials="">
+    <w:p>
+      <w:pPr>
+        <w:pStyle w:val="3"/>
+        <w:rPr>
+          <w:rFonts w:hint="default" w:eastAsiaTheme="minorEastAsia"/>
+          <w:lang w:val="en-US" w:eastAsia="zh-CN"/>
+        </w:rPr>
+      </w:pPr>
+      <w:r>
+        <w:rPr>
+          <w:rFonts w:hint="eastAsia"/>
+          <w:lang w:val="en-US" w:eastAsia="zh-CN"/>
+        </w:rPr>
+        <w:t>一般过去时，作者正在描述过去发生的事儿</w:t>
+      </w:r>
+    </w:p>
+  </w:comment>
+  <w:comment w:id="5" w:author="来者可追" w:date="2026-01-16T15:57:16Z" w:initials="">
+    <w:p>
+      <w:pPr>
+        <w:pStyle w:val="3"/>
+        <w:rPr>
+          <w:rFonts w:hint="default" w:eastAsiaTheme="minorEastAsia"/>
+          <w:lang w:val="en-US" w:eastAsia="zh-CN"/>
+        </w:rPr>
+      </w:pPr>
+      <w:r>
+        <w:rPr>
+          <w:rFonts w:hint="eastAsia"/>
+          <w:lang w:val="en-US" w:eastAsia="zh-CN"/>
+        </w:rPr>
+        <w:t>这里的</w:t>
+      </w:r>
+      <w:r>
+        <w:rPr>
+          <w:rFonts w:hint="default"/>
+          <w:lang w:val="en-US" w:eastAsia="zh-CN"/>
+        </w:rPr>
+        <w:t>’</w:t>
+      </w:r>
+      <w:r>
+        <w:rPr>
+          <w:rFonts w:hint="eastAsia"/>
+          <w:lang w:val="en-US" w:eastAsia="zh-CN"/>
+        </w:rPr>
+        <w:t>d是had是过去完成时（过去的过去）</w:t>
+      </w:r>
+    </w:p>
+  </w:comment>
+</w:comments>
+</file>
+
+<file path=word/commentsExtended.xml><?xml version="1.0" encoding="utf-8"?>
+<w15:commentsEx xmlns:wpc="http://schemas.microsoft.com/office/word/2010/wordprocessingCanvas" xmlns:mc="http://schemas.openxmlformats.org/markup-compatibility/2006" xmlns:o="urn:schemas-microsoft-com:office:office" xmlns:r="http://schemas.openxmlformats.org/officeDocument/2006/relationships" xmlns:m="http://schemas.openxmlformats.org/officeDocument/2006/math" xmlns:v="urn:schemas-microsoft-com:vml" xmlns:wp14="http://schemas.microsoft.com/office/word/2010/wordprocessingDrawing" xmlns:wp="http://schemas.openxmlformats.org/drawingml/2006/wordprocessingDrawing" xmlns:w="http://schemas.openxmlformats.org/wordprocessingml/2006/main" xmlns:w14="http://schemas.microsoft.com/office/word/2010/wordml" xmlns:w15="http://schemas.microsoft.com/office/word/2012/wordml" xmlns:w10="urn:schemas-microsoft-com:office:word" xmlns:wpg="http://schemas.microsoft.com/office/word/2010/wordprocessingGroup" xmlns:wpi="http://schemas.microsoft.com/office/word/2010/wordprocessingInk" xmlns:wne="http://schemas.microsoft.com/office/word/2006/wordml" xmlns:wps="http://schemas.microsoft.com/office/word/2010/wordprocessingShape" xmlns:wpsCustomData="http://www.wps.cn/officeDocument/2013/wpsCustomData" mc:Ignorable="w14 w15 wp14">
+  <w15:commentEx w15:paraId="128DF7D4" w15:done="0"/>
+  <w15:commentEx w15:paraId="3090BB32" w15:done="0"/>
+  <w15:commentEx w15:paraId="68D175C5" w15:done="0"/>
+  <w15:commentEx w15:paraId="6AA430A9" w15:done="0"/>
+  <w15:commentEx w15:paraId="1803E328" w15:done="0"/>
+  <w15:commentEx w15:paraId="296BAFFB" w15:done="0"/>
+</w15:commentsEx>
+</file>
+
+<file path=word/people.xml><?xml version="1.0" encoding="utf-8"?>
+<w15:people xmlns:wpc="http://schemas.microsoft.com/office/word/2010/wordprocessingCanvas" xmlns:mc="http://schemas.openxmlformats.org/markup-compatibility/2006" xmlns:o="urn:schemas-microsoft-com:office:office" xmlns:r="http://schemas.openxmlformats.org/officeDocument/2006/relationships" xmlns:m="http://schemas.openxmlformats.org/officeDocument/2006/math" xmlns:v="urn:schemas-microsoft-com:vml" xmlns:wp14="http://schemas.microsoft.com/office/word/2010/wordprocessingDrawing" xmlns:wp="http://schemas.openxmlformats.org/drawingml/2006/wordprocessingDrawing" xmlns:w="http://schemas.openxmlformats.org/wordprocessingml/2006/main" xmlns:w14="http://schemas.microsoft.com/office/word/2010/wordml" xmlns:w15="http://schemas.microsoft.com/office/word/2012/wordml" xmlns:w10="urn:schemas-microsoft-com:office:word" xmlns:wpg="http://schemas.microsoft.com/office/word/2010/wordprocessingGroup" xmlns:wpi="http://schemas.microsoft.com/office/word/2010/wordprocessingInk" xmlns:wne="http://schemas.microsoft.com/office/word/2006/wordml" xmlns:wps="http://schemas.microsoft.com/office/word/2010/wordprocessingShape" xmlns:wpsCustomData="http://www.wps.cn/officeDocument/2013/wpsCustomData" mc:Ignorable="w14 w15 wp14">
+  <w15:person w15:author="来者可追">
+    <w15:presenceInfo w15:providerId="WPS Office" w15:userId="3292367092"/>
+  </w15:person>
+</w15:people>
+</file>
+
 <file path=word/styles.xml><?xml version="1.0" encoding="utf-8"?>
 <w:styles xmlns:mc="http://schemas.openxmlformats.org/markup-compatibility/2006" xmlns:o="urn:schemas-microsoft-com:office:office" xmlns:r="http://schemas.openxmlformats.org/officeDocument/2006/relationships" xmlns:m="http://schemas.openxmlformats.org/officeDocument/2006/math" xmlns:v="urn:schemas-microsoft-com:vml" xmlns:w="http://schemas.openxmlformats.org/wordprocessingml/2006/main" xmlns:w14="http://schemas.microsoft.com/office/word/2010/wordml" xmlns:w10="urn:schemas-microsoft-com:office:word" xmlns:sl="http://schemas.openxmlformats.org/schemaLibrary/2006/main" xmlns:wpsCustomData="http://www.wps.cn/officeDocument/2013/wpsCustomData" mc:Ignorable="w14">
   <w:docDefaults>
     <w:rPrDefault>
       <w:rPr>
-        <w:rFonts w:asciiTheme="minorHAnsi" w:hAnsiTheme="minorHAnsi" w:eastAsiaTheme="minorEastAsia" w:cstheme="minorBidi"/>
+        <w:rFonts w:ascii="Times New Roman" w:hAnsi="Times New Roman" w:eastAsia="宋体" w:cs="Times New Roman"/>
       </w:rPr>
     </w:rPrDefault>
     <w:pPrDefault/>
@@ -580,7 +2195,7 @@
     <w:lsdException w:unhideWhenUsed="0" w:uiPriority="0" w:semiHidden="0" w:name="toc 9"/>
     <w:lsdException w:unhideWhenUsed="0" w:uiPriority="0" w:semiHidden="0" w:name="Normal Indent"/>
     <w:lsdException w:unhideWhenUsed="0" w:uiPriority="0" w:semiHidden="0" w:name="footnote text"/>
-    <w:lsdException w:unhideWhenUsed="0" w:uiPriority="0" w:semiHidden="0" w:name="annotation text"/>
+    <w:lsdException w:qFormat="1" w:unhideWhenUsed="0" w:uiPriority="0" w:semiHidden="0" w:name="annotation text"/>
     <w:lsdException w:unhideWhenUsed="0" w:uiPriority="0" w:semiHidden="0" w:name="header"/>
     <w:lsdException w:unhideWhenUsed="0" w:uiPriority="0" w:semiHidden="0" w:name="footer"/>
     <w:lsdException w:unhideWhenUsed="0" w:uiPriority="0" w:semiHidden="0" w:name="index heading"/>
@@ -615,7 +2230,7 @@
     <w:lsdException w:qFormat="1" w:unhideWhenUsed="0" w:uiPriority="0" w:semiHidden="0" w:name="Title"/>
     <w:lsdException w:unhideWhenUsed="0" w:uiPriority="0" w:semiHidden="0" w:name="Closing"/>
     <w:lsdException w:unhideWhenUsed="0" w:uiPriority="0" w:semiHidden="0" w:name="Signature"/>
-    <w:lsdException w:unhideWhenUsed="0" w:uiPriority="0" w:name="Default Paragraph Font"/>
+    <w:lsdException w:qFormat="1" w:unhideWhenUsed="0" w:uiPriority="0" w:name="Default Paragraph Font"/>
     <w:lsdException w:unhideWhenUsed="0" w:uiPriority="0" w:semiHidden="0" w:name="Body Text"/>
     <w:lsdException w:unhideWhenUsed="0" w:uiPriority="0" w:semiHidden="0" w:name="Body Text Indent"/>
     <w:lsdException w:unhideWhenUsed="0" w:uiPriority="0" w:semiHidden="0" w:name="List Continue"/>
@@ -653,7 +2268,7 @@
     <w:lsdException w:unhideWhenUsed="0" w:uiPriority="0" w:semiHidden="0" w:name="HTML Sample"/>
     <w:lsdException w:unhideWhenUsed="0" w:uiPriority="0" w:semiHidden="0" w:name="HTML Typewriter"/>
     <w:lsdException w:unhideWhenUsed="0" w:uiPriority="0" w:semiHidden="0" w:name="HTML Variable"/>
-    <w:lsdException w:unhideWhenUsed="0" w:uiPriority="0" w:name="Normal Table"/>
+    <w:lsdException w:qFormat="1" w:unhideWhenUsed="0" w:uiPriority="0" w:name="Normal Table"/>
     <w:lsdException w:unhideWhenUsed="0" w:uiPriority="0" w:semiHidden="0" w:name="annotation subject"/>
     <w:lsdException w:unhideWhenUsed="0" w:uiPriority="0" w:semiHidden="0" w:name="Table Simple 1"/>
     <w:lsdException w:unhideWhenUsed="0" w:uiPriority="0" w:semiHidden="0" w:name="Table Simple 2"/>
@@ -819,7 +2434,7 @@
     <w:name w:val="heading 1"/>
     <w:basedOn w:val="1"/>
     <w:next w:val="1"/>
-    <w:link w:val="5"/>
+    <w:link w:val="7"/>
     <w:qFormat/>
     <w:uiPriority w:val="0"/>
     <w:pPr>
@@ -834,14 +2449,16 @@
       <w:sz w:val="44"/>
     </w:rPr>
   </w:style>
-  <w:style w:type="character" w:default="1" w:styleId="4">
+  <w:style w:type="character" w:default="1" w:styleId="5">
     <w:name w:val="Default Paragraph Font"/>
     <w:semiHidden/>
+    <w:qFormat/>
     <w:uiPriority w:val="0"/>
   </w:style>
-  <w:style w:type="table" w:default="1" w:styleId="3">
+  <w:style w:type="table" w:default="1" w:styleId="4">
     <w:name w:val="Normal Table"/>
     <w:semiHidden/>
+    <w:qFormat/>
     <w:uiPriority w:val="0"/>
     <w:tblPr>
       <w:tblCellMar>
@@ -852,9 +2469,28 @@
       </w:tblCellMar>
     </w:tblPr>
   </w:style>
-  <w:style w:type="character" w:customStyle="1" w:styleId="5">
+  <w:style w:type="paragraph" w:styleId="3">
+    <w:name w:val="annotation text"/>
+    <w:basedOn w:val="1"/>
+    <w:qFormat/>
+    <w:uiPriority w:val="0"/>
+    <w:pPr>
+      <w:jc w:val="left"/>
+    </w:pPr>
+  </w:style>
+  <w:style w:type="character" w:styleId="6">
+    <w:name w:val="Strong"/>
+    <w:basedOn w:val="5"/>
+    <w:qFormat/>
+    <w:uiPriority w:val="0"/>
+    <w:rPr>
+      <w:b/>
+    </w:rPr>
+  </w:style>
+  <w:style w:type="character" w:customStyle="1" w:styleId="7">
     <w:name w:val="标题 1 Char"/>
     <w:link w:val="2"/>
+    <w:qFormat/>
     <w:uiPriority w:val="0"/>
     <w:rPr>
       <w:b/>

--- a/英语短文.docx
+++ b/英语短文.docx
@@ -5,7 +5,7 @@
     <w:p>
       <w:pPr>
         <w:rPr>
-          <w:rStyle w:val="7"/>
+          <w:rStyle w:val="8"/>
           <w:rFonts w:hint="eastAsia"/>
           <w:lang w:val="en-US" w:eastAsia="zh-CN"/>
         </w:rPr>
@@ -18,7 +18,7 @@
       </w:r>
       <w:r>
         <w:rPr>
-          <w:rStyle w:val="7"/>
+          <w:rStyle w:val="8"/>
           <w:rFonts w:hint="eastAsia"/>
           <w:lang w:val="en-US" w:eastAsia="zh-CN"/>
         </w:rPr>
@@ -198,6 +198,7 @@
         </w:rPr>
         <w:t xml:space="preserve">Hello, good morning. It's ten past three now. We are going outside to hang out with my kids. We had a great morning—we cooked a wonderful family meal, and my kids ate so much! I think I have a talent for cooking. I used a pressure cooker to boil a chicken, and we saved the leftover soup. Then I boiled some noodles, and they </w:t>
       </w:r>
+      <w:commentRangeStart w:id="0"/>
       <w:r>
         <w:rPr>
           <w:rFonts w:hint="default"/>
@@ -211,6 +212,10 @@
         </w:rPr>
         <w:t>turned out</w:t>
       </w:r>
+      <w:commentRangeEnd w:id="0"/>
+      <w:r>
+        <w:commentReference w:id="0"/>
+      </w:r>
       <w:r>
         <w:rPr>
           <w:rFonts w:hint="default"/>
@@ -286,12 +291,10 @@
             </w14:solidFill>
           </w14:textFill>
         </w:rPr>
-        <w:t>From a governmental standpoint, the focus is on fostering the low-altitude economy—a key rationale behind the construction of this new infrastructure. The initiative delivers tangible benefits to the public, as it introduces an additional transportation alternative for residents to select</w:t>
-      </w:r>
-    </w:p>
-    <w:p>
-      <w:pPr>
-        <w:ind w:firstLine="420" w:firstLineChars="0"/>
+        <w:t xml:space="preserve">From a governmental standpoint, the focus is on fostering the low-altitude economy—a key </w:t>
+      </w:r>
+      <w:commentRangeStart w:id="1"/>
+      <w:r>
         <w:rPr>
           <w:rFonts w:hint="default"/>
           <w:color w:val="E54C5E" w:themeColor="accent6"/>
@@ -302,14 +305,15 @@
             </w14:solidFill>
           </w14:textFill>
         </w:rPr>
-      </w:pPr>
-    </w:p>
-    <w:p>
-      <w:pPr>
-        <w:pStyle w:val="2"/>
-        <w:bidi w:val="0"/>
-        <w:rPr>
-          <w:rFonts w:hint="eastAsia"/>
+        <w:t xml:space="preserve">rationale </w:t>
+      </w:r>
+      <w:commentRangeEnd w:id="1"/>
+      <w:r>
+        <w:commentReference w:id="1"/>
+      </w:r>
+      <w:r>
+        <w:rPr>
+          <w:rFonts w:hint="default"/>
           <w:color w:val="E54C5E" w:themeColor="accent6"/>
           <w:lang w:val="en-US" w:eastAsia="zh-CN"/>
           <w14:textFill>
@@ -318,30 +322,9 @@
             </w14:solidFill>
           </w14:textFill>
         </w:rPr>
-      </w:pPr>
-      <w:r>
-        <w:rPr>
-          <w:rFonts w:hint="eastAsia"/>
-          <w:lang w:val="en-US" w:eastAsia="zh-CN"/>
-        </w:rPr>
-        <w:t>4.</w:t>
-      </w:r>
-    </w:p>
-    <w:p>
-      <w:pPr>
-        <w:ind w:firstLine="420" w:firstLineChars="0"/>
-        <w:rPr>
-          <w:rFonts w:hint="default"/>
-          <w:lang w:val="en-US" w:eastAsia="zh-CN"/>
-        </w:rPr>
-      </w:pPr>
-      <w:r>
-        <w:rPr>
-          <w:rFonts w:hint="default"/>
-          <w:lang w:val="en-US" w:eastAsia="zh-CN"/>
-        </w:rPr>
-        <w:t xml:space="preserve">In recent years, we’ve made great progress as the government has introduced some initiatives to improve air quality and reduce air pollution. Some northern cities like Beijing, Jinan, Wuhan and Zhengzhou </w:t>
-      </w:r>
+        <w:t xml:space="preserve">behind the construction of this new infrastructure. The </w:t>
+      </w:r>
+      <w:commentRangeStart w:id="2"/>
       <w:r>
         <w:rPr>
           <w:rFonts w:hint="default"/>
@@ -353,14 +336,11 @@
             </w14:solidFill>
           </w14:textFill>
         </w:rPr>
-        <w:t>are known for poor air quality</w:t>
-      </w:r>
-      <w:r>
-        <w:rPr>
-          <w:rFonts w:hint="default"/>
-          <w:lang w:val="en-US" w:eastAsia="zh-CN"/>
-        </w:rPr>
-        <w:t xml:space="preserve">, </w:t>
+        <w:t xml:space="preserve">initiative </w:t>
+      </w:r>
+      <w:commentRangeEnd w:id="2"/>
+      <w:r>
+        <w:commentReference w:id="2"/>
       </w:r>
       <w:r>
         <w:rPr>
@@ -373,16 +353,12 @@
             </w14:solidFill>
           </w14:textFill>
         </w:rPr>
-        <w:t>which makes</w:t>
-      </w:r>
-      <w:r>
-        <w:rPr>
-          <w:rFonts w:hint="default"/>
-          <w:lang w:val="en-US" w:eastAsia="zh-CN"/>
-        </w:rPr>
-        <w:t xml:space="preserve"> many people from other cities feel uncomfortable just like me, and people from southern cities often </w:t>
-      </w:r>
-      <w:r>
+        <w:t>delivers tangible benefits to the public, as it introduces an additional transportation alternative for residents to select</w:t>
+      </w:r>
+    </w:p>
+    <w:p>
+      <w:pPr>
+        <w:ind w:firstLine="420" w:firstLineChars="0"/>
         <w:rPr>
           <w:rFonts w:hint="default"/>
           <w:color w:val="E54C5E" w:themeColor="accent6"/>
@@ -393,23 +369,6 @@
             </w14:solidFill>
           </w14:textFill>
         </w:rPr>
-        <w:t xml:space="preserve">mention </w:t>
-      </w:r>
-      <w:r>
-        <w:rPr>
-          <w:rFonts w:hint="default"/>
-          <w:lang w:val="en-US" w:eastAsia="zh-CN"/>
-        </w:rPr>
-        <w:t>this when talking about northern cities. For example, 10 years ago, a large and well-known steel factory moved to another city because it always emitted pollutants that caused air pollution, so the government decided to make it relocate. This factory is somewhat special to me because my father worked there for 50 years, and I think he was fortunate to have retired before the factory moved. I can clearly feel the improvement in air quality in northern cities these years, thanks to the government’s efforts.</w:t>
-      </w:r>
-    </w:p>
-    <w:p>
-      <w:pPr>
-        <w:ind w:firstLine="420" w:firstLineChars="0"/>
-        <w:rPr>
-          <w:rFonts w:hint="default"/>
-          <w:lang w:val="en-US" w:eastAsia="zh-CN"/>
-        </w:rPr>
       </w:pPr>
     </w:p>
     <w:p>
@@ -418,7 +377,13 @@
         <w:bidi w:val="0"/>
         <w:rPr>
           <w:rFonts w:hint="eastAsia"/>
-          <w:lang w:val="en-US" w:eastAsia="zh-CN"/>
+          <w:color w:val="E54C5E" w:themeColor="accent6"/>
+          <w:lang w:val="en-US" w:eastAsia="zh-CN"/>
+          <w14:textFill>
+            <w14:solidFill>
+              <w14:schemeClr w14:val="accent6"/>
+            </w14:solidFill>
+          </w14:textFill>
         </w:rPr>
       </w:pPr>
       <w:r>
@@ -426,7 +391,7 @@
           <w:rFonts w:hint="eastAsia"/>
           <w:lang w:val="en-US" w:eastAsia="zh-CN"/>
         </w:rPr>
-        <w:t>5.</w:t>
+        <w:t>4.</w:t>
       </w:r>
     </w:p>
     <w:p>
@@ -442,7 +407,67 @@
           <w:rFonts w:hint="default"/>
           <w:lang w:val="en-US" w:eastAsia="zh-CN"/>
         </w:rPr>
-        <w:t>Dr. Lina Carter dedicated her life to the expansion of polar science, and this year marked the start of a new series of expeditions to the Arctic. Living on a strict diet of high-energy rations and dried fruits, she endured the continual howl of the wind and the bitter cold that seemed to claw at the walls of her research station every night.</w:t>
+        <w:t xml:space="preserve">In recent years, we’ve made great progress as the government has introduced some initiatives to improve air quality and reduce air pollution. Some northern cities like Beijing, Jinan, Wuhan and Zhengzhou </w:t>
+      </w:r>
+      <w:r>
+        <w:rPr>
+          <w:rFonts w:hint="default"/>
+          <w:color w:val="E54C5E" w:themeColor="accent6"/>
+          <w:lang w:val="en-US" w:eastAsia="zh-CN"/>
+          <w14:textFill>
+            <w14:solidFill>
+              <w14:schemeClr w14:val="accent6"/>
+            </w14:solidFill>
+          </w14:textFill>
+        </w:rPr>
+        <w:t>are known for poor air quality</w:t>
+      </w:r>
+      <w:r>
+        <w:rPr>
+          <w:rFonts w:hint="default"/>
+          <w:lang w:val="en-US" w:eastAsia="zh-CN"/>
+        </w:rPr>
+        <w:t xml:space="preserve">, </w:t>
+      </w:r>
+      <w:r>
+        <w:rPr>
+          <w:rFonts w:hint="default"/>
+          <w:color w:val="E54C5E" w:themeColor="accent6"/>
+          <w:lang w:val="en-US" w:eastAsia="zh-CN"/>
+          <w14:textFill>
+            <w14:solidFill>
+              <w14:schemeClr w14:val="accent6"/>
+            </w14:solidFill>
+          </w14:textFill>
+        </w:rPr>
+        <w:t>which makes</w:t>
+      </w:r>
+      <w:r>
+        <w:rPr>
+          <w:rFonts w:hint="default"/>
+          <w:lang w:val="en-US" w:eastAsia="zh-CN"/>
+        </w:rPr>
+        <w:t xml:space="preserve"> many people from other cities feel uncomfortable just like me, and people from southern cities often </w:t>
+      </w:r>
+      <w:r>
+        <w:rPr>
+          <w:rFonts w:hint="default"/>
+          <w:color w:val="E54C5E" w:themeColor="accent6"/>
+          <w:lang w:val="en-US" w:eastAsia="zh-CN"/>
+          <w14:textFill>
+            <w14:solidFill>
+              <w14:schemeClr w14:val="accent6"/>
+            </w14:solidFill>
+          </w14:textFill>
+        </w:rPr>
+        <w:t xml:space="preserve">mention </w:t>
+      </w:r>
+      <w:r>
+        <w:rPr>
+          <w:rFonts w:hint="default"/>
+          <w:lang w:val="en-US" w:eastAsia="zh-CN"/>
+        </w:rPr>
+        <w:t>this when talking about northern cities. For example, 10 years ago, a large and well-known steel factory moved to another city because it always emitted pollutants that caused air pollution, so the government decided to make it relocate. This factory is somewhat special to me because my father worked there for 50 years, and I think he was fortunate to have retired before the factory moved. I can clearly feel the improvement in air quality in northern cities these years, thanks to the government’s efforts.</w:t>
       </w:r>
     </w:p>
     <w:p>
@@ -453,72 +478,6 @@
           <w:lang w:val="en-US" w:eastAsia="zh-CN"/>
         </w:rPr>
       </w:pPr>
-    </w:p>
-    <w:p>
-      <w:pPr>
-        <w:ind w:firstLine="420" w:firstLineChars="0"/>
-        <w:rPr>
-          <w:rFonts w:hint="default"/>
-          <w:lang w:val="en-US" w:eastAsia="zh-CN"/>
-        </w:rPr>
-      </w:pPr>
-      <w:r>
-        <w:rPr>
-          <w:rFonts w:hint="default"/>
-          <w:lang w:val="en-US" w:eastAsia="zh-CN"/>
-        </w:rPr>
-        <w:t>Her team was small but considerate—they always made sure to check on each other’s mental health during the long, isolated months. One evening, as they watched the ice dissolve slowly under the faint summer sun, Lina’s colleague Jake tried to frighten her with a silly story about a polar bear wandering into the station, but she just laughed it off. From his nervous laughter, she could infer he was just bored from the monotony.</w:t>
-      </w:r>
-    </w:p>
-    <w:p>
-      <w:pPr>
-        <w:ind w:firstLine="420" w:firstLineChars="0"/>
-        <w:rPr>
-          <w:rFonts w:hint="default"/>
-          <w:lang w:val="en-US" w:eastAsia="zh-CN"/>
-        </w:rPr>
-      </w:pPr>
-    </w:p>
-    <w:p>
-      <w:pPr>
-        <w:ind w:firstLine="420" w:firstLineChars="0"/>
-        <w:rPr>
-          <w:rFonts w:hint="default"/>
-          <w:lang w:val="en-US" w:eastAsia="zh-CN"/>
-        </w:rPr>
-      </w:pPr>
-      <w:r>
-        <w:rPr>
-          <w:rFonts w:hint="default"/>
-          <w:lang w:val="en-US" w:eastAsia="zh-CN"/>
-        </w:rPr>
-        <w:t>The research station’s revenue came from a mix of government grants and private donations, and this year’s funding was especially favourable, allowing them to upgrade their equipment. Lina refused to take a passive role in the project; she was determined to find evidence that the Arctic’s ice loss was not just a natural cycle, but a human-caused crisis whose impact was the equivalent of a global environmental alarm.</w:t>
-      </w:r>
-    </w:p>
-    <w:p>
-      <w:pPr>
-        <w:ind w:firstLine="420" w:firstLineChars="0"/>
-        <w:rPr>
-          <w:rFonts w:hint="default"/>
-          <w:lang w:val="en-US" w:eastAsia="zh-CN"/>
-        </w:rPr>
-      </w:pPr>
-    </w:p>
-    <w:p>
-      <w:pPr>
-        <w:ind w:firstLine="420" w:firstLineChars="0"/>
-        <w:rPr>
-          <w:rFonts w:hint="default"/>
-          <w:lang w:val="en-US" w:eastAsia="zh-CN"/>
-        </w:rPr>
-      </w:pPr>
-      <w:r>
-        <w:rPr>
-          <w:rFonts w:hint="default"/>
-          <w:lang w:val="en-US" w:eastAsia="zh-CN"/>
-        </w:rPr>
-        <w:t>One day, while Lina was absorbed in analyzing ice core samples, she made a groundbreaking discovery: the ice contained chemicals that proved industrial activity was accelerating melting at an unprecedented rate. This finding would not only change the conversation around climate change but also fuel the expansion of global efforts to protect the polar regions—proving that even in the harshest corners of the Earth, human curiosity and care could make a difference.</w:t>
-      </w:r>
     </w:p>
     <w:p>
       <w:pPr>
@@ -534,7 +493,206 @@
           <w:rFonts w:hint="eastAsia"/>
           <w:lang w:val="en-US" w:eastAsia="zh-CN"/>
         </w:rPr>
-        <w:t>6.</w:t>
+        <w:t>5.</w:t>
+      </w:r>
+    </w:p>
+    <w:p>
+      <w:pPr>
+        <w:keepNext w:val="0"/>
+        <w:keepLines w:val="0"/>
+        <w:widowControl/>
+        <w:suppressLineNumbers w:val="0"/>
+        <w:pBdr>
+          <w:top w:val="none" w:color="auto" w:sz="0" w:space="0"/>
+          <w:left w:val="none" w:color="auto" w:sz="0" w:space="0"/>
+          <w:bottom w:val="none" w:color="auto" w:sz="0" w:space="0"/>
+          <w:right w:val="none" w:color="auto" w:sz="0" w:space="0"/>
+        </w:pBdr>
+        <w:spacing w:before="0" w:beforeAutospacing="0" w:after="0" w:afterAutospacing="0" w:line="240" w:lineRule="atLeast"/>
+        <w:ind w:right="0" w:firstLine="420" w:firstLineChars="0"/>
+        <w:jc w:val="left"/>
+        <w:rPr>
+          <w:rFonts w:hint="default" w:ascii="Calibri" w:hAnsi="Calibri" w:cs="Calibri"/>
+          <w:color w:val="1F2329"/>
+          <w:sz w:val="21"/>
+          <w:szCs w:val="21"/>
+        </w:rPr>
+      </w:pPr>
+      <w:r>
+        <w:rPr>
+          <w:rFonts w:hint="default" w:ascii="Calibri" w:hAnsi="Calibri" w:eastAsia="宋体" w:cs="Calibri"/>
+          <w:color w:val="1F2329"/>
+          <w:kern w:val="0"/>
+          <w:sz w:val="21"/>
+          <w:szCs w:val="21"/>
+          <w:bdr w:val="none" w:color="auto" w:sz="0" w:space="0"/>
+          <w:lang w:val="en-US" w:eastAsia="zh-CN" w:bidi="ar"/>
+        </w:rPr>
+        <w:t xml:space="preserve">Dr. Lina Carter dedicated her life to the </w:t>
+      </w:r>
+      <w:r>
+        <w:rPr>
+          <w:rStyle w:val="7"/>
+          <w:rFonts w:hint="default" w:ascii="Calibri" w:hAnsi="Calibri" w:eastAsia="宋体" w:cs="Calibri"/>
+          <w:b/>
+          <w:bCs/>
+          <w:color w:val="1F2329"/>
+          <w:kern w:val="0"/>
+          <w:sz w:val="21"/>
+          <w:szCs w:val="21"/>
+          <w:bdr w:val="none" w:color="auto" w:sz="0" w:space="0"/>
+          <w:lang w:val="en-US" w:eastAsia="zh-CN" w:bidi="ar"/>
+        </w:rPr>
+        <w:t>expansion</w:t>
+      </w:r>
+      <w:r>
+        <w:rPr>
+          <w:rFonts w:hint="default" w:ascii="Calibri" w:hAnsi="Calibri" w:eastAsia="宋体" w:cs="Calibri"/>
+          <w:color w:val="1F2329"/>
+          <w:kern w:val="0"/>
+          <w:sz w:val="21"/>
+          <w:szCs w:val="21"/>
+          <w:bdr w:val="none" w:color="auto" w:sz="0" w:space="0"/>
+          <w:lang w:val="en-US" w:eastAsia="zh-CN" w:bidi="ar"/>
+        </w:rPr>
+        <w:t xml:space="preserve"> of polar science, and this year marked the start of a new </w:t>
+      </w:r>
+      <w:r>
+        <w:rPr>
+          <w:rStyle w:val="7"/>
+          <w:rFonts w:hint="default" w:ascii="Calibri" w:hAnsi="Calibri" w:eastAsia="宋体" w:cs="Calibri"/>
+          <w:b/>
+          <w:bCs/>
+          <w:color w:val="1F2329"/>
+          <w:kern w:val="0"/>
+          <w:sz w:val="21"/>
+          <w:szCs w:val="21"/>
+          <w:bdr w:val="none" w:color="auto" w:sz="0" w:space="0"/>
+          <w:lang w:val="en-US" w:eastAsia="zh-CN" w:bidi="ar"/>
+        </w:rPr>
+        <w:t>series</w:t>
+      </w:r>
+      <w:r>
+        <w:rPr>
+          <w:rFonts w:hint="default" w:ascii="Calibri" w:hAnsi="Calibri" w:eastAsia="宋体" w:cs="Calibri"/>
+          <w:color w:val="1F2329"/>
+          <w:kern w:val="0"/>
+          <w:sz w:val="21"/>
+          <w:szCs w:val="21"/>
+          <w:bdr w:val="none" w:color="auto" w:sz="0" w:space="0"/>
+          <w:lang w:val="en-US" w:eastAsia="zh-CN" w:bidi="ar"/>
+        </w:rPr>
+        <w:t xml:space="preserve"> of expeditions to the Arctic. Living on a strict </w:t>
+      </w:r>
+      <w:r>
+        <w:rPr>
+          <w:rStyle w:val="7"/>
+          <w:rFonts w:hint="default" w:ascii="Calibri" w:hAnsi="Calibri" w:eastAsia="宋体" w:cs="Calibri"/>
+          <w:b/>
+          <w:bCs/>
+          <w:color w:val="1F2329"/>
+          <w:kern w:val="0"/>
+          <w:sz w:val="21"/>
+          <w:szCs w:val="21"/>
+          <w:bdr w:val="none" w:color="auto" w:sz="0" w:space="0"/>
+          <w:lang w:val="en-US" w:eastAsia="zh-CN" w:bidi="ar"/>
+        </w:rPr>
+        <w:t>diet</w:t>
+      </w:r>
+      <w:r>
+        <w:rPr>
+          <w:rFonts w:hint="default" w:ascii="Calibri" w:hAnsi="Calibri" w:eastAsia="宋体" w:cs="Calibri"/>
+          <w:color w:val="1F2329"/>
+          <w:kern w:val="0"/>
+          <w:sz w:val="21"/>
+          <w:szCs w:val="21"/>
+          <w:bdr w:val="none" w:color="auto" w:sz="0" w:space="0"/>
+          <w:lang w:val="en-US" w:eastAsia="zh-CN" w:bidi="ar"/>
+        </w:rPr>
+        <w:t xml:space="preserve"> of high-energy rations and dried fruits, she endured the </w:t>
+      </w:r>
+      <w:r>
+        <w:rPr>
+          <w:rStyle w:val="7"/>
+          <w:rFonts w:hint="default" w:ascii="Calibri" w:hAnsi="Calibri" w:eastAsia="宋体" w:cs="Calibri"/>
+          <w:b/>
+          <w:bCs/>
+          <w:color w:val="1F2329"/>
+          <w:kern w:val="0"/>
+          <w:sz w:val="21"/>
+          <w:szCs w:val="21"/>
+          <w:bdr w:val="none" w:color="auto" w:sz="0" w:space="0"/>
+          <w:lang w:val="en-US" w:eastAsia="zh-CN" w:bidi="ar"/>
+        </w:rPr>
+        <w:t>continual</w:t>
+      </w:r>
+      <w:r>
+        <w:rPr>
+          <w:rFonts w:hint="default" w:ascii="Calibri" w:hAnsi="Calibri" w:eastAsia="宋体" w:cs="Calibri"/>
+          <w:color w:val="1F2329"/>
+          <w:kern w:val="0"/>
+          <w:sz w:val="21"/>
+          <w:szCs w:val="21"/>
+          <w:bdr w:val="none" w:color="auto" w:sz="0" w:space="0"/>
+          <w:lang w:val="en-US" w:eastAsia="zh-CN" w:bidi="ar"/>
+        </w:rPr>
+        <w:t xml:space="preserve"> </w:t>
+      </w:r>
+      <w:commentRangeStart w:id="3"/>
+      <w:r>
+        <w:rPr>
+          <w:rFonts w:hint="default" w:ascii="Calibri" w:hAnsi="Calibri" w:eastAsia="宋体" w:cs="Calibri"/>
+          <w:color w:val="1F2329"/>
+          <w:kern w:val="0"/>
+          <w:sz w:val="21"/>
+          <w:szCs w:val="21"/>
+          <w:bdr w:val="none" w:color="auto" w:sz="0" w:space="0"/>
+          <w:lang w:val="en-US" w:eastAsia="zh-CN" w:bidi="ar"/>
+        </w:rPr>
+        <w:t>howl of the wind</w:t>
+      </w:r>
+      <w:commentRangeEnd w:id="3"/>
+      <w:r>
+        <w:commentReference w:id="3"/>
+      </w:r>
+      <w:r>
+        <w:rPr>
+          <w:rFonts w:hint="default" w:ascii="Calibri" w:hAnsi="Calibri" w:eastAsia="宋体" w:cs="Calibri"/>
+          <w:color w:val="1F2329"/>
+          <w:kern w:val="0"/>
+          <w:sz w:val="21"/>
+          <w:szCs w:val="21"/>
+          <w:bdr w:val="none" w:color="auto" w:sz="0" w:space="0"/>
+          <w:lang w:val="en-US" w:eastAsia="zh-CN" w:bidi="ar"/>
+        </w:rPr>
+        <w:t xml:space="preserve"> and the bitter cold that seemed to </w:t>
+      </w:r>
+      <w:r>
+        <w:rPr>
+          <w:rStyle w:val="7"/>
+          <w:rFonts w:hint="default" w:ascii="Calibri" w:hAnsi="Calibri" w:eastAsia="宋体" w:cs="Calibri"/>
+          <w:b/>
+          <w:bCs/>
+          <w:color w:val="1F2329"/>
+          <w:kern w:val="0"/>
+          <w:sz w:val="21"/>
+          <w:szCs w:val="21"/>
+          <w:bdr w:val="none" w:color="auto" w:sz="0" w:space="0"/>
+          <w:lang w:val="en-US" w:eastAsia="zh-CN" w:bidi="ar"/>
+        </w:rPr>
+        <w:t>claw</w:t>
+      </w:r>
+      <w:r>
+        <w:rPr>
+          <w:rFonts w:hint="default" w:ascii="Calibri" w:hAnsi="Calibri" w:eastAsia="宋体" w:cs="Calibri"/>
+          <w:color w:val="1F2329"/>
+          <w:kern w:val="0"/>
+          <w:sz w:val="21"/>
+          <w:szCs w:val="21"/>
+          <w:bdr w:val="none" w:color="auto" w:sz="0" w:space="0"/>
+          <w:lang w:val="en-US" w:eastAsia="zh-CN" w:bidi="ar"/>
+        </w:rPr>
+        <w:t xml:space="preserve"> at the walls of her research station every night.</w:t>
       </w:r>
     </w:p>
     <w:p>
@@ -554,196 +712,188 @@
         <w:jc w:val="left"/>
         <w:rPr>
           <w:rFonts w:hint="default" w:ascii="Calibri" w:hAnsi="Calibri" w:cs="Calibri"/>
-          <w:color w:val="000000"/>
-          <w:sz w:val="21"/>
-          <w:szCs w:val="21"/>
-        </w:rPr>
-      </w:pPr>
-      <w:r>
-        <w:rPr>
-          <w:rFonts w:hint="default" w:ascii="Calibri" w:hAnsi="Calibri" w:eastAsia="宋体" w:cs="Calibri"/>
-          <w:color w:val="000000"/>
-          <w:kern w:val="0"/>
-          <w:sz w:val="21"/>
-          <w:szCs w:val="21"/>
-          <w:lang w:val="en-US" w:eastAsia="zh-CN" w:bidi="ar"/>
-        </w:rPr>
-        <w:t xml:space="preserve">One morning, as I drove to work with my kids in the </w:t>
-      </w:r>
-      <w:r>
-        <w:rPr>
-          <w:rStyle w:val="6"/>
-          <w:rFonts w:hint="default" w:ascii="Calibri" w:hAnsi="Calibri" w:eastAsia="宋体" w:cs="Calibri"/>
-          <w:b/>
-          <w:bCs/>
-          <w:color w:val="000000"/>
-          <w:kern w:val="0"/>
-          <w:sz w:val="21"/>
-          <w:szCs w:val="21"/>
-          <w:lang w:val="en-US" w:eastAsia="zh-CN" w:bidi="ar"/>
-        </w:rPr>
-        <w:t>midst</w:t>
-      </w:r>
-      <w:r>
-        <w:rPr>
-          <w:rFonts w:hint="default" w:ascii="Calibri" w:hAnsi="Calibri" w:eastAsia="宋体" w:cs="Calibri"/>
-          <w:color w:val="000000"/>
-          <w:kern w:val="0"/>
-          <w:sz w:val="21"/>
-          <w:szCs w:val="21"/>
-          <w:lang w:val="en-US" w:eastAsia="zh-CN" w:bidi="ar"/>
-        </w:rPr>
-        <w:t xml:space="preserve"> of chatting loudly, a </w:t>
-      </w:r>
-      <w:r>
-        <w:rPr>
-          <w:rStyle w:val="6"/>
-          <w:rFonts w:hint="default" w:ascii="Calibri" w:hAnsi="Calibri" w:eastAsia="宋体" w:cs="Calibri"/>
-          <w:b/>
-          <w:bCs/>
-          <w:color w:val="000000"/>
-          <w:kern w:val="0"/>
-          <w:sz w:val="21"/>
-          <w:szCs w:val="21"/>
-          <w:lang w:val="en-US" w:eastAsia="zh-CN" w:bidi="ar"/>
-        </w:rPr>
-        <w:t>philosopher</w:t>
-      </w:r>
-      <w:r>
-        <w:rPr>
-          <w:rFonts w:hint="default" w:ascii="Calibri" w:hAnsi="Calibri" w:eastAsia="宋体" w:cs="Calibri"/>
-          <w:color w:val="000000"/>
-          <w:kern w:val="0"/>
-          <w:sz w:val="21"/>
-          <w:szCs w:val="21"/>
-          <w:lang w:val="en-US" w:eastAsia="zh-CN" w:bidi="ar"/>
-        </w:rPr>
-        <w:t xml:space="preserve"> on the radio was talking about what makes a </w:t>
-      </w:r>
-      <w:r>
-        <w:rPr>
-          <w:rStyle w:val="6"/>
-          <w:rFonts w:hint="default" w:ascii="Calibri" w:hAnsi="Calibri" w:eastAsia="宋体" w:cs="Calibri"/>
-          <w:b/>
-          <w:bCs/>
-          <w:color w:val="000000"/>
-          <w:kern w:val="0"/>
-          <w:sz w:val="21"/>
-          <w:szCs w:val="21"/>
-          <w:lang w:val="en-US" w:eastAsia="zh-CN" w:bidi="ar"/>
-        </w:rPr>
-        <w:t>genius</w:t>
-      </w:r>
-      <w:r>
-        <w:rPr>
-          <w:rFonts w:hint="default" w:ascii="Calibri" w:hAnsi="Calibri" w:eastAsia="宋体" w:cs="Calibri"/>
-          <w:color w:val="000000"/>
-          <w:kern w:val="0"/>
-          <w:sz w:val="21"/>
-          <w:szCs w:val="21"/>
-          <w:lang w:val="en-US" w:eastAsia="zh-CN" w:bidi="ar"/>
-        </w:rPr>
-        <w:t xml:space="preserve">—he said it’s not just talent, but also a calm </w:t>
-      </w:r>
-      <w:r>
-        <w:rPr>
-          <w:rStyle w:val="6"/>
-          <w:rFonts w:hint="default" w:ascii="Calibri" w:hAnsi="Calibri" w:eastAsia="宋体" w:cs="Calibri"/>
-          <w:b/>
-          <w:bCs/>
-          <w:color w:val="000000"/>
-          <w:kern w:val="0"/>
-          <w:sz w:val="21"/>
-          <w:szCs w:val="21"/>
-          <w:lang w:val="en-US" w:eastAsia="zh-CN" w:bidi="ar"/>
-        </w:rPr>
-        <w:t>temper</w:t>
-      </w:r>
-      <w:r>
-        <w:rPr>
-          <w:rFonts w:hint="default" w:ascii="Calibri" w:hAnsi="Calibri" w:eastAsia="宋体" w:cs="Calibri"/>
-          <w:color w:val="000000"/>
-          <w:kern w:val="0"/>
-          <w:sz w:val="21"/>
-          <w:szCs w:val="21"/>
-          <w:lang w:val="en-US" w:eastAsia="zh-CN" w:bidi="ar"/>
-        </w:rPr>
-        <w:t xml:space="preserve"> and the courage to </w:t>
-      </w:r>
-      <w:r>
-        <w:rPr>
-          <w:rStyle w:val="6"/>
-          <w:rFonts w:hint="default" w:ascii="Calibri" w:hAnsi="Calibri" w:eastAsia="宋体" w:cs="Calibri"/>
-          <w:b/>
-          <w:bCs/>
-          <w:color w:val="000000"/>
-          <w:kern w:val="0"/>
-          <w:sz w:val="21"/>
-          <w:szCs w:val="21"/>
-          <w:lang w:val="en-US" w:eastAsia="zh-CN" w:bidi="ar"/>
-        </w:rPr>
-        <w:t>revolt</w:t>
-      </w:r>
-      <w:r>
-        <w:rPr>
-          <w:rFonts w:hint="default" w:ascii="Calibri" w:hAnsi="Calibri" w:eastAsia="宋体" w:cs="Calibri"/>
-          <w:color w:val="000000"/>
-          <w:kern w:val="0"/>
-          <w:sz w:val="21"/>
-          <w:szCs w:val="21"/>
-          <w:lang w:val="en-US" w:eastAsia="zh-CN" w:bidi="ar"/>
-        </w:rPr>
-        <w:t xml:space="preserve"> against lazy thinking. I almost let out a </w:t>
-      </w:r>
-      <w:r>
-        <w:rPr>
-          <w:rStyle w:val="6"/>
-          <w:rFonts w:hint="default" w:ascii="Calibri" w:hAnsi="Calibri" w:eastAsia="宋体" w:cs="Calibri"/>
-          <w:b/>
-          <w:bCs/>
-          <w:color w:val="000000"/>
-          <w:kern w:val="0"/>
-          <w:sz w:val="21"/>
-          <w:szCs w:val="21"/>
-          <w:lang w:val="en-US" w:eastAsia="zh-CN" w:bidi="ar"/>
-        </w:rPr>
-        <w:t>scorn</w:t>
-      </w:r>
-      <w:r>
-        <w:rPr>
-          <w:rFonts w:hint="default" w:ascii="Calibri" w:hAnsi="Calibri" w:eastAsia="宋体" w:cs="Calibri"/>
-          <w:color w:val="000000"/>
-          <w:kern w:val="0"/>
-          <w:sz w:val="21"/>
-          <w:szCs w:val="21"/>
-          <w:lang w:val="en-US" w:eastAsia="zh-CN" w:bidi="ar"/>
-        </w:rPr>
-        <w:t xml:space="preserve"> when I heard a driver honk wildly, but I took a deep breath to stay </w:t>
-      </w:r>
-      <w:r>
-        <w:rPr>
-          <w:rStyle w:val="6"/>
-          <w:rFonts w:hint="default" w:ascii="Calibri" w:hAnsi="Calibri" w:eastAsia="宋体" w:cs="Calibri"/>
-          <w:b/>
-          <w:bCs/>
-          <w:color w:val="000000"/>
-          <w:kern w:val="0"/>
-          <w:sz w:val="21"/>
-          <w:szCs w:val="21"/>
-          <w:lang w:val="en-US" w:eastAsia="zh-CN" w:bidi="ar"/>
-        </w:rPr>
-        <w:t>sober</w:t>
-      </w:r>
-      <w:r>
-        <w:rPr>
-          <w:rFonts w:hint="default" w:ascii="Calibri" w:hAnsi="Calibri" w:eastAsia="宋体" w:cs="Calibri"/>
-          <w:color w:val="000000"/>
-          <w:kern w:val="0"/>
-          <w:sz w:val="21"/>
-          <w:szCs w:val="21"/>
-          <w:lang w:val="en-US" w:eastAsia="zh-CN" w:bidi="ar"/>
-        </w:rPr>
-        <w:t>.</w:t>
+          <w:color w:val="1F2329"/>
+          <w:sz w:val="21"/>
+          <w:szCs w:val="21"/>
+        </w:rPr>
+      </w:pPr>
+      <w:r>
+        <w:rPr>
+          <w:rFonts w:hint="default" w:ascii="Calibri" w:hAnsi="Calibri" w:eastAsia="宋体" w:cs="Calibri"/>
+          <w:color w:val="1F2329"/>
+          <w:kern w:val="0"/>
+          <w:sz w:val="21"/>
+          <w:szCs w:val="21"/>
+          <w:bdr w:val="none" w:color="auto" w:sz="0" w:space="0"/>
+          <w:lang w:val="en-US" w:eastAsia="zh-CN" w:bidi="ar"/>
+        </w:rPr>
+        <w:t xml:space="preserve">Her team was small but </w:t>
+      </w:r>
+      <w:r>
+        <w:rPr>
+          <w:rStyle w:val="7"/>
+          <w:rFonts w:hint="default" w:ascii="Calibri" w:hAnsi="Calibri" w:eastAsia="宋体" w:cs="Calibri"/>
+          <w:b/>
+          <w:bCs/>
+          <w:color w:val="1F2329"/>
+          <w:kern w:val="0"/>
+          <w:sz w:val="21"/>
+          <w:szCs w:val="21"/>
+          <w:bdr w:val="none" w:color="auto" w:sz="0" w:space="0"/>
+          <w:lang w:val="en-US" w:eastAsia="zh-CN" w:bidi="ar"/>
+        </w:rPr>
+        <w:t>considerate</w:t>
+      </w:r>
+      <w:r>
+        <w:rPr>
+          <w:rFonts w:hint="default" w:ascii="Calibri" w:hAnsi="Calibri" w:eastAsia="宋体" w:cs="Calibri"/>
+          <w:color w:val="1F2329"/>
+          <w:kern w:val="0"/>
+          <w:sz w:val="21"/>
+          <w:szCs w:val="21"/>
+          <w:bdr w:val="none" w:color="auto" w:sz="0" w:space="0"/>
+          <w:lang w:val="en-US" w:eastAsia="zh-CN" w:bidi="ar"/>
+        </w:rPr>
+        <w:t xml:space="preserve">—they always made sure to check on each other’s mental health during the long, isolated months. One evening, as they watched the ice </w:t>
+      </w:r>
+      <w:r>
+        <w:rPr>
+          <w:rStyle w:val="7"/>
+          <w:rFonts w:hint="default" w:ascii="Calibri" w:hAnsi="Calibri" w:eastAsia="宋体" w:cs="Calibri"/>
+          <w:b/>
+          <w:bCs/>
+          <w:color w:val="1F2329"/>
+          <w:kern w:val="0"/>
+          <w:sz w:val="21"/>
+          <w:szCs w:val="21"/>
+          <w:bdr w:val="none" w:color="auto" w:sz="0" w:space="0"/>
+          <w:lang w:val="en-US" w:eastAsia="zh-CN" w:bidi="ar"/>
+        </w:rPr>
+        <w:t>dissolve</w:t>
+      </w:r>
+      <w:r>
+        <w:rPr>
+          <w:rFonts w:hint="default" w:ascii="Calibri" w:hAnsi="Calibri" w:eastAsia="宋体" w:cs="Calibri"/>
+          <w:color w:val="1F2329"/>
+          <w:kern w:val="0"/>
+          <w:sz w:val="21"/>
+          <w:szCs w:val="21"/>
+          <w:bdr w:val="none" w:color="auto" w:sz="0" w:space="0"/>
+          <w:lang w:val="en-US" w:eastAsia="zh-CN" w:bidi="ar"/>
+        </w:rPr>
+        <w:t xml:space="preserve"> slowly under the </w:t>
+      </w:r>
+      <w:commentRangeStart w:id="4"/>
+      <w:r>
+        <w:rPr>
+          <w:rFonts w:hint="default" w:ascii="Calibri" w:hAnsi="Calibri" w:eastAsia="宋体" w:cs="Calibri"/>
+          <w:color w:val="1F2329"/>
+          <w:kern w:val="0"/>
+          <w:sz w:val="21"/>
+          <w:szCs w:val="21"/>
+          <w:bdr w:val="none" w:color="auto" w:sz="0" w:space="0"/>
+          <w:lang w:val="en-US" w:eastAsia="zh-CN" w:bidi="ar"/>
+        </w:rPr>
+        <w:t>faint summer sun</w:t>
+      </w:r>
+      <w:commentRangeEnd w:id="4"/>
+      <w:r>
+        <w:commentReference w:id="4"/>
+      </w:r>
+      <w:r>
+        <w:rPr>
+          <w:rFonts w:hint="default" w:ascii="Calibri" w:hAnsi="Calibri" w:eastAsia="宋体" w:cs="Calibri"/>
+          <w:color w:val="1F2329"/>
+          <w:kern w:val="0"/>
+          <w:sz w:val="21"/>
+          <w:szCs w:val="21"/>
+          <w:bdr w:val="none" w:color="auto" w:sz="0" w:space="0"/>
+          <w:lang w:val="en-US" w:eastAsia="zh-CN" w:bidi="ar"/>
+        </w:rPr>
+        <w:t xml:space="preserve">, Lina’s colleague Jake tried to </w:t>
+      </w:r>
+      <w:r>
+        <w:rPr>
+          <w:rStyle w:val="7"/>
+          <w:rFonts w:hint="default" w:ascii="Calibri" w:hAnsi="Calibri" w:eastAsia="宋体" w:cs="Calibri"/>
+          <w:b/>
+          <w:bCs/>
+          <w:color w:val="1F2329"/>
+          <w:kern w:val="0"/>
+          <w:sz w:val="21"/>
+          <w:szCs w:val="21"/>
+          <w:bdr w:val="none" w:color="auto" w:sz="0" w:space="0"/>
+          <w:lang w:val="en-US" w:eastAsia="zh-CN" w:bidi="ar"/>
+        </w:rPr>
+        <w:t>frighten</w:t>
+      </w:r>
+      <w:r>
+        <w:rPr>
+          <w:rFonts w:hint="default" w:ascii="Calibri" w:hAnsi="Calibri" w:eastAsia="宋体" w:cs="Calibri"/>
+          <w:color w:val="1F2329"/>
+          <w:kern w:val="0"/>
+          <w:sz w:val="21"/>
+          <w:szCs w:val="21"/>
+          <w:bdr w:val="none" w:color="auto" w:sz="0" w:space="0"/>
+          <w:lang w:val="en-US" w:eastAsia="zh-CN" w:bidi="ar"/>
+        </w:rPr>
+        <w:t xml:space="preserve"> her with a silly story about a polar bear </w:t>
+      </w:r>
+      <w:commentRangeStart w:id="5"/>
+      <w:r>
+        <w:rPr>
+          <w:rFonts w:hint="default" w:ascii="Calibri" w:hAnsi="Calibri" w:eastAsia="宋体" w:cs="Calibri"/>
+          <w:color w:val="1F2329"/>
+          <w:kern w:val="0"/>
+          <w:sz w:val="21"/>
+          <w:szCs w:val="21"/>
+          <w:bdr w:val="none" w:color="auto" w:sz="0" w:space="0"/>
+          <w:lang w:val="en-US" w:eastAsia="zh-CN" w:bidi="ar"/>
+        </w:rPr>
+        <w:t>wandering into</w:t>
+      </w:r>
+      <w:commentRangeEnd w:id="5"/>
+      <w:r>
+        <w:commentReference w:id="5"/>
+      </w:r>
+      <w:r>
+        <w:rPr>
+          <w:rFonts w:hint="default" w:ascii="Calibri" w:hAnsi="Calibri" w:eastAsia="宋体" w:cs="Calibri"/>
+          <w:color w:val="1F2329"/>
+          <w:kern w:val="0"/>
+          <w:sz w:val="21"/>
+          <w:szCs w:val="21"/>
+          <w:bdr w:val="none" w:color="auto" w:sz="0" w:space="0"/>
+          <w:lang w:val="en-US" w:eastAsia="zh-CN" w:bidi="ar"/>
+        </w:rPr>
+        <w:t xml:space="preserve"> the station, but she just laughed it off. From his nervous laughter, she could </w:t>
+      </w:r>
+      <w:r>
+        <w:rPr>
+          <w:rStyle w:val="7"/>
+          <w:rFonts w:hint="default" w:ascii="Calibri" w:hAnsi="Calibri" w:eastAsia="宋体" w:cs="Calibri"/>
+          <w:b/>
+          <w:bCs/>
+          <w:color w:val="1F2329"/>
+          <w:kern w:val="0"/>
+          <w:sz w:val="21"/>
+          <w:szCs w:val="21"/>
+          <w:bdr w:val="none" w:color="auto" w:sz="0" w:space="0"/>
+          <w:lang w:val="en-US" w:eastAsia="zh-CN" w:bidi="ar"/>
+        </w:rPr>
+        <w:t>infer</w:t>
+      </w:r>
+      <w:r>
+        <w:rPr>
+          <w:rFonts w:hint="default" w:ascii="Calibri" w:hAnsi="Calibri" w:eastAsia="宋体" w:cs="Calibri"/>
+          <w:color w:val="1F2329"/>
+          <w:kern w:val="0"/>
+          <w:sz w:val="21"/>
+          <w:szCs w:val="21"/>
+          <w:bdr w:val="none" w:color="auto" w:sz="0" w:space="0"/>
+          <w:lang w:val="en-US" w:eastAsia="zh-CN" w:bidi="ar"/>
+        </w:rPr>
+        <w:t xml:space="preserve"> he was just bored from the monotony.</w:t>
       </w:r>
     </w:p>
     <w:p>
@@ -763,246 +913,147 @@
         <w:jc w:val="left"/>
         <w:rPr>
           <w:rFonts w:hint="default" w:ascii="Calibri" w:hAnsi="Calibri" w:cs="Calibri"/>
-          <w:color w:val="000000"/>
-          <w:sz w:val="21"/>
-          <w:szCs w:val="21"/>
-        </w:rPr>
-      </w:pPr>
-      <w:r>
-        <w:rPr>
-          <w:rFonts w:hint="default" w:ascii="Calibri" w:hAnsi="Calibri" w:eastAsia="宋体" w:cs="Calibri"/>
-          <w:color w:val="000000"/>
-          <w:kern w:val="0"/>
-          <w:sz w:val="21"/>
-          <w:szCs w:val="21"/>
-          <w:lang w:val="en-US" w:eastAsia="zh-CN" w:bidi="ar"/>
-        </w:rPr>
-        <w:t xml:space="preserve">Suddenly, the car’s </w:t>
-      </w:r>
-      <w:r>
-        <w:rPr>
-          <w:rStyle w:val="6"/>
-          <w:rFonts w:hint="default" w:ascii="Calibri" w:hAnsi="Calibri" w:eastAsia="宋体" w:cs="Calibri"/>
-          <w:b/>
-          <w:bCs/>
-          <w:color w:val="000000"/>
-          <w:kern w:val="0"/>
-          <w:sz w:val="21"/>
-          <w:szCs w:val="21"/>
-          <w:lang w:val="en-US" w:eastAsia="zh-CN" w:bidi="ar"/>
-        </w:rPr>
-        <w:t>radar</w:t>
-      </w:r>
-      <w:r>
-        <w:rPr>
-          <w:rFonts w:hint="default" w:ascii="Calibri" w:hAnsi="Calibri" w:eastAsia="宋体" w:cs="Calibri"/>
-          <w:color w:val="000000"/>
-          <w:kern w:val="0"/>
-          <w:sz w:val="21"/>
-          <w:szCs w:val="21"/>
-          <w:lang w:val="en-US" w:eastAsia="zh-CN" w:bidi="ar"/>
-        </w:rPr>
-        <w:t xml:space="preserve"> beeped— a stray </w:t>
-      </w:r>
-      <w:r>
-        <w:rPr>
-          <w:rStyle w:val="6"/>
-          <w:rFonts w:hint="default" w:ascii="Calibri" w:hAnsi="Calibri" w:eastAsia="宋体" w:cs="Calibri"/>
-          <w:b/>
-          <w:bCs/>
-          <w:color w:val="000000"/>
-          <w:kern w:val="0"/>
-          <w:sz w:val="21"/>
-          <w:szCs w:val="21"/>
-          <w:lang w:val="en-US" w:eastAsia="zh-CN" w:bidi="ar"/>
-        </w:rPr>
-        <w:t>donkey</w:t>
-      </w:r>
-      <w:r>
-        <w:rPr>
-          <w:rFonts w:hint="default" w:ascii="Calibri" w:hAnsi="Calibri" w:eastAsia="宋体" w:cs="Calibri"/>
-          <w:color w:val="000000"/>
-          <w:kern w:val="0"/>
-          <w:sz w:val="21"/>
-          <w:szCs w:val="21"/>
-          <w:lang w:val="en-US" w:eastAsia="zh-CN" w:bidi="ar"/>
-        </w:rPr>
-        <w:t xml:space="preserve"> with sharp </w:t>
-      </w:r>
-      <w:r>
-        <w:rPr>
-          <w:rStyle w:val="6"/>
-          <w:rFonts w:hint="default" w:ascii="Calibri" w:hAnsi="Calibri" w:eastAsia="宋体" w:cs="Calibri"/>
-          <w:b/>
-          <w:bCs/>
-          <w:color w:val="000000"/>
-          <w:kern w:val="0"/>
-          <w:sz w:val="21"/>
-          <w:szCs w:val="21"/>
-          <w:lang w:val="en-US" w:eastAsia="zh-CN" w:bidi="ar"/>
-        </w:rPr>
-        <w:t>claw</w:t>
-      </w:r>
-      <w:r>
-        <w:rPr>
-          <w:rFonts w:hint="default" w:ascii="Calibri" w:hAnsi="Calibri" w:eastAsia="宋体" w:cs="Calibri"/>
-          <w:color w:val="000000"/>
-          <w:kern w:val="0"/>
-          <w:sz w:val="21"/>
-          <w:szCs w:val="21"/>
-          <w:lang w:val="en-US" w:eastAsia="zh-CN" w:bidi="ar"/>
-        </w:rPr>
-        <w:t xml:space="preserve">-like hooves ran across the road! It stopped by a stack of </w:t>
-      </w:r>
-      <w:r>
-        <w:rPr>
-          <w:rStyle w:val="6"/>
-          <w:rFonts w:hint="default" w:ascii="Calibri" w:hAnsi="Calibri" w:eastAsia="宋体" w:cs="Calibri"/>
-          <w:b/>
-          <w:bCs/>
-          <w:color w:val="000000"/>
-          <w:kern w:val="0"/>
-          <w:sz w:val="21"/>
-          <w:szCs w:val="21"/>
-          <w:lang w:val="en-US" w:eastAsia="zh-CN" w:bidi="ar"/>
-        </w:rPr>
-        <w:t>timber</w:t>
-      </w:r>
-      <w:r>
-        <w:rPr>
-          <w:rFonts w:hint="default" w:ascii="Calibri" w:hAnsi="Calibri" w:eastAsia="宋体" w:cs="Calibri"/>
-          <w:color w:val="000000"/>
-          <w:kern w:val="0"/>
-          <w:sz w:val="21"/>
-          <w:szCs w:val="21"/>
-          <w:lang w:val="en-US" w:eastAsia="zh-CN" w:bidi="ar"/>
-        </w:rPr>
-        <w:t xml:space="preserve"> by the road, and its </w:t>
-      </w:r>
-      <w:r>
-        <w:rPr>
-          <w:rStyle w:val="6"/>
-          <w:rFonts w:hint="default" w:ascii="Calibri" w:hAnsi="Calibri" w:eastAsia="宋体" w:cs="Calibri"/>
-          <w:b/>
-          <w:bCs/>
-          <w:color w:val="000000"/>
-          <w:kern w:val="0"/>
-          <w:sz w:val="21"/>
-          <w:szCs w:val="21"/>
-          <w:lang w:val="en-US" w:eastAsia="zh-CN" w:bidi="ar"/>
-        </w:rPr>
-        <w:t>bosom</w:t>
-      </w:r>
-      <w:r>
-        <w:rPr>
-          <w:rFonts w:hint="default" w:ascii="Calibri" w:hAnsi="Calibri" w:eastAsia="宋体" w:cs="Calibri"/>
-          <w:color w:val="000000"/>
-          <w:kern w:val="0"/>
-          <w:sz w:val="21"/>
-          <w:szCs w:val="21"/>
-          <w:lang w:val="en-US" w:eastAsia="zh-CN" w:bidi="ar"/>
-        </w:rPr>
-        <w:t xml:space="preserve"> seemed to heave with fear. I hit the brakes hard, the </w:t>
-      </w:r>
-      <w:r>
-        <w:rPr>
-          <w:rStyle w:val="6"/>
-          <w:rFonts w:hint="default" w:ascii="Calibri" w:hAnsi="Calibri" w:eastAsia="宋体" w:cs="Calibri"/>
-          <w:b/>
-          <w:bCs/>
-          <w:color w:val="000000"/>
-          <w:kern w:val="0"/>
-          <w:sz w:val="21"/>
-          <w:szCs w:val="21"/>
-          <w:lang w:val="en-US" w:eastAsia="zh-CN" w:bidi="ar"/>
-        </w:rPr>
-        <w:t>volt</w:t>
-      </w:r>
-      <w:r>
-        <w:rPr>
-          <w:rFonts w:hint="default" w:ascii="Calibri" w:hAnsi="Calibri" w:eastAsia="宋体" w:cs="Calibri"/>
-          <w:color w:val="000000"/>
-          <w:kern w:val="0"/>
-          <w:sz w:val="21"/>
-          <w:szCs w:val="21"/>
-          <w:lang w:val="en-US" w:eastAsia="zh-CN" w:bidi="ar"/>
-        </w:rPr>
-        <w:t xml:space="preserve"> meter on the dashboard flickered, and the </w:t>
-      </w:r>
-      <w:r>
-        <w:rPr>
-          <w:rStyle w:val="6"/>
-          <w:rFonts w:hint="default" w:ascii="Calibri" w:hAnsi="Calibri" w:eastAsia="宋体" w:cs="Calibri"/>
-          <w:b/>
-          <w:bCs/>
-          <w:color w:val="000000"/>
-          <w:kern w:val="0"/>
-          <w:sz w:val="21"/>
-          <w:szCs w:val="21"/>
-          <w:lang w:val="en-US" w:eastAsia="zh-CN" w:bidi="ar"/>
-        </w:rPr>
-        <w:t>bulb</w:t>
-      </w:r>
-      <w:r>
-        <w:rPr>
-          <w:rFonts w:hint="default" w:ascii="Calibri" w:hAnsi="Calibri" w:eastAsia="宋体" w:cs="Calibri"/>
-          <w:color w:val="000000"/>
-          <w:kern w:val="0"/>
-          <w:sz w:val="21"/>
-          <w:szCs w:val="21"/>
-          <w:lang w:val="en-US" w:eastAsia="zh-CN" w:bidi="ar"/>
-        </w:rPr>
-        <w:t xml:space="preserve"> above the console dimmed for a second. The kids gasped, but I told them to stay </w:t>
-      </w:r>
-      <w:r>
-        <w:rPr>
-          <w:rStyle w:val="6"/>
-          <w:rFonts w:hint="default" w:ascii="Calibri" w:hAnsi="Calibri" w:eastAsia="宋体" w:cs="Calibri"/>
-          <w:b/>
-          <w:bCs/>
-          <w:color w:val="000000"/>
-          <w:kern w:val="0"/>
-          <w:sz w:val="21"/>
-          <w:szCs w:val="21"/>
-          <w:lang w:val="en-US" w:eastAsia="zh-CN" w:bidi="ar"/>
-        </w:rPr>
-        <w:t>captive</w:t>
-      </w:r>
-      <w:r>
-        <w:rPr>
-          <w:rFonts w:hint="default" w:ascii="Calibri" w:hAnsi="Calibri" w:eastAsia="宋体" w:cs="Calibri"/>
-          <w:color w:val="000000"/>
-          <w:kern w:val="0"/>
-          <w:sz w:val="21"/>
-          <w:szCs w:val="21"/>
-          <w:lang w:val="en-US" w:eastAsia="zh-CN" w:bidi="ar"/>
-        </w:rPr>
-        <w:t xml:space="preserve"> in their seats and not move </w:t>
-      </w:r>
-      <w:r>
-        <w:rPr>
-          <w:rStyle w:val="6"/>
-          <w:rFonts w:hint="default" w:ascii="Calibri" w:hAnsi="Calibri" w:eastAsia="宋体" w:cs="Calibri"/>
-          <w:b/>
-          <w:bCs/>
-          <w:color w:val="000000"/>
-          <w:kern w:val="0"/>
-          <w:sz w:val="21"/>
-          <w:szCs w:val="21"/>
-          <w:lang w:val="en-US" w:eastAsia="zh-CN" w:bidi="ar"/>
-        </w:rPr>
-        <w:t>lightly</w:t>
-      </w:r>
-      <w:r>
-        <w:rPr>
-          <w:rFonts w:hint="default" w:ascii="Calibri" w:hAnsi="Calibri" w:eastAsia="宋体" w:cs="Calibri"/>
-          <w:color w:val="000000"/>
-          <w:kern w:val="0"/>
-          <w:sz w:val="21"/>
-          <w:szCs w:val="21"/>
-          <w:lang w:val="en-US" w:eastAsia="zh-CN" w:bidi="ar"/>
-        </w:rPr>
-        <w:t>.</w:t>
+          <w:color w:val="1F2329"/>
+          <w:sz w:val="21"/>
+          <w:szCs w:val="21"/>
+        </w:rPr>
+      </w:pPr>
+      <w:r>
+        <w:rPr>
+          <w:rFonts w:hint="default" w:ascii="Calibri" w:hAnsi="Calibri" w:eastAsia="宋体" w:cs="Calibri"/>
+          <w:color w:val="1F2329"/>
+          <w:kern w:val="0"/>
+          <w:sz w:val="21"/>
+          <w:szCs w:val="21"/>
+          <w:bdr w:val="none" w:color="auto" w:sz="0" w:space="0"/>
+          <w:lang w:val="en-US" w:eastAsia="zh-CN" w:bidi="ar"/>
+        </w:rPr>
+        <w:t xml:space="preserve">The research station’s </w:t>
+      </w:r>
+      <w:r>
+        <w:rPr>
+          <w:rStyle w:val="7"/>
+          <w:rFonts w:hint="default" w:ascii="Calibri" w:hAnsi="Calibri" w:eastAsia="宋体" w:cs="Calibri"/>
+          <w:b/>
+          <w:bCs/>
+          <w:color w:val="1F2329"/>
+          <w:kern w:val="0"/>
+          <w:sz w:val="21"/>
+          <w:szCs w:val="21"/>
+          <w:bdr w:val="none" w:color="auto" w:sz="0" w:space="0"/>
+          <w:lang w:val="en-US" w:eastAsia="zh-CN" w:bidi="ar"/>
+        </w:rPr>
+        <w:t>revenue</w:t>
+      </w:r>
+      <w:r>
+        <w:rPr>
+          <w:rFonts w:hint="default" w:ascii="Calibri" w:hAnsi="Calibri" w:eastAsia="宋体" w:cs="Calibri"/>
+          <w:color w:val="1F2329"/>
+          <w:kern w:val="0"/>
+          <w:sz w:val="21"/>
+          <w:szCs w:val="21"/>
+          <w:bdr w:val="none" w:color="auto" w:sz="0" w:space="0"/>
+          <w:lang w:val="en-US" w:eastAsia="zh-CN" w:bidi="ar"/>
+        </w:rPr>
+        <w:t xml:space="preserve"> came from a mix of government grants and private donations, and this year’s funding was especially </w:t>
+      </w:r>
+      <w:r>
+        <w:rPr>
+          <w:rStyle w:val="7"/>
+          <w:rFonts w:hint="default" w:ascii="Calibri" w:hAnsi="Calibri" w:eastAsia="宋体" w:cs="Calibri"/>
+          <w:b/>
+          <w:bCs/>
+          <w:color w:val="1F2329"/>
+          <w:kern w:val="0"/>
+          <w:sz w:val="21"/>
+          <w:szCs w:val="21"/>
+          <w:bdr w:val="none" w:color="auto" w:sz="0" w:space="0"/>
+          <w:lang w:val="en-US" w:eastAsia="zh-CN" w:bidi="ar"/>
+        </w:rPr>
+        <w:t>favourable</w:t>
+      </w:r>
+      <w:r>
+        <w:rPr>
+          <w:rFonts w:hint="default" w:ascii="Calibri" w:hAnsi="Calibri" w:eastAsia="宋体" w:cs="Calibri"/>
+          <w:color w:val="1F2329"/>
+          <w:kern w:val="0"/>
+          <w:sz w:val="21"/>
+          <w:szCs w:val="21"/>
+          <w:bdr w:val="none" w:color="auto" w:sz="0" w:space="0"/>
+          <w:lang w:val="en-US" w:eastAsia="zh-CN" w:bidi="ar"/>
+        </w:rPr>
+        <w:t xml:space="preserve">, allowing them to upgrade their equipment. Lina refused to take a </w:t>
+      </w:r>
+      <w:r>
+        <w:rPr>
+          <w:rStyle w:val="7"/>
+          <w:rFonts w:hint="default" w:ascii="Calibri" w:hAnsi="Calibri" w:eastAsia="宋体" w:cs="Calibri"/>
+          <w:b/>
+          <w:bCs/>
+          <w:color w:val="1F2329"/>
+          <w:kern w:val="0"/>
+          <w:sz w:val="21"/>
+          <w:szCs w:val="21"/>
+          <w:bdr w:val="none" w:color="auto" w:sz="0" w:space="0"/>
+          <w:lang w:val="en-US" w:eastAsia="zh-CN" w:bidi="ar"/>
+        </w:rPr>
+        <w:t>passive</w:t>
+      </w:r>
+      <w:r>
+        <w:rPr>
+          <w:rFonts w:hint="default" w:ascii="Calibri" w:hAnsi="Calibri" w:eastAsia="宋体" w:cs="Calibri"/>
+          <w:color w:val="1F2329"/>
+          <w:kern w:val="0"/>
+          <w:sz w:val="21"/>
+          <w:szCs w:val="21"/>
+          <w:bdr w:val="none" w:color="auto" w:sz="0" w:space="0"/>
+          <w:lang w:val="en-US" w:eastAsia="zh-CN" w:bidi="ar"/>
+        </w:rPr>
+        <w:t xml:space="preserve"> role in the project; she was determined to find evidence that the Arctic’s ice loss was not just a natural cycle, but a human-caused crisis whose impact was the </w:t>
+      </w:r>
+      <w:commentRangeStart w:id="6"/>
+      <w:r>
+        <w:rPr>
+          <w:rStyle w:val="7"/>
+          <w:rFonts w:hint="default" w:ascii="Calibri" w:hAnsi="Calibri" w:eastAsia="宋体" w:cs="Calibri"/>
+          <w:b/>
+          <w:bCs/>
+          <w:color w:val="1F2329"/>
+          <w:kern w:val="0"/>
+          <w:sz w:val="21"/>
+          <w:szCs w:val="21"/>
+          <w:bdr w:val="none" w:color="auto" w:sz="0" w:space="0"/>
+          <w:lang w:val="en-US" w:eastAsia="zh-CN" w:bidi="ar"/>
+        </w:rPr>
+        <w:t>equivalent</w:t>
+      </w:r>
+      <w:r>
+        <w:rPr>
+          <w:rFonts w:hint="default" w:ascii="Calibri" w:hAnsi="Calibri" w:eastAsia="宋体" w:cs="Calibri"/>
+          <w:color w:val="1F2329"/>
+          <w:kern w:val="0"/>
+          <w:sz w:val="21"/>
+          <w:szCs w:val="21"/>
+          <w:bdr w:val="none" w:color="auto" w:sz="0" w:space="0"/>
+          <w:lang w:val="en-US" w:eastAsia="zh-CN" w:bidi="ar"/>
+        </w:rPr>
+        <w:t xml:space="preserve"> </w:t>
+      </w:r>
+      <w:commentRangeEnd w:id="6"/>
+      <w:r>
+        <w:commentReference w:id="6"/>
+      </w:r>
+      <w:r>
+        <w:rPr>
+          <w:rFonts w:hint="default" w:ascii="Calibri" w:hAnsi="Calibri" w:eastAsia="宋体" w:cs="Calibri"/>
+          <w:color w:val="1F2329"/>
+          <w:kern w:val="0"/>
+          <w:sz w:val="21"/>
+          <w:szCs w:val="21"/>
+          <w:bdr w:val="none" w:color="auto" w:sz="0" w:space="0"/>
+          <w:lang w:val="en-US" w:eastAsia="zh-CN" w:bidi="ar"/>
+        </w:rPr>
+        <w:t>of a global environmental alarm.</w:t>
       </w:r>
     </w:p>
     <w:p>
@@ -1022,246 +1073,185 @@
         <w:jc w:val="left"/>
         <w:rPr>
           <w:rFonts w:hint="default" w:ascii="Calibri" w:hAnsi="Calibri" w:cs="Calibri"/>
-          <w:color w:val="000000"/>
-          <w:sz w:val="21"/>
-          <w:szCs w:val="21"/>
-        </w:rPr>
-      </w:pPr>
-      <w:r>
-        <w:rPr>
-          <w:rFonts w:hint="default" w:ascii="Calibri" w:hAnsi="Calibri" w:eastAsia="宋体" w:cs="Calibri"/>
-          <w:color w:val="000000"/>
-          <w:kern w:val="0"/>
-          <w:sz w:val="21"/>
-          <w:szCs w:val="21"/>
-          <w:lang w:val="en-US" w:eastAsia="zh-CN" w:bidi="ar"/>
-        </w:rPr>
-        <w:t xml:space="preserve">A </w:t>
-      </w:r>
-      <w:r>
-        <w:rPr>
-          <w:rStyle w:val="6"/>
-          <w:rFonts w:hint="default" w:ascii="Calibri" w:hAnsi="Calibri" w:eastAsia="宋体" w:cs="Calibri"/>
-          <w:b/>
-          <w:bCs/>
-          <w:color w:val="000000"/>
-          <w:kern w:val="0"/>
-          <w:sz w:val="21"/>
-          <w:szCs w:val="21"/>
-          <w:lang w:val="en-US" w:eastAsia="zh-CN" w:bidi="ar"/>
-        </w:rPr>
-        <w:t>learned</w:t>
-      </w:r>
-      <w:r>
-        <w:rPr>
-          <w:rFonts w:hint="default" w:ascii="Calibri" w:hAnsi="Calibri" w:eastAsia="宋体" w:cs="Calibri"/>
-          <w:color w:val="000000"/>
-          <w:kern w:val="0"/>
-          <w:sz w:val="21"/>
-          <w:szCs w:val="21"/>
-          <w:lang w:val="en-US" w:eastAsia="zh-CN" w:bidi="ar"/>
-        </w:rPr>
-        <w:t xml:space="preserve"> old man nearby came over; he had an </w:t>
-      </w:r>
-      <w:r>
-        <w:rPr>
-          <w:rStyle w:val="6"/>
-          <w:rFonts w:hint="default" w:ascii="Calibri" w:hAnsi="Calibri" w:eastAsia="宋体" w:cs="Calibri"/>
-          <w:b/>
-          <w:bCs/>
-          <w:color w:val="000000"/>
-          <w:kern w:val="0"/>
-          <w:sz w:val="21"/>
-          <w:szCs w:val="21"/>
-          <w:lang w:val="en-US" w:eastAsia="zh-CN" w:bidi="ar"/>
-        </w:rPr>
-        <w:t>artistic</w:t>
-      </w:r>
-      <w:r>
-        <w:rPr>
-          <w:rFonts w:hint="default" w:ascii="Calibri" w:hAnsi="Calibri" w:eastAsia="宋体" w:cs="Calibri"/>
-          <w:color w:val="000000"/>
-          <w:kern w:val="0"/>
-          <w:sz w:val="21"/>
-          <w:szCs w:val="21"/>
-          <w:lang w:val="en-US" w:eastAsia="zh-CN" w:bidi="ar"/>
-        </w:rPr>
-        <w:t xml:space="preserve"> scarf as an </w:t>
-      </w:r>
-      <w:r>
-        <w:rPr>
-          <w:rStyle w:val="6"/>
-          <w:rFonts w:hint="default" w:ascii="Calibri" w:hAnsi="Calibri" w:eastAsia="宋体" w:cs="Calibri"/>
-          <w:b/>
-          <w:bCs/>
-          <w:color w:val="000000"/>
-          <w:kern w:val="0"/>
-          <w:sz w:val="21"/>
-          <w:szCs w:val="21"/>
-          <w:lang w:val="en-US" w:eastAsia="zh-CN" w:bidi="ar"/>
-        </w:rPr>
-        <w:t>accessory</w:t>
-      </w:r>
-      <w:r>
-        <w:rPr>
-          <w:rFonts w:hint="default" w:ascii="Calibri" w:hAnsi="Calibri" w:eastAsia="宋体" w:cs="Calibri"/>
-          <w:color w:val="000000"/>
-          <w:kern w:val="0"/>
-          <w:sz w:val="21"/>
-          <w:szCs w:val="21"/>
-          <w:lang w:val="en-US" w:eastAsia="zh-CN" w:bidi="ar"/>
-        </w:rPr>
-        <w:t xml:space="preserve"> around his neck and a </w:t>
-      </w:r>
-      <w:r>
-        <w:rPr>
-          <w:rStyle w:val="6"/>
-          <w:rFonts w:hint="default" w:ascii="Calibri" w:hAnsi="Calibri" w:eastAsia="宋体" w:cs="Calibri"/>
-          <w:b/>
-          <w:bCs/>
-          <w:color w:val="000000"/>
-          <w:kern w:val="0"/>
-          <w:sz w:val="21"/>
-          <w:szCs w:val="21"/>
-          <w:lang w:val="en-US" w:eastAsia="zh-CN" w:bidi="ar"/>
-        </w:rPr>
-        <w:t>sly</w:t>
-      </w:r>
-      <w:r>
-        <w:rPr>
-          <w:rFonts w:hint="default" w:ascii="Calibri" w:hAnsi="Calibri" w:eastAsia="宋体" w:cs="Calibri"/>
-          <w:color w:val="000000"/>
-          <w:kern w:val="0"/>
-          <w:sz w:val="21"/>
-          <w:szCs w:val="21"/>
-          <w:lang w:val="en-US" w:eastAsia="zh-CN" w:bidi="ar"/>
-        </w:rPr>
-        <w:t xml:space="preserve"> smile on his face. He said the donkey often wanders from the nearby farm, where workers </w:t>
-      </w:r>
-      <w:r>
-        <w:rPr>
-          <w:rStyle w:val="6"/>
-          <w:rFonts w:hint="default" w:ascii="Calibri" w:hAnsi="Calibri" w:eastAsia="宋体" w:cs="Calibri"/>
-          <w:b/>
-          <w:bCs/>
-          <w:color w:val="000000"/>
-          <w:kern w:val="0"/>
-          <w:sz w:val="21"/>
-          <w:szCs w:val="21"/>
-          <w:lang w:val="en-US" w:eastAsia="zh-CN" w:bidi="ar"/>
-        </w:rPr>
-        <w:t>dump</w:t>
-      </w:r>
-      <w:r>
-        <w:rPr>
-          <w:rFonts w:hint="default" w:ascii="Calibri" w:hAnsi="Calibri" w:eastAsia="宋体" w:cs="Calibri"/>
-          <w:color w:val="000000"/>
-          <w:kern w:val="0"/>
-          <w:sz w:val="21"/>
-          <w:szCs w:val="21"/>
-          <w:lang w:val="en-US" w:eastAsia="zh-CN" w:bidi="ar"/>
-        </w:rPr>
-        <w:t xml:space="preserve"> old </w:t>
-      </w:r>
-      <w:r>
-        <w:rPr>
-          <w:rStyle w:val="6"/>
-          <w:rFonts w:hint="default" w:ascii="Calibri" w:hAnsi="Calibri" w:eastAsia="宋体" w:cs="Calibri"/>
-          <w:b/>
-          <w:bCs/>
-          <w:color w:val="000000"/>
-          <w:kern w:val="0"/>
-          <w:sz w:val="21"/>
-          <w:szCs w:val="21"/>
-          <w:lang w:val="en-US" w:eastAsia="zh-CN" w:bidi="ar"/>
-        </w:rPr>
-        <w:t>stuff</w:t>
-      </w:r>
-      <w:r>
-        <w:rPr>
-          <w:rFonts w:hint="default" w:ascii="Calibri" w:hAnsi="Calibri" w:eastAsia="宋体" w:cs="Calibri"/>
-          <w:color w:val="000000"/>
-          <w:kern w:val="0"/>
-          <w:sz w:val="21"/>
-          <w:szCs w:val="21"/>
-          <w:lang w:val="en-US" w:eastAsia="zh-CN" w:bidi="ar"/>
-        </w:rPr>
-        <w:t xml:space="preserve"> and </w:t>
-      </w:r>
-      <w:r>
-        <w:rPr>
-          <w:rStyle w:val="6"/>
-          <w:rFonts w:hint="default" w:ascii="Calibri" w:hAnsi="Calibri" w:eastAsia="宋体" w:cs="Calibri"/>
-          <w:b/>
-          <w:bCs/>
-          <w:color w:val="000000"/>
-          <w:kern w:val="0"/>
-          <w:sz w:val="21"/>
-          <w:szCs w:val="21"/>
-          <w:lang w:val="en-US" w:eastAsia="zh-CN" w:bidi="ar"/>
-        </w:rPr>
-        <w:t>emit</w:t>
-      </w:r>
-      <w:r>
-        <w:rPr>
-          <w:rFonts w:hint="default" w:ascii="Calibri" w:hAnsi="Calibri" w:eastAsia="宋体" w:cs="Calibri"/>
-          <w:color w:val="000000"/>
-          <w:kern w:val="0"/>
-          <w:sz w:val="21"/>
-          <w:szCs w:val="21"/>
-          <w:lang w:val="en-US" w:eastAsia="zh-CN" w:bidi="ar"/>
-        </w:rPr>
-        <w:t xml:space="preserve"> strange fumes that make the animals skittish. He </w:t>
-      </w:r>
-      <w:r>
-        <w:rPr>
-          <w:rStyle w:val="6"/>
-          <w:rFonts w:hint="default" w:ascii="Calibri" w:hAnsi="Calibri" w:eastAsia="宋体" w:cs="Calibri"/>
-          <w:b/>
-          <w:bCs/>
-          <w:color w:val="000000"/>
-          <w:kern w:val="0"/>
-          <w:sz w:val="21"/>
-          <w:szCs w:val="21"/>
-          <w:lang w:val="en-US" w:eastAsia="zh-CN" w:bidi="ar"/>
-        </w:rPr>
-        <w:t>demonstrated</w:t>
-      </w:r>
-      <w:r>
-        <w:rPr>
-          <w:rFonts w:hint="default" w:ascii="Calibri" w:hAnsi="Calibri" w:eastAsia="宋体" w:cs="Calibri"/>
-          <w:color w:val="000000"/>
-          <w:kern w:val="0"/>
-          <w:sz w:val="21"/>
-          <w:szCs w:val="21"/>
-          <w:lang w:val="en-US" w:eastAsia="zh-CN" w:bidi="ar"/>
-        </w:rPr>
-        <w:t xml:space="preserve"> how to lure it with a carrot, waving it just beyond the donkey’s </w:t>
-      </w:r>
-      <w:r>
-        <w:rPr>
-          <w:rStyle w:val="6"/>
-          <w:rFonts w:hint="default" w:ascii="Calibri" w:hAnsi="Calibri" w:eastAsia="宋体" w:cs="Calibri"/>
-          <w:b/>
-          <w:bCs/>
-          <w:color w:val="000000"/>
-          <w:kern w:val="0"/>
-          <w:sz w:val="21"/>
-          <w:szCs w:val="21"/>
-          <w:lang w:val="en-US" w:eastAsia="zh-CN" w:bidi="ar"/>
-        </w:rPr>
-        <w:t>skirt</w:t>
-      </w:r>
-      <w:r>
-        <w:rPr>
-          <w:rFonts w:hint="default" w:ascii="Calibri" w:hAnsi="Calibri" w:eastAsia="宋体" w:cs="Calibri"/>
-          <w:color w:val="000000"/>
-          <w:kern w:val="0"/>
-          <w:sz w:val="21"/>
-          <w:szCs w:val="21"/>
-          <w:lang w:val="en-US" w:eastAsia="zh-CN" w:bidi="ar"/>
-        </w:rPr>
-        <w:t xml:space="preserve"> of fur (it had a fluffy coat around its legs!).</w:t>
+          <w:color w:val="1F2329"/>
+          <w:sz w:val="21"/>
+          <w:szCs w:val="21"/>
+        </w:rPr>
+      </w:pPr>
+      <w:r>
+        <w:rPr>
+          <w:rFonts w:hint="default" w:ascii="Calibri" w:hAnsi="Calibri" w:eastAsia="宋体" w:cs="Calibri"/>
+          <w:color w:val="1F2329"/>
+          <w:kern w:val="0"/>
+          <w:sz w:val="21"/>
+          <w:szCs w:val="21"/>
+          <w:bdr w:val="none" w:color="auto" w:sz="0" w:space="0"/>
+          <w:lang w:val="en-US" w:eastAsia="zh-CN" w:bidi="ar"/>
+        </w:rPr>
+        <w:t xml:space="preserve">One day, while Lina was </w:t>
+      </w:r>
+      <w:commentRangeStart w:id="7"/>
+      <w:r>
+        <w:rPr>
+          <w:rStyle w:val="7"/>
+          <w:rFonts w:hint="default" w:ascii="Calibri" w:hAnsi="Calibri" w:eastAsia="宋体" w:cs="Calibri"/>
+          <w:b/>
+          <w:bCs/>
+          <w:color w:val="1F2329"/>
+          <w:kern w:val="0"/>
+          <w:sz w:val="21"/>
+          <w:szCs w:val="21"/>
+          <w:bdr w:val="none" w:color="auto" w:sz="0" w:space="0"/>
+          <w:lang w:val="en-US" w:eastAsia="zh-CN" w:bidi="ar"/>
+        </w:rPr>
+        <w:t>absorbed</w:t>
+      </w:r>
+      <w:r>
+        <w:rPr>
+          <w:rFonts w:hint="default" w:ascii="Calibri" w:hAnsi="Calibri" w:eastAsia="宋体" w:cs="Calibri"/>
+          <w:color w:val="1F2329"/>
+          <w:kern w:val="0"/>
+          <w:sz w:val="21"/>
+          <w:szCs w:val="21"/>
+          <w:bdr w:val="none" w:color="auto" w:sz="0" w:space="0"/>
+          <w:lang w:val="en-US" w:eastAsia="zh-CN" w:bidi="ar"/>
+        </w:rPr>
+        <w:t xml:space="preserve"> </w:t>
+      </w:r>
+      <w:commentRangeEnd w:id="7"/>
+      <w:r>
+        <w:commentReference w:id="7"/>
+      </w:r>
+      <w:r>
+        <w:rPr>
+          <w:rFonts w:hint="default" w:ascii="Calibri" w:hAnsi="Calibri" w:eastAsia="宋体" w:cs="Calibri"/>
+          <w:color w:val="1F2329"/>
+          <w:kern w:val="0"/>
+          <w:sz w:val="21"/>
+          <w:szCs w:val="21"/>
+          <w:bdr w:val="none" w:color="auto" w:sz="0" w:space="0"/>
+          <w:lang w:val="en-US" w:eastAsia="zh-CN" w:bidi="ar"/>
+        </w:rPr>
+        <w:t xml:space="preserve">in analyzing ice core samples, she made a groundbreaking discovery: the ice contained chemicals that proved industrial activity was </w:t>
+      </w:r>
+      <w:commentRangeStart w:id="8"/>
+      <w:r>
+        <w:rPr>
+          <w:rFonts w:hint="default" w:ascii="Calibri" w:hAnsi="Calibri" w:eastAsia="宋体" w:cs="Calibri"/>
+          <w:color w:val="1F2329"/>
+          <w:kern w:val="0"/>
+          <w:sz w:val="21"/>
+          <w:szCs w:val="21"/>
+          <w:bdr w:val="none" w:color="auto" w:sz="0" w:space="0"/>
+          <w:lang w:val="en-US" w:eastAsia="zh-CN" w:bidi="ar"/>
+        </w:rPr>
+        <w:t>accelerating melting</w:t>
+      </w:r>
+      <w:commentRangeEnd w:id="8"/>
+      <w:r>
+        <w:commentReference w:id="8"/>
+      </w:r>
+      <w:r>
+        <w:rPr>
+          <w:rFonts w:hint="default" w:ascii="Calibri" w:hAnsi="Calibri" w:eastAsia="宋体" w:cs="Calibri"/>
+          <w:color w:val="1F2329"/>
+          <w:kern w:val="0"/>
+          <w:sz w:val="21"/>
+          <w:szCs w:val="21"/>
+          <w:bdr w:val="none" w:color="auto" w:sz="0" w:space="0"/>
+          <w:lang w:val="en-US" w:eastAsia="zh-CN" w:bidi="ar"/>
+        </w:rPr>
+        <w:t xml:space="preserve"> at an unprecedented rate. This finding would not only change the conversation around climate change but also </w:t>
+      </w:r>
+      <w:commentRangeStart w:id="9"/>
+      <w:commentRangeStart w:id="10"/>
+      <w:r>
+        <w:rPr>
+          <w:rFonts w:hint="default" w:ascii="Calibri" w:hAnsi="Calibri" w:eastAsia="宋体" w:cs="Calibri"/>
+          <w:color w:val="1F2329"/>
+          <w:kern w:val="0"/>
+          <w:sz w:val="21"/>
+          <w:szCs w:val="21"/>
+          <w:bdr w:val="none" w:color="auto" w:sz="0" w:space="0"/>
+          <w:lang w:val="en-US" w:eastAsia="zh-CN" w:bidi="ar"/>
+        </w:rPr>
+        <w:t xml:space="preserve">fuel </w:t>
+      </w:r>
+      <w:commentRangeEnd w:id="9"/>
+      <w:r>
+        <w:commentReference w:id="9"/>
+      </w:r>
+      <w:r>
+        <w:rPr>
+          <w:rFonts w:hint="default" w:ascii="Calibri" w:hAnsi="Calibri" w:eastAsia="宋体" w:cs="Calibri"/>
+          <w:color w:val="1F2329"/>
+          <w:kern w:val="0"/>
+          <w:sz w:val="21"/>
+          <w:szCs w:val="21"/>
+          <w:bdr w:val="none" w:color="auto" w:sz="0" w:space="0"/>
+          <w:lang w:val="en-US" w:eastAsia="zh-CN" w:bidi="ar"/>
+        </w:rPr>
+        <w:t xml:space="preserve">the </w:t>
+      </w:r>
+      <w:r>
+        <w:rPr>
+          <w:rStyle w:val="7"/>
+          <w:rFonts w:hint="default" w:ascii="Calibri" w:hAnsi="Calibri" w:eastAsia="宋体" w:cs="Calibri"/>
+          <w:b/>
+          <w:bCs/>
+          <w:color w:val="1F2329"/>
+          <w:kern w:val="0"/>
+          <w:sz w:val="21"/>
+          <w:szCs w:val="21"/>
+          <w:bdr w:val="none" w:color="auto" w:sz="0" w:space="0"/>
+          <w:lang w:val="en-US" w:eastAsia="zh-CN" w:bidi="ar"/>
+        </w:rPr>
+        <w:t>expansion</w:t>
+      </w:r>
+      <w:r>
+        <w:rPr>
+          <w:rFonts w:hint="default" w:ascii="Calibri" w:hAnsi="Calibri" w:eastAsia="宋体" w:cs="Calibri"/>
+          <w:color w:val="1F2329"/>
+          <w:kern w:val="0"/>
+          <w:sz w:val="21"/>
+          <w:szCs w:val="21"/>
+          <w:bdr w:val="none" w:color="auto" w:sz="0" w:space="0"/>
+          <w:lang w:val="en-US" w:eastAsia="zh-CN" w:bidi="ar"/>
+        </w:rPr>
+        <w:t xml:space="preserve"> of global efforts to protect the polar regions</w:t>
+      </w:r>
+      <w:commentRangeEnd w:id="10"/>
+      <w:r>
+        <w:commentReference w:id="10"/>
+      </w:r>
+      <w:r>
+        <w:rPr>
+          <w:rFonts w:hint="default" w:ascii="Calibri" w:hAnsi="Calibri" w:eastAsia="宋体" w:cs="Calibri"/>
+          <w:color w:val="1F2329"/>
+          <w:kern w:val="0"/>
+          <w:sz w:val="21"/>
+          <w:szCs w:val="21"/>
+          <w:bdr w:val="none" w:color="auto" w:sz="0" w:space="0"/>
+          <w:lang w:val="en-US" w:eastAsia="zh-CN" w:bidi="ar"/>
+        </w:rPr>
+        <w:t>—proving that even in the harshest corners of the Earth, human curiosity and care could make a difference.</w:t>
+      </w:r>
+    </w:p>
+    <w:p>
+      <w:pPr>
+        <w:pStyle w:val="2"/>
+        <w:bidi w:val="0"/>
+        <w:rPr>
+          <w:rFonts w:hint="eastAsia"/>
+          <w:lang w:val="en-US" w:eastAsia="zh-CN"/>
+        </w:rPr>
+      </w:pPr>
+      <w:r>
+        <w:rPr>
+          <w:rFonts w:hint="eastAsia"/>
+          <w:lang w:val="en-US" w:eastAsia="zh-CN"/>
+        </w:rPr>
+        <w:t>6.</w:t>
       </w:r>
     </w:p>
     <w:p>
@@ -1295,257 +1285,182 @@
           <w:szCs w:val="21"/>
           <w:lang w:val="en-US" w:eastAsia="zh-CN" w:bidi="ar"/>
         </w:rPr>
-        <w:t xml:space="preserve">As we waited for the farmer, the sun started to </w:t>
-      </w:r>
-      <w:r>
-        <w:rPr>
-          <w:rStyle w:val="6"/>
-          <w:rFonts w:hint="default" w:ascii="Calibri" w:hAnsi="Calibri" w:eastAsia="宋体" w:cs="Calibri"/>
-          <w:b/>
-          <w:bCs/>
-          <w:color w:val="000000"/>
-          <w:kern w:val="0"/>
-          <w:sz w:val="21"/>
-          <w:szCs w:val="21"/>
-          <w:lang w:val="en-US" w:eastAsia="zh-CN" w:bidi="ar"/>
-        </w:rPr>
-        <w:t>flare</w:t>
-      </w:r>
-      <w:r>
-        <w:rPr>
-          <w:rFonts w:hint="default" w:ascii="Calibri" w:hAnsi="Calibri" w:eastAsia="宋体" w:cs="Calibri"/>
-          <w:color w:val="000000"/>
-          <w:kern w:val="0"/>
-          <w:sz w:val="21"/>
-          <w:szCs w:val="21"/>
-          <w:lang w:val="en-US" w:eastAsia="zh-CN" w:bidi="ar"/>
-        </w:rPr>
-        <w:t xml:space="preserve">, casting </w:t>
-      </w:r>
-      <w:r>
-        <w:rPr>
-          <w:rStyle w:val="6"/>
-          <w:rFonts w:hint="default" w:ascii="Calibri" w:hAnsi="Calibri" w:eastAsia="宋体" w:cs="Calibri"/>
-          <w:b/>
-          <w:bCs/>
-          <w:color w:val="000000"/>
-          <w:kern w:val="0"/>
-          <w:sz w:val="21"/>
-          <w:szCs w:val="21"/>
-          <w:lang w:val="en-US" w:eastAsia="zh-CN" w:bidi="ar"/>
-        </w:rPr>
-        <w:t>continuous</w:t>
-      </w:r>
-      <w:r>
-        <w:rPr>
-          <w:rFonts w:hint="default" w:ascii="Calibri" w:hAnsi="Calibri" w:eastAsia="宋体" w:cs="Calibri"/>
-          <w:color w:val="000000"/>
-          <w:kern w:val="0"/>
-          <w:sz w:val="21"/>
-          <w:szCs w:val="21"/>
-          <w:lang w:val="en-US" w:eastAsia="zh-CN" w:bidi="ar"/>
-        </w:rPr>
-        <w:t xml:space="preserve"> light on the scene. The donkey finally calmed down, and the farmer said “</w:t>
-      </w:r>
-      <w:r>
-        <w:rPr>
-          <w:rStyle w:val="6"/>
-          <w:rFonts w:hint="default" w:ascii="Calibri" w:hAnsi="Calibri" w:eastAsia="宋体" w:cs="Calibri"/>
-          <w:b/>
-          <w:bCs/>
-          <w:color w:val="000000"/>
-          <w:kern w:val="0"/>
-          <w:sz w:val="21"/>
-          <w:szCs w:val="21"/>
-          <w:lang w:val="en-US" w:eastAsia="zh-CN" w:bidi="ar"/>
-        </w:rPr>
-        <w:t>okay</w:t>
-      </w:r>
-      <w:r>
-        <w:rPr>
-          <w:rFonts w:hint="default" w:ascii="Calibri" w:hAnsi="Calibri" w:eastAsia="宋体" w:cs="Calibri"/>
-          <w:color w:val="000000"/>
-          <w:kern w:val="0"/>
-          <w:sz w:val="21"/>
-          <w:szCs w:val="21"/>
-          <w:lang w:val="en-US" w:eastAsia="zh-CN" w:bidi="ar"/>
-        </w:rPr>
-        <w:t xml:space="preserve">” with a </w:t>
-      </w:r>
-      <w:r>
-        <w:rPr>
-          <w:rStyle w:val="6"/>
-          <w:rFonts w:hint="default" w:ascii="Calibri" w:hAnsi="Calibri" w:eastAsia="宋体" w:cs="Calibri"/>
-          <w:b/>
-          <w:bCs/>
-          <w:color w:val="000000"/>
-          <w:kern w:val="0"/>
-          <w:sz w:val="21"/>
-          <w:szCs w:val="21"/>
-          <w:lang w:val="en-US" w:eastAsia="zh-CN" w:bidi="ar"/>
-        </w:rPr>
-        <w:t>dear</w:t>
-      </w:r>
-      <w:r>
-        <w:rPr>
-          <w:rFonts w:hint="default" w:ascii="Calibri" w:hAnsi="Calibri" w:eastAsia="宋体" w:cs="Calibri"/>
-          <w:color w:val="000000"/>
-          <w:kern w:val="0"/>
-          <w:sz w:val="21"/>
-          <w:szCs w:val="21"/>
-          <w:lang w:val="en-US" w:eastAsia="zh-CN" w:bidi="ar"/>
-        </w:rPr>
-        <w:t xml:space="preserve"> smile, apologizing for the </w:t>
-      </w:r>
-      <w:r>
-        <w:rPr>
-          <w:rStyle w:val="6"/>
-          <w:rFonts w:hint="default" w:ascii="Calibri" w:hAnsi="Calibri" w:eastAsia="宋体" w:cs="Calibri"/>
-          <w:b/>
-          <w:bCs/>
-          <w:color w:val="000000"/>
-          <w:kern w:val="0"/>
-          <w:sz w:val="21"/>
-          <w:szCs w:val="21"/>
-          <w:lang w:val="en-US" w:eastAsia="zh-CN" w:bidi="ar"/>
-        </w:rPr>
-        <w:t>interruption</w:t>
-      </w:r>
-      <w:r>
-        <w:rPr>
-          <w:rFonts w:hint="default" w:ascii="Calibri" w:hAnsi="Calibri" w:eastAsia="宋体" w:cs="Calibri"/>
-          <w:color w:val="000000"/>
-          <w:kern w:val="0"/>
-          <w:sz w:val="21"/>
-          <w:szCs w:val="21"/>
-          <w:lang w:val="en-US" w:eastAsia="zh-CN" w:bidi="ar"/>
-        </w:rPr>
-        <w:t xml:space="preserve">. I noticed the </w:t>
-      </w:r>
-      <w:r>
-        <w:rPr>
-          <w:rStyle w:val="6"/>
-          <w:rFonts w:hint="default" w:ascii="Calibri" w:hAnsi="Calibri" w:eastAsia="宋体" w:cs="Calibri"/>
-          <w:b/>
-          <w:bCs/>
-          <w:color w:val="000000"/>
-          <w:kern w:val="0"/>
-          <w:sz w:val="21"/>
-          <w:szCs w:val="21"/>
-          <w:lang w:val="en-US" w:eastAsia="zh-CN" w:bidi="ar"/>
-        </w:rPr>
-        <w:t>liner</w:t>
-      </w:r>
-      <w:r>
-        <w:rPr>
-          <w:rFonts w:hint="default" w:ascii="Calibri" w:hAnsi="Calibri" w:eastAsia="宋体" w:cs="Calibri"/>
-          <w:color w:val="000000"/>
-          <w:kern w:val="0"/>
-          <w:sz w:val="21"/>
-          <w:szCs w:val="21"/>
-          <w:lang w:val="en-US" w:eastAsia="zh-CN" w:bidi="ar"/>
-        </w:rPr>
-        <w:t xml:space="preserve"> of my coat had come loose, and I had to </w:t>
-      </w:r>
-      <w:r>
-        <w:rPr>
-          <w:rStyle w:val="6"/>
-          <w:rFonts w:hint="default" w:ascii="Calibri" w:hAnsi="Calibri" w:eastAsia="宋体" w:cs="Calibri"/>
-          <w:b/>
-          <w:bCs/>
-          <w:color w:val="000000"/>
-          <w:kern w:val="0"/>
-          <w:sz w:val="21"/>
-          <w:szCs w:val="21"/>
-          <w:lang w:val="en-US" w:eastAsia="zh-CN" w:bidi="ar"/>
-        </w:rPr>
-        <w:t>widen</w:t>
-      </w:r>
-      <w:r>
-        <w:rPr>
-          <w:rFonts w:hint="default" w:ascii="Calibri" w:hAnsi="Calibri" w:eastAsia="宋体" w:cs="Calibri"/>
-          <w:color w:val="000000"/>
-          <w:kern w:val="0"/>
-          <w:sz w:val="21"/>
-          <w:szCs w:val="21"/>
-          <w:lang w:val="en-US" w:eastAsia="zh-CN" w:bidi="ar"/>
-        </w:rPr>
-        <w:t xml:space="preserve"> my eyes to see the </w:t>
-      </w:r>
-      <w:r>
-        <w:rPr>
-          <w:rStyle w:val="6"/>
-          <w:rFonts w:hint="default" w:ascii="Calibri" w:hAnsi="Calibri" w:eastAsia="宋体" w:cs="Calibri"/>
-          <w:b/>
-          <w:bCs/>
-          <w:color w:val="000000"/>
-          <w:kern w:val="0"/>
-          <w:sz w:val="21"/>
-          <w:szCs w:val="21"/>
-          <w:lang w:val="en-US" w:eastAsia="zh-CN" w:bidi="ar"/>
-        </w:rPr>
-        <w:t>transformer</w:t>
-      </w:r>
-      <w:r>
-        <w:rPr>
-          <w:rFonts w:hint="default" w:ascii="Calibri" w:hAnsi="Calibri" w:eastAsia="宋体" w:cs="Calibri"/>
-          <w:color w:val="000000"/>
-          <w:kern w:val="0"/>
-          <w:sz w:val="21"/>
-          <w:szCs w:val="21"/>
-          <w:lang w:val="en-US" w:eastAsia="zh-CN" w:bidi="ar"/>
-        </w:rPr>
-        <w:t xml:space="preserve"> box nearby that the donkey had almost knocked into—luckily, the </w:t>
-      </w:r>
-      <w:r>
-        <w:rPr>
-          <w:rStyle w:val="6"/>
-          <w:rFonts w:hint="default" w:ascii="Calibri" w:hAnsi="Calibri" w:eastAsia="宋体" w:cs="Calibri"/>
-          <w:b/>
-          <w:bCs/>
-          <w:color w:val="000000"/>
-          <w:kern w:val="0"/>
-          <w:sz w:val="21"/>
-          <w:szCs w:val="21"/>
-          <w:lang w:val="en-US" w:eastAsia="zh-CN" w:bidi="ar"/>
-        </w:rPr>
-        <w:t>gloomy</w:t>
-      </w:r>
-      <w:r>
-        <w:rPr>
-          <w:rFonts w:hint="default" w:ascii="Calibri" w:hAnsi="Calibri" w:eastAsia="宋体" w:cs="Calibri"/>
-          <w:color w:val="000000"/>
-          <w:kern w:val="0"/>
-          <w:sz w:val="21"/>
-          <w:szCs w:val="21"/>
-          <w:lang w:val="en-US" w:eastAsia="zh-CN" w:bidi="ar"/>
-        </w:rPr>
-        <w:t xml:space="preserve"> clouds of trouble </w:t>
-      </w:r>
-      <w:r>
-        <w:rPr>
-          <w:rStyle w:val="6"/>
-          <w:rFonts w:hint="default" w:ascii="Calibri" w:hAnsi="Calibri" w:eastAsia="宋体" w:cs="Calibri"/>
-          <w:b/>
-          <w:bCs/>
-          <w:color w:val="000000"/>
-          <w:kern w:val="0"/>
-          <w:sz w:val="21"/>
-          <w:szCs w:val="21"/>
-          <w:lang w:val="en-US" w:eastAsia="zh-CN" w:bidi="ar"/>
-        </w:rPr>
-        <w:t>evaporated</w:t>
-      </w:r>
-      <w:r>
-        <w:rPr>
-          <w:rFonts w:hint="default" w:ascii="Calibri" w:hAnsi="Calibri" w:eastAsia="宋体" w:cs="Calibri"/>
-          <w:color w:val="000000"/>
-          <w:kern w:val="0"/>
-          <w:sz w:val="21"/>
-          <w:szCs w:val="21"/>
-          <w:lang w:val="en-US" w:eastAsia="zh-CN" w:bidi="ar"/>
-        </w:rPr>
-        <w:t xml:space="preserve"> quickly.</w:t>
+        <w:t xml:space="preserve">One morning, as I drove to work with my kids in the </w:t>
+      </w:r>
+      <w:r>
+        <w:rPr>
+          <w:rStyle w:val="7"/>
+          <w:rFonts w:hint="default" w:ascii="Calibri" w:hAnsi="Calibri" w:eastAsia="宋体" w:cs="Calibri"/>
+          <w:b/>
+          <w:bCs/>
+          <w:color w:val="000000"/>
+          <w:kern w:val="0"/>
+          <w:sz w:val="21"/>
+          <w:szCs w:val="21"/>
+          <w:lang w:val="en-US" w:eastAsia="zh-CN" w:bidi="ar"/>
+        </w:rPr>
+        <w:t>midst</w:t>
+      </w:r>
+      <w:r>
+        <w:rPr>
+          <w:rFonts w:hint="default" w:ascii="Calibri" w:hAnsi="Calibri" w:eastAsia="宋体" w:cs="Calibri"/>
+          <w:color w:val="000000"/>
+          <w:kern w:val="0"/>
+          <w:sz w:val="21"/>
+          <w:szCs w:val="21"/>
+          <w:lang w:val="en-US" w:eastAsia="zh-CN" w:bidi="ar"/>
+        </w:rPr>
+        <w:t xml:space="preserve"> of chatting loudly, a </w:t>
+      </w:r>
+      <w:r>
+        <w:rPr>
+          <w:rStyle w:val="7"/>
+          <w:rFonts w:hint="default" w:ascii="Calibri" w:hAnsi="Calibri" w:eastAsia="宋体" w:cs="Calibri"/>
+          <w:b/>
+          <w:bCs/>
+          <w:color w:val="000000"/>
+          <w:kern w:val="0"/>
+          <w:sz w:val="21"/>
+          <w:szCs w:val="21"/>
+          <w:lang w:val="en-US" w:eastAsia="zh-CN" w:bidi="ar"/>
+        </w:rPr>
+        <w:t>philosopher</w:t>
+      </w:r>
+      <w:r>
+        <w:rPr>
+          <w:rFonts w:hint="default" w:ascii="Calibri" w:hAnsi="Calibri" w:eastAsia="宋体" w:cs="Calibri"/>
+          <w:color w:val="000000"/>
+          <w:kern w:val="0"/>
+          <w:sz w:val="21"/>
+          <w:szCs w:val="21"/>
+          <w:lang w:val="en-US" w:eastAsia="zh-CN" w:bidi="ar"/>
+        </w:rPr>
+        <w:t xml:space="preserve"> on the radio was talking about what makes a </w:t>
+      </w:r>
+      <w:r>
+        <w:rPr>
+          <w:rStyle w:val="7"/>
+          <w:rFonts w:hint="default" w:ascii="Calibri" w:hAnsi="Calibri" w:eastAsia="宋体" w:cs="Calibri"/>
+          <w:b/>
+          <w:bCs/>
+          <w:color w:val="000000"/>
+          <w:kern w:val="0"/>
+          <w:sz w:val="21"/>
+          <w:szCs w:val="21"/>
+          <w:lang w:val="en-US" w:eastAsia="zh-CN" w:bidi="ar"/>
+        </w:rPr>
+        <w:t>genius</w:t>
+      </w:r>
+      <w:r>
+        <w:rPr>
+          <w:rFonts w:hint="default" w:ascii="Calibri" w:hAnsi="Calibri" w:eastAsia="宋体" w:cs="Calibri"/>
+          <w:color w:val="000000"/>
+          <w:kern w:val="0"/>
+          <w:sz w:val="21"/>
+          <w:szCs w:val="21"/>
+          <w:lang w:val="en-US" w:eastAsia="zh-CN" w:bidi="ar"/>
+        </w:rPr>
+        <w:t xml:space="preserve">—he said it’s not just talent, but also a calm </w:t>
+      </w:r>
+      <w:r>
+        <w:rPr>
+          <w:rStyle w:val="7"/>
+          <w:rFonts w:hint="default" w:ascii="Calibri" w:hAnsi="Calibri" w:eastAsia="宋体" w:cs="Calibri"/>
+          <w:b/>
+          <w:bCs/>
+          <w:color w:val="000000"/>
+          <w:kern w:val="0"/>
+          <w:sz w:val="21"/>
+          <w:szCs w:val="21"/>
+          <w:lang w:val="en-US" w:eastAsia="zh-CN" w:bidi="ar"/>
+        </w:rPr>
+        <w:t>temper</w:t>
+      </w:r>
+      <w:r>
+        <w:rPr>
+          <w:rFonts w:hint="default" w:ascii="Calibri" w:hAnsi="Calibri" w:eastAsia="宋体" w:cs="Calibri"/>
+          <w:color w:val="000000"/>
+          <w:kern w:val="0"/>
+          <w:sz w:val="21"/>
+          <w:szCs w:val="21"/>
+          <w:lang w:val="en-US" w:eastAsia="zh-CN" w:bidi="ar"/>
+        </w:rPr>
+        <w:t xml:space="preserve"> and the courage to </w:t>
+      </w:r>
+      <w:r>
+        <w:rPr>
+          <w:rStyle w:val="7"/>
+          <w:rFonts w:hint="default" w:ascii="Calibri" w:hAnsi="Calibri" w:eastAsia="宋体" w:cs="Calibri"/>
+          <w:b/>
+          <w:bCs/>
+          <w:color w:val="000000"/>
+          <w:kern w:val="0"/>
+          <w:sz w:val="21"/>
+          <w:szCs w:val="21"/>
+          <w:lang w:val="en-US" w:eastAsia="zh-CN" w:bidi="ar"/>
+        </w:rPr>
+        <w:t>revolt</w:t>
+      </w:r>
+      <w:r>
+        <w:rPr>
+          <w:rFonts w:hint="default" w:ascii="Calibri" w:hAnsi="Calibri" w:eastAsia="宋体" w:cs="Calibri"/>
+          <w:color w:val="000000"/>
+          <w:kern w:val="0"/>
+          <w:sz w:val="21"/>
+          <w:szCs w:val="21"/>
+          <w:lang w:val="en-US" w:eastAsia="zh-CN" w:bidi="ar"/>
+        </w:rPr>
+        <w:t xml:space="preserve"> against lazy thinking. I almost let out a </w:t>
+      </w:r>
+      <w:r>
+        <w:rPr>
+          <w:rStyle w:val="7"/>
+          <w:rFonts w:hint="default" w:ascii="Calibri" w:hAnsi="Calibri" w:eastAsia="宋体" w:cs="Calibri"/>
+          <w:b/>
+          <w:bCs/>
+          <w:color w:val="000000"/>
+          <w:kern w:val="0"/>
+          <w:sz w:val="21"/>
+          <w:szCs w:val="21"/>
+          <w:lang w:val="en-US" w:eastAsia="zh-CN" w:bidi="ar"/>
+        </w:rPr>
+        <w:t>scorn</w:t>
+      </w:r>
+      <w:r>
+        <w:rPr>
+          <w:rFonts w:hint="default" w:ascii="Calibri" w:hAnsi="Calibri" w:eastAsia="宋体" w:cs="Calibri"/>
+          <w:color w:val="000000"/>
+          <w:kern w:val="0"/>
+          <w:sz w:val="21"/>
+          <w:szCs w:val="21"/>
+          <w:lang w:val="en-US" w:eastAsia="zh-CN" w:bidi="ar"/>
+        </w:rPr>
+        <w:t xml:space="preserve"> when I heard a driver honk wildly, but I took a deep breath to stay </w:t>
+      </w:r>
+      <w:r>
+        <w:rPr>
+          <w:rStyle w:val="7"/>
+          <w:rFonts w:hint="default" w:ascii="Calibri" w:hAnsi="Calibri" w:eastAsia="宋体" w:cs="Calibri"/>
+          <w:b/>
+          <w:bCs/>
+          <w:color w:val="000000"/>
+          <w:kern w:val="0"/>
+          <w:sz w:val="21"/>
+          <w:szCs w:val="21"/>
+          <w:lang w:val="en-US" w:eastAsia="zh-CN" w:bidi="ar"/>
+        </w:rPr>
+        <w:t>sober</w:t>
+      </w:r>
+      <w:r>
+        <w:rPr>
+          <w:rFonts w:hint="default" w:ascii="Calibri" w:hAnsi="Calibri" w:eastAsia="宋体" w:cs="Calibri"/>
+          <w:color w:val="000000"/>
+          <w:kern w:val="0"/>
+          <w:sz w:val="21"/>
+          <w:szCs w:val="21"/>
+          <w:lang w:val="en-US" w:eastAsia="zh-CN" w:bidi="ar"/>
+        </w:rPr>
+        <w:t>.</w:t>
       </w:r>
     </w:p>
     <w:p>
@@ -1565,6 +1480,808 @@
         <w:jc w:val="left"/>
         <w:rPr>
           <w:rFonts w:hint="default" w:ascii="Calibri" w:hAnsi="Calibri" w:cs="Calibri"/>
+          <w:color w:val="000000"/>
+          <w:sz w:val="21"/>
+          <w:szCs w:val="21"/>
+        </w:rPr>
+      </w:pPr>
+      <w:r>
+        <w:rPr>
+          <w:rFonts w:hint="default" w:ascii="Calibri" w:hAnsi="Calibri" w:eastAsia="宋体" w:cs="Calibri"/>
+          <w:color w:val="000000"/>
+          <w:kern w:val="0"/>
+          <w:sz w:val="21"/>
+          <w:szCs w:val="21"/>
+          <w:lang w:val="en-US" w:eastAsia="zh-CN" w:bidi="ar"/>
+        </w:rPr>
+        <w:t xml:space="preserve">Suddenly, the car’s </w:t>
+      </w:r>
+      <w:r>
+        <w:rPr>
+          <w:rStyle w:val="7"/>
+          <w:rFonts w:hint="default" w:ascii="Calibri" w:hAnsi="Calibri" w:eastAsia="宋体" w:cs="Calibri"/>
+          <w:b/>
+          <w:bCs/>
+          <w:color w:val="000000"/>
+          <w:kern w:val="0"/>
+          <w:sz w:val="21"/>
+          <w:szCs w:val="21"/>
+          <w:lang w:val="en-US" w:eastAsia="zh-CN" w:bidi="ar"/>
+        </w:rPr>
+        <w:t>radar</w:t>
+      </w:r>
+      <w:r>
+        <w:rPr>
+          <w:rFonts w:hint="default" w:ascii="Calibri" w:hAnsi="Calibri" w:eastAsia="宋体" w:cs="Calibri"/>
+          <w:color w:val="000000"/>
+          <w:kern w:val="0"/>
+          <w:sz w:val="21"/>
+          <w:szCs w:val="21"/>
+          <w:lang w:val="en-US" w:eastAsia="zh-CN" w:bidi="ar"/>
+        </w:rPr>
+        <w:t xml:space="preserve"> beeped— a stray </w:t>
+      </w:r>
+      <w:r>
+        <w:rPr>
+          <w:rStyle w:val="7"/>
+          <w:rFonts w:hint="default" w:ascii="Calibri" w:hAnsi="Calibri" w:eastAsia="宋体" w:cs="Calibri"/>
+          <w:b/>
+          <w:bCs/>
+          <w:color w:val="000000"/>
+          <w:kern w:val="0"/>
+          <w:sz w:val="21"/>
+          <w:szCs w:val="21"/>
+          <w:lang w:val="en-US" w:eastAsia="zh-CN" w:bidi="ar"/>
+        </w:rPr>
+        <w:t>donkey</w:t>
+      </w:r>
+      <w:r>
+        <w:rPr>
+          <w:rFonts w:hint="default" w:ascii="Calibri" w:hAnsi="Calibri" w:eastAsia="宋体" w:cs="Calibri"/>
+          <w:color w:val="000000"/>
+          <w:kern w:val="0"/>
+          <w:sz w:val="21"/>
+          <w:szCs w:val="21"/>
+          <w:lang w:val="en-US" w:eastAsia="zh-CN" w:bidi="ar"/>
+        </w:rPr>
+        <w:t xml:space="preserve"> with sharp </w:t>
+      </w:r>
+      <w:r>
+        <w:rPr>
+          <w:rStyle w:val="7"/>
+          <w:rFonts w:hint="default" w:ascii="Calibri" w:hAnsi="Calibri" w:eastAsia="宋体" w:cs="Calibri"/>
+          <w:b/>
+          <w:bCs/>
+          <w:color w:val="000000"/>
+          <w:kern w:val="0"/>
+          <w:sz w:val="21"/>
+          <w:szCs w:val="21"/>
+          <w:lang w:val="en-US" w:eastAsia="zh-CN" w:bidi="ar"/>
+        </w:rPr>
+        <w:t>claw</w:t>
+      </w:r>
+      <w:r>
+        <w:rPr>
+          <w:rFonts w:hint="default" w:ascii="Calibri" w:hAnsi="Calibri" w:eastAsia="宋体" w:cs="Calibri"/>
+          <w:color w:val="000000"/>
+          <w:kern w:val="0"/>
+          <w:sz w:val="21"/>
+          <w:szCs w:val="21"/>
+          <w:lang w:val="en-US" w:eastAsia="zh-CN" w:bidi="ar"/>
+        </w:rPr>
+        <w:t xml:space="preserve">-like hooves ran across the road! It stopped by a stack of </w:t>
+      </w:r>
+      <w:r>
+        <w:rPr>
+          <w:rStyle w:val="7"/>
+          <w:rFonts w:hint="default" w:ascii="Calibri" w:hAnsi="Calibri" w:eastAsia="宋体" w:cs="Calibri"/>
+          <w:b/>
+          <w:bCs/>
+          <w:color w:val="000000"/>
+          <w:kern w:val="0"/>
+          <w:sz w:val="21"/>
+          <w:szCs w:val="21"/>
+          <w:lang w:val="en-US" w:eastAsia="zh-CN" w:bidi="ar"/>
+        </w:rPr>
+        <w:t>timber</w:t>
+      </w:r>
+      <w:r>
+        <w:rPr>
+          <w:rFonts w:hint="default" w:ascii="Calibri" w:hAnsi="Calibri" w:eastAsia="宋体" w:cs="Calibri"/>
+          <w:color w:val="000000"/>
+          <w:kern w:val="0"/>
+          <w:sz w:val="21"/>
+          <w:szCs w:val="21"/>
+          <w:lang w:val="en-US" w:eastAsia="zh-CN" w:bidi="ar"/>
+        </w:rPr>
+        <w:t xml:space="preserve"> by the road, and its </w:t>
+      </w:r>
+      <w:r>
+        <w:rPr>
+          <w:rStyle w:val="7"/>
+          <w:rFonts w:hint="default" w:ascii="Calibri" w:hAnsi="Calibri" w:eastAsia="宋体" w:cs="Calibri"/>
+          <w:b/>
+          <w:bCs/>
+          <w:color w:val="000000"/>
+          <w:kern w:val="0"/>
+          <w:sz w:val="21"/>
+          <w:szCs w:val="21"/>
+          <w:lang w:val="en-US" w:eastAsia="zh-CN" w:bidi="ar"/>
+        </w:rPr>
+        <w:t>bosom</w:t>
+      </w:r>
+      <w:r>
+        <w:rPr>
+          <w:rFonts w:hint="default" w:ascii="Calibri" w:hAnsi="Calibri" w:eastAsia="宋体" w:cs="Calibri"/>
+          <w:color w:val="000000"/>
+          <w:kern w:val="0"/>
+          <w:sz w:val="21"/>
+          <w:szCs w:val="21"/>
+          <w:lang w:val="en-US" w:eastAsia="zh-CN" w:bidi="ar"/>
+        </w:rPr>
+        <w:t xml:space="preserve"> seemed to heave with fear. I hit the brakes hard, the </w:t>
+      </w:r>
+      <w:r>
+        <w:rPr>
+          <w:rStyle w:val="7"/>
+          <w:rFonts w:hint="default" w:ascii="Calibri" w:hAnsi="Calibri" w:eastAsia="宋体" w:cs="Calibri"/>
+          <w:b/>
+          <w:bCs/>
+          <w:color w:val="000000"/>
+          <w:kern w:val="0"/>
+          <w:sz w:val="21"/>
+          <w:szCs w:val="21"/>
+          <w:lang w:val="en-US" w:eastAsia="zh-CN" w:bidi="ar"/>
+        </w:rPr>
+        <w:t>volt</w:t>
+      </w:r>
+      <w:r>
+        <w:rPr>
+          <w:rFonts w:hint="default" w:ascii="Calibri" w:hAnsi="Calibri" w:eastAsia="宋体" w:cs="Calibri"/>
+          <w:color w:val="000000"/>
+          <w:kern w:val="0"/>
+          <w:sz w:val="21"/>
+          <w:szCs w:val="21"/>
+          <w:lang w:val="en-US" w:eastAsia="zh-CN" w:bidi="ar"/>
+        </w:rPr>
+        <w:t xml:space="preserve"> meter on the dashboard flickered, and the </w:t>
+      </w:r>
+      <w:r>
+        <w:rPr>
+          <w:rStyle w:val="7"/>
+          <w:rFonts w:hint="default" w:ascii="Calibri" w:hAnsi="Calibri" w:eastAsia="宋体" w:cs="Calibri"/>
+          <w:b/>
+          <w:bCs/>
+          <w:color w:val="000000"/>
+          <w:kern w:val="0"/>
+          <w:sz w:val="21"/>
+          <w:szCs w:val="21"/>
+          <w:lang w:val="en-US" w:eastAsia="zh-CN" w:bidi="ar"/>
+        </w:rPr>
+        <w:t>bulb</w:t>
+      </w:r>
+      <w:r>
+        <w:rPr>
+          <w:rFonts w:hint="default" w:ascii="Calibri" w:hAnsi="Calibri" w:eastAsia="宋体" w:cs="Calibri"/>
+          <w:color w:val="000000"/>
+          <w:kern w:val="0"/>
+          <w:sz w:val="21"/>
+          <w:szCs w:val="21"/>
+          <w:lang w:val="en-US" w:eastAsia="zh-CN" w:bidi="ar"/>
+        </w:rPr>
+        <w:t xml:space="preserve"> above the console dimmed for a second. The kids gasped, but I told them to stay </w:t>
+      </w:r>
+      <w:r>
+        <w:rPr>
+          <w:rStyle w:val="7"/>
+          <w:rFonts w:hint="default" w:ascii="Calibri" w:hAnsi="Calibri" w:eastAsia="宋体" w:cs="Calibri"/>
+          <w:b/>
+          <w:bCs/>
+          <w:color w:val="000000"/>
+          <w:kern w:val="0"/>
+          <w:sz w:val="21"/>
+          <w:szCs w:val="21"/>
+          <w:lang w:val="en-US" w:eastAsia="zh-CN" w:bidi="ar"/>
+        </w:rPr>
+        <w:t>captive</w:t>
+      </w:r>
+      <w:r>
+        <w:rPr>
+          <w:rFonts w:hint="default" w:ascii="Calibri" w:hAnsi="Calibri" w:eastAsia="宋体" w:cs="Calibri"/>
+          <w:color w:val="000000"/>
+          <w:kern w:val="0"/>
+          <w:sz w:val="21"/>
+          <w:szCs w:val="21"/>
+          <w:lang w:val="en-US" w:eastAsia="zh-CN" w:bidi="ar"/>
+        </w:rPr>
+        <w:t xml:space="preserve"> in their seats and not move </w:t>
+      </w:r>
+      <w:r>
+        <w:rPr>
+          <w:rStyle w:val="7"/>
+          <w:rFonts w:hint="default" w:ascii="Calibri" w:hAnsi="Calibri" w:eastAsia="宋体" w:cs="Calibri"/>
+          <w:b/>
+          <w:bCs/>
+          <w:color w:val="000000"/>
+          <w:kern w:val="0"/>
+          <w:sz w:val="21"/>
+          <w:szCs w:val="21"/>
+          <w:lang w:val="en-US" w:eastAsia="zh-CN" w:bidi="ar"/>
+        </w:rPr>
+        <w:t>lightly</w:t>
+      </w:r>
+      <w:r>
+        <w:rPr>
+          <w:rFonts w:hint="default" w:ascii="Calibri" w:hAnsi="Calibri" w:eastAsia="宋体" w:cs="Calibri"/>
+          <w:color w:val="000000"/>
+          <w:kern w:val="0"/>
+          <w:sz w:val="21"/>
+          <w:szCs w:val="21"/>
+          <w:lang w:val="en-US" w:eastAsia="zh-CN" w:bidi="ar"/>
+        </w:rPr>
+        <w:t>.</w:t>
+      </w:r>
+    </w:p>
+    <w:p>
+      <w:pPr>
+        <w:keepNext w:val="0"/>
+        <w:keepLines w:val="0"/>
+        <w:widowControl/>
+        <w:suppressLineNumbers w:val="0"/>
+        <w:pBdr>
+          <w:top w:val="none" w:color="auto" w:sz="0" w:space="0"/>
+          <w:left w:val="none" w:color="auto" w:sz="0" w:space="0"/>
+          <w:bottom w:val="none" w:color="auto" w:sz="0" w:space="0"/>
+          <w:right w:val="none" w:color="auto" w:sz="0" w:space="0"/>
+        </w:pBdr>
+        <w:spacing w:before="0" w:beforeAutospacing="0" w:after="0" w:afterAutospacing="0" w:line="240" w:lineRule="atLeast"/>
+        <w:ind w:left="0" w:right="0" w:firstLine="420" w:firstLineChars="0"/>
+        <w:jc w:val="left"/>
+        <w:rPr>
+          <w:rFonts w:hint="default" w:ascii="Calibri" w:hAnsi="Calibri" w:cs="Calibri"/>
+          <w:color w:val="000000"/>
+          <w:sz w:val="21"/>
+          <w:szCs w:val="21"/>
+        </w:rPr>
+      </w:pPr>
+      <w:r>
+        <w:rPr>
+          <w:rFonts w:hint="default" w:ascii="Calibri" w:hAnsi="Calibri" w:eastAsia="宋体" w:cs="Calibri"/>
+          <w:color w:val="000000"/>
+          <w:kern w:val="0"/>
+          <w:sz w:val="21"/>
+          <w:szCs w:val="21"/>
+          <w:lang w:val="en-US" w:eastAsia="zh-CN" w:bidi="ar"/>
+        </w:rPr>
+        <w:t xml:space="preserve">A </w:t>
+      </w:r>
+      <w:r>
+        <w:rPr>
+          <w:rStyle w:val="7"/>
+          <w:rFonts w:hint="default" w:ascii="Calibri" w:hAnsi="Calibri" w:eastAsia="宋体" w:cs="Calibri"/>
+          <w:b/>
+          <w:bCs/>
+          <w:color w:val="000000"/>
+          <w:kern w:val="0"/>
+          <w:sz w:val="21"/>
+          <w:szCs w:val="21"/>
+          <w:lang w:val="en-US" w:eastAsia="zh-CN" w:bidi="ar"/>
+        </w:rPr>
+        <w:t>learned</w:t>
+      </w:r>
+      <w:r>
+        <w:rPr>
+          <w:rFonts w:hint="default" w:ascii="Calibri" w:hAnsi="Calibri" w:eastAsia="宋体" w:cs="Calibri"/>
+          <w:color w:val="000000"/>
+          <w:kern w:val="0"/>
+          <w:sz w:val="21"/>
+          <w:szCs w:val="21"/>
+          <w:lang w:val="en-US" w:eastAsia="zh-CN" w:bidi="ar"/>
+        </w:rPr>
+        <w:t xml:space="preserve"> old man nearby came over; he had an </w:t>
+      </w:r>
+      <w:r>
+        <w:rPr>
+          <w:rStyle w:val="7"/>
+          <w:rFonts w:hint="default" w:ascii="Calibri" w:hAnsi="Calibri" w:eastAsia="宋体" w:cs="Calibri"/>
+          <w:b/>
+          <w:bCs/>
+          <w:color w:val="000000"/>
+          <w:kern w:val="0"/>
+          <w:sz w:val="21"/>
+          <w:szCs w:val="21"/>
+          <w:lang w:val="en-US" w:eastAsia="zh-CN" w:bidi="ar"/>
+        </w:rPr>
+        <w:t>artistic</w:t>
+      </w:r>
+      <w:r>
+        <w:rPr>
+          <w:rFonts w:hint="default" w:ascii="Calibri" w:hAnsi="Calibri" w:eastAsia="宋体" w:cs="Calibri"/>
+          <w:color w:val="000000"/>
+          <w:kern w:val="0"/>
+          <w:sz w:val="21"/>
+          <w:szCs w:val="21"/>
+          <w:lang w:val="en-US" w:eastAsia="zh-CN" w:bidi="ar"/>
+        </w:rPr>
+        <w:t xml:space="preserve"> scarf as an </w:t>
+      </w:r>
+      <w:r>
+        <w:rPr>
+          <w:rStyle w:val="7"/>
+          <w:rFonts w:hint="default" w:ascii="Calibri" w:hAnsi="Calibri" w:eastAsia="宋体" w:cs="Calibri"/>
+          <w:b/>
+          <w:bCs/>
+          <w:color w:val="000000"/>
+          <w:kern w:val="0"/>
+          <w:sz w:val="21"/>
+          <w:szCs w:val="21"/>
+          <w:lang w:val="en-US" w:eastAsia="zh-CN" w:bidi="ar"/>
+        </w:rPr>
+        <w:t>accessory</w:t>
+      </w:r>
+      <w:r>
+        <w:rPr>
+          <w:rFonts w:hint="default" w:ascii="Calibri" w:hAnsi="Calibri" w:eastAsia="宋体" w:cs="Calibri"/>
+          <w:color w:val="000000"/>
+          <w:kern w:val="0"/>
+          <w:sz w:val="21"/>
+          <w:szCs w:val="21"/>
+          <w:lang w:val="en-US" w:eastAsia="zh-CN" w:bidi="ar"/>
+        </w:rPr>
+        <w:t xml:space="preserve"> around his neck and a </w:t>
+      </w:r>
+      <w:r>
+        <w:rPr>
+          <w:rStyle w:val="7"/>
+          <w:rFonts w:hint="default" w:ascii="Calibri" w:hAnsi="Calibri" w:eastAsia="宋体" w:cs="Calibri"/>
+          <w:b/>
+          <w:bCs/>
+          <w:color w:val="000000"/>
+          <w:kern w:val="0"/>
+          <w:sz w:val="21"/>
+          <w:szCs w:val="21"/>
+          <w:lang w:val="en-US" w:eastAsia="zh-CN" w:bidi="ar"/>
+        </w:rPr>
+        <w:t>sly</w:t>
+      </w:r>
+      <w:r>
+        <w:rPr>
+          <w:rFonts w:hint="default" w:ascii="Calibri" w:hAnsi="Calibri" w:eastAsia="宋体" w:cs="Calibri"/>
+          <w:color w:val="000000"/>
+          <w:kern w:val="0"/>
+          <w:sz w:val="21"/>
+          <w:szCs w:val="21"/>
+          <w:lang w:val="en-US" w:eastAsia="zh-CN" w:bidi="ar"/>
+        </w:rPr>
+        <w:t xml:space="preserve"> smile on his face. He said the donkey often wanders from the nearby farm, where workers </w:t>
+      </w:r>
+      <w:r>
+        <w:rPr>
+          <w:rStyle w:val="7"/>
+          <w:rFonts w:hint="default" w:ascii="Calibri" w:hAnsi="Calibri" w:eastAsia="宋体" w:cs="Calibri"/>
+          <w:b/>
+          <w:bCs/>
+          <w:color w:val="000000"/>
+          <w:kern w:val="0"/>
+          <w:sz w:val="21"/>
+          <w:szCs w:val="21"/>
+          <w:lang w:val="en-US" w:eastAsia="zh-CN" w:bidi="ar"/>
+        </w:rPr>
+        <w:t>dump</w:t>
+      </w:r>
+      <w:r>
+        <w:rPr>
+          <w:rFonts w:hint="default" w:ascii="Calibri" w:hAnsi="Calibri" w:eastAsia="宋体" w:cs="Calibri"/>
+          <w:color w:val="000000"/>
+          <w:kern w:val="0"/>
+          <w:sz w:val="21"/>
+          <w:szCs w:val="21"/>
+          <w:lang w:val="en-US" w:eastAsia="zh-CN" w:bidi="ar"/>
+        </w:rPr>
+        <w:t xml:space="preserve"> old </w:t>
+      </w:r>
+      <w:r>
+        <w:rPr>
+          <w:rStyle w:val="7"/>
+          <w:rFonts w:hint="default" w:ascii="Calibri" w:hAnsi="Calibri" w:eastAsia="宋体" w:cs="Calibri"/>
+          <w:b/>
+          <w:bCs/>
+          <w:color w:val="000000"/>
+          <w:kern w:val="0"/>
+          <w:sz w:val="21"/>
+          <w:szCs w:val="21"/>
+          <w:lang w:val="en-US" w:eastAsia="zh-CN" w:bidi="ar"/>
+        </w:rPr>
+        <w:t>stuff</w:t>
+      </w:r>
+      <w:r>
+        <w:rPr>
+          <w:rFonts w:hint="default" w:ascii="Calibri" w:hAnsi="Calibri" w:eastAsia="宋体" w:cs="Calibri"/>
+          <w:color w:val="000000"/>
+          <w:kern w:val="0"/>
+          <w:sz w:val="21"/>
+          <w:szCs w:val="21"/>
+          <w:lang w:val="en-US" w:eastAsia="zh-CN" w:bidi="ar"/>
+        </w:rPr>
+        <w:t xml:space="preserve"> and </w:t>
+      </w:r>
+      <w:r>
+        <w:rPr>
+          <w:rStyle w:val="7"/>
+          <w:rFonts w:hint="default" w:ascii="Calibri" w:hAnsi="Calibri" w:eastAsia="宋体" w:cs="Calibri"/>
+          <w:b/>
+          <w:bCs/>
+          <w:color w:val="000000"/>
+          <w:kern w:val="0"/>
+          <w:sz w:val="21"/>
+          <w:szCs w:val="21"/>
+          <w:lang w:val="en-US" w:eastAsia="zh-CN" w:bidi="ar"/>
+        </w:rPr>
+        <w:t>emit</w:t>
+      </w:r>
+      <w:r>
+        <w:rPr>
+          <w:rFonts w:hint="default" w:ascii="Calibri" w:hAnsi="Calibri" w:eastAsia="宋体" w:cs="Calibri"/>
+          <w:color w:val="000000"/>
+          <w:kern w:val="0"/>
+          <w:sz w:val="21"/>
+          <w:szCs w:val="21"/>
+          <w:lang w:val="en-US" w:eastAsia="zh-CN" w:bidi="ar"/>
+        </w:rPr>
+        <w:t xml:space="preserve"> strange fumes that make the animals skittish. He </w:t>
+      </w:r>
+      <w:r>
+        <w:rPr>
+          <w:rStyle w:val="7"/>
+          <w:rFonts w:hint="default" w:ascii="Calibri" w:hAnsi="Calibri" w:eastAsia="宋体" w:cs="Calibri"/>
+          <w:b/>
+          <w:bCs/>
+          <w:color w:val="000000"/>
+          <w:kern w:val="0"/>
+          <w:sz w:val="21"/>
+          <w:szCs w:val="21"/>
+          <w:lang w:val="en-US" w:eastAsia="zh-CN" w:bidi="ar"/>
+        </w:rPr>
+        <w:t>demonstrated</w:t>
+      </w:r>
+      <w:r>
+        <w:rPr>
+          <w:rFonts w:hint="default" w:ascii="Calibri" w:hAnsi="Calibri" w:eastAsia="宋体" w:cs="Calibri"/>
+          <w:color w:val="000000"/>
+          <w:kern w:val="0"/>
+          <w:sz w:val="21"/>
+          <w:szCs w:val="21"/>
+          <w:lang w:val="en-US" w:eastAsia="zh-CN" w:bidi="ar"/>
+        </w:rPr>
+        <w:t xml:space="preserve"> how to lure it with a carrot, waving it just beyond the donkey’s </w:t>
+      </w:r>
+      <w:r>
+        <w:rPr>
+          <w:rStyle w:val="7"/>
+          <w:rFonts w:hint="default" w:ascii="Calibri" w:hAnsi="Calibri" w:eastAsia="宋体" w:cs="Calibri"/>
+          <w:b/>
+          <w:bCs/>
+          <w:color w:val="000000"/>
+          <w:kern w:val="0"/>
+          <w:sz w:val="21"/>
+          <w:szCs w:val="21"/>
+          <w:lang w:val="en-US" w:eastAsia="zh-CN" w:bidi="ar"/>
+        </w:rPr>
+        <w:t>skirt</w:t>
+      </w:r>
+      <w:r>
+        <w:rPr>
+          <w:rFonts w:hint="default" w:ascii="Calibri" w:hAnsi="Calibri" w:eastAsia="宋体" w:cs="Calibri"/>
+          <w:color w:val="000000"/>
+          <w:kern w:val="0"/>
+          <w:sz w:val="21"/>
+          <w:szCs w:val="21"/>
+          <w:lang w:val="en-US" w:eastAsia="zh-CN" w:bidi="ar"/>
+        </w:rPr>
+        <w:t xml:space="preserve"> of fur (it had a fluffy coat around its legs!).</w:t>
+      </w:r>
+    </w:p>
+    <w:p>
+      <w:pPr>
+        <w:keepNext w:val="0"/>
+        <w:keepLines w:val="0"/>
+        <w:widowControl/>
+        <w:suppressLineNumbers w:val="0"/>
+        <w:pBdr>
+          <w:top w:val="none" w:color="auto" w:sz="0" w:space="0"/>
+          <w:left w:val="none" w:color="auto" w:sz="0" w:space="0"/>
+          <w:bottom w:val="none" w:color="auto" w:sz="0" w:space="0"/>
+          <w:right w:val="none" w:color="auto" w:sz="0" w:space="0"/>
+        </w:pBdr>
+        <w:spacing w:before="0" w:beforeAutospacing="0" w:after="0" w:afterAutospacing="0" w:line="240" w:lineRule="atLeast"/>
+        <w:ind w:left="0" w:right="0" w:firstLine="420" w:firstLineChars="0"/>
+        <w:jc w:val="left"/>
+        <w:rPr>
+          <w:rFonts w:hint="default" w:ascii="Calibri" w:hAnsi="Calibri" w:cs="Calibri"/>
+          <w:color w:val="000000"/>
+          <w:sz w:val="21"/>
+          <w:szCs w:val="21"/>
+        </w:rPr>
+      </w:pPr>
+      <w:r>
+        <w:rPr>
+          <w:rFonts w:hint="default" w:ascii="Calibri" w:hAnsi="Calibri" w:eastAsia="宋体" w:cs="Calibri"/>
+          <w:color w:val="000000"/>
+          <w:kern w:val="0"/>
+          <w:sz w:val="21"/>
+          <w:szCs w:val="21"/>
+          <w:lang w:val="en-US" w:eastAsia="zh-CN" w:bidi="ar"/>
+        </w:rPr>
+        <w:t xml:space="preserve">As we waited for the farmer, the sun started to </w:t>
+      </w:r>
+      <w:r>
+        <w:rPr>
+          <w:rStyle w:val="7"/>
+          <w:rFonts w:hint="default" w:ascii="Calibri" w:hAnsi="Calibri" w:eastAsia="宋体" w:cs="Calibri"/>
+          <w:b/>
+          <w:bCs/>
+          <w:color w:val="000000"/>
+          <w:kern w:val="0"/>
+          <w:sz w:val="21"/>
+          <w:szCs w:val="21"/>
+          <w:lang w:val="en-US" w:eastAsia="zh-CN" w:bidi="ar"/>
+        </w:rPr>
+        <w:t>flare</w:t>
+      </w:r>
+      <w:r>
+        <w:rPr>
+          <w:rFonts w:hint="default" w:ascii="Calibri" w:hAnsi="Calibri" w:eastAsia="宋体" w:cs="Calibri"/>
+          <w:color w:val="000000"/>
+          <w:kern w:val="0"/>
+          <w:sz w:val="21"/>
+          <w:szCs w:val="21"/>
+          <w:lang w:val="en-US" w:eastAsia="zh-CN" w:bidi="ar"/>
+        </w:rPr>
+        <w:t xml:space="preserve">, casting </w:t>
+      </w:r>
+      <w:r>
+        <w:rPr>
+          <w:rStyle w:val="7"/>
+          <w:rFonts w:hint="default" w:ascii="Calibri" w:hAnsi="Calibri" w:eastAsia="宋体" w:cs="Calibri"/>
+          <w:b/>
+          <w:bCs/>
+          <w:color w:val="000000"/>
+          <w:kern w:val="0"/>
+          <w:sz w:val="21"/>
+          <w:szCs w:val="21"/>
+          <w:lang w:val="en-US" w:eastAsia="zh-CN" w:bidi="ar"/>
+        </w:rPr>
+        <w:t>continuous</w:t>
+      </w:r>
+      <w:r>
+        <w:rPr>
+          <w:rFonts w:hint="default" w:ascii="Calibri" w:hAnsi="Calibri" w:eastAsia="宋体" w:cs="Calibri"/>
+          <w:color w:val="000000"/>
+          <w:kern w:val="0"/>
+          <w:sz w:val="21"/>
+          <w:szCs w:val="21"/>
+          <w:lang w:val="en-US" w:eastAsia="zh-CN" w:bidi="ar"/>
+        </w:rPr>
+        <w:t xml:space="preserve"> light on the scene. The donkey finally calmed down, and the farmer said “</w:t>
+      </w:r>
+      <w:r>
+        <w:rPr>
+          <w:rStyle w:val="7"/>
+          <w:rFonts w:hint="default" w:ascii="Calibri" w:hAnsi="Calibri" w:eastAsia="宋体" w:cs="Calibri"/>
+          <w:b/>
+          <w:bCs/>
+          <w:color w:val="000000"/>
+          <w:kern w:val="0"/>
+          <w:sz w:val="21"/>
+          <w:szCs w:val="21"/>
+          <w:lang w:val="en-US" w:eastAsia="zh-CN" w:bidi="ar"/>
+        </w:rPr>
+        <w:t>okay</w:t>
+      </w:r>
+      <w:r>
+        <w:rPr>
+          <w:rFonts w:hint="default" w:ascii="Calibri" w:hAnsi="Calibri" w:eastAsia="宋体" w:cs="Calibri"/>
+          <w:color w:val="000000"/>
+          <w:kern w:val="0"/>
+          <w:sz w:val="21"/>
+          <w:szCs w:val="21"/>
+          <w:lang w:val="en-US" w:eastAsia="zh-CN" w:bidi="ar"/>
+        </w:rPr>
+        <w:t xml:space="preserve">” with a </w:t>
+      </w:r>
+      <w:r>
+        <w:rPr>
+          <w:rStyle w:val="7"/>
+          <w:rFonts w:hint="default" w:ascii="Calibri" w:hAnsi="Calibri" w:eastAsia="宋体" w:cs="Calibri"/>
+          <w:b/>
+          <w:bCs/>
+          <w:color w:val="000000"/>
+          <w:kern w:val="0"/>
+          <w:sz w:val="21"/>
+          <w:szCs w:val="21"/>
+          <w:lang w:val="en-US" w:eastAsia="zh-CN" w:bidi="ar"/>
+        </w:rPr>
+        <w:t>dear</w:t>
+      </w:r>
+      <w:r>
+        <w:rPr>
+          <w:rFonts w:hint="default" w:ascii="Calibri" w:hAnsi="Calibri" w:eastAsia="宋体" w:cs="Calibri"/>
+          <w:color w:val="000000"/>
+          <w:kern w:val="0"/>
+          <w:sz w:val="21"/>
+          <w:szCs w:val="21"/>
+          <w:lang w:val="en-US" w:eastAsia="zh-CN" w:bidi="ar"/>
+        </w:rPr>
+        <w:t xml:space="preserve"> smile, apologizing for the </w:t>
+      </w:r>
+      <w:r>
+        <w:rPr>
+          <w:rStyle w:val="7"/>
+          <w:rFonts w:hint="default" w:ascii="Calibri" w:hAnsi="Calibri" w:eastAsia="宋体" w:cs="Calibri"/>
+          <w:b/>
+          <w:bCs/>
+          <w:color w:val="000000"/>
+          <w:kern w:val="0"/>
+          <w:sz w:val="21"/>
+          <w:szCs w:val="21"/>
+          <w:lang w:val="en-US" w:eastAsia="zh-CN" w:bidi="ar"/>
+        </w:rPr>
+        <w:t>interruption</w:t>
+      </w:r>
+      <w:r>
+        <w:rPr>
+          <w:rFonts w:hint="default" w:ascii="Calibri" w:hAnsi="Calibri" w:eastAsia="宋体" w:cs="Calibri"/>
+          <w:color w:val="000000"/>
+          <w:kern w:val="0"/>
+          <w:sz w:val="21"/>
+          <w:szCs w:val="21"/>
+          <w:lang w:val="en-US" w:eastAsia="zh-CN" w:bidi="ar"/>
+        </w:rPr>
+        <w:t xml:space="preserve">. I noticed the </w:t>
+      </w:r>
+      <w:r>
+        <w:rPr>
+          <w:rStyle w:val="7"/>
+          <w:rFonts w:hint="default" w:ascii="Calibri" w:hAnsi="Calibri" w:eastAsia="宋体" w:cs="Calibri"/>
+          <w:b/>
+          <w:bCs/>
+          <w:color w:val="000000"/>
+          <w:kern w:val="0"/>
+          <w:sz w:val="21"/>
+          <w:szCs w:val="21"/>
+          <w:lang w:val="en-US" w:eastAsia="zh-CN" w:bidi="ar"/>
+        </w:rPr>
+        <w:t>liner</w:t>
+      </w:r>
+      <w:r>
+        <w:rPr>
+          <w:rFonts w:hint="default" w:ascii="Calibri" w:hAnsi="Calibri" w:eastAsia="宋体" w:cs="Calibri"/>
+          <w:color w:val="000000"/>
+          <w:kern w:val="0"/>
+          <w:sz w:val="21"/>
+          <w:szCs w:val="21"/>
+          <w:lang w:val="en-US" w:eastAsia="zh-CN" w:bidi="ar"/>
+        </w:rPr>
+        <w:t xml:space="preserve"> of my coat had come loose, and I had to </w:t>
+      </w:r>
+      <w:r>
+        <w:rPr>
+          <w:rStyle w:val="7"/>
+          <w:rFonts w:hint="default" w:ascii="Calibri" w:hAnsi="Calibri" w:eastAsia="宋体" w:cs="Calibri"/>
+          <w:b/>
+          <w:bCs/>
+          <w:color w:val="000000"/>
+          <w:kern w:val="0"/>
+          <w:sz w:val="21"/>
+          <w:szCs w:val="21"/>
+          <w:lang w:val="en-US" w:eastAsia="zh-CN" w:bidi="ar"/>
+        </w:rPr>
+        <w:t>widen</w:t>
+      </w:r>
+      <w:r>
+        <w:rPr>
+          <w:rFonts w:hint="default" w:ascii="Calibri" w:hAnsi="Calibri" w:eastAsia="宋体" w:cs="Calibri"/>
+          <w:color w:val="000000"/>
+          <w:kern w:val="0"/>
+          <w:sz w:val="21"/>
+          <w:szCs w:val="21"/>
+          <w:lang w:val="en-US" w:eastAsia="zh-CN" w:bidi="ar"/>
+        </w:rPr>
+        <w:t xml:space="preserve"> my eyes to see the </w:t>
+      </w:r>
+      <w:r>
+        <w:rPr>
+          <w:rStyle w:val="7"/>
+          <w:rFonts w:hint="default" w:ascii="Calibri" w:hAnsi="Calibri" w:eastAsia="宋体" w:cs="Calibri"/>
+          <w:b/>
+          <w:bCs/>
+          <w:color w:val="000000"/>
+          <w:kern w:val="0"/>
+          <w:sz w:val="21"/>
+          <w:szCs w:val="21"/>
+          <w:lang w:val="en-US" w:eastAsia="zh-CN" w:bidi="ar"/>
+        </w:rPr>
+        <w:t>transformer</w:t>
+      </w:r>
+      <w:r>
+        <w:rPr>
+          <w:rFonts w:hint="default" w:ascii="Calibri" w:hAnsi="Calibri" w:eastAsia="宋体" w:cs="Calibri"/>
+          <w:color w:val="000000"/>
+          <w:kern w:val="0"/>
+          <w:sz w:val="21"/>
+          <w:szCs w:val="21"/>
+          <w:lang w:val="en-US" w:eastAsia="zh-CN" w:bidi="ar"/>
+        </w:rPr>
+        <w:t xml:space="preserve"> box nearby that the donkey had almost knocked into—luckily, the </w:t>
+      </w:r>
+      <w:r>
+        <w:rPr>
+          <w:rStyle w:val="7"/>
+          <w:rFonts w:hint="default" w:ascii="Calibri" w:hAnsi="Calibri" w:eastAsia="宋体" w:cs="Calibri"/>
+          <w:b/>
+          <w:bCs/>
+          <w:color w:val="000000"/>
+          <w:kern w:val="0"/>
+          <w:sz w:val="21"/>
+          <w:szCs w:val="21"/>
+          <w:lang w:val="en-US" w:eastAsia="zh-CN" w:bidi="ar"/>
+        </w:rPr>
+        <w:t>gloomy</w:t>
+      </w:r>
+      <w:r>
+        <w:rPr>
+          <w:rFonts w:hint="default" w:ascii="Calibri" w:hAnsi="Calibri" w:eastAsia="宋体" w:cs="Calibri"/>
+          <w:color w:val="000000"/>
+          <w:kern w:val="0"/>
+          <w:sz w:val="21"/>
+          <w:szCs w:val="21"/>
+          <w:lang w:val="en-US" w:eastAsia="zh-CN" w:bidi="ar"/>
+        </w:rPr>
+        <w:t xml:space="preserve"> clouds of trouble </w:t>
+      </w:r>
+      <w:r>
+        <w:rPr>
+          <w:rStyle w:val="7"/>
+          <w:rFonts w:hint="default" w:ascii="Calibri" w:hAnsi="Calibri" w:eastAsia="宋体" w:cs="Calibri"/>
+          <w:b/>
+          <w:bCs/>
+          <w:color w:val="000000"/>
+          <w:kern w:val="0"/>
+          <w:sz w:val="21"/>
+          <w:szCs w:val="21"/>
+          <w:lang w:val="en-US" w:eastAsia="zh-CN" w:bidi="ar"/>
+        </w:rPr>
+        <w:t>evaporated</w:t>
+      </w:r>
+      <w:r>
+        <w:rPr>
+          <w:rFonts w:hint="default" w:ascii="Calibri" w:hAnsi="Calibri" w:eastAsia="宋体" w:cs="Calibri"/>
+          <w:color w:val="000000"/>
+          <w:kern w:val="0"/>
+          <w:sz w:val="21"/>
+          <w:szCs w:val="21"/>
+          <w:lang w:val="en-US" w:eastAsia="zh-CN" w:bidi="ar"/>
+        </w:rPr>
+        <w:t xml:space="preserve"> quickly.</w:t>
+      </w:r>
+    </w:p>
+    <w:p>
+      <w:pPr>
+        <w:keepNext w:val="0"/>
+        <w:keepLines w:val="0"/>
+        <w:widowControl/>
+        <w:suppressLineNumbers w:val="0"/>
+        <w:pBdr>
+          <w:top w:val="none" w:color="auto" w:sz="0" w:space="0"/>
+          <w:left w:val="none" w:color="auto" w:sz="0" w:space="0"/>
+          <w:bottom w:val="none" w:color="auto" w:sz="0" w:space="0"/>
+          <w:right w:val="none" w:color="auto" w:sz="0" w:space="0"/>
+        </w:pBdr>
+        <w:spacing w:before="0" w:beforeAutospacing="0" w:after="0" w:afterAutospacing="0" w:line="240" w:lineRule="atLeast"/>
+        <w:ind w:left="0" w:right="0" w:firstLine="420" w:firstLineChars="0"/>
+        <w:jc w:val="left"/>
+        <w:rPr>
+          <w:rFonts w:hint="default" w:ascii="Calibri" w:hAnsi="Calibri" w:cs="Calibri"/>
           <w:sz w:val="21"/>
           <w:szCs w:val="21"/>
           <w:lang w:val="en-US" w:eastAsia="zh-CN"/>
@@ -1583,7 +2300,7 @@
       </w:r>
       <w:r>
         <w:rPr>
-          <w:rStyle w:val="6"/>
+          <w:rStyle w:val="7"/>
           <w:rFonts w:hint="default" w:ascii="Calibri" w:hAnsi="Calibri" w:eastAsia="宋体" w:cs="Calibri"/>
           <w:b/>
           <w:bCs/>
@@ -1608,7 +2325,7 @@
       </w:r>
       <w:r>
         <w:rPr>
-          <w:rStyle w:val="6"/>
+          <w:rStyle w:val="7"/>
           <w:rFonts w:hint="default" w:ascii="Calibri" w:hAnsi="Calibri" w:eastAsia="宋体" w:cs="Calibri"/>
           <w:b/>
           <w:bCs/>
@@ -1633,7 +2350,7 @@
       </w:r>
       <w:r>
         <w:rPr>
-          <w:rStyle w:val="6"/>
+          <w:rStyle w:val="7"/>
           <w:rFonts w:hint="default" w:ascii="Calibri" w:hAnsi="Calibri" w:eastAsia="宋体" w:cs="Calibri"/>
           <w:b/>
           <w:bCs/>
@@ -1658,7 +2375,7 @@
       </w:r>
       <w:r>
         <w:rPr>
-          <w:rStyle w:val="6"/>
+          <w:rStyle w:val="7"/>
           <w:rFonts w:hint="default" w:ascii="Calibri" w:hAnsi="Calibri" w:eastAsia="宋体" w:cs="Calibri"/>
           <w:b/>
           <w:bCs/>
@@ -1683,7 +2400,7 @@
       </w:r>
       <w:r>
         <w:rPr>
-          <w:rStyle w:val="6"/>
+          <w:rStyle w:val="7"/>
           <w:rFonts w:hint="default" w:ascii="Calibri" w:hAnsi="Calibri" w:eastAsia="宋体" w:cs="Calibri"/>
           <w:b/>
           <w:bCs/>
@@ -1764,7 +2481,7 @@
         </w:rPr>
         <w:t xml:space="preserve">I </w:t>
       </w:r>
-      <w:commentRangeStart w:id="0"/>
+      <w:commentRangeStart w:id="11"/>
       <w:r>
         <w:rPr>
           <w:rFonts w:hint="default"/>
@@ -1772,9 +2489,9 @@
         </w:rPr>
         <w:t>pulled over</w:t>
       </w:r>
-      <w:commentRangeEnd w:id="0"/>
-      <w:r>
-        <w:commentReference w:id="0"/>
+      <w:commentRangeEnd w:id="11"/>
+      <w:r>
+        <w:commentReference w:id="11"/>
       </w:r>
       <w:r>
         <w:rPr>
@@ -1783,7 +2500,7 @@
         </w:rPr>
         <w:t xml:space="preserve"> and </w:t>
       </w:r>
-      <w:commentRangeStart w:id="1"/>
+      <w:commentRangeStart w:id="12"/>
       <w:r>
         <w:rPr>
           <w:rFonts w:hint="default"/>
@@ -1791,9 +2508,9 @@
         </w:rPr>
         <w:t>popped the hood</w:t>
       </w:r>
-      <w:commentRangeEnd w:id="1"/>
-      <w:r>
-        <w:commentReference w:id="1"/>
+      <w:commentRangeEnd w:id="12"/>
+      <w:r>
+        <w:commentReference w:id="12"/>
       </w:r>
       <w:r>
         <w:rPr>
@@ -1844,7 +2561,7 @@
         </w:rPr>
         <w:t xml:space="preserve"> about the time </w:t>
       </w:r>
-      <w:commentRangeStart w:id="2"/>
+      <w:commentRangeStart w:id="13"/>
       <w:r>
         <w:rPr>
           <w:rFonts w:hint="default"/>
@@ -1852,9 +2569,9 @@
         </w:rPr>
         <w:t>slipping away.</w:t>
       </w:r>
-      <w:commentRangeEnd w:id="2"/>
-      <w:r>
-        <w:commentReference w:id="2"/>
+      <w:commentRangeEnd w:id="13"/>
+      <w:r>
+        <w:commentReference w:id="13"/>
       </w:r>
     </w:p>
     <w:p>
@@ -1881,7 +2598,7 @@
         </w:rPr>
         <w:t>Once the van was fixed, we</w:t>
       </w:r>
-      <w:commentRangeStart w:id="3"/>
+      <w:commentRangeStart w:id="14"/>
       <w:r>
         <w:rPr>
           <w:rFonts w:hint="default"/>
@@ -1889,9 +2606,9 @@
         </w:rPr>
         <w:t xml:space="preserve"> rushed</w:t>
       </w:r>
-      <w:commentRangeEnd w:id="3"/>
-      <w:r>
-        <w:commentReference w:id="3"/>
+      <w:commentRangeEnd w:id="14"/>
+      <w:r>
+        <w:commentReference w:id="14"/>
       </w:r>
       <w:r>
         <w:rPr>
@@ -1900,7 +2617,7 @@
         </w:rPr>
         <w:t xml:space="preserve"> to the school corridor. The kids were worried they’d miss the start of the semester, but their teacher smiled and said their project layout was promising—far preferable to last term’s work! My youngest then </w:t>
       </w:r>
-      <w:commentRangeStart w:id="4"/>
+      <w:commentRangeStart w:id="15"/>
       <w:r>
         <w:rPr>
           <w:rFonts w:hint="default"/>
@@ -1908,9 +2625,9 @@
         </w:rPr>
         <w:t>told</w:t>
       </w:r>
-      <w:commentRangeEnd w:id="4"/>
-      <w:r>
-        <w:commentReference w:id="4"/>
+      <w:commentRangeEnd w:id="15"/>
+      <w:r>
+        <w:commentReference w:id="15"/>
       </w:r>
       <w:r>
         <w:rPr>
@@ -1919,7 +2636,7 @@
         </w:rPr>
         <w:t xml:space="preserve"> me about a tiny ant </w:t>
       </w:r>
-      <w:commentRangeStart w:id="5"/>
+      <w:commentRangeStart w:id="16"/>
       <w:r>
         <w:rPr>
           <w:rFonts w:hint="default"/>
@@ -1927,9 +2644,9 @@
         </w:rPr>
         <w:t>she’d</w:t>
       </w:r>
-      <w:commentRangeEnd w:id="5"/>
-      <w:r>
-        <w:commentReference w:id="5"/>
+      <w:commentRangeEnd w:id="16"/>
+      <w:r>
+        <w:commentReference w:id="16"/>
       </w:r>
       <w:r>
         <w:rPr>
@@ -1988,6 +2705,2728 @@
         </w:rPr>
         <w:t>That night, the whole family gathered, and we talked about our day. We agreed that unity is what gets us through tough moments, and even when things feel hard, they always yield something good in the end.</w:t>
       </w:r>
+    </w:p>
+    <w:p>
+      <w:pPr>
+        <w:pStyle w:val="2"/>
+        <w:bidi w:val="0"/>
+        <w:rPr>
+          <w:rFonts w:hint="eastAsia"/>
+          <w:lang w:val="en-US" w:eastAsia="zh-CN"/>
+        </w:rPr>
+      </w:pPr>
+      <w:r>
+        <w:rPr>
+          <w:rFonts w:hint="eastAsia"/>
+          <w:lang w:val="en-US" w:eastAsia="zh-CN"/>
+        </w:rPr>
+        <w:t>8.</w:t>
+      </w:r>
+    </w:p>
+    <w:p>
+      <w:pPr>
+        <w:ind w:firstLine="420" w:firstLineChars="0"/>
+        <w:rPr>
+          <w:rFonts w:hint="default"/>
+          <w:lang w:val="en-US" w:eastAsia="zh-CN"/>
+        </w:rPr>
+      </w:pPr>
+      <w:r>
+        <w:rPr>
+          <w:rFonts w:hint="default"/>
+          <w:lang w:val="en-US" w:eastAsia="zh-CN"/>
+        </w:rPr>
+        <w:t>Hello, good afternoon. We’ve just had hot pot for lunch. My children are sleeping right now, so I want to practice my English. Tomorrow, I’ll take my wife to the airport—she’s flying to Yunnan for a trip organized by her company. About two years ago, her company arranged a trip like this too, but she didn’t go with her colleagues because she was pregnant back then. So this time, she didn’t miss the chance, which means I’ll have to take care of my children on my own for a long time.</w:t>
+      </w:r>
+    </w:p>
+    <w:p>
+      <w:pPr>
+        <w:pStyle w:val="2"/>
+        <w:bidi w:val="0"/>
+        <w:rPr>
+          <w:rFonts w:hint="eastAsia"/>
+          <w:lang w:val="en-US" w:eastAsia="zh-CN"/>
+        </w:rPr>
+      </w:pPr>
+      <w:r>
+        <w:rPr>
+          <w:rFonts w:hint="eastAsia"/>
+          <w:lang w:val="en-US" w:eastAsia="zh-CN"/>
+        </w:rPr>
+        <w:t>9.</w:t>
+      </w:r>
+    </w:p>
+    <w:p>
+      <w:pPr>
+        <w:ind w:firstLine="420" w:firstLineChars="0"/>
+        <w:rPr>
+          <w:rFonts w:hint="default"/>
+          <w:lang w:val="en-US" w:eastAsia="zh-CN"/>
+        </w:rPr>
+      </w:pPr>
+      <w:r>
+        <w:rPr>
+          <w:rFonts w:hint="default"/>
+          <w:lang w:val="en-US" w:eastAsia="zh-CN"/>
+        </w:rPr>
+        <w:t>Shopping online is very convenient, as it offers good prices and a wide variety of products, often at lower costs. You can also read reviews and compare prices. However, you cannot physically inspect items before you buy them, which may lead to dissatisfaction. You may also worry about delivery times and the security of online transactions, such as falling victim to scams like fraudulent calls, fake links, or malicious verification codes, which have become common in recent years.</w:t>
+      </w:r>
+    </w:p>
+    <w:p>
+      <w:pPr>
+        <w:pStyle w:val="2"/>
+        <w:bidi w:val="0"/>
+        <w:rPr>
+          <w:rFonts w:hint="eastAsia"/>
+          <w:lang w:val="en-US" w:eastAsia="zh-CN"/>
+        </w:rPr>
+      </w:pPr>
+      <w:r>
+        <w:rPr>
+          <w:rFonts w:hint="eastAsia"/>
+          <w:lang w:val="en-US" w:eastAsia="zh-CN"/>
+        </w:rPr>
+        <w:t>10.</w:t>
+      </w:r>
+    </w:p>
+    <w:p>
+      <w:pPr>
+        <w:keepNext w:val="0"/>
+        <w:keepLines w:val="0"/>
+        <w:widowControl/>
+        <w:suppressLineNumbers w:val="0"/>
+        <w:pBdr>
+          <w:top w:val="none" w:color="auto" w:sz="0" w:space="0"/>
+          <w:left w:val="none" w:color="auto" w:sz="0" w:space="0"/>
+          <w:bottom w:val="none" w:color="auto" w:sz="0" w:space="0"/>
+          <w:right w:val="none" w:color="auto" w:sz="0" w:space="0"/>
+        </w:pBdr>
+        <w:spacing w:before="0" w:beforeAutospacing="0" w:after="0" w:afterAutospacing="0" w:line="240" w:lineRule="atLeast"/>
+        <w:ind w:left="0" w:right="0" w:firstLine="420" w:firstLineChars="0"/>
+        <w:jc w:val="left"/>
+        <w:rPr>
+          <w:rFonts w:hint="default" w:ascii="Calibri" w:hAnsi="Calibri" w:cs="Calibri"/>
+          <w:color w:val="1F2329"/>
+          <w:sz w:val="21"/>
+          <w:szCs w:val="21"/>
+        </w:rPr>
+      </w:pPr>
+      <w:r>
+        <w:rPr>
+          <w:rFonts w:hint="default" w:ascii="Calibri" w:hAnsi="Calibri" w:eastAsia="宋体" w:cs="Calibri"/>
+          <w:color w:val="1F2329"/>
+          <w:kern w:val="0"/>
+          <w:sz w:val="21"/>
+          <w:szCs w:val="21"/>
+          <w:bdr w:val="none" w:color="auto" w:sz="0" w:space="0"/>
+          <w:lang w:val="en-US" w:eastAsia="zh-CN" w:bidi="ar"/>
+        </w:rPr>
+        <w:t xml:space="preserve">It was </w:t>
+      </w:r>
+      <w:r>
+        <w:rPr>
+          <w:rStyle w:val="7"/>
+          <w:rFonts w:hint="default" w:ascii="Calibri" w:hAnsi="Calibri" w:eastAsia="宋体" w:cs="Calibri"/>
+          <w:b/>
+          <w:bCs/>
+          <w:color w:val="1F2329"/>
+          <w:kern w:val="0"/>
+          <w:sz w:val="21"/>
+          <w:szCs w:val="21"/>
+          <w:bdr w:val="none" w:color="auto" w:sz="0" w:space="0"/>
+          <w:lang w:val="en-US" w:eastAsia="zh-CN" w:bidi="ar"/>
+        </w:rPr>
+        <w:t>scarcely</w:t>
+      </w:r>
+      <w:r>
+        <w:rPr>
+          <w:rFonts w:hint="default" w:ascii="Calibri" w:hAnsi="Calibri" w:eastAsia="宋体" w:cs="Calibri"/>
+          <w:color w:val="1F2329"/>
+          <w:kern w:val="0"/>
+          <w:sz w:val="21"/>
+          <w:szCs w:val="21"/>
+          <w:bdr w:val="none" w:color="auto" w:sz="0" w:space="0"/>
+          <w:lang w:val="en-US" w:eastAsia="zh-CN" w:bidi="ar"/>
+        </w:rPr>
+        <w:t xml:space="preserve"> past </w:t>
+      </w:r>
+      <w:r>
+        <w:rPr>
+          <w:rStyle w:val="7"/>
+          <w:rFonts w:hint="default" w:ascii="Calibri" w:hAnsi="Calibri" w:eastAsia="宋体" w:cs="Calibri"/>
+          <w:b/>
+          <w:bCs/>
+          <w:color w:val="1F2329"/>
+          <w:kern w:val="0"/>
+          <w:sz w:val="21"/>
+          <w:szCs w:val="21"/>
+          <w:bdr w:val="none" w:color="auto" w:sz="0" w:space="0"/>
+          <w:lang w:val="en-US" w:eastAsia="zh-CN" w:bidi="ar"/>
+        </w:rPr>
+        <w:t>daylight</w:t>
+      </w:r>
+      <w:r>
+        <w:rPr>
+          <w:rFonts w:hint="default" w:ascii="Calibri" w:hAnsi="Calibri" w:eastAsia="宋体" w:cs="Calibri"/>
+          <w:color w:val="1F2329"/>
+          <w:kern w:val="0"/>
+          <w:sz w:val="21"/>
+          <w:szCs w:val="21"/>
+          <w:bdr w:val="none" w:color="auto" w:sz="0" w:space="0"/>
+          <w:lang w:val="en-US" w:eastAsia="zh-CN" w:bidi="ar"/>
+        </w:rPr>
+        <w:t xml:space="preserve"> when I woke up in the </w:t>
+      </w:r>
+      <w:r>
+        <w:rPr>
+          <w:rStyle w:val="7"/>
+          <w:rFonts w:hint="default" w:ascii="Calibri" w:hAnsi="Calibri" w:eastAsia="宋体" w:cs="Calibri"/>
+          <w:b/>
+          <w:bCs/>
+          <w:color w:val="1F2329"/>
+          <w:kern w:val="0"/>
+          <w:sz w:val="21"/>
+          <w:szCs w:val="21"/>
+          <w:bdr w:val="none" w:color="auto" w:sz="0" w:space="0"/>
+          <w:lang w:val="en-US" w:eastAsia="zh-CN" w:bidi="ar"/>
+        </w:rPr>
+        <w:t>dorm</w:t>
+      </w:r>
+      <w:r>
+        <w:rPr>
+          <w:rFonts w:hint="default" w:ascii="Calibri" w:hAnsi="Calibri" w:eastAsia="宋体" w:cs="Calibri"/>
+          <w:color w:val="1F2329"/>
+          <w:kern w:val="0"/>
+          <w:sz w:val="21"/>
+          <w:szCs w:val="21"/>
+          <w:bdr w:val="none" w:color="auto" w:sz="0" w:space="0"/>
+          <w:lang w:val="en-US" w:eastAsia="zh-CN" w:bidi="ar"/>
+        </w:rPr>
+        <w:t xml:space="preserve">. The winter air carried a chill, and a faint </w:t>
+      </w:r>
+      <w:r>
+        <w:rPr>
+          <w:rStyle w:val="7"/>
+          <w:rFonts w:hint="default" w:ascii="Calibri" w:hAnsi="Calibri" w:eastAsia="宋体" w:cs="Calibri"/>
+          <w:b/>
+          <w:bCs/>
+          <w:color w:val="1F2329"/>
+          <w:kern w:val="0"/>
+          <w:sz w:val="21"/>
+          <w:szCs w:val="21"/>
+          <w:bdr w:val="none" w:color="auto" w:sz="0" w:space="0"/>
+          <w:lang w:val="en-US" w:eastAsia="zh-CN" w:bidi="ar"/>
+        </w:rPr>
+        <w:t>moisture</w:t>
+      </w:r>
+      <w:r>
+        <w:rPr>
+          <w:rFonts w:hint="default" w:ascii="Calibri" w:hAnsi="Calibri" w:eastAsia="宋体" w:cs="Calibri"/>
+          <w:color w:val="1F2329"/>
+          <w:kern w:val="0"/>
+          <w:sz w:val="21"/>
+          <w:szCs w:val="21"/>
+          <w:bdr w:val="none" w:color="auto" w:sz="0" w:space="0"/>
+          <w:lang w:val="en-US" w:eastAsia="zh-CN" w:bidi="ar"/>
+        </w:rPr>
+        <w:t xml:space="preserve"> clung to the windowpanes. I stretched, but my muscles </w:t>
+      </w:r>
+      <w:r>
+        <w:rPr>
+          <w:rStyle w:val="7"/>
+          <w:rFonts w:hint="default" w:ascii="Calibri" w:hAnsi="Calibri" w:eastAsia="宋体" w:cs="Calibri"/>
+          <w:b/>
+          <w:bCs/>
+          <w:color w:val="1F2329"/>
+          <w:kern w:val="0"/>
+          <w:sz w:val="21"/>
+          <w:szCs w:val="21"/>
+          <w:bdr w:val="none" w:color="auto" w:sz="0" w:space="0"/>
+          <w:lang w:val="en-US" w:eastAsia="zh-CN" w:bidi="ar"/>
+        </w:rPr>
+        <w:t>stiffened</w:t>
+      </w:r>
+      <w:r>
+        <w:rPr>
+          <w:rFonts w:hint="default" w:ascii="Calibri" w:hAnsi="Calibri" w:eastAsia="宋体" w:cs="Calibri"/>
+          <w:color w:val="1F2329"/>
+          <w:kern w:val="0"/>
+          <w:sz w:val="21"/>
+          <w:szCs w:val="21"/>
+          <w:bdr w:val="none" w:color="auto" w:sz="0" w:space="0"/>
+          <w:lang w:val="en-US" w:eastAsia="zh-CN" w:bidi="ar"/>
+        </w:rPr>
+        <w:t xml:space="preserve"> as I remembered the strange sound I’d heard in the night—a heavy </w:t>
+      </w:r>
+      <w:r>
+        <w:rPr>
+          <w:rStyle w:val="7"/>
+          <w:rFonts w:hint="default" w:ascii="Calibri" w:hAnsi="Calibri" w:eastAsia="宋体" w:cs="Calibri"/>
+          <w:b/>
+          <w:bCs/>
+          <w:color w:val="1F2329"/>
+          <w:kern w:val="0"/>
+          <w:sz w:val="21"/>
+          <w:szCs w:val="21"/>
+          <w:bdr w:val="none" w:color="auto" w:sz="0" w:space="0"/>
+          <w:lang w:val="en-US" w:eastAsia="zh-CN" w:bidi="ar"/>
+        </w:rPr>
+        <w:t>tramp</w:t>
+      </w:r>
+      <w:r>
+        <w:rPr>
+          <w:rFonts w:hint="default" w:ascii="Calibri" w:hAnsi="Calibri" w:eastAsia="宋体" w:cs="Calibri"/>
+          <w:color w:val="1F2329"/>
+          <w:kern w:val="0"/>
+          <w:sz w:val="21"/>
+          <w:szCs w:val="21"/>
+          <w:bdr w:val="none" w:color="auto" w:sz="0" w:space="0"/>
+          <w:lang w:val="en-US" w:eastAsia="zh-CN" w:bidi="ar"/>
+        </w:rPr>
+        <w:t xml:space="preserve"> outside my door, like someone dragging a </w:t>
+      </w:r>
+      <w:r>
+        <w:rPr>
+          <w:rStyle w:val="7"/>
+          <w:rFonts w:hint="default" w:ascii="Calibri" w:hAnsi="Calibri" w:eastAsia="宋体" w:cs="Calibri"/>
+          <w:b/>
+          <w:bCs/>
+          <w:color w:val="1F2329"/>
+          <w:kern w:val="0"/>
+          <w:sz w:val="21"/>
+          <w:szCs w:val="21"/>
+          <w:bdr w:val="none" w:color="auto" w:sz="0" w:space="0"/>
+          <w:lang w:val="en-US" w:eastAsia="zh-CN" w:bidi="ar"/>
+        </w:rPr>
+        <w:t>barrel</w:t>
+      </w:r>
+      <w:r>
+        <w:rPr>
+          <w:rFonts w:hint="default" w:ascii="Calibri" w:hAnsi="Calibri" w:eastAsia="宋体" w:cs="Calibri"/>
+          <w:color w:val="1F2329"/>
+          <w:kern w:val="0"/>
+          <w:sz w:val="21"/>
+          <w:szCs w:val="21"/>
+          <w:bdr w:val="none" w:color="auto" w:sz="0" w:space="0"/>
+          <w:lang w:val="en-US" w:eastAsia="zh-CN" w:bidi="ar"/>
+        </w:rPr>
+        <w:t>.</w:t>
+      </w:r>
+    </w:p>
+    <w:p>
+      <w:pPr>
+        <w:keepNext w:val="0"/>
+        <w:keepLines w:val="0"/>
+        <w:widowControl/>
+        <w:suppressLineNumbers w:val="0"/>
+        <w:pBdr>
+          <w:top w:val="none" w:color="auto" w:sz="0" w:space="0"/>
+          <w:left w:val="none" w:color="auto" w:sz="0" w:space="0"/>
+          <w:bottom w:val="none" w:color="auto" w:sz="0" w:space="0"/>
+          <w:right w:val="none" w:color="auto" w:sz="0" w:space="0"/>
+        </w:pBdr>
+        <w:spacing w:before="0" w:beforeAutospacing="0" w:after="0" w:afterAutospacing="0" w:line="240" w:lineRule="atLeast"/>
+        <w:ind w:left="0" w:right="0" w:firstLine="420" w:firstLineChars="0"/>
+        <w:jc w:val="left"/>
+        <w:rPr>
+          <w:rFonts w:hint="default" w:ascii="Calibri" w:hAnsi="Calibri" w:cs="Calibri"/>
+          <w:color w:val="1F2329"/>
+          <w:sz w:val="21"/>
+          <w:szCs w:val="21"/>
+        </w:rPr>
+      </w:pPr>
+      <w:r>
+        <w:rPr>
+          <w:rFonts w:hint="default" w:ascii="Calibri" w:hAnsi="Calibri" w:eastAsia="宋体" w:cs="Calibri"/>
+          <w:color w:val="1F2329"/>
+          <w:kern w:val="0"/>
+          <w:sz w:val="21"/>
+          <w:szCs w:val="21"/>
+          <w:bdr w:val="none" w:color="auto" w:sz="0" w:space="0"/>
+          <w:lang w:val="en-US" w:eastAsia="zh-CN" w:bidi="ar"/>
+        </w:rPr>
+        <w:t xml:space="preserve">Downstairs, the kitchen smelled of </w:t>
+      </w:r>
+      <w:r>
+        <w:rPr>
+          <w:rStyle w:val="7"/>
+          <w:rFonts w:hint="default" w:ascii="Calibri" w:hAnsi="Calibri" w:eastAsia="宋体" w:cs="Calibri"/>
+          <w:b/>
+          <w:bCs/>
+          <w:color w:val="1F2329"/>
+          <w:kern w:val="0"/>
+          <w:sz w:val="21"/>
+          <w:szCs w:val="21"/>
+          <w:bdr w:val="none" w:color="auto" w:sz="0" w:space="0"/>
+          <w:lang w:val="en-US" w:eastAsia="zh-CN" w:bidi="ar"/>
+        </w:rPr>
+        <w:t>sulphur</w:t>
+      </w:r>
+      <w:r>
+        <w:rPr>
+          <w:rFonts w:hint="default" w:ascii="Calibri" w:hAnsi="Calibri" w:eastAsia="宋体" w:cs="Calibri"/>
+          <w:color w:val="1F2329"/>
+          <w:kern w:val="0"/>
+          <w:sz w:val="21"/>
+          <w:szCs w:val="21"/>
+          <w:bdr w:val="none" w:color="auto" w:sz="0" w:space="0"/>
+          <w:lang w:val="en-US" w:eastAsia="zh-CN" w:bidi="ar"/>
+        </w:rPr>
+        <w:t xml:space="preserve"> from the faulty heater. </w:t>
+      </w:r>
+      <w:r>
+        <w:rPr>
+          <w:rStyle w:val="7"/>
+          <w:rFonts w:hint="default" w:ascii="Calibri" w:hAnsi="Calibri" w:eastAsia="宋体" w:cs="Calibri"/>
+          <w:b/>
+          <w:bCs/>
+          <w:color w:val="1F2329"/>
+          <w:kern w:val="0"/>
+          <w:sz w:val="21"/>
+          <w:szCs w:val="21"/>
+          <w:bdr w:val="none" w:color="auto" w:sz="0" w:space="0"/>
+          <w:lang w:val="en-US" w:eastAsia="zh-CN" w:bidi="ar"/>
+        </w:rPr>
+        <w:t>Fortunately</w:t>
+      </w:r>
+      <w:r>
+        <w:rPr>
+          <w:rFonts w:hint="default" w:ascii="Calibri" w:hAnsi="Calibri" w:eastAsia="宋体" w:cs="Calibri"/>
+          <w:color w:val="1F2329"/>
+          <w:kern w:val="0"/>
+          <w:sz w:val="21"/>
+          <w:szCs w:val="21"/>
+          <w:bdr w:val="none" w:color="auto" w:sz="0" w:space="0"/>
+          <w:lang w:val="en-US" w:eastAsia="zh-CN" w:bidi="ar"/>
+        </w:rPr>
+        <w:t xml:space="preserve">, the </w:t>
+      </w:r>
+      <w:r>
+        <w:rPr>
+          <w:rStyle w:val="7"/>
+          <w:rFonts w:hint="default" w:ascii="Calibri" w:hAnsi="Calibri" w:eastAsia="宋体" w:cs="Calibri"/>
+          <w:b/>
+          <w:bCs/>
+          <w:color w:val="1F2329"/>
+          <w:kern w:val="0"/>
+          <w:sz w:val="21"/>
+          <w:szCs w:val="21"/>
+          <w:bdr w:val="none" w:color="auto" w:sz="0" w:space="0"/>
+          <w:lang w:val="en-US" w:eastAsia="zh-CN" w:bidi="ar"/>
+        </w:rPr>
+        <w:t>oven</w:t>
+      </w:r>
+      <w:r>
+        <w:rPr>
+          <w:rFonts w:hint="default" w:ascii="Calibri" w:hAnsi="Calibri" w:eastAsia="宋体" w:cs="Calibri"/>
+          <w:color w:val="1F2329"/>
+          <w:kern w:val="0"/>
+          <w:sz w:val="21"/>
+          <w:szCs w:val="21"/>
+          <w:bdr w:val="none" w:color="auto" w:sz="0" w:space="0"/>
+          <w:lang w:val="en-US" w:eastAsia="zh-CN" w:bidi="ar"/>
+        </w:rPr>
+        <w:t xml:space="preserve"> still worked, so I baked some bread to warm up. As I waited, I noticed a </w:t>
+      </w:r>
+      <w:r>
+        <w:rPr>
+          <w:rStyle w:val="7"/>
+          <w:rFonts w:hint="default" w:ascii="Calibri" w:hAnsi="Calibri" w:eastAsia="宋体" w:cs="Calibri"/>
+          <w:b/>
+          <w:bCs/>
+          <w:color w:val="1F2329"/>
+          <w:kern w:val="0"/>
+          <w:sz w:val="21"/>
+          <w:szCs w:val="21"/>
+          <w:bdr w:val="none" w:color="auto" w:sz="0" w:space="0"/>
+          <w:lang w:val="en-US" w:eastAsia="zh-CN" w:bidi="ar"/>
+        </w:rPr>
+        <w:t>knob</w:t>
+      </w:r>
+      <w:r>
+        <w:rPr>
+          <w:rFonts w:hint="default" w:ascii="Calibri" w:hAnsi="Calibri" w:eastAsia="宋体" w:cs="Calibri"/>
+          <w:color w:val="1F2329"/>
+          <w:kern w:val="0"/>
+          <w:sz w:val="21"/>
+          <w:szCs w:val="21"/>
+          <w:bdr w:val="none" w:color="auto" w:sz="0" w:space="0"/>
+          <w:lang w:val="en-US" w:eastAsia="zh-CN" w:bidi="ar"/>
+        </w:rPr>
+        <w:t xml:space="preserve"> on the old radio was loose; I’d need to </w:t>
+      </w:r>
+      <w:r>
+        <w:rPr>
+          <w:rStyle w:val="7"/>
+          <w:rFonts w:hint="default" w:ascii="Calibri" w:hAnsi="Calibri" w:eastAsia="宋体" w:cs="Calibri"/>
+          <w:b/>
+          <w:bCs/>
+          <w:color w:val="1F2329"/>
+          <w:kern w:val="0"/>
+          <w:sz w:val="21"/>
+          <w:szCs w:val="21"/>
+          <w:bdr w:val="none" w:color="auto" w:sz="0" w:space="0"/>
+          <w:lang w:val="en-US" w:eastAsia="zh-CN" w:bidi="ar"/>
+        </w:rPr>
+        <w:t>specify</w:t>
+      </w:r>
+      <w:r>
+        <w:rPr>
+          <w:rFonts w:hint="default" w:ascii="Calibri" w:hAnsi="Calibri" w:eastAsia="宋体" w:cs="Calibri"/>
+          <w:color w:val="1F2329"/>
+          <w:kern w:val="0"/>
+          <w:sz w:val="21"/>
+          <w:szCs w:val="21"/>
+          <w:bdr w:val="none" w:color="auto" w:sz="0" w:space="0"/>
+          <w:lang w:val="en-US" w:eastAsia="zh-CN" w:bidi="ar"/>
+        </w:rPr>
+        <w:t xml:space="preserve"> that to the maintenance team later.</w:t>
+      </w:r>
+    </w:p>
+    <w:p>
+      <w:pPr>
+        <w:keepNext w:val="0"/>
+        <w:keepLines w:val="0"/>
+        <w:widowControl/>
+        <w:suppressLineNumbers w:val="0"/>
+        <w:pBdr>
+          <w:top w:val="none" w:color="auto" w:sz="0" w:space="0"/>
+          <w:left w:val="none" w:color="auto" w:sz="0" w:space="0"/>
+          <w:bottom w:val="none" w:color="auto" w:sz="0" w:space="0"/>
+          <w:right w:val="none" w:color="auto" w:sz="0" w:space="0"/>
+        </w:pBdr>
+        <w:spacing w:before="0" w:beforeAutospacing="0" w:after="0" w:afterAutospacing="0" w:line="240" w:lineRule="atLeast"/>
+        <w:ind w:left="0" w:right="0" w:firstLine="420" w:firstLineChars="0"/>
+        <w:jc w:val="left"/>
+        <w:rPr>
+          <w:rFonts w:hint="default" w:ascii="Calibri" w:hAnsi="Calibri" w:cs="Calibri"/>
+          <w:color w:val="1F2329"/>
+          <w:sz w:val="21"/>
+          <w:szCs w:val="21"/>
+        </w:rPr>
+      </w:pPr>
+      <w:r>
+        <w:rPr>
+          <w:rFonts w:hint="default" w:ascii="Calibri" w:hAnsi="Calibri" w:eastAsia="宋体" w:cs="Calibri"/>
+          <w:color w:val="1F2329"/>
+          <w:kern w:val="0"/>
+          <w:sz w:val="21"/>
+          <w:szCs w:val="21"/>
+          <w:bdr w:val="none" w:color="auto" w:sz="0" w:space="0"/>
+          <w:lang w:val="en-US" w:eastAsia="zh-CN" w:bidi="ar"/>
+        </w:rPr>
+        <w:t xml:space="preserve">After breakfast, I joined the </w:t>
+      </w:r>
+      <w:r>
+        <w:rPr>
+          <w:rStyle w:val="7"/>
+          <w:rFonts w:hint="default" w:ascii="Calibri" w:hAnsi="Calibri" w:eastAsia="宋体" w:cs="Calibri"/>
+          <w:b/>
+          <w:bCs/>
+          <w:color w:val="1F2329"/>
+          <w:kern w:val="0"/>
+          <w:sz w:val="21"/>
+          <w:szCs w:val="21"/>
+          <w:bdr w:val="none" w:color="auto" w:sz="0" w:space="0"/>
+          <w:lang w:val="en-US" w:eastAsia="zh-CN" w:bidi="ar"/>
+        </w:rPr>
+        <w:t>delegation</w:t>
+      </w:r>
+      <w:r>
+        <w:rPr>
+          <w:rFonts w:hint="default" w:ascii="Calibri" w:hAnsi="Calibri" w:eastAsia="宋体" w:cs="Calibri"/>
+          <w:color w:val="1F2329"/>
+          <w:kern w:val="0"/>
+          <w:sz w:val="21"/>
+          <w:szCs w:val="21"/>
+          <w:bdr w:val="none" w:color="auto" w:sz="0" w:space="0"/>
+          <w:lang w:val="en-US" w:eastAsia="zh-CN" w:bidi="ar"/>
+        </w:rPr>
+        <w:t xml:space="preserve"> from my class to meet with the principal. We’d come to </w:t>
+      </w:r>
+      <w:r>
+        <w:rPr>
+          <w:rStyle w:val="7"/>
+          <w:rFonts w:hint="default" w:ascii="Calibri" w:hAnsi="Calibri" w:eastAsia="宋体" w:cs="Calibri"/>
+          <w:b/>
+          <w:bCs/>
+          <w:color w:val="1F2329"/>
+          <w:kern w:val="0"/>
+          <w:sz w:val="21"/>
+          <w:szCs w:val="21"/>
+          <w:bdr w:val="none" w:color="auto" w:sz="0" w:space="0"/>
+          <w:lang w:val="en-US" w:eastAsia="zh-CN" w:bidi="ar"/>
+        </w:rPr>
+        <w:t>protest</w:t>
+      </w:r>
+      <w:r>
+        <w:rPr>
+          <w:rFonts w:hint="default" w:ascii="Calibri" w:hAnsi="Calibri" w:eastAsia="宋体" w:cs="Calibri"/>
+          <w:color w:val="1F2329"/>
+          <w:kern w:val="0"/>
+          <w:sz w:val="21"/>
+          <w:szCs w:val="21"/>
+          <w:bdr w:val="none" w:color="auto" w:sz="0" w:space="0"/>
+          <w:lang w:val="en-US" w:eastAsia="zh-CN" w:bidi="ar"/>
+        </w:rPr>
+        <w:t xml:space="preserve"> the </w:t>
+      </w:r>
+      <w:r>
+        <w:rPr>
+          <w:rStyle w:val="7"/>
+          <w:rFonts w:hint="default" w:ascii="Calibri" w:hAnsi="Calibri" w:eastAsia="宋体" w:cs="Calibri"/>
+          <w:b/>
+          <w:bCs/>
+          <w:color w:val="1F2329"/>
+          <w:kern w:val="0"/>
+          <w:sz w:val="21"/>
+          <w:szCs w:val="21"/>
+          <w:bdr w:val="none" w:color="auto" w:sz="0" w:space="0"/>
+          <w:lang w:val="en-US" w:eastAsia="zh-CN" w:bidi="ar"/>
+        </w:rPr>
+        <w:t>excess</w:t>
+      </w:r>
+      <w:r>
+        <w:rPr>
+          <w:rFonts w:hint="default" w:ascii="Calibri" w:hAnsi="Calibri" w:eastAsia="宋体" w:cs="Calibri"/>
+          <w:color w:val="1F2329"/>
+          <w:kern w:val="0"/>
+          <w:sz w:val="21"/>
+          <w:szCs w:val="21"/>
+          <w:bdr w:val="none" w:color="auto" w:sz="0" w:space="0"/>
+          <w:lang w:val="en-US" w:eastAsia="zh-CN" w:bidi="ar"/>
+        </w:rPr>
+        <w:t xml:space="preserve"> noise from the nearby </w:t>
+      </w:r>
+      <w:r>
+        <w:rPr>
+          <w:rStyle w:val="7"/>
+          <w:rFonts w:hint="default" w:ascii="Calibri" w:hAnsi="Calibri" w:eastAsia="宋体" w:cs="Calibri"/>
+          <w:b/>
+          <w:bCs/>
+          <w:color w:val="1F2329"/>
+          <w:kern w:val="0"/>
+          <w:sz w:val="21"/>
+          <w:szCs w:val="21"/>
+          <w:bdr w:val="none" w:color="auto" w:sz="0" w:space="0"/>
+          <w:lang w:val="en-US" w:eastAsia="zh-CN" w:bidi="ar"/>
+        </w:rPr>
+        <w:t>mill</w:t>
+      </w:r>
+      <w:r>
+        <w:rPr>
+          <w:rFonts w:hint="default" w:ascii="Calibri" w:hAnsi="Calibri" w:eastAsia="宋体" w:cs="Calibri"/>
+          <w:color w:val="1F2329"/>
+          <w:kern w:val="0"/>
+          <w:sz w:val="21"/>
+          <w:szCs w:val="21"/>
+          <w:bdr w:val="none" w:color="auto" w:sz="0" w:space="0"/>
+          <w:lang w:val="en-US" w:eastAsia="zh-CN" w:bidi="ar"/>
+        </w:rPr>
+        <w:t xml:space="preserve">. The principal listened with </w:t>
+      </w:r>
+      <w:r>
+        <w:rPr>
+          <w:rStyle w:val="7"/>
+          <w:rFonts w:hint="default" w:ascii="Calibri" w:hAnsi="Calibri" w:eastAsia="宋体" w:cs="Calibri"/>
+          <w:b/>
+          <w:bCs/>
+          <w:color w:val="1F2329"/>
+          <w:kern w:val="0"/>
+          <w:sz w:val="21"/>
+          <w:szCs w:val="21"/>
+          <w:bdr w:val="none" w:color="auto" w:sz="0" w:space="0"/>
+          <w:lang w:val="en-US" w:eastAsia="zh-CN" w:bidi="ar"/>
+        </w:rPr>
+        <w:t>impatience</w:t>
+      </w:r>
+      <w:r>
+        <w:rPr>
+          <w:rFonts w:hint="default" w:ascii="Calibri" w:hAnsi="Calibri" w:eastAsia="宋体" w:cs="Calibri"/>
+          <w:color w:val="1F2329"/>
+          <w:kern w:val="0"/>
+          <w:sz w:val="21"/>
+          <w:szCs w:val="21"/>
+          <w:bdr w:val="none" w:color="auto" w:sz="0" w:space="0"/>
+          <w:lang w:val="en-US" w:eastAsia="zh-CN" w:bidi="ar"/>
+        </w:rPr>
+        <w:t xml:space="preserve">, but </w:t>
+      </w:r>
+      <w:r>
+        <w:rPr>
+          <w:rStyle w:val="7"/>
+          <w:rFonts w:hint="default" w:ascii="Calibri" w:hAnsi="Calibri" w:eastAsia="宋体" w:cs="Calibri"/>
+          <w:b/>
+          <w:bCs/>
+          <w:color w:val="1F2329"/>
+          <w:kern w:val="0"/>
+          <w:sz w:val="21"/>
+          <w:szCs w:val="21"/>
+          <w:bdr w:val="none" w:color="auto" w:sz="0" w:space="0"/>
+          <w:lang w:val="en-US" w:eastAsia="zh-CN" w:bidi="ar"/>
+        </w:rPr>
+        <w:t>nevertheless</w:t>
+      </w:r>
+      <w:r>
+        <w:rPr>
+          <w:rFonts w:hint="default" w:ascii="Calibri" w:hAnsi="Calibri" w:eastAsia="宋体" w:cs="Calibri"/>
+          <w:color w:val="1F2329"/>
+          <w:kern w:val="0"/>
+          <w:sz w:val="21"/>
+          <w:szCs w:val="21"/>
+          <w:bdr w:val="none" w:color="auto" w:sz="0" w:space="0"/>
+          <w:lang w:val="en-US" w:eastAsia="zh-CN" w:bidi="ar"/>
+        </w:rPr>
+        <w:t xml:space="preserve"> promised to look into it.</w:t>
+      </w:r>
+    </w:p>
+    <w:p>
+      <w:pPr>
+        <w:keepNext w:val="0"/>
+        <w:keepLines w:val="0"/>
+        <w:widowControl/>
+        <w:suppressLineNumbers w:val="0"/>
+        <w:pBdr>
+          <w:top w:val="none" w:color="auto" w:sz="0" w:space="0"/>
+          <w:left w:val="none" w:color="auto" w:sz="0" w:space="0"/>
+          <w:bottom w:val="none" w:color="auto" w:sz="0" w:space="0"/>
+          <w:right w:val="none" w:color="auto" w:sz="0" w:space="0"/>
+        </w:pBdr>
+        <w:spacing w:before="0" w:beforeAutospacing="0" w:after="0" w:afterAutospacing="0" w:line="240" w:lineRule="atLeast"/>
+        <w:ind w:left="0" w:right="0" w:firstLine="420" w:firstLineChars="0"/>
+        <w:jc w:val="left"/>
+        <w:rPr>
+          <w:rFonts w:hint="default" w:ascii="Calibri" w:hAnsi="Calibri" w:cs="Calibri"/>
+          <w:color w:val="1F2329"/>
+          <w:sz w:val="21"/>
+          <w:szCs w:val="21"/>
+        </w:rPr>
+      </w:pPr>
+      <w:r>
+        <w:rPr>
+          <w:rFonts w:hint="default" w:ascii="Calibri" w:hAnsi="Calibri" w:eastAsia="宋体" w:cs="Calibri"/>
+          <w:color w:val="1F2329"/>
+          <w:kern w:val="0"/>
+          <w:sz w:val="21"/>
+          <w:szCs w:val="21"/>
+          <w:bdr w:val="none" w:color="auto" w:sz="0" w:space="0"/>
+          <w:lang w:val="en-US" w:eastAsia="zh-CN" w:bidi="ar"/>
+        </w:rPr>
+        <w:t xml:space="preserve">On the way back, my friend tried to </w:t>
+      </w:r>
+      <w:r>
+        <w:rPr>
+          <w:rStyle w:val="7"/>
+          <w:rFonts w:hint="default" w:ascii="Calibri" w:hAnsi="Calibri" w:eastAsia="宋体" w:cs="Calibri"/>
+          <w:b/>
+          <w:bCs/>
+          <w:color w:val="1F2329"/>
+          <w:kern w:val="0"/>
+          <w:sz w:val="21"/>
+          <w:szCs w:val="21"/>
+          <w:bdr w:val="none" w:color="auto" w:sz="0" w:space="0"/>
+          <w:lang w:val="en-US" w:eastAsia="zh-CN" w:bidi="ar"/>
+        </w:rPr>
+        <w:t>retell</w:t>
+      </w:r>
+      <w:r>
+        <w:rPr>
+          <w:rFonts w:hint="default" w:ascii="Calibri" w:hAnsi="Calibri" w:eastAsia="宋体" w:cs="Calibri"/>
+          <w:color w:val="1F2329"/>
+          <w:kern w:val="0"/>
+          <w:sz w:val="21"/>
+          <w:szCs w:val="21"/>
+          <w:bdr w:val="none" w:color="auto" w:sz="0" w:space="0"/>
+          <w:lang w:val="en-US" w:eastAsia="zh-CN" w:bidi="ar"/>
+        </w:rPr>
+        <w:t xml:space="preserve"> the ghost story that had been going around. She said a </w:t>
+      </w:r>
+      <w:r>
+        <w:rPr>
+          <w:rStyle w:val="7"/>
+          <w:rFonts w:hint="default" w:ascii="Calibri" w:hAnsi="Calibri" w:eastAsia="宋体" w:cs="Calibri"/>
+          <w:b/>
+          <w:bCs/>
+          <w:color w:val="1F2329"/>
+          <w:kern w:val="0"/>
+          <w:sz w:val="21"/>
+          <w:szCs w:val="21"/>
+          <w:bdr w:val="none" w:color="auto" w:sz="0" w:space="0"/>
+          <w:lang w:val="en-US" w:eastAsia="zh-CN" w:bidi="ar"/>
+        </w:rPr>
+        <w:t>ghost</w:t>
+      </w:r>
+      <w:r>
+        <w:rPr>
+          <w:rFonts w:hint="default" w:ascii="Calibri" w:hAnsi="Calibri" w:eastAsia="宋体" w:cs="Calibri"/>
+          <w:color w:val="1F2329"/>
+          <w:kern w:val="0"/>
+          <w:sz w:val="21"/>
+          <w:szCs w:val="21"/>
+          <w:bdr w:val="none" w:color="auto" w:sz="0" w:space="0"/>
+          <w:lang w:val="en-US" w:eastAsia="zh-CN" w:bidi="ar"/>
+        </w:rPr>
+        <w:t xml:space="preserve"> of a former student wandered the halls, still upset about having to </w:t>
+      </w:r>
+      <w:r>
+        <w:rPr>
+          <w:rStyle w:val="7"/>
+          <w:rFonts w:hint="default" w:ascii="Calibri" w:hAnsi="Calibri" w:eastAsia="宋体" w:cs="Calibri"/>
+          <w:b/>
+          <w:bCs/>
+          <w:color w:val="1F2329"/>
+          <w:kern w:val="0"/>
+          <w:sz w:val="21"/>
+          <w:szCs w:val="21"/>
+          <w:bdr w:val="none" w:color="auto" w:sz="0" w:space="0"/>
+          <w:lang w:val="en-US" w:eastAsia="zh-CN" w:bidi="ar"/>
+        </w:rPr>
+        <w:t>confess</w:t>
+      </w:r>
+      <w:r>
+        <w:rPr>
+          <w:rFonts w:hint="default" w:ascii="Calibri" w:hAnsi="Calibri" w:eastAsia="宋体" w:cs="Calibri"/>
+          <w:color w:val="1F2329"/>
+          <w:kern w:val="0"/>
+          <w:sz w:val="21"/>
+          <w:szCs w:val="21"/>
+          <w:bdr w:val="none" w:color="auto" w:sz="0" w:space="0"/>
+          <w:lang w:val="en-US" w:eastAsia="zh-CN" w:bidi="ar"/>
+        </w:rPr>
+        <w:t xml:space="preserve"> to cheating on an </w:t>
+      </w:r>
+      <w:r>
+        <w:rPr>
+          <w:rStyle w:val="7"/>
+          <w:rFonts w:hint="default" w:ascii="Calibri" w:hAnsi="Calibri" w:eastAsia="宋体" w:cs="Calibri"/>
+          <w:b/>
+          <w:bCs/>
+          <w:color w:val="1F2329"/>
+          <w:kern w:val="0"/>
+          <w:sz w:val="21"/>
+          <w:szCs w:val="21"/>
+          <w:bdr w:val="none" w:color="auto" w:sz="0" w:space="0"/>
+          <w:lang w:val="en-US" w:eastAsia="zh-CN" w:bidi="ar"/>
+        </w:rPr>
+        <w:t>exam</w:t>
+      </w:r>
+      <w:r>
+        <w:rPr>
+          <w:rFonts w:hint="default" w:ascii="Calibri" w:hAnsi="Calibri" w:eastAsia="宋体" w:cs="Calibri"/>
+          <w:color w:val="1F2329"/>
+          <w:kern w:val="0"/>
+          <w:sz w:val="21"/>
+          <w:szCs w:val="21"/>
+          <w:bdr w:val="none" w:color="auto" w:sz="0" w:space="0"/>
+          <w:lang w:val="en-US" w:eastAsia="zh-CN" w:bidi="ar"/>
+        </w:rPr>
+        <w:t xml:space="preserve">. I rolled my eyes, but a </w:t>
+      </w:r>
+      <w:r>
+        <w:rPr>
+          <w:rStyle w:val="7"/>
+          <w:rFonts w:hint="default" w:ascii="Calibri" w:hAnsi="Calibri" w:eastAsia="宋体" w:cs="Calibri"/>
+          <w:b/>
+          <w:bCs/>
+          <w:color w:val="1F2329"/>
+          <w:kern w:val="0"/>
+          <w:sz w:val="21"/>
+          <w:szCs w:val="21"/>
+          <w:bdr w:val="none" w:color="auto" w:sz="0" w:space="0"/>
+          <w:lang w:val="en-US" w:eastAsia="zh-CN" w:bidi="ar"/>
+        </w:rPr>
+        <w:t>chill</w:t>
+      </w:r>
+      <w:r>
+        <w:rPr>
+          <w:rFonts w:hint="default" w:ascii="Calibri" w:hAnsi="Calibri" w:eastAsia="宋体" w:cs="Calibri"/>
+          <w:color w:val="1F2329"/>
+          <w:kern w:val="0"/>
+          <w:sz w:val="21"/>
+          <w:szCs w:val="21"/>
+          <w:bdr w:val="none" w:color="auto" w:sz="0" w:space="0"/>
+          <w:lang w:val="en-US" w:eastAsia="zh-CN" w:bidi="ar"/>
+        </w:rPr>
+        <w:t xml:space="preserve"> ran down my spine when she described how the ghost’s voice cut </w:t>
+      </w:r>
+      <w:r>
+        <w:rPr>
+          <w:rStyle w:val="7"/>
+          <w:rFonts w:hint="default" w:ascii="Calibri" w:hAnsi="Calibri" w:eastAsia="宋体" w:cs="Calibri"/>
+          <w:b/>
+          <w:bCs/>
+          <w:color w:val="1F2329"/>
+          <w:kern w:val="0"/>
+          <w:sz w:val="21"/>
+          <w:szCs w:val="21"/>
+          <w:bdr w:val="none" w:color="auto" w:sz="0" w:space="0"/>
+          <w:lang w:val="en-US" w:eastAsia="zh-CN" w:bidi="ar"/>
+        </w:rPr>
+        <w:t>sharply</w:t>
+      </w:r>
+      <w:r>
+        <w:rPr>
+          <w:rFonts w:hint="default" w:ascii="Calibri" w:hAnsi="Calibri" w:eastAsia="宋体" w:cs="Calibri"/>
+          <w:color w:val="1F2329"/>
+          <w:kern w:val="0"/>
+          <w:sz w:val="21"/>
+          <w:szCs w:val="21"/>
+          <w:bdr w:val="none" w:color="auto" w:sz="0" w:space="0"/>
+          <w:lang w:val="en-US" w:eastAsia="zh-CN" w:bidi="ar"/>
+        </w:rPr>
+        <w:t xml:space="preserve"> through the silence.</w:t>
+      </w:r>
+    </w:p>
+    <w:p>
+      <w:pPr>
+        <w:keepNext w:val="0"/>
+        <w:keepLines w:val="0"/>
+        <w:widowControl/>
+        <w:suppressLineNumbers w:val="0"/>
+        <w:pBdr>
+          <w:top w:val="none" w:color="auto" w:sz="0" w:space="0"/>
+          <w:left w:val="none" w:color="auto" w:sz="0" w:space="0"/>
+          <w:bottom w:val="none" w:color="auto" w:sz="0" w:space="0"/>
+          <w:right w:val="none" w:color="auto" w:sz="0" w:space="0"/>
+        </w:pBdr>
+        <w:spacing w:before="0" w:beforeAutospacing="0" w:after="0" w:afterAutospacing="0" w:line="240" w:lineRule="atLeast"/>
+        <w:ind w:left="0" w:right="0" w:firstLine="420" w:firstLineChars="0"/>
+        <w:jc w:val="left"/>
+        <w:rPr>
+          <w:rFonts w:hint="default" w:ascii="Calibri" w:hAnsi="Calibri" w:cs="Calibri"/>
+          <w:color w:val="1F2329"/>
+          <w:sz w:val="21"/>
+          <w:szCs w:val="21"/>
+        </w:rPr>
+      </w:pPr>
+      <w:r>
+        <w:rPr>
+          <w:rFonts w:hint="default" w:ascii="Calibri" w:hAnsi="Calibri" w:eastAsia="宋体" w:cs="Calibri"/>
+          <w:color w:val="1F2329"/>
+          <w:kern w:val="0"/>
+          <w:sz w:val="21"/>
+          <w:szCs w:val="21"/>
+          <w:bdr w:val="none" w:color="auto" w:sz="0" w:space="0"/>
+          <w:lang w:val="en-US" w:eastAsia="zh-CN" w:bidi="ar"/>
+        </w:rPr>
+        <w:t xml:space="preserve">That evening, we gathered in the common room to read a </w:t>
+      </w:r>
+      <w:r>
+        <w:rPr>
+          <w:rStyle w:val="7"/>
+          <w:rFonts w:hint="default" w:ascii="Calibri" w:hAnsi="Calibri" w:eastAsia="宋体" w:cs="Calibri"/>
+          <w:b/>
+          <w:bCs/>
+          <w:color w:val="1F2329"/>
+          <w:kern w:val="0"/>
+          <w:sz w:val="21"/>
+          <w:szCs w:val="21"/>
+          <w:bdr w:val="none" w:color="auto" w:sz="0" w:space="0"/>
+          <w:lang w:val="en-US" w:eastAsia="zh-CN" w:bidi="ar"/>
+        </w:rPr>
+        <w:t>poem</w:t>
+      </w:r>
+      <w:r>
+        <w:rPr>
+          <w:rFonts w:hint="default" w:ascii="Calibri" w:hAnsi="Calibri" w:eastAsia="宋体" w:cs="Calibri"/>
+          <w:color w:val="1F2329"/>
+          <w:kern w:val="0"/>
+          <w:sz w:val="21"/>
+          <w:szCs w:val="21"/>
+          <w:bdr w:val="none" w:color="auto" w:sz="0" w:space="0"/>
+          <w:lang w:val="en-US" w:eastAsia="zh-CN" w:bidi="ar"/>
+        </w:rPr>
+        <w:t xml:space="preserve"> about </w:t>
+      </w:r>
+      <w:r>
+        <w:rPr>
+          <w:rStyle w:val="7"/>
+          <w:rFonts w:hint="default" w:ascii="Calibri" w:hAnsi="Calibri" w:eastAsia="宋体" w:cs="Calibri"/>
+          <w:b/>
+          <w:bCs/>
+          <w:color w:val="1F2329"/>
+          <w:kern w:val="0"/>
+          <w:sz w:val="21"/>
+          <w:szCs w:val="21"/>
+          <w:bdr w:val="none" w:color="auto" w:sz="0" w:space="0"/>
+          <w:lang w:val="en-US" w:eastAsia="zh-CN" w:bidi="ar"/>
+        </w:rPr>
+        <w:t>resignation</w:t>
+      </w:r>
+      <w:r>
+        <w:rPr>
+          <w:rFonts w:hint="default" w:ascii="Calibri" w:hAnsi="Calibri" w:eastAsia="宋体" w:cs="Calibri"/>
+          <w:color w:val="1F2329"/>
+          <w:kern w:val="0"/>
+          <w:sz w:val="21"/>
+          <w:szCs w:val="21"/>
+          <w:bdr w:val="none" w:color="auto" w:sz="0" w:space="0"/>
+          <w:lang w:val="en-US" w:eastAsia="zh-CN" w:bidi="ar"/>
+        </w:rPr>
+        <w:t xml:space="preserve"> to fate. One student, a </w:t>
+      </w:r>
+      <w:r>
+        <w:rPr>
+          <w:rStyle w:val="7"/>
+          <w:rFonts w:hint="default" w:ascii="Calibri" w:hAnsi="Calibri" w:eastAsia="宋体" w:cs="Calibri"/>
+          <w:b/>
+          <w:bCs/>
+          <w:color w:val="1F2329"/>
+          <w:kern w:val="0"/>
+          <w:sz w:val="21"/>
+          <w:szCs w:val="21"/>
+          <w:bdr w:val="none" w:color="auto" w:sz="0" w:space="0"/>
+          <w:lang w:val="en-US" w:eastAsia="zh-CN" w:bidi="ar"/>
+        </w:rPr>
+        <w:t>fool</w:t>
+      </w:r>
+      <w:r>
+        <w:rPr>
+          <w:rFonts w:hint="default" w:ascii="Calibri" w:hAnsi="Calibri" w:eastAsia="宋体" w:cs="Calibri"/>
+          <w:color w:val="1F2329"/>
+          <w:kern w:val="0"/>
+          <w:sz w:val="21"/>
+          <w:szCs w:val="21"/>
+          <w:bdr w:val="none" w:color="auto" w:sz="0" w:space="0"/>
+          <w:lang w:val="en-US" w:eastAsia="zh-CN" w:bidi="ar"/>
+        </w:rPr>
+        <w:t xml:space="preserve"> for spooky tales, claimed he’d seen the ghost near the </w:t>
+      </w:r>
+      <w:r>
+        <w:rPr>
+          <w:rStyle w:val="7"/>
+          <w:rFonts w:hint="default" w:ascii="Calibri" w:hAnsi="Calibri" w:eastAsia="宋体" w:cs="Calibri"/>
+          <w:b/>
+          <w:bCs/>
+          <w:color w:val="1F2329"/>
+          <w:kern w:val="0"/>
+          <w:sz w:val="21"/>
+          <w:szCs w:val="21"/>
+          <w:bdr w:val="none" w:color="auto" w:sz="0" w:space="0"/>
+          <w:lang w:val="en-US" w:eastAsia="zh-CN" w:bidi="ar"/>
+        </w:rPr>
+        <w:t>outlet</w:t>
+      </w:r>
+      <w:r>
+        <w:rPr>
+          <w:rFonts w:hint="default" w:ascii="Calibri" w:hAnsi="Calibri" w:eastAsia="宋体" w:cs="Calibri"/>
+          <w:color w:val="1F2329"/>
+          <w:kern w:val="0"/>
+          <w:sz w:val="21"/>
+          <w:szCs w:val="21"/>
+          <w:bdr w:val="none" w:color="auto" w:sz="0" w:space="0"/>
+          <w:lang w:val="en-US" w:eastAsia="zh-CN" w:bidi="ar"/>
+        </w:rPr>
+        <w:t xml:space="preserve"> by the stairs. We all laughed, but I noticed a </w:t>
+      </w:r>
+      <w:r>
+        <w:rPr>
+          <w:rStyle w:val="7"/>
+          <w:rFonts w:hint="default" w:ascii="Calibri" w:hAnsi="Calibri" w:eastAsia="宋体" w:cs="Calibri"/>
+          <w:b/>
+          <w:bCs/>
+          <w:color w:val="1F2329"/>
+          <w:kern w:val="0"/>
+          <w:sz w:val="21"/>
+          <w:szCs w:val="21"/>
+          <w:bdr w:val="none" w:color="auto" w:sz="0" w:space="0"/>
+          <w:lang w:val="en-US" w:eastAsia="zh-CN" w:bidi="ar"/>
+        </w:rPr>
+        <w:t>substantial</w:t>
+      </w:r>
+      <w:r>
+        <w:rPr>
+          <w:rFonts w:hint="default" w:ascii="Calibri" w:hAnsi="Calibri" w:eastAsia="宋体" w:cs="Calibri"/>
+          <w:color w:val="1F2329"/>
+          <w:kern w:val="0"/>
+          <w:sz w:val="21"/>
+          <w:szCs w:val="21"/>
+          <w:bdr w:val="none" w:color="auto" w:sz="0" w:space="0"/>
+          <w:lang w:val="en-US" w:eastAsia="zh-CN" w:bidi="ar"/>
+        </w:rPr>
+        <w:t xml:space="preserve"> amount of dust had been </w:t>
+      </w:r>
+      <w:r>
+        <w:rPr>
+          <w:rStyle w:val="7"/>
+          <w:rFonts w:hint="default" w:ascii="Calibri" w:hAnsi="Calibri" w:eastAsia="宋体" w:cs="Calibri"/>
+          <w:b/>
+          <w:bCs/>
+          <w:color w:val="1F2329"/>
+          <w:kern w:val="0"/>
+          <w:sz w:val="21"/>
+          <w:szCs w:val="21"/>
+          <w:bdr w:val="none" w:color="auto" w:sz="0" w:space="0"/>
+          <w:lang w:val="en-US" w:eastAsia="zh-CN" w:bidi="ar"/>
+        </w:rPr>
+        <w:t>omitted</w:t>
+      </w:r>
+      <w:r>
+        <w:rPr>
+          <w:rFonts w:hint="default" w:ascii="Calibri" w:hAnsi="Calibri" w:eastAsia="宋体" w:cs="Calibri"/>
+          <w:color w:val="1F2329"/>
+          <w:kern w:val="0"/>
+          <w:sz w:val="21"/>
+          <w:szCs w:val="21"/>
+          <w:bdr w:val="none" w:color="auto" w:sz="0" w:space="0"/>
+          <w:lang w:val="en-US" w:eastAsia="zh-CN" w:bidi="ar"/>
+        </w:rPr>
+        <w:t xml:space="preserve"> from the floor—as if something had recently swept through.</w:t>
+      </w:r>
+    </w:p>
+    <w:p>
+      <w:pPr>
+        <w:keepNext w:val="0"/>
+        <w:keepLines w:val="0"/>
+        <w:widowControl/>
+        <w:suppressLineNumbers w:val="0"/>
+        <w:pBdr>
+          <w:top w:val="none" w:color="auto" w:sz="0" w:space="0"/>
+          <w:left w:val="none" w:color="auto" w:sz="0" w:space="0"/>
+          <w:bottom w:val="none" w:color="auto" w:sz="0" w:space="0"/>
+          <w:right w:val="none" w:color="auto" w:sz="0" w:space="0"/>
+        </w:pBdr>
+        <w:spacing w:before="0" w:beforeAutospacing="0" w:after="0" w:afterAutospacing="0" w:line="240" w:lineRule="atLeast"/>
+        <w:ind w:left="0" w:right="0" w:firstLine="420" w:firstLineChars="0"/>
+        <w:jc w:val="left"/>
+        <w:rPr>
+          <w:rFonts w:hint="default" w:ascii="Calibri" w:hAnsi="Calibri" w:cs="Calibri"/>
+          <w:color w:val="1F2329"/>
+          <w:sz w:val="21"/>
+          <w:szCs w:val="21"/>
+        </w:rPr>
+      </w:pPr>
+      <w:r>
+        <w:rPr>
+          <w:rFonts w:hint="default" w:ascii="Calibri" w:hAnsi="Calibri" w:eastAsia="宋体" w:cs="Calibri"/>
+          <w:color w:val="1F2329"/>
+          <w:kern w:val="0"/>
+          <w:sz w:val="21"/>
+          <w:szCs w:val="21"/>
+          <w:bdr w:val="none" w:color="auto" w:sz="0" w:space="0"/>
+          <w:lang w:val="en-US" w:eastAsia="zh-CN" w:bidi="ar"/>
+        </w:rPr>
+        <w:t xml:space="preserve">Before bed, I found a </w:t>
+      </w:r>
+      <w:r>
+        <w:rPr>
+          <w:rStyle w:val="7"/>
+          <w:rFonts w:hint="default" w:ascii="Calibri" w:hAnsi="Calibri" w:eastAsia="宋体" w:cs="Calibri"/>
+          <w:b/>
+          <w:bCs/>
+          <w:color w:val="1F2329"/>
+          <w:kern w:val="0"/>
+          <w:sz w:val="21"/>
+          <w:szCs w:val="21"/>
+          <w:bdr w:val="none" w:color="auto" w:sz="0" w:space="0"/>
+          <w:lang w:val="en-US" w:eastAsia="zh-CN" w:bidi="ar"/>
+        </w:rPr>
+        <w:t>telegraph</w:t>
+      </w:r>
+      <w:r>
+        <w:rPr>
+          <w:rFonts w:hint="default" w:ascii="Calibri" w:hAnsi="Calibri" w:eastAsia="宋体" w:cs="Calibri"/>
+          <w:color w:val="1F2329"/>
+          <w:kern w:val="0"/>
+          <w:sz w:val="21"/>
+          <w:szCs w:val="21"/>
+          <w:bdr w:val="none" w:color="auto" w:sz="0" w:space="0"/>
+          <w:lang w:val="en-US" w:eastAsia="zh-CN" w:bidi="ar"/>
+        </w:rPr>
+        <w:t xml:space="preserve"> from my sister, saying she’d be visiting soon. I smiled, grateful for the good news. As I drifted off, I thought about how </w:t>
+      </w:r>
+      <w:r>
+        <w:rPr>
+          <w:rStyle w:val="7"/>
+          <w:rFonts w:hint="default" w:ascii="Calibri" w:hAnsi="Calibri" w:eastAsia="宋体" w:cs="Calibri"/>
+          <w:b/>
+          <w:bCs/>
+          <w:color w:val="1F2329"/>
+          <w:kern w:val="0"/>
+          <w:sz w:val="21"/>
+          <w:szCs w:val="21"/>
+          <w:bdr w:val="none" w:color="auto" w:sz="0" w:space="0"/>
+          <w:lang w:val="en-US" w:eastAsia="zh-CN" w:bidi="ar"/>
+        </w:rPr>
+        <w:t>previously</w:t>
+      </w:r>
+      <w:r>
+        <w:rPr>
+          <w:rFonts w:hint="default" w:ascii="Calibri" w:hAnsi="Calibri" w:eastAsia="宋体" w:cs="Calibri"/>
+          <w:color w:val="1F2329"/>
+          <w:kern w:val="0"/>
+          <w:sz w:val="21"/>
+          <w:szCs w:val="21"/>
+          <w:bdr w:val="none" w:color="auto" w:sz="0" w:space="0"/>
+          <w:lang w:val="en-US" w:eastAsia="zh-CN" w:bidi="ar"/>
+        </w:rPr>
+        <w:t xml:space="preserve"> I’d dismissed the ghost story as a </w:t>
+      </w:r>
+      <w:r>
+        <w:rPr>
+          <w:rStyle w:val="7"/>
+          <w:rFonts w:hint="default" w:ascii="Calibri" w:hAnsi="Calibri" w:eastAsia="宋体" w:cs="Calibri"/>
+          <w:b/>
+          <w:bCs/>
+          <w:color w:val="1F2329"/>
+          <w:kern w:val="0"/>
+          <w:sz w:val="21"/>
+          <w:szCs w:val="21"/>
+          <w:bdr w:val="none" w:color="auto" w:sz="0" w:space="0"/>
+          <w:lang w:val="en-US" w:eastAsia="zh-CN" w:bidi="ar"/>
+        </w:rPr>
+        <w:t>fraction</w:t>
+      </w:r>
+      <w:r>
+        <w:rPr>
+          <w:rFonts w:hint="default" w:ascii="Calibri" w:hAnsi="Calibri" w:eastAsia="宋体" w:cs="Calibri"/>
+          <w:color w:val="1F2329"/>
+          <w:kern w:val="0"/>
+          <w:sz w:val="21"/>
+          <w:szCs w:val="21"/>
+          <w:bdr w:val="none" w:color="auto" w:sz="0" w:space="0"/>
+          <w:lang w:val="en-US" w:eastAsia="zh-CN" w:bidi="ar"/>
+        </w:rPr>
+        <w:t xml:space="preserve"> of imagination. Now, though, I wasn’t so sure. I pulled my </w:t>
+      </w:r>
+      <w:r>
+        <w:rPr>
+          <w:rStyle w:val="7"/>
+          <w:rFonts w:hint="default" w:ascii="Calibri" w:hAnsi="Calibri" w:eastAsia="宋体" w:cs="Calibri"/>
+          <w:b/>
+          <w:bCs/>
+          <w:color w:val="1F2329"/>
+          <w:kern w:val="0"/>
+          <w:sz w:val="21"/>
+          <w:szCs w:val="21"/>
+          <w:bdr w:val="none" w:color="auto" w:sz="0" w:space="0"/>
+          <w:lang w:val="en-US" w:eastAsia="zh-CN" w:bidi="ar"/>
+        </w:rPr>
+        <w:t>woollen</w:t>
+      </w:r>
+      <w:r>
+        <w:rPr>
+          <w:rFonts w:hint="default" w:ascii="Calibri" w:hAnsi="Calibri" w:eastAsia="宋体" w:cs="Calibri"/>
+          <w:color w:val="1F2329"/>
+          <w:kern w:val="0"/>
+          <w:sz w:val="21"/>
+          <w:szCs w:val="21"/>
+          <w:bdr w:val="none" w:color="auto" w:sz="0" w:space="0"/>
+          <w:lang w:val="en-US" w:eastAsia="zh-CN" w:bidi="ar"/>
+        </w:rPr>
+        <w:t xml:space="preserve"> blanket tighter, hoping the morning sun would </w:t>
+      </w:r>
+      <w:r>
+        <w:rPr>
+          <w:rStyle w:val="7"/>
+          <w:rFonts w:hint="default" w:ascii="Calibri" w:hAnsi="Calibri" w:eastAsia="宋体" w:cs="Calibri"/>
+          <w:b/>
+          <w:bCs/>
+          <w:color w:val="1F2329"/>
+          <w:kern w:val="0"/>
+          <w:sz w:val="21"/>
+          <w:szCs w:val="21"/>
+          <w:bdr w:val="none" w:color="auto" w:sz="0" w:space="0"/>
+          <w:lang w:val="en-US" w:eastAsia="zh-CN" w:bidi="ar"/>
+        </w:rPr>
+        <w:t>deepen</w:t>
+      </w:r>
+      <w:r>
+        <w:rPr>
+          <w:rFonts w:hint="default" w:ascii="Calibri" w:hAnsi="Calibri" w:eastAsia="宋体" w:cs="Calibri"/>
+          <w:color w:val="1F2329"/>
+          <w:kern w:val="0"/>
+          <w:sz w:val="21"/>
+          <w:szCs w:val="21"/>
+          <w:bdr w:val="none" w:color="auto" w:sz="0" w:space="0"/>
+          <w:lang w:val="en-US" w:eastAsia="zh-CN" w:bidi="ar"/>
+        </w:rPr>
+        <w:t xml:space="preserve"> my courage and make the whole thing feel less </w:t>
+      </w:r>
+      <w:r>
+        <w:rPr>
+          <w:rStyle w:val="7"/>
+          <w:rFonts w:hint="default" w:ascii="Calibri" w:hAnsi="Calibri" w:eastAsia="宋体" w:cs="Calibri"/>
+          <w:b/>
+          <w:bCs/>
+          <w:color w:val="1F2329"/>
+          <w:kern w:val="0"/>
+          <w:sz w:val="21"/>
+          <w:szCs w:val="21"/>
+          <w:bdr w:val="none" w:color="auto" w:sz="0" w:space="0"/>
+          <w:lang w:val="en-US" w:eastAsia="zh-CN" w:bidi="ar"/>
+        </w:rPr>
+        <w:t>desirable</w:t>
+      </w:r>
+      <w:r>
+        <w:rPr>
+          <w:rFonts w:hint="default" w:ascii="Calibri" w:hAnsi="Calibri" w:eastAsia="宋体" w:cs="Calibri"/>
+          <w:color w:val="1F2329"/>
+          <w:kern w:val="0"/>
+          <w:sz w:val="21"/>
+          <w:szCs w:val="21"/>
+          <w:bdr w:val="none" w:color="auto" w:sz="0" w:space="0"/>
+          <w:lang w:val="en-US" w:eastAsia="zh-CN" w:bidi="ar"/>
+        </w:rPr>
+        <w:t xml:space="preserve"> to believe.</w:t>
+      </w:r>
+    </w:p>
+    <w:p>
+      <w:pPr>
+        <w:keepNext w:val="0"/>
+        <w:keepLines w:val="0"/>
+        <w:widowControl/>
+        <w:suppressLineNumbers w:val="0"/>
+        <w:pBdr>
+          <w:top w:val="none" w:color="auto" w:sz="0" w:space="0"/>
+          <w:left w:val="none" w:color="auto" w:sz="0" w:space="0"/>
+          <w:bottom w:val="none" w:color="auto" w:sz="0" w:space="0"/>
+          <w:right w:val="none" w:color="auto" w:sz="0" w:space="0"/>
+        </w:pBdr>
+        <w:spacing w:before="0" w:beforeAutospacing="0" w:after="0" w:afterAutospacing="0" w:line="240" w:lineRule="atLeast"/>
+        <w:ind w:left="0" w:right="0" w:firstLine="420" w:firstLineChars="0"/>
+        <w:jc w:val="left"/>
+        <w:rPr>
+          <w:rFonts w:hint="default" w:ascii="Calibri" w:hAnsi="Calibri" w:eastAsia="宋体" w:cs="Calibri"/>
+          <w:color w:val="1F2329"/>
+          <w:kern w:val="0"/>
+          <w:sz w:val="21"/>
+          <w:szCs w:val="21"/>
+          <w:bdr w:val="none" w:color="auto" w:sz="0" w:space="0"/>
+          <w:lang w:val="en-US" w:eastAsia="zh-CN" w:bidi="ar"/>
+        </w:rPr>
+      </w:pPr>
+      <w:r>
+        <w:rPr>
+          <w:rFonts w:hint="default" w:ascii="Calibri" w:hAnsi="Calibri" w:eastAsia="宋体" w:cs="Calibri"/>
+          <w:color w:val="1F2329"/>
+          <w:kern w:val="0"/>
+          <w:sz w:val="21"/>
+          <w:szCs w:val="21"/>
+          <w:bdr w:val="none" w:color="auto" w:sz="0" w:space="0"/>
+          <w:lang w:val="en-US" w:eastAsia="zh-CN" w:bidi="ar"/>
+        </w:rPr>
+        <w:t xml:space="preserve">The next day, we learned the “ghost” was just a teacher who’d been </w:t>
+      </w:r>
+      <w:r>
+        <w:rPr>
+          <w:rStyle w:val="7"/>
+          <w:rFonts w:hint="default" w:ascii="Calibri" w:hAnsi="Calibri" w:eastAsia="宋体" w:cs="Calibri"/>
+          <w:b/>
+          <w:bCs/>
+          <w:color w:val="1F2329"/>
+          <w:kern w:val="0"/>
+          <w:sz w:val="21"/>
+          <w:szCs w:val="21"/>
+          <w:bdr w:val="none" w:color="auto" w:sz="0" w:space="0"/>
+          <w:lang w:val="en-US" w:eastAsia="zh-CN" w:bidi="ar"/>
+        </w:rPr>
+        <w:t>shearing</w:t>
+      </w:r>
+      <w:r>
+        <w:rPr>
+          <w:rFonts w:hint="default" w:ascii="Calibri" w:hAnsi="Calibri" w:eastAsia="宋体" w:cs="Calibri"/>
+          <w:color w:val="1F2329"/>
+          <w:kern w:val="0"/>
+          <w:sz w:val="21"/>
+          <w:szCs w:val="21"/>
+          <w:bdr w:val="none" w:color="auto" w:sz="0" w:space="0"/>
+          <w:lang w:val="en-US" w:eastAsia="zh-CN" w:bidi="ar"/>
+        </w:rPr>
+        <w:t xml:space="preserve"> sheep on the school farm and had come in late. We all felt a mix of relief and </w:t>
+      </w:r>
+      <w:r>
+        <w:rPr>
+          <w:rStyle w:val="7"/>
+          <w:rFonts w:hint="default" w:ascii="Calibri" w:hAnsi="Calibri" w:eastAsia="宋体" w:cs="Calibri"/>
+          <w:b/>
+          <w:bCs/>
+          <w:color w:val="1F2329"/>
+          <w:kern w:val="0"/>
+          <w:sz w:val="21"/>
+          <w:szCs w:val="21"/>
+          <w:bdr w:val="none" w:color="auto" w:sz="0" w:space="0"/>
+          <w:lang w:val="en-US" w:eastAsia="zh-CN" w:bidi="ar"/>
+        </w:rPr>
+        <w:t>contempt</w:t>
+      </w:r>
+      <w:r>
+        <w:rPr>
+          <w:rFonts w:hint="default" w:ascii="Calibri" w:hAnsi="Calibri" w:eastAsia="宋体" w:cs="Calibri"/>
+          <w:color w:val="1F2329"/>
+          <w:kern w:val="0"/>
+          <w:sz w:val="21"/>
+          <w:szCs w:val="21"/>
+          <w:bdr w:val="none" w:color="auto" w:sz="0" w:space="0"/>
+          <w:lang w:val="en-US" w:eastAsia="zh-CN" w:bidi="ar"/>
+        </w:rPr>
+        <w:t xml:space="preserve"> for our overactive imaginations. Still, it was a story we’d be telling for years.</w:t>
+      </w:r>
+    </w:p>
+    <w:p>
+      <w:pPr>
+        <w:pStyle w:val="2"/>
+        <w:bidi w:val="0"/>
+        <w:rPr>
+          <w:rFonts w:hint="eastAsia" w:ascii="宋体" w:hAnsi="宋体" w:eastAsia="宋体" w:cs="宋体"/>
+          <w:color w:val="1F2329"/>
+          <w:kern w:val="0"/>
+          <w:szCs w:val="21"/>
+          <w:bdr w:val="none" w:color="auto" w:sz="0" w:space="0"/>
+          <w:lang w:val="en-US" w:eastAsia="zh-CN" w:bidi="ar"/>
+        </w:rPr>
+      </w:pPr>
+      <w:r>
+        <w:rPr>
+          <w:rFonts w:hint="eastAsia"/>
+          <w:lang w:val="en-US" w:eastAsia="zh-CN"/>
+        </w:rPr>
+        <w:t>11.</w:t>
+      </w:r>
+    </w:p>
+    <w:p>
+      <w:pPr>
+        <w:keepNext w:val="0"/>
+        <w:keepLines w:val="0"/>
+        <w:widowControl/>
+        <w:suppressLineNumbers w:val="0"/>
+        <w:pBdr>
+          <w:top w:val="none" w:color="auto" w:sz="0" w:space="0"/>
+          <w:left w:val="none" w:color="auto" w:sz="0" w:space="0"/>
+          <w:bottom w:val="none" w:color="auto" w:sz="0" w:space="0"/>
+          <w:right w:val="none" w:color="auto" w:sz="0" w:space="0"/>
+        </w:pBdr>
+        <w:spacing w:before="0" w:beforeAutospacing="0" w:after="0" w:afterAutospacing="0" w:line="240" w:lineRule="atLeast"/>
+        <w:ind w:left="0" w:right="0" w:firstLine="420" w:firstLineChars="0"/>
+        <w:jc w:val="left"/>
+        <w:rPr>
+          <w:rFonts w:hint="default" w:ascii="Calibri" w:hAnsi="Calibri" w:cs="Calibri"/>
+          <w:color w:val="1F2329"/>
+          <w:sz w:val="21"/>
+          <w:szCs w:val="21"/>
+        </w:rPr>
+      </w:pPr>
+      <w:r>
+        <w:rPr>
+          <w:rFonts w:hint="default" w:ascii="Calibri" w:hAnsi="Calibri" w:eastAsia="宋体" w:cs="Calibri"/>
+          <w:color w:val="1F2329"/>
+          <w:kern w:val="0"/>
+          <w:sz w:val="21"/>
+          <w:szCs w:val="21"/>
+          <w:bdr w:val="none" w:color="auto" w:sz="0" w:space="0"/>
+          <w:lang w:val="en-US" w:eastAsia="zh-CN" w:bidi="ar"/>
+        </w:rPr>
+        <w:t xml:space="preserve">In a </w:t>
+      </w:r>
+      <w:r>
+        <w:rPr>
+          <w:rStyle w:val="7"/>
+          <w:rFonts w:hint="default" w:ascii="Calibri" w:hAnsi="Calibri" w:eastAsia="宋体" w:cs="Calibri"/>
+          <w:b/>
+          <w:bCs/>
+          <w:color w:val="1F2329"/>
+          <w:kern w:val="0"/>
+          <w:sz w:val="21"/>
+          <w:szCs w:val="21"/>
+          <w:bdr w:val="none" w:color="auto" w:sz="0" w:space="0"/>
+          <w:lang w:val="en-US" w:eastAsia="zh-CN" w:bidi="ar"/>
+        </w:rPr>
+        <w:t>rural</w:t>
+      </w:r>
+      <w:r>
+        <w:rPr>
+          <w:rFonts w:hint="default" w:ascii="Calibri" w:hAnsi="Calibri" w:eastAsia="宋体" w:cs="Calibri"/>
+          <w:color w:val="1F2329"/>
+          <w:kern w:val="0"/>
+          <w:sz w:val="21"/>
+          <w:szCs w:val="21"/>
+          <w:bdr w:val="none" w:color="auto" w:sz="0" w:space="0"/>
+          <w:lang w:val="en-US" w:eastAsia="zh-CN" w:bidi="ar"/>
+        </w:rPr>
+        <w:t xml:space="preserve"> village nestled between rolling hills, the </w:t>
+      </w:r>
+      <w:r>
+        <w:rPr>
+          <w:rStyle w:val="7"/>
+          <w:rFonts w:hint="default" w:ascii="Calibri" w:hAnsi="Calibri" w:eastAsia="宋体" w:cs="Calibri"/>
+          <w:b/>
+          <w:bCs/>
+          <w:color w:val="1F2329"/>
+          <w:kern w:val="0"/>
+          <w:sz w:val="21"/>
+          <w:szCs w:val="21"/>
+          <w:bdr w:val="none" w:color="auto" w:sz="0" w:space="0"/>
+          <w:lang w:val="en-US" w:eastAsia="zh-CN" w:bidi="ar"/>
+        </w:rPr>
+        <w:t>inhabitant</w:t>
+      </w:r>
+      <w:r>
+        <w:rPr>
+          <w:rFonts w:hint="default" w:ascii="Calibri" w:hAnsi="Calibri" w:eastAsia="宋体" w:cs="Calibri"/>
+          <w:color w:val="1F2329"/>
+          <w:kern w:val="0"/>
+          <w:sz w:val="21"/>
+          <w:szCs w:val="21"/>
+          <w:bdr w:val="none" w:color="auto" w:sz="0" w:space="0"/>
+          <w:lang w:val="en-US" w:eastAsia="zh-CN" w:bidi="ar"/>
+        </w:rPr>
+        <w:t xml:space="preserve">s gathered to discuss their </w:t>
+      </w:r>
+      <w:r>
+        <w:rPr>
+          <w:rStyle w:val="7"/>
+          <w:rFonts w:hint="default" w:ascii="Calibri" w:hAnsi="Calibri" w:eastAsia="宋体" w:cs="Calibri"/>
+          <w:b/>
+          <w:bCs/>
+          <w:color w:val="1F2329"/>
+          <w:kern w:val="0"/>
+          <w:sz w:val="21"/>
+          <w:szCs w:val="21"/>
+          <w:bdr w:val="none" w:color="auto" w:sz="0" w:space="0"/>
+          <w:lang w:val="en-US" w:eastAsia="zh-CN" w:bidi="ar"/>
+        </w:rPr>
+        <w:t>resolution</w:t>
+      </w:r>
+      <w:r>
+        <w:rPr>
+          <w:rFonts w:hint="default" w:ascii="Calibri" w:hAnsi="Calibri" w:eastAsia="宋体" w:cs="Calibri"/>
+          <w:color w:val="1F2329"/>
+          <w:kern w:val="0"/>
+          <w:sz w:val="21"/>
+          <w:szCs w:val="21"/>
+          <w:bdr w:val="none" w:color="auto" w:sz="0" w:space="0"/>
+          <w:lang w:val="en-US" w:eastAsia="zh-CN" w:bidi="ar"/>
+        </w:rPr>
+        <w:t xml:space="preserve"> for the new year. They all agree</w:t>
+      </w:r>
+      <w:bookmarkStart w:id="0" w:name="_GoBack"/>
+      <w:bookmarkEnd w:id="0"/>
+      <w:r>
+        <w:rPr>
+          <w:rFonts w:hint="default" w:ascii="Calibri" w:hAnsi="Calibri" w:eastAsia="宋体" w:cs="Calibri"/>
+          <w:color w:val="1F2329"/>
+          <w:kern w:val="0"/>
+          <w:sz w:val="21"/>
+          <w:szCs w:val="21"/>
+          <w:bdr w:val="none" w:color="auto" w:sz="0" w:space="0"/>
+          <w:lang w:val="en-US" w:eastAsia="zh-CN" w:bidi="ar"/>
+        </w:rPr>
+        <w:t xml:space="preserve">d that the </w:t>
+      </w:r>
+      <w:r>
+        <w:rPr>
+          <w:rStyle w:val="7"/>
+          <w:rFonts w:hint="default" w:ascii="Calibri" w:hAnsi="Calibri" w:eastAsia="宋体" w:cs="Calibri"/>
+          <w:b/>
+          <w:bCs/>
+          <w:color w:val="1F2329"/>
+          <w:kern w:val="0"/>
+          <w:sz w:val="21"/>
+          <w:szCs w:val="21"/>
+          <w:bdr w:val="none" w:color="auto" w:sz="0" w:space="0"/>
+          <w:lang w:val="en-US" w:eastAsia="zh-CN" w:bidi="ar"/>
+        </w:rPr>
+        <w:t>unsatisfactory</w:t>
+      </w:r>
+      <w:r>
+        <w:rPr>
+          <w:rFonts w:hint="default" w:ascii="Calibri" w:hAnsi="Calibri" w:eastAsia="宋体" w:cs="Calibri"/>
+          <w:color w:val="1F2329"/>
+          <w:kern w:val="0"/>
+          <w:sz w:val="21"/>
+          <w:szCs w:val="21"/>
+          <w:bdr w:val="none" w:color="auto" w:sz="0" w:space="0"/>
+          <w:lang w:val="en-US" w:eastAsia="zh-CN" w:bidi="ar"/>
+        </w:rPr>
+        <w:t xml:space="preserve"> state of their old schoolhouse needed a </w:t>
+      </w:r>
+      <w:r>
+        <w:rPr>
+          <w:rStyle w:val="7"/>
+          <w:rFonts w:hint="default" w:ascii="Calibri" w:hAnsi="Calibri" w:eastAsia="宋体" w:cs="Calibri"/>
+          <w:b/>
+          <w:bCs/>
+          <w:color w:val="1F2329"/>
+          <w:kern w:val="0"/>
+          <w:sz w:val="21"/>
+          <w:szCs w:val="21"/>
+          <w:bdr w:val="none" w:color="auto" w:sz="0" w:space="0"/>
+          <w:lang w:val="en-US" w:eastAsia="zh-CN" w:bidi="ar"/>
+        </w:rPr>
+        <w:t>progressive</w:t>
+      </w:r>
+      <w:r>
+        <w:rPr>
+          <w:rFonts w:hint="default" w:ascii="Calibri" w:hAnsi="Calibri" w:eastAsia="宋体" w:cs="Calibri"/>
+          <w:color w:val="1F2329"/>
+          <w:kern w:val="0"/>
+          <w:sz w:val="21"/>
+          <w:szCs w:val="21"/>
+          <w:bdr w:val="none" w:color="auto" w:sz="0" w:space="0"/>
+          <w:lang w:val="en-US" w:eastAsia="zh-CN" w:bidi="ar"/>
+        </w:rPr>
+        <w:t xml:space="preserve"> fix. To </w:t>
+      </w:r>
+      <w:r>
+        <w:rPr>
+          <w:rStyle w:val="7"/>
+          <w:rFonts w:hint="default" w:ascii="Calibri" w:hAnsi="Calibri" w:eastAsia="宋体" w:cs="Calibri"/>
+          <w:b/>
+          <w:bCs/>
+          <w:color w:val="1F2329"/>
+          <w:kern w:val="0"/>
+          <w:sz w:val="21"/>
+          <w:szCs w:val="21"/>
+          <w:bdr w:val="none" w:color="auto" w:sz="0" w:space="0"/>
+          <w:lang w:val="en-US" w:eastAsia="zh-CN" w:bidi="ar"/>
+        </w:rPr>
+        <w:t>reinforce</w:t>
+      </w:r>
+      <w:r>
+        <w:rPr>
+          <w:rFonts w:hint="default" w:ascii="Calibri" w:hAnsi="Calibri" w:eastAsia="宋体" w:cs="Calibri"/>
+          <w:color w:val="1F2329"/>
+          <w:kern w:val="0"/>
+          <w:sz w:val="21"/>
+          <w:szCs w:val="21"/>
+          <w:bdr w:val="none" w:color="auto" w:sz="0" w:space="0"/>
+          <w:lang w:val="en-US" w:eastAsia="zh-CN" w:bidi="ar"/>
+        </w:rPr>
+        <w:t xml:space="preserve"> the crumbling walls and </w:t>
+      </w:r>
+      <w:r>
+        <w:rPr>
+          <w:rStyle w:val="7"/>
+          <w:rFonts w:hint="default" w:ascii="Calibri" w:hAnsi="Calibri" w:eastAsia="宋体" w:cs="Calibri"/>
+          <w:b/>
+          <w:bCs/>
+          <w:color w:val="1F2329"/>
+          <w:kern w:val="0"/>
+          <w:sz w:val="21"/>
+          <w:szCs w:val="21"/>
+          <w:bdr w:val="none" w:color="auto" w:sz="0" w:space="0"/>
+          <w:lang w:val="en-US" w:eastAsia="zh-CN" w:bidi="ar"/>
+        </w:rPr>
+        <w:t>lower</w:t>
+      </w:r>
+      <w:r>
+        <w:rPr>
+          <w:rFonts w:hint="default" w:ascii="Calibri" w:hAnsi="Calibri" w:eastAsia="宋体" w:cs="Calibri"/>
+          <w:color w:val="1F2329"/>
+          <w:kern w:val="0"/>
+          <w:sz w:val="21"/>
+          <w:szCs w:val="21"/>
+          <w:bdr w:val="none" w:color="auto" w:sz="0" w:space="0"/>
+          <w:lang w:val="en-US" w:eastAsia="zh-CN" w:bidi="ar"/>
+        </w:rPr>
+        <w:t xml:space="preserve"> the risk of collapse, they organized a </w:t>
+      </w:r>
+      <w:r>
+        <w:rPr>
+          <w:rStyle w:val="7"/>
+          <w:rFonts w:hint="default" w:ascii="Calibri" w:hAnsi="Calibri" w:eastAsia="宋体" w:cs="Calibri"/>
+          <w:b/>
+          <w:bCs/>
+          <w:color w:val="1F2329"/>
+          <w:kern w:val="0"/>
+          <w:sz w:val="21"/>
+          <w:szCs w:val="21"/>
+          <w:bdr w:val="none" w:color="auto" w:sz="0" w:space="0"/>
+          <w:lang w:val="en-US" w:eastAsia="zh-CN" w:bidi="ar"/>
+        </w:rPr>
+        <w:t>contest</w:t>
+      </w:r>
+      <w:r>
+        <w:rPr>
+          <w:rFonts w:hint="default" w:ascii="Calibri" w:hAnsi="Calibri" w:eastAsia="宋体" w:cs="Calibri"/>
+          <w:color w:val="1F2329"/>
+          <w:kern w:val="0"/>
+          <w:sz w:val="21"/>
+          <w:szCs w:val="21"/>
+          <w:bdr w:val="none" w:color="auto" w:sz="0" w:space="0"/>
+          <w:lang w:val="en-US" w:eastAsia="zh-CN" w:bidi="ar"/>
+        </w:rPr>
+        <w:t xml:space="preserve"> to raise funds.</w:t>
+      </w:r>
+    </w:p>
+    <w:p>
+      <w:pPr>
+        <w:keepNext w:val="0"/>
+        <w:keepLines w:val="0"/>
+        <w:widowControl/>
+        <w:suppressLineNumbers w:val="0"/>
+        <w:pBdr>
+          <w:top w:val="none" w:color="auto" w:sz="0" w:space="0"/>
+          <w:left w:val="none" w:color="auto" w:sz="0" w:space="0"/>
+          <w:bottom w:val="none" w:color="auto" w:sz="0" w:space="0"/>
+          <w:right w:val="none" w:color="auto" w:sz="0" w:space="0"/>
+        </w:pBdr>
+        <w:spacing w:before="0" w:beforeAutospacing="0" w:after="0" w:afterAutospacing="0" w:line="240" w:lineRule="atLeast"/>
+        <w:ind w:left="0" w:right="0" w:firstLine="420" w:firstLineChars="0"/>
+        <w:jc w:val="left"/>
+        <w:rPr>
+          <w:rFonts w:hint="default" w:ascii="Calibri" w:hAnsi="Calibri" w:cs="Calibri"/>
+          <w:color w:val="1F2329"/>
+          <w:sz w:val="21"/>
+          <w:szCs w:val="21"/>
+        </w:rPr>
+      </w:pPr>
+      <w:r>
+        <w:rPr>
+          <w:rFonts w:hint="default" w:ascii="Calibri" w:hAnsi="Calibri" w:eastAsia="宋体" w:cs="Calibri"/>
+          <w:color w:val="1F2329"/>
+          <w:kern w:val="0"/>
+          <w:sz w:val="21"/>
+          <w:szCs w:val="21"/>
+          <w:bdr w:val="none" w:color="auto" w:sz="0" w:space="0"/>
+          <w:lang w:val="en-US" w:eastAsia="zh-CN" w:bidi="ar"/>
+        </w:rPr>
+        <w:t xml:space="preserve">The </w:t>
+      </w:r>
+      <w:r>
+        <w:rPr>
+          <w:rStyle w:val="7"/>
+          <w:rFonts w:hint="default" w:ascii="Calibri" w:hAnsi="Calibri" w:eastAsia="宋体" w:cs="Calibri"/>
+          <w:b/>
+          <w:bCs/>
+          <w:color w:val="1F2329"/>
+          <w:kern w:val="0"/>
+          <w:sz w:val="21"/>
+          <w:szCs w:val="21"/>
+          <w:bdr w:val="none" w:color="auto" w:sz="0" w:space="0"/>
+          <w:lang w:val="en-US" w:eastAsia="zh-CN" w:bidi="ar"/>
+        </w:rPr>
+        <w:t>timid</w:t>
+      </w:r>
+      <w:r>
+        <w:rPr>
+          <w:rFonts w:hint="default" w:ascii="Calibri" w:hAnsi="Calibri" w:eastAsia="宋体" w:cs="Calibri"/>
+          <w:color w:val="1F2329"/>
+          <w:kern w:val="0"/>
+          <w:sz w:val="21"/>
+          <w:szCs w:val="21"/>
+          <w:bdr w:val="none" w:color="auto" w:sz="0" w:space="0"/>
+          <w:lang w:val="en-US" w:eastAsia="zh-CN" w:bidi="ar"/>
+        </w:rPr>
+        <w:t xml:space="preserve"> local baker, who </w:t>
+      </w:r>
+      <w:r>
+        <w:rPr>
+          <w:rStyle w:val="7"/>
+          <w:rFonts w:hint="default" w:ascii="Calibri" w:hAnsi="Calibri" w:eastAsia="宋体" w:cs="Calibri"/>
+          <w:b/>
+          <w:bCs/>
+          <w:color w:val="1F2329"/>
+          <w:kern w:val="0"/>
+          <w:sz w:val="21"/>
+          <w:szCs w:val="21"/>
+          <w:bdr w:val="none" w:color="auto" w:sz="0" w:space="0"/>
+          <w:lang w:val="en-US" w:eastAsia="zh-CN" w:bidi="ar"/>
+        </w:rPr>
+        <w:t>rarely</w:t>
+      </w:r>
+      <w:r>
+        <w:rPr>
+          <w:rFonts w:hint="default" w:ascii="Calibri" w:hAnsi="Calibri" w:eastAsia="宋体" w:cs="Calibri"/>
+          <w:color w:val="1F2329"/>
+          <w:kern w:val="0"/>
+          <w:sz w:val="21"/>
+          <w:szCs w:val="21"/>
+          <w:bdr w:val="none" w:color="auto" w:sz="0" w:space="0"/>
+          <w:lang w:val="en-US" w:eastAsia="zh-CN" w:bidi="ar"/>
+        </w:rPr>
+        <w:t xml:space="preserve"> spoke in public, stepped forward with a </w:t>
+      </w:r>
+      <w:r>
+        <w:rPr>
+          <w:rStyle w:val="7"/>
+          <w:rFonts w:hint="default" w:ascii="Calibri" w:hAnsi="Calibri" w:eastAsia="宋体" w:cs="Calibri"/>
+          <w:b/>
+          <w:bCs/>
+          <w:color w:val="1F2329"/>
+          <w:kern w:val="0"/>
+          <w:sz w:val="21"/>
+          <w:szCs w:val="21"/>
+          <w:bdr w:val="none" w:color="auto" w:sz="0" w:space="0"/>
+          <w:lang w:val="en-US" w:eastAsia="zh-CN" w:bidi="ar"/>
+        </w:rPr>
+        <w:t>jolly</w:t>
+      </w:r>
+      <w:r>
+        <w:rPr>
+          <w:rFonts w:hint="default" w:ascii="Calibri" w:hAnsi="Calibri" w:eastAsia="宋体" w:cs="Calibri"/>
+          <w:color w:val="1F2329"/>
+          <w:kern w:val="0"/>
+          <w:sz w:val="21"/>
+          <w:szCs w:val="21"/>
+          <w:bdr w:val="none" w:color="auto" w:sz="0" w:space="0"/>
+          <w:lang w:val="en-US" w:eastAsia="zh-CN" w:bidi="ar"/>
+        </w:rPr>
+        <w:t xml:space="preserve"> smile, donating a large sum to </w:t>
+      </w:r>
+      <w:r>
+        <w:rPr>
+          <w:rStyle w:val="7"/>
+          <w:rFonts w:hint="default" w:ascii="Calibri" w:hAnsi="Calibri" w:eastAsia="宋体" w:cs="Calibri"/>
+          <w:b/>
+          <w:bCs/>
+          <w:color w:val="1F2329"/>
+          <w:kern w:val="0"/>
+          <w:sz w:val="21"/>
+          <w:szCs w:val="21"/>
+          <w:bdr w:val="none" w:color="auto" w:sz="0" w:space="0"/>
+          <w:lang w:val="en-US" w:eastAsia="zh-CN" w:bidi="ar"/>
+        </w:rPr>
+        <w:t>prompt</w:t>
+      </w:r>
+      <w:r>
+        <w:rPr>
+          <w:rFonts w:hint="default" w:ascii="Calibri" w:hAnsi="Calibri" w:eastAsia="宋体" w:cs="Calibri"/>
+          <w:color w:val="1F2329"/>
+          <w:kern w:val="0"/>
+          <w:sz w:val="21"/>
+          <w:szCs w:val="21"/>
+          <w:bdr w:val="none" w:color="auto" w:sz="0" w:space="0"/>
+          <w:lang w:val="en-US" w:eastAsia="zh-CN" w:bidi="ar"/>
+        </w:rPr>
+        <w:t xml:space="preserve"> others to contribute. “This is a </w:t>
+      </w:r>
+      <w:r>
+        <w:rPr>
+          <w:rStyle w:val="7"/>
+          <w:rFonts w:hint="default" w:ascii="Calibri" w:hAnsi="Calibri" w:eastAsia="宋体" w:cs="Calibri"/>
+          <w:b/>
+          <w:bCs/>
+          <w:color w:val="1F2329"/>
+          <w:kern w:val="0"/>
+          <w:sz w:val="21"/>
+          <w:szCs w:val="21"/>
+          <w:bdr w:val="none" w:color="auto" w:sz="0" w:space="0"/>
+          <w:lang w:val="en-US" w:eastAsia="zh-CN" w:bidi="ar"/>
+        </w:rPr>
+        <w:t>tragedy</w:t>
+      </w:r>
+      <w:r>
+        <w:rPr>
+          <w:rFonts w:hint="default" w:ascii="Calibri" w:hAnsi="Calibri" w:eastAsia="宋体" w:cs="Calibri"/>
+          <w:color w:val="1F2329"/>
+          <w:kern w:val="0"/>
+          <w:sz w:val="21"/>
+          <w:szCs w:val="21"/>
+          <w:bdr w:val="none" w:color="auto" w:sz="0" w:space="0"/>
+          <w:lang w:val="en-US" w:eastAsia="zh-CN" w:bidi="ar"/>
+        </w:rPr>
+        <w:t xml:space="preserve"> we can prevent,” he said, his voice </w:t>
+      </w:r>
+      <w:r>
+        <w:rPr>
+          <w:rStyle w:val="7"/>
+          <w:rFonts w:hint="default" w:ascii="Calibri" w:hAnsi="Calibri" w:eastAsia="宋体" w:cs="Calibri"/>
+          <w:b/>
+          <w:bCs/>
+          <w:color w:val="1F2329"/>
+          <w:kern w:val="0"/>
+          <w:sz w:val="21"/>
+          <w:szCs w:val="21"/>
+          <w:bdr w:val="none" w:color="auto" w:sz="0" w:space="0"/>
+          <w:lang w:val="en-US" w:eastAsia="zh-CN" w:bidi="ar"/>
+        </w:rPr>
+        <w:t>smoothly</w:t>
+      </w:r>
+      <w:r>
+        <w:rPr>
+          <w:rFonts w:hint="default" w:ascii="Calibri" w:hAnsi="Calibri" w:eastAsia="宋体" w:cs="Calibri"/>
+          <w:color w:val="1F2329"/>
+          <w:kern w:val="0"/>
+          <w:sz w:val="21"/>
+          <w:szCs w:val="21"/>
+          <w:bdr w:val="none" w:color="auto" w:sz="0" w:space="0"/>
+          <w:lang w:val="en-US" w:eastAsia="zh-CN" w:bidi="ar"/>
+        </w:rPr>
+        <w:t xml:space="preserve"> gaining confidence. The villagers worked </w:t>
+      </w:r>
+      <w:r>
+        <w:rPr>
+          <w:rStyle w:val="7"/>
+          <w:rFonts w:hint="default" w:ascii="Calibri" w:hAnsi="Calibri" w:eastAsia="宋体" w:cs="Calibri"/>
+          <w:b/>
+          <w:bCs/>
+          <w:color w:val="1F2329"/>
+          <w:kern w:val="0"/>
+          <w:sz w:val="21"/>
+          <w:szCs w:val="21"/>
+          <w:bdr w:val="none" w:color="auto" w:sz="0" w:space="0"/>
+          <w:lang w:val="en-US" w:eastAsia="zh-CN" w:bidi="ar"/>
+        </w:rPr>
+        <w:t>moderately</w:t>
+      </w:r>
+      <w:r>
+        <w:rPr>
+          <w:rFonts w:hint="default" w:ascii="Calibri" w:hAnsi="Calibri" w:eastAsia="宋体" w:cs="Calibri"/>
+          <w:color w:val="1F2329"/>
+          <w:kern w:val="0"/>
+          <w:sz w:val="21"/>
+          <w:szCs w:val="21"/>
+          <w:bdr w:val="none" w:color="auto" w:sz="0" w:space="0"/>
+          <w:lang w:val="en-US" w:eastAsia="zh-CN" w:bidi="ar"/>
+        </w:rPr>
+        <w:t xml:space="preserve"> but steadily, and soon the </w:t>
+      </w:r>
+      <w:r>
+        <w:rPr>
+          <w:rStyle w:val="7"/>
+          <w:rFonts w:hint="default" w:ascii="Calibri" w:hAnsi="Calibri" w:eastAsia="宋体" w:cs="Calibri"/>
+          <w:b/>
+          <w:bCs/>
+          <w:color w:val="1F2329"/>
+          <w:kern w:val="0"/>
+          <w:sz w:val="21"/>
+          <w:szCs w:val="21"/>
+          <w:bdr w:val="none" w:color="auto" w:sz="0" w:space="0"/>
+          <w:lang w:val="en-US" w:eastAsia="zh-CN" w:bidi="ar"/>
+        </w:rPr>
+        <w:t>reduction</w:t>
+      </w:r>
+      <w:r>
+        <w:rPr>
+          <w:rFonts w:hint="default" w:ascii="Calibri" w:hAnsi="Calibri" w:eastAsia="宋体" w:cs="Calibri"/>
+          <w:color w:val="1F2329"/>
+          <w:kern w:val="0"/>
+          <w:sz w:val="21"/>
+          <w:szCs w:val="21"/>
+          <w:bdr w:val="none" w:color="auto" w:sz="0" w:space="0"/>
+          <w:lang w:val="en-US" w:eastAsia="zh-CN" w:bidi="ar"/>
+        </w:rPr>
+        <w:t xml:space="preserve"> in unsafe conditions became </w:t>
+      </w:r>
+      <w:r>
+        <w:rPr>
+          <w:rStyle w:val="7"/>
+          <w:rFonts w:hint="default" w:ascii="Calibri" w:hAnsi="Calibri" w:eastAsia="宋体" w:cs="Calibri"/>
+          <w:b/>
+          <w:bCs/>
+          <w:color w:val="1F2329"/>
+          <w:kern w:val="0"/>
+          <w:sz w:val="21"/>
+          <w:szCs w:val="21"/>
+          <w:bdr w:val="none" w:color="auto" w:sz="0" w:space="0"/>
+          <w:lang w:val="en-US" w:eastAsia="zh-CN" w:bidi="ar"/>
+        </w:rPr>
+        <w:t>visible</w:t>
+      </w:r>
+      <w:r>
+        <w:rPr>
+          <w:rFonts w:hint="default" w:ascii="Calibri" w:hAnsi="Calibri" w:eastAsia="宋体" w:cs="Calibri"/>
+          <w:color w:val="1F2329"/>
+          <w:kern w:val="0"/>
+          <w:sz w:val="21"/>
+          <w:szCs w:val="21"/>
+          <w:bdr w:val="none" w:color="auto" w:sz="0" w:space="0"/>
+          <w:lang w:val="en-US" w:eastAsia="zh-CN" w:bidi="ar"/>
+        </w:rPr>
+        <w:t>.</w:t>
+      </w:r>
+    </w:p>
+    <w:p>
+      <w:pPr>
+        <w:keepNext w:val="0"/>
+        <w:keepLines w:val="0"/>
+        <w:widowControl/>
+        <w:suppressLineNumbers w:val="0"/>
+        <w:pBdr>
+          <w:top w:val="none" w:color="auto" w:sz="0" w:space="0"/>
+          <w:left w:val="none" w:color="auto" w:sz="0" w:space="0"/>
+          <w:bottom w:val="none" w:color="auto" w:sz="0" w:space="0"/>
+          <w:right w:val="none" w:color="auto" w:sz="0" w:space="0"/>
+        </w:pBdr>
+        <w:spacing w:before="0" w:beforeAutospacing="0" w:after="0" w:afterAutospacing="0" w:line="240" w:lineRule="atLeast"/>
+        <w:ind w:left="0" w:right="0" w:firstLine="420" w:firstLineChars="0"/>
+        <w:jc w:val="left"/>
+        <w:rPr>
+          <w:rFonts w:hint="default" w:ascii="Calibri" w:hAnsi="Calibri" w:cs="Calibri"/>
+          <w:color w:val="1F2329"/>
+          <w:sz w:val="21"/>
+          <w:szCs w:val="21"/>
+        </w:rPr>
+      </w:pPr>
+      <w:r>
+        <w:rPr>
+          <w:rFonts w:hint="default" w:ascii="Calibri" w:hAnsi="Calibri" w:eastAsia="宋体" w:cs="Calibri"/>
+          <w:color w:val="1F2329"/>
+          <w:kern w:val="0"/>
+          <w:sz w:val="21"/>
+          <w:szCs w:val="21"/>
+          <w:bdr w:val="none" w:color="auto" w:sz="0" w:space="0"/>
+          <w:lang w:val="en-US" w:eastAsia="zh-CN" w:bidi="ar"/>
+        </w:rPr>
+        <w:t xml:space="preserve">One afternoon, a </w:t>
+      </w:r>
+      <w:r>
+        <w:rPr>
+          <w:rStyle w:val="7"/>
+          <w:rFonts w:hint="default" w:ascii="Calibri" w:hAnsi="Calibri" w:eastAsia="宋体" w:cs="Calibri"/>
+          <w:b/>
+          <w:bCs/>
+          <w:color w:val="1F2329"/>
+          <w:kern w:val="0"/>
+          <w:sz w:val="21"/>
+          <w:szCs w:val="21"/>
+          <w:bdr w:val="none" w:color="auto" w:sz="0" w:space="0"/>
+          <w:lang w:val="en-US" w:eastAsia="zh-CN" w:bidi="ar"/>
+        </w:rPr>
+        <w:t>wicked</w:t>
+      </w:r>
+      <w:r>
+        <w:rPr>
+          <w:rFonts w:hint="default" w:ascii="Calibri" w:hAnsi="Calibri" w:eastAsia="宋体" w:cs="Calibri"/>
+          <w:color w:val="1F2329"/>
+          <w:kern w:val="0"/>
+          <w:sz w:val="21"/>
+          <w:szCs w:val="21"/>
+          <w:bdr w:val="none" w:color="auto" w:sz="0" w:space="0"/>
+          <w:lang w:val="en-US" w:eastAsia="zh-CN" w:bidi="ar"/>
+        </w:rPr>
+        <w:t xml:space="preserve"> </w:t>
+      </w:r>
+      <w:r>
+        <w:rPr>
+          <w:rStyle w:val="7"/>
+          <w:rFonts w:hint="default" w:ascii="Calibri" w:hAnsi="Calibri" w:eastAsia="宋体" w:cs="Calibri"/>
+          <w:b/>
+          <w:bCs/>
+          <w:color w:val="1F2329"/>
+          <w:kern w:val="0"/>
+          <w:sz w:val="21"/>
+          <w:szCs w:val="21"/>
+          <w:bdr w:val="none" w:color="auto" w:sz="0" w:space="0"/>
+          <w:lang w:val="en-US" w:eastAsia="zh-CN" w:bidi="ar"/>
+        </w:rPr>
+        <w:t>robber</w:t>
+      </w:r>
+      <w:r>
+        <w:rPr>
+          <w:rFonts w:hint="default" w:ascii="Calibri" w:hAnsi="Calibri" w:eastAsia="宋体" w:cs="Calibri"/>
+          <w:color w:val="1F2329"/>
+          <w:kern w:val="0"/>
+          <w:sz w:val="21"/>
+          <w:szCs w:val="21"/>
+          <w:bdr w:val="none" w:color="auto" w:sz="0" w:space="0"/>
+          <w:lang w:val="en-US" w:eastAsia="zh-CN" w:bidi="ar"/>
+        </w:rPr>
+        <w:t xml:space="preserve"> tried to steal the donation box. The villagers acted with </w:t>
+      </w:r>
+      <w:r>
+        <w:rPr>
+          <w:rStyle w:val="7"/>
+          <w:rFonts w:hint="default" w:ascii="Calibri" w:hAnsi="Calibri" w:eastAsia="宋体" w:cs="Calibri"/>
+          <w:b/>
+          <w:bCs/>
+          <w:color w:val="1F2329"/>
+          <w:kern w:val="0"/>
+          <w:sz w:val="21"/>
+          <w:szCs w:val="21"/>
+          <w:bdr w:val="none" w:color="auto" w:sz="0" w:space="0"/>
+          <w:lang w:val="en-US" w:eastAsia="zh-CN" w:bidi="ar"/>
+        </w:rPr>
+        <w:t>utmost</w:t>
+      </w:r>
+      <w:r>
+        <w:rPr>
+          <w:rFonts w:hint="default" w:ascii="Calibri" w:hAnsi="Calibri" w:eastAsia="宋体" w:cs="Calibri"/>
+          <w:color w:val="1F2329"/>
+          <w:kern w:val="0"/>
+          <w:sz w:val="21"/>
+          <w:szCs w:val="21"/>
+          <w:bdr w:val="none" w:color="auto" w:sz="0" w:space="0"/>
+          <w:lang w:val="en-US" w:eastAsia="zh-CN" w:bidi="ar"/>
+        </w:rPr>
+        <w:t xml:space="preserve"> courage, and he was quickly caught and sent to </w:t>
+      </w:r>
+      <w:r>
+        <w:rPr>
+          <w:rStyle w:val="7"/>
+          <w:rFonts w:hint="default" w:ascii="Calibri" w:hAnsi="Calibri" w:eastAsia="宋体" w:cs="Calibri"/>
+          <w:b/>
+          <w:bCs/>
+          <w:color w:val="1F2329"/>
+          <w:kern w:val="0"/>
+          <w:sz w:val="21"/>
+          <w:szCs w:val="21"/>
+          <w:bdr w:val="none" w:color="auto" w:sz="0" w:space="0"/>
+          <w:lang w:val="en-US" w:eastAsia="zh-CN" w:bidi="ar"/>
+        </w:rPr>
+        <w:t>jail</w:t>
+      </w:r>
+      <w:r>
+        <w:rPr>
+          <w:rFonts w:hint="default" w:ascii="Calibri" w:hAnsi="Calibri" w:eastAsia="宋体" w:cs="Calibri"/>
+          <w:color w:val="1F2329"/>
+          <w:kern w:val="0"/>
+          <w:sz w:val="21"/>
+          <w:szCs w:val="21"/>
+          <w:bdr w:val="none" w:color="auto" w:sz="0" w:space="0"/>
+          <w:lang w:val="en-US" w:eastAsia="zh-CN" w:bidi="ar"/>
+        </w:rPr>
+        <w:t xml:space="preserve">. The incident only </w:t>
+      </w:r>
+      <w:r>
+        <w:rPr>
+          <w:rStyle w:val="7"/>
+          <w:rFonts w:hint="default" w:ascii="Calibri" w:hAnsi="Calibri" w:eastAsia="宋体" w:cs="Calibri"/>
+          <w:b/>
+          <w:bCs/>
+          <w:color w:val="1F2329"/>
+          <w:kern w:val="0"/>
+          <w:sz w:val="21"/>
+          <w:szCs w:val="21"/>
+          <w:bdr w:val="none" w:color="auto" w:sz="0" w:space="0"/>
+          <w:lang w:val="en-US" w:eastAsia="zh-CN" w:bidi="ar"/>
+        </w:rPr>
+        <w:t>reinforce</w:t>
+      </w:r>
+      <w:r>
+        <w:rPr>
+          <w:rFonts w:hint="default" w:ascii="Calibri" w:hAnsi="Calibri" w:eastAsia="宋体" w:cs="Calibri"/>
+          <w:color w:val="1F2329"/>
+          <w:kern w:val="0"/>
+          <w:sz w:val="21"/>
+          <w:szCs w:val="21"/>
+          <w:bdr w:val="none" w:color="auto" w:sz="0" w:space="0"/>
+          <w:lang w:val="en-US" w:eastAsia="zh-CN" w:bidi="ar"/>
+        </w:rPr>
+        <w:t xml:space="preserve">d their unity. As </w:t>
+      </w:r>
+      <w:r>
+        <w:rPr>
+          <w:rStyle w:val="7"/>
+          <w:rFonts w:hint="default" w:ascii="Calibri" w:hAnsi="Calibri" w:eastAsia="宋体" w:cs="Calibri"/>
+          <w:b/>
+          <w:bCs/>
+          <w:color w:val="1F2329"/>
+          <w:kern w:val="0"/>
+          <w:sz w:val="21"/>
+          <w:szCs w:val="21"/>
+          <w:bdr w:val="none" w:color="auto" w:sz="0" w:space="0"/>
+          <w:lang w:val="en-US" w:eastAsia="zh-CN" w:bidi="ar"/>
+        </w:rPr>
+        <w:t>dew</w:t>
+      </w:r>
+      <w:r>
+        <w:rPr>
+          <w:rFonts w:hint="default" w:ascii="Calibri" w:hAnsi="Calibri" w:eastAsia="宋体" w:cs="Calibri"/>
+          <w:color w:val="1F2329"/>
+          <w:kern w:val="0"/>
+          <w:sz w:val="21"/>
+          <w:szCs w:val="21"/>
+          <w:bdr w:val="none" w:color="auto" w:sz="0" w:space="0"/>
+          <w:lang w:val="en-US" w:eastAsia="zh-CN" w:bidi="ar"/>
+        </w:rPr>
+        <w:t xml:space="preserve"> settled on the newly repaired roof, a </w:t>
+      </w:r>
+      <w:r>
+        <w:rPr>
+          <w:rStyle w:val="7"/>
+          <w:rFonts w:hint="default" w:ascii="Calibri" w:hAnsi="Calibri" w:eastAsia="宋体" w:cs="Calibri"/>
+          <w:b/>
+          <w:bCs/>
+          <w:color w:val="1F2329"/>
+          <w:kern w:val="0"/>
+          <w:sz w:val="21"/>
+          <w:szCs w:val="21"/>
+          <w:bdr w:val="none" w:color="auto" w:sz="0" w:space="0"/>
+          <w:lang w:val="en-US" w:eastAsia="zh-CN" w:bidi="ar"/>
+        </w:rPr>
+        <w:t>moist</w:t>
+      </w:r>
+      <w:r>
+        <w:rPr>
+          <w:rFonts w:hint="default" w:ascii="Calibri" w:hAnsi="Calibri" w:eastAsia="宋体" w:cs="Calibri"/>
+          <w:color w:val="1F2329"/>
+          <w:kern w:val="0"/>
+          <w:sz w:val="21"/>
+          <w:szCs w:val="21"/>
+          <w:bdr w:val="none" w:color="auto" w:sz="0" w:space="0"/>
+          <w:lang w:val="en-US" w:eastAsia="zh-CN" w:bidi="ar"/>
+        </w:rPr>
+        <w:t xml:space="preserve"> breeze carried the scent of fresh paint.</w:t>
+      </w:r>
+    </w:p>
+    <w:p>
+      <w:pPr>
+        <w:keepNext w:val="0"/>
+        <w:keepLines w:val="0"/>
+        <w:widowControl/>
+        <w:suppressLineNumbers w:val="0"/>
+        <w:pBdr>
+          <w:top w:val="none" w:color="auto" w:sz="0" w:space="0"/>
+          <w:left w:val="none" w:color="auto" w:sz="0" w:space="0"/>
+          <w:bottom w:val="none" w:color="auto" w:sz="0" w:space="0"/>
+          <w:right w:val="none" w:color="auto" w:sz="0" w:space="0"/>
+        </w:pBdr>
+        <w:spacing w:before="0" w:beforeAutospacing="0" w:after="0" w:afterAutospacing="0" w:line="240" w:lineRule="atLeast"/>
+        <w:ind w:left="0" w:right="0" w:firstLine="420" w:firstLineChars="0"/>
+        <w:jc w:val="left"/>
+        <w:rPr>
+          <w:rFonts w:hint="default" w:ascii="Calibri" w:hAnsi="Calibri" w:cs="Calibri"/>
+          <w:color w:val="1F2329"/>
+          <w:sz w:val="21"/>
+          <w:szCs w:val="21"/>
+        </w:rPr>
+      </w:pPr>
+      <w:r>
+        <w:rPr>
+          <w:rFonts w:hint="default" w:ascii="Calibri" w:hAnsi="Calibri" w:eastAsia="宋体" w:cs="Calibri"/>
+          <w:color w:val="1F2329"/>
+          <w:kern w:val="0"/>
+          <w:sz w:val="21"/>
+          <w:szCs w:val="21"/>
+          <w:bdr w:val="none" w:color="auto" w:sz="0" w:space="0"/>
+          <w:lang w:val="en-US" w:eastAsia="zh-CN" w:bidi="ar"/>
+        </w:rPr>
+        <w:t xml:space="preserve">The school’s </w:t>
+      </w:r>
+      <w:r>
+        <w:rPr>
+          <w:rStyle w:val="7"/>
+          <w:rFonts w:hint="default" w:ascii="Calibri" w:hAnsi="Calibri" w:eastAsia="宋体" w:cs="Calibri"/>
+          <w:b/>
+          <w:bCs/>
+          <w:color w:val="1F2329"/>
+          <w:kern w:val="0"/>
+          <w:sz w:val="21"/>
+          <w:szCs w:val="21"/>
+          <w:bdr w:val="none" w:color="auto" w:sz="0" w:space="0"/>
+          <w:lang w:val="en-US" w:eastAsia="zh-CN" w:bidi="ar"/>
+        </w:rPr>
+        <w:t>transformation</w:t>
+      </w:r>
+      <w:r>
+        <w:rPr>
+          <w:rFonts w:hint="default" w:ascii="Calibri" w:hAnsi="Calibri" w:eastAsia="宋体" w:cs="Calibri"/>
+          <w:color w:val="1F2329"/>
+          <w:kern w:val="0"/>
+          <w:sz w:val="21"/>
+          <w:szCs w:val="21"/>
+          <w:bdr w:val="none" w:color="auto" w:sz="0" w:space="0"/>
+          <w:lang w:val="en-US" w:eastAsia="zh-CN" w:bidi="ar"/>
+        </w:rPr>
+        <w:t xml:space="preserve"> was complete. The </w:t>
+      </w:r>
+      <w:r>
+        <w:rPr>
+          <w:rStyle w:val="7"/>
+          <w:rFonts w:hint="default" w:ascii="Calibri" w:hAnsi="Calibri" w:eastAsia="宋体" w:cs="Calibri"/>
+          <w:b/>
+          <w:bCs/>
+          <w:color w:val="1F2329"/>
+          <w:kern w:val="0"/>
+          <w:sz w:val="21"/>
+          <w:szCs w:val="21"/>
+          <w:bdr w:val="none" w:color="auto" w:sz="0" w:space="0"/>
+          <w:lang w:val="en-US" w:eastAsia="zh-CN" w:bidi="ar"/>
+        </w:rPr>
+        <w:t>discipline</w:t>
+      </w:r>
+      <w:r>
+        <w:rPr>
+          <w:rFonts w:hint="default" w:ascii="Calibri" w:hAnsi="Calibri" w:eastAsia="宋体" w:cs="Calibri"/>
+          <w:color w:val="1F2329"/>
+          <w:kern w:val="0"/>
+          <w:sz w:val="21"/>
+          <w:szCs w:val="21"/>
+          <w:bdr w:val="none" w:color="auto" w:sz="0" w:space="0"/>
+          <w:lang w:val="en-US" w:eastAsia="zh-CN" w:bidi="ar"/>
+        </w:rPr>
+        <w:t xml:space="preserve"> of the villagers had paid off—they had </w:t>
+      </w:r>
+      <w:r>
+        <w:rPr>
+          <w:rStyle w:val="7"/>
+          <w:rFonts w:hint="default" w:ascii="Calibri" w:hAnsi="Calibri" w:eastAsia="宋体" w:cs="Calibri"/>
+          <w:b/>
+          <w:bCs/>
+          <w:color w:val="1F2329"/>
+          <w:kern w:val="0"/>
+          <w:sz w:val="21"/>
+          <w:szCs w:val="21"/>
+          <w:bdr w:val="none" w:color="auto" w:sz="0" w:space="0"/>
+          <w:lang w:val="en-US" w:eastAsia="zh-CN" w:bidi="ar"/>
+        </w:rPr>
+        <w:t>cease</w:t>
+      </w:r>
+      <w:r>
+        <w:rPr>
+          <w:rFonts w:hint="default" w:ascii="Calibri" w:hAnsi="Calibri" w:eastAsia="宋体" w:cs="Calibri"/>
+          <w:color w:val="1F2329"/>
+          <w:kern w:val="0"/>
+          <w:sz w:val="21"/>
+          <w:szCs w:val="21"/>
+          <w:bdr w:val="none" w:color="auto" w:sz="0" w:space="0"/>
+          <w:lang w:val="en-US" w:eastAsia="zh-CN" w:bidi="ar"/>
+        </w:rPr>
+        <w:t xml:space="preserve">d to </w:t>
+      </w:r>
+      <w:r>
+        <w:rPr>
+          <w:rStyle w:val="7"/>
+          <w:rFonts w:hint="default" w:ascii="Calibri" w:hAnsi="Calibri" w:eastAsia="宋体" w:cs="Calibri"/>
+          <w:b/>
+          <w:bCs/>
+          <w:color w:val="1F2329"/>
+          <w:kern w:val="0"/>
+          <w:sz w:val="21"/>
+          <w:szCs w:val="21"/>
+          <w:bdr w:val="none" w:color="auto" w:sz="0" w:space="0"/>
+          <w:lang w:val="en-US" w:eastAsia="zh-CN" w:bidi="ar"/>
+        </w:rPr>
+        <w:t>isolate</w:t>
+      </w:r>
+      <w:r>
+        <w:rPr>
+          <w:rFonts w:hint="default" w:ascii="Calibri" w:hAnsi="Calibri" w:eastAsia="宋体" w:cs="Calibri"/>
+          <w:color w:val="1F2329"/>
+          <w:kern w:val="0"/>
+          <w:sz w:val="21"/>
+          <w:szCs w:val="21"/>
+          <w:bdr w:val="none" w:color="auto" w:sz="0" w:space="0"/>
+          <w:lang w:val="en-US" w:eastAsia="zh-CN" w:bidi="ar"/>
+        </w:rPr>
+        <w:t xml:space="preserve"> themselves and instead built something stronger together. </w:t>
+      </w:r>
+      <w:r>
+        <w:rPr>
+          <w:rStyle w:val="7"/>
+          <w:rFonts w:hint="default" w:ascii="Calibri" w:hAnsi="Calibri" w:eastAsia="宋体" w:cs="Calibri"/>
+          <w:b/>
+          <w:bCs/>
+          <w:color w:val="1F2329"/>
+          <w:kern w:val="0"/>
+          <w:sz w:val="21"/>
+          <w:szCs w:val="21"/>
+          <w:bdr w:val="none" w:color="auto" w:sz="0" w:space="0"/>
+          <w:lang w:val="en-US" w:eastAsia="zh-CN" w:bidi="ar"/>
+        </w:rPr>
+        <w:t>Undoubtedly</w:t>
+      </w:r>
+      <w:r>
+        <w:rPr>
+          <w:rFonts w:hint="default" w:ascii="Calibri" w:hAnsi="Calibri" w:eastAsia="宋体" w:cs="Calibri"/>
+          <w:color w:val="1F2329"/>
+          <w:kern w:val="0"/>
+          <w:sz w:val="21"/>
+          <w:szCs w:val="21"/>
+          <w:bdr w:val="none" w:color="auto" w:sz="0" w:space="0"/>
+          <w:lang w:val="en-US" w:eastAsia="zh-CN" w:bidi="ar"/>
+        </w:rPr>
+        <w:t xml:space="preserve">, their efforts had </w:t>
+      </w:r>
+      <w:r>
+        <w:rPr>
+          <w:rStyle w:val="7"/>
+          <w:rFonts w:hint="default" w:ascii="Calibri" w:hAnsi="Calibri" w:eastAsia="宋体" w:cs="Calibri"/>
+          <w:b/>
+          <w:bCs/>
+          <w:color w:val="1F2329"/>
+          <w:kern w:val="0"/>
+          <w:sz w:val="21"/>
+          <w:szCs w:val="21"/>
+          <w:bdr w:val="none" w:color="auto" w:sz="0" w:space="0"/>
+          <w:lang w:val="en-US" w:eastAsia="zh-CN" w:bidi="ar"/>
+        </w:rPr>
+        <w:t>moderate</w:t>
+      </w:r>
+      <w:r>
+        <w:rPr>
+          <w:rFonts w:hint="default" w:ascii="Calibri" w:hAnsi="Calibri" w:eastAsia="宋体" w:cs="Calibri"/>
+          <w:color w:val="1F2329"/>
+          <w:kern w:val="0"/>
+          <w:sz w:val="21"/>
+          <w:szCs w:val="21"/>
+          <w:bdr w:val="none" w:color="auto" w:sz="0" w:space="0"/>
+          <w:lang w:val="en-US" w:eastAsia="zh-CN" w:bidi="ar"/>
+        </w:rPr>
+        <w:t xml:space="preserve">d the risk and </w:t>
+      </w:r>
+      <w:r>
+        <w:rPr>
+          <w:rStyle w:val="7"/>
+          <w:rFonts w:hint="default" w:ascii="Calibri" w:hAnsi="Calibri" w:eastAsia="宋体" w:cs="Calibri"/>
+          <w:b/>
+          <w:bCs/>
+          <w:color w:val="1F2329"/>
+          <w:kern w:val="0"/>
+          <w:sz w:val="21"/>
+          <w:szCs w:val="21"/>
+          <w:bdr w:val="none" w:color="auto" w:sz="0" w:space="0"/>
+          <w:lang w:val="en-US" w:eastAsia="zh-CN" w:bidi="ar"/>
+        </w:rPr>
+        <w:t>transfer</w:t>
+      </w:r>
+      <w:r>
+        <w:rPr>
+          <w:rFonts w:hint="default" w:ascii="Calibri" w:hAnsi="Calibri" w:eastAsia="宋体" w:cs="Calibri"/>
+          <w:color w:val="1F2329"/>
+          <w:kern w:val="0"/>
+          <w:sz w:val="21"/>
+          <w:szCs w:val="21"/>
+          <w:bdr w:val="none" w:color="auto" w:sz="0" w:space="0"/>
+          <w:lang w:val="en-US" w:eastAsia="zh-CN" w:bidi="ar"/>
+        </w:rPr>
+        <w:t xml:space="preserve">red a sense of pride to every family. The old </w:t>
+      </w:r>
+      <w:r>
+        <w:rPr>
+          <w:rStyle w:val="7"/>
+          <w:rFonts w:hint="default" w:ascii="Calibri" w:hAnsi="Calibri" w:eastAsia="宋体" w:cs="Calibri"/>
+          <w:b/>
+          <w:bCs/>
+          <w:color w:val="1F2329"/>
+          <w:kern w:val="0"/>
+          <w:sz w:val="21"/>
+          <w:szCs w:val="21"/>
+          <w:bdr w:val="none" w:color="auto" w:sz="0" w:space="0"/>
+          <w:lang w:val="en-US" w:eastAsia="zh-CN" w:bidi="ar"/>
+        </w:rPr>
+        <w:t>waggon</w:t>
+      </w:r>
+      <w:r>
+        <w:rPr>
+          <w:rFonts w:hint="default" w:ascii="Calibri" w:hAnsi="Calibri" w:eastAsia="宋体" w:cs="Calibri"/>
+          <w:color w:val="1F2329"/>
+          <w:kern w:val="0"/>
+          <w:sz w:val="21"/>
+          <w:szCs w:val="21"/>
+          <w:bdr w:val="none" w:color="auto" w:sz="0" w:space="0"/>
+          <w:lang w:val="en-US" w:eastAsia="zh-CN" w:bidi="ar"/>
+        </w:rPr>
+        <w:t xml:space="preserve"> that once carried supplies now paraded through the streets, with a sign that read: “Progress is </w:t>
+      </w:r>
+      <w:r>
+        <w:rPr>
+          <w:rStyle w:val="7"/>
+          <w:rFonts w:hint="default" w:ascii="Calibri" w:hAnsi="Calibri" w:eastAsia="宋体" w:cs="Calibri"/>
+          <w:b/>
+          <w:bCs/>
+          <w:color w:val="1F2329"/>
+          <w:kern w:val="0"/>
+          <w:sz w:val="21"/>
+          <w:szCs w:val="21"/>
+          <w:bdr w:val="none" w:color="auto" w:sz="0" w:space="0"/>
+          <w:lang w:val="en-US" w:eastAsia="zh-CN" w:bidi="ar"/>
+        </w:rPr>
+        <w:t>inevitable</w:t>
+      </w:r>
+      <w:r>
+        <w:rPr>
+          <w:rFonts w:hint="default" w:ascii="Calibri" w:hAnsi="Calibri" w:eastAsia="宋体" w:cs="Calibri"/>
+          <w:color w:val="1F2329"/>
+          <w:kern w:val="0"/>
+          <w:sz w:val="21"/>
+          <w:szCs w:val="21"/>
+          <w:bdr w:val="none" w:color="auto" w:sz="0" w:space="0"/>
+          <w:lang w:val="en-US" w:eastAsia="zh-CN" w:bidi="ar"/>
+        </w:rPr>
+        <w:t xml:space="preserve"> when we stand as one.”</w:t>
+      </w:r>
+    </w:p>
+    <w:p>
+      <w:pPr>
+        <w:keepNext w:val="0"/>
+        <w:keepLines w:val="0"/>
+        <w:widowControl/>
+        <w:suppressLineNumbers w:val="0"/>
+        <w:pBdr>
+          <w:top w:val="none" w:color="auto" w:sz="0" w:space="0"/>
+          <w:left w:val="none" w:color="auto" w:sz="0" w:space="0"/>
+          <w:bottom w:val="none" w:color="auto" w:sz="0" w:space="0"/>
+          <w:right w:val="none" w:color="auto" w:sz="0" w:space="0"/>
+        </w:pBdr>
+        <w:spacing w:before="0" w:beforeAutospacing="0" w:after="0" w:afterAutospacing="0" w:line="240" w:lineRule="atLeast"/>
+        <w:ind w:left="0" w:right="0" w:firstLine="420" w:firstLineChars="0"/>
+        <w:jc w:val="left"/>
+        <w:rPr>
+          <w:rFonts w:hint="default" w:ascii="Calibri" w:hAnsi="Calibri" w:cs="Calibri"/>
+          <w:color w:val="1F2329"/>
+          <w:sz w:val="21"/>
+          <w:szCs w:val="21"/>
+        </w:rPr>
+      </w:pPr>
+      <w:r>
+        <w:rPr>
+          <w:rStyle w:val="7"/>
+          <w:rFonts w:hint="default" w:ascii="Calibri" w:hAnsi="Calibri" w:eastAsia="宋体" w:cs="Calibri"/>
+          <w:b/>
+          <w:bCs/>
+          <w:color w:val="1F2329"/>
+          <w:kern w:val="0"/>
+          <w:sz w:val="21"/>
+          <w:szCs w:val="21"/>
+          <w:bdr w:val="none" w:color="auto" w:sz="0" w:space="0"/>
+          <w:lang w:val="en-US" w:eastAsia="zh-CN" w:bidi="ar"/>
+        </w:rPr>
+        <w:t>Conversely</w:t>
+      </w:r>
+      <w:r>
+        <w:rPr>
+          <w:rFonts w:hint="default" w:ascii="Calibri" w:hAnsi="Calibri" w:eastAsia="宋体" w:cs="Calibri"/>
+          <w:color w:val="1F2329"/>
+          <w:kern w:val="0"/>
+          <w:sz w:val="21"/>
+          <w:szCs w:val="21"/>
+          <w:bdr w:val="none" w:color="auto" w:sz="0" w:space="0"/>
+          <w:lang w:val="en-US" w:eastAsia="zh-CN" w:bidi="ar"/>
+        </w:rPr>
+        <w:t xml:space="preserve">, those who had hesitated now felt a </w:t>
+      </w:r>
+      <w:r>
+        <w:rPr>
+          <w:rStyle w:val="7"/>
+          <w:rFonts w:hint="default" w:ascii="Calibri" w:hAnsi="Calibri" w:eastAsia="宋体" w:cs="Calibri"/>
+          <w:b/>
+          <w:bCs/>
+          <w:color w:val="1F2329"/>
+          <w:kern w:val="0"/>
+          <w:sz w:val="21"/>
+          <w:szCs w:val="21"/>
+          <w:bdr w:val="none" w:color="auto" w:sz="0" w:space="0"/>
+          <w:lang w:val="en-US" w:eastAsia="zh-CN" w:bidi="ar"/>
+        </w:rPr>
+        <w:t>hateful</w:t>
+      </w:r>
+      <w:r>
+        <w:rPr>
+          <w:rFonts w:hint="default" w:ascii="Calibri" w:hAnsi="Calibri" w:eastAsia="宋体" w:cs="Calibri"/>
+          <w:color w:val="1F2329"/>
+          <w:kern w:val="0"/>
+          <w:sz w:val="21"/>
+          <w:szCs w:val="21"/>
+          <w:bdr w:val="none" w:color="auto" w:sz="0" w:space="0"/>
+          <w:lang w:val="en-US" w:eastAsia="zh-CN" w:bidi="ar"/>
+        </w:rPr>
+        <w:t xml:space="preserve"> regret for not joining earlier. The village blacksmith, who had </w:t>
+      </w:r>
+      <w:r>
+        <w:rPr>
+          <w:rStyle w:val="7"/>
+          <w:rFonts w:hint="default" w:ascii="Calibri" w:hAnsi="Calibri" w:eastAsia="宋体" w:cs="Calibri"/>
+          <w:b/>
+          <w:bCs/>
+          <w:color w:val="1F2329"/>
+          <w:kern w:val="0"/>
+          <w:sz w:val="21"/>
+          <w:szCs w:val="21"/>
+          <w:bdr w:val="none" w:color="auto" w:sz="0" w:space="0"/>
+          <w:lang w:val="en-US" w:eastAsia="zh-CN" w:bidi="ar"/>
+        </w:rPr>
+        <w:t>lag</w:t>
+      </w:r>
+      <w:r>
+        <w:rPr>
+          <w:rFonts w:hint="default" w:ascii="Calibri" w:hAnsi="Calibri" w:eastAsia="宋体" w:cs="Calibri"/>
+          <w:color w:val="1F2329"/>
+          <w:kern w:val="0"/>
+          <w:sz w:val="21"/>
+          <w:szCs w:val="21"/>
+          <w:bdr w:val="none" w:color="auto" w:sz="0" w:space="0"/>
+          <w:lang w:val="en-US" w:eastAsia="zh-CN" w:bidi="ar"/>
+        </w:rPr>
+        <w:t xml:space="preserve">ged in helping, donated a new lock for the school door, powered by a </w:t>
+      </w:r>
+      <w:r>
+        <w:rPr>
+          <w:rStyle w:val="7"/>
+          <w:rFonts w:hint="default" w:ascii="Calibri" w:hAnsi="Calibri" w:eastAsia="宋体" w:cs="Calibri"/>
+          <w:b/>
+          <w:bCs/>
+          <w:color w:val="1F2329"/>
+          <w:kern w:val="0"/>
+          <w:sz w:val="21"/>
+          <w:szCs w:val="21"/>
+          <w:bdr w:val="none" w:color="auto" w:sz="0" w:space="0"/>
+          <w:lang w:val="en-US" w:eastAsia="zh-CN" w:bidi="ar"/>
+        </w:rPr>
+        <w:t>horsepower</w:t>
+      </w:r>
+      <w:r>
+        <w:rPr>
+          <w:rFonts w:hint="default" w:ascii="Calibri" w:hAnsi="Calibri" w:eastAsia="宋体" w:cs="Calibri"/>
+          <w:color w:val="1F2329"/>
+          <w:kern w:val="0"/>
+          <w:sz w:val="21"/>
+          <w:szCs w:val="21"/>
+          <w:bdr w:val="none" w:color="auto" w:sz="0" w:space="0"/>
+          <w:lang w:val="en-US" w:eastAsia="zh-CN" w:bidi="ar"/>
+        </w:rPr>
+        <w:t>-driven machine he’d built.</w:t>
+      </w:r>
+    </w:p>
+    <w:p>
+      <w:pPr>
+        <w:keepNext w:val="0"/>
+        <w:keepLines w:val="0"/>
+        <w:widowControl/>
+        <w:suppressLineNumbers w:val="0"/>
+        <w:pBdr>
+          <w:top w:val="none" w:color="auto" w:sz="0" w:space="0"/>
+          <w:left w:val="none" w:color="auto" w:sz="0" w:space="0"/>
+          <w:bottom w:val="none" w:color="auto" w:sz="0" w:space="0"/>
+          <w:right w:val="none" w:color="auto" w:sz="0" w:space="0"/>
+        </w:pBdr>
+        <w:spacing w:before="0" w:beforeAutospacing="0" w:after="0" w:afterAutospacing="0" w:line="240" w:lineRule="atLeast"/>
+        <w:ind w:left="0" w:right="0" w:firstLine="420" w:firstLineChars="0"/>
+        <w:jc w:val="left"/>
+        <w:rPr>
+          <w:color w:val="1F2329"/>
+          <w:sz w:val="16"/>
+          <w:szCs w:val="16"/>
+        </w:rPr>
+      </w:pPr>
+      <w:r>
+        <w:rPr>
+          <w:rFonts w:hint="default" w:ascii="Calibri" w:hAnsi="Calibri" w:eastAsia="宋体" w:cs="Calibri"/>
+          <w:color w:val="1F2329"/>
+          <w:kern w:val="0"/>
+          <w:sz w:val="21"/>
+          <w:szCs w:val="21"/>
+          <w:bdr w:val="none" w:color="auto" w:sz="0" w:space="0"/>
+          <w:lang w:val="en-US" w:eastAsia="zh-CN" w:bidi="ar"/>
+        </w:rPr>
+        <w:t xml:space="preserve">By the end of the month, the school reopened with a celebration. The children’s </w:t>
+      </w:r>
+      <w:r>
+        <w:rPr>
+          <w:rStyle w:val="7"/>
+          <w:rFonts w:hint="default" w:ascii="Calibri" w:hAnsi="Calibri" w:eastAsia="宋体" w:cs="Calibri"/>
+          <w:b/>
+          <w:bCs/>
+          <w:color w:val="1F2329"/>
+          <w:kern w:val="0"/>
+          <w:sz w:val="21"/>
+          <w:szCs w:val="21"/>
+          <w:bdr w:val="none" w:color="auto" w:sz="0" w:space="0"/>
+          <w:lang w:val="en-US" w:eastAsia="zh-CN" w:bidi="ar"/>
+        </w:rPr>
+        <w:t>grade</w:t>
+      </w:r>
+      <w:r>
+        <w:rPr>
+          <w:rFonts w:hint="default" w:ascii="Calibri" w:hAnsi="Calibri" w:eastAsia="宋体" w:cs="Calibri"/>
+          <w:color w:val="1F2329"/>
+          <w:kern w:val="0"/>
+          <w:sz w:val="21"/>
+          <w:szCs w:val="21"/>
+          <w:bdr w:val="none" w:color="auto" w:sz="0" w:space="0"/>
+          <w:lang w:val="en-US" w:eastAsia="zh-CN" w:bidi="ar"/>
+        </w:rPr>
+        <w:t xml:space="preserve">s improved, and their laughter </w:t>
+      </w:r>
+      <w:r>
+        <w:rPr>
+          <w:rStyle w:val="7"/>
+          <w:rFonts w:hint="default" w:ascii="Calibri" w:hAnsi="Calibri" w:eastAsia="宋体" w:cs="Calibri"/>
+          <w:b/>
+          <w:bCs/>
+          <w:color w:val="1F2329"/>
+          <w:kern w:val="0"/>
+          <w:sz w:val="21"/>
+          <w:szCs w:val="21"/>
+          <w:bdr w:val="none" w:color="auto" w:sz="0" w:space="0"/>
+          <w:lang w:val="en-US" w:eastAsia="zh-CN" w:bidi="ar"/>
+        </w:rPr>
+        <w:t>vanish</w:t>
+      </w:r>
+      <w:r>
+        <w:rPr>
+          <w:rFonts w:hint="default" w:ascii="Calibri" w:hAnsi="Calibri" w:eastAsia="宋体" w:cs="Calibri"/>
+          <w:color w:val="1F2329"/>
+          <w:kern w:val="0"/>
+          <w:sz w:val="21"/>
+          <w:szCs w:val="21"/>
+          <w:bdr w:val="none" w:color="auto" w:sz="0" w:space="0"/>
+          <w:lang w:val="en-US" w:eastAsia="zh-CN" w:bidi="ar"/>
+        </w:rPr>
+        <w:t xml:space="preserve">ed any remaining sadness. As the sun set, the villagers sat together, knowing they had turned a potential </w:t>
+      </w:r>
+      <w:r>
+        <w:rPr>
+          <w:rStyle w:val="7"/>
+          <w:rFonts w:hint="default" w:ascii="Calibri" w:hAnsi="Calibri" w:eastAsia="宋体" w:cs="Calibri"/>
+          <w:b/>
+          <w:bCs/>
+          <w:color w:val="1F2329"/>
+          <w:kern w:val="0"/>
+          <w:sz w:val="21"/>
+          <w:szCs w:val="21"/>
+          <w:bdr w:val="none" w:color="auto" w:sz="0" w:space="0"/>
+          <w:lang w:val="en-US" w:eastAsia="zh-CN" w:bidi="ar"/>
+        </w:rPr>
+        <w:t>tragedy</w:t>
+      </w:r>
+      <w:r>
+        <w:rPr>
+          <w:rFonts w:hint="default" w:ascii="Calibri" w:hAnsi="Calibri" w:eastAsia="宋体" w:cs="Calibri"/>
+          <w:color w:val="1F2329"/>
+          <w:kern w:val="0"/>
+          <w:sz w:val="21"/>
+          <w:szCs w:val="21"/>
+          <w:bdr w:val="none" w:color="auto" w:sz="0" w:space="0"/>
+          <w:lang w:val="en-US" w:eastAsia="zh-CN" w:bidi="ar"/>
+        </w:rPr>
+        <w:t xml:space="preserve"> into a triumph, proving that even small acts can </w:t>
+      </w:r>
+      <w:r>
+        <w:rPr>
+          <w:rStyle w:val="7"/>
+          <w:rFonts w:hint="default" w:ascii="Calibri" w:hAnsi="Calibri" w:eastAsia="宋体" w:cs="Calibri"/>
+          <w:b/>
+          <w:bCs/>
+          <w:color w:val="1F2329"/>
+          <w:kern w:val="0"/>
+          <w:sz w:val="21"/>
+          <w:szCs w:val="21"/>
+          <w:bdr w:val="none" w:color="auto" w:sz="0" w:space="0"/>
+          <w:lang w:val="en-US" w:eastAsia="zh-CN" w:bidi="ar"/>
+        </w:rPr>
+        <w:t>prompt</w:t>
+      </w:r>
+      <w:r>
+        <w:rPr>
+          <w:rFonts w:hint="default" w:ascii="Calibri" w:hAnsi="Calibri" w:eastAsia="宋体" w:cs="Calibri"/>
+          <w:color w:val="1F2329"/>
+          <w:kern w:val="0"/>
+          <w:sz w:val="21"/>
+          <w:szCs w:val="21"/>
+          <w:bdr w:val="none" w:color="auto" w:sz="0" w:space="0"/>
+          <w:lang w:val="en-US" w:eastAsia="zh-CN" w:bidi="ar"/>
+        </w:rPr>
+        <w:t xml:space="preserve"> great change.</w:t>
+      </w:r>
+    </w:p>
+    <w:p>
+      <w:pPr>
+        <w:keepNext w:val="0"/>
+        <w:keepLines w:val="0"/>
+        <w:widowControl/>
+        <w:suppressLineNumbers w:val="0"/>
+        <w:pBdr>
+          <w:top w:val="none" w:color="auto" w:sz="0" w:space="0"/>
+          <w:left w:val="none" w:color="auto" w:sz="0" w:space="0"/>
+          <w:bottom w:val="none" w:color="auto" w:sz="0" w:space="0"/>
+          <w:right w:val="none" w:color="auto" w:sz="0" w:space="0"/>
+        </w:pBdr>
+        <w:spacing w:before="0" w:beforeAutospacing="0" w:after="0" w:afterAutospacing="0" w:line="240" w:lineRule="atLeast"/>
+        <w:ind w:left="0" w:right="0" w:firstLine="420" w:firstLineChars="0"/>
+        <w:jc w:val="left"/>
+        <w:rPr>
+          <w:rFonts w:hint="default" w:ascii="宋体" w:hAnsi="宋体" w:eastAsia="宋体" w:cs="宋体"/>
+          <w:color w:val="1F2329"/>
+          <w:kern w:val="0"/>
+          <w:sz w:val="21"/>
+          <w:szCs w:val="21"/>
+          <w:bdr w:val="none" w:color="auto" w:sz="0" w:space="0"/>
+          <w:lang w:val="en-US" w:eastAsia="zh-CN" w:bidi="ar"/>
+        </w:rPr>
+      </w:pPr>
     </w:p>
     <w:sectPr>
       <w:pgSz w:w="11906" w:h="16838"/>
@@ -2001,28 +5440,334 @@
 
 <file path=word/comments.xml><?xml version="1.0" encoding="utf-8"?>
 <w:comments xmlns:wpc="http://schemas.microsoft.com/office/word/2010/wordprocessingCanvas" xmlns:mc="http://schemas.openxmlformats.org/markup-compatibility/2006" xmlns:o="urn:schemas-microsoft-com:office:office" xmlns:r="http://schemas.openxmlformats.org/officeDocument/2006/relationships" xmlns:m="http://schemas.openxmlformats.org/officeDocument/2006/math" xmlns:v="urn:schemas-microsoft-com:vml" xmlns:wp14="http://schemas.microsoft.com/office/word/2010/wordprocessingDrawing" xmlns:wp="http://schemas.openxmlformats.org/drawingml/2006/wordprocessingDrawing" xmlns:w="http://schemas.openxmlformats.org/wordprocessingml/2006/main" xmlns:w14="http://schemas.microsoft.com/office/word/2010/wordml" xmlns:w15="http://schemas.microsoft.com/office/word/2012/wordml" xmlns:w10="urn:schemas-microsoft-com:office:word" xmlns:wpg="http://schemas.microsoft.com/office/word/2010/wordprocessingGroup" xmlns:wpi="http://schemas.microsoft.com/office/word/2010/wordprocessingInk" xmlns:wne="http://schemas.microsoft.com/office/word/2006/wordml" xmlns:wps="http://schemas.microsoft.com/office/word/2010/wordprocessingShape" xmlns:wpsCustomData="http://www.wps.cn/officeDocument/2013/wpsCustomData" mc:Ignorable="w14 w15 wp14">
-  <w:comment w:id="0" w:author="来者可追" w:date="2026-01-16T15:35:02Z" w:initials="">
-    <w:p>
-      <w:pPr>
-        <w:pStyle w:val="3"/>
+  <w:comment w:id="0" w:author="来者可追" w:date="2026-01-20T13:07:48Z" w:initials="">
+    <w:p>
+      <w:pPr>
+        <w:pStyle w:val="4"/>
+      </w:pPr>
+      <w:r>
+        <w:rPr>
+          <w:rStyle w:val="7"/>
+          <w:rFonts w:ascii="Segoe UI" w:hAnsi="Segoe UI" w:eastAsia="Segoe UI" w:cs="Segoe UI"/>
+          <w:b/>
+          <w:bCs/>
+          <w:i w:val="0"/>
+          <w:iCs w:val="0"/>
+          <w:caps w:val="0"/>
+          <w:color w:val="0F1115"/>
+          <w:spacing w:val="0"/>
+          <w:sz w:val="16"/>
+          <w:szCs w:val="16"/>
+          <w:shd w:val="clear" w:fill="FFFFFF"/>
+        </w:rPr>
+        <w:t>“turn out”</w:t>
+      </w:r>
+      <w:r>
+        <w:rPr>
+          <w:rFonts w:hint="default" w:ascii="Segoe UI" w:hAnsi="Segoe UI" w:eastAsia="Segoe UI" w:cs="Segoe UI"/>
+          <w:i w:val="0"/>
+          <w:iCs w:val="0"/>
+          <w:caps w:val="0"/>
+          <w:color w:val="0F1115"/>
+          <w:spacing w:val="0"/>
+          <w:sz w:val="16"/>
+          <w:szCs w:val="16"/>
+          <w:shd w:val="clear" w:fill="FFFFFF"/>
+        </w:rPr>
+        <w:t> 在这里的意思是 </w:t>
+      </w:r>
+      <w:r>
+        <w:rPr>
+          <w:rStyle w:val="7"/>
+          <w:rFonts w:hint="default" w:ascii="Segoe UI" w:hAnsi="Segoe UI" w:eastAsia="Segoe UI" w:cs="Segoe UI"/>
+          <w:b/>
+          <w:bCs/>
+          <w:i w:val="0"/>
+          <w:iCs w:val="0"/>
+          <w:caps w:val="0"/>
+          <w:color w:val="0F1115"/>
+          <w:spacing w:val="0"/>
+          <w:sz w:val="16"/>
+          <w:szCs w:val="16"/>
+          <w:shd w:val="clear" w:fill="FFFFFF"/>
+        </w:rPr>
+        <w:t>“结果是……”、“最终成为……（某种状态）”</w:t>
+      </w:r>
+      <w:r>
+        <w:rPr>
+          <w:rFonts w:hint="default" w:ascii="Segoe UI" w:hAnsi="Segoe UI" w:eastAsia="Segoe UI" w:cs="Segoe UI"/>
+          <w:i w:val="0"/>
+          <w:iCs w:val="0"/>
+          <w:caps w:val="0"/>
+          <w:color w:val="0F1115"/>
+          <w:spacing w:val="0"/>
+          <w:sz w:val="16"/>
+          <w:szCs w:val="16"/>
+          <w:shd w:val="clear" w:fill="FFFFFF"/>
+        </w:rPr>
+        <w:t>，强调事情发展的</w:t>
+      </w:r>
+      <w:r>
+        <w:rPr>
+          <w:rStyle w:val="7"/>
+          <w:rFonts w:hint="default" w:ascii="Segoe UI" w:hAnsi="Segoe UI" w:eastAsia="Segoe UI" w:cs="Segoe UI"/>
+          <w:b/>
+          <w:bCs/>
+          <w:i w:val="0"/>
+          <w:iCs w:val="0"/>
+          <w:caps w:val="0"/>
+          <w:color w:val="0F1115"/>
+          <w:spacing w:val="0"/>
+          <w:sz w:val="16"/>
+          <w:szCs w:val="16"/>
+          <w:shd w:val="clear" w:fill="FFFFFF"/>
+        </w:rPr>
+        <w:t>最终结果</w:t>
+      </w:r>
+      <w:r>
+        <w:rPr>
+          <w:rFonts w:hint="default" w:ascii="Segoe UI" w:hAnsi="Segoe UI" w:eastAsia="Segoe UI" w:cs="Segoe UI"/>
+          <w:i w:val="0"/>
+          <w:iCs w:val="0"/>
+          <w:caps w:val="0"/>
+          <w:color w:val="0F1115"/>
+          <w:spacing w:val="0"/>
+          <w:sz w:val="16"/>
+          <w:szCs w:val="16"/>
+          <w:shd w:val="clear" w:fill="FFFFFF"/>
+        </w:rPr>
+        <w:t>或</w:t>
+      </w:r>
+      <w:r>
+        <w:rPr>
+          <w:rStyle w:val="7"/>
+          <w:rFonts w:hint="default" w:ascii="Segoe UI" w:hAnsi="Segoe UI" w:eastAsia="Segoe UI" w:cs="Segoe UI"/>
+          <w:b/>
+          <w:bCs/>
+          <w:i w:val="0"/>
+          <w:iCs w:val="0"/>
+          <w:caps w:val="0"/>
+          <w:color w:val="0F1115"/>
+          <w:spacing w:val="0"/>
+          <w:sz w:val="16"/>
+          <w:szCs w:val="16"/>
+          <w:shd w:val="clear" w:fill="FFFFFF"/>
+        </w:rPr>
+        <w:t>出乎意料的效果</w:t>
+      </w:r>
+    </w:p>
+  </w:comment>
+  <w:comment w:id="1" w:author="来者可追" w:date="2026-01-20T13:08:24Z" w:initials="">
+    <w:p>
+      <w:pPr>
+        <w:pStyle w:val="4"/>
         <w:rPr>
           <w:rFonts w:hint="eastAsia" w:eastAsiaTheme="minorEastAsia"/>
-          <w:lang w:val="en-US" w:eastAsia="zh-CN"/>
+          <w:lang w:eastAsia="zh-CN"/>
         </w:rPr>
       </w:pPr>
       <w:r>
         <w:rPr>
           <w:rFonts w:hint="eastAsia"/>
+        </w:rPr>
+        <w:t>原理</w:t>
+      </w:r>
+      <w:r>
+        <w:rPr>
+          <w:rFonts w:hint="eastAsia"/>
+          <w:lang w:eastAsia="zh-CN"/>
+        </w:rPr>
+        <w:t>；基本原理；根本原因</w:t>
+      </w:r>
+    </w:p>
+  </w:comment>
+  <w:comment w:id="2" w:author="来者可追" w:date="2026-01-20T13:09:10Z" w:initials="">
+    <w:p>
+      <w:pPr>
+        <w:pStyle w:val="4"/>
+      </w:pPr>
+      <w:r>
+        <w:rPr>
+          <w:rFonts w:hint="eastAsia"/>
+          <w:color w:val="E54C5E" w:themeColor="accent6"/>
+          <w14:textFill>
+            <w14:solidFill>
+              <w14:schemeClr w14:val="accent6"/>
+            </w14:solidFill>
+          </w14:textFill>
+        </w:rPr>
+        <w:t>倡议</w:t>
+      </w:r>
+      <w:r>
+        <w:rPr>
+          <w:rFonts w:hint="eastAsia"/>
+        </w:rPr>
+        <w:t>；主动性；积极性；主动权；新方案；自发性；（美国某些州的）公民立法提案程序；掌握有利条件的能力(或机会)</w:t>
+      </w:r>
+    </w:p>
+  </w:comment>
+  <w:comment w:id="3" w:author="来者可追" w:date="2026-01-20T13:15:58Z" w:initials="">
+    <w:p>
+      <w:pPr>
+        <w:pStyle w:val="4"/>
+      </w:pPr>
+      <w:r>
+        <w:rPr>
+          <w:rFonts w:hint="eastAsia"/>
+        </w:rPr>
+        <w:t>狂风呼啸</w:t>
+      </w:r>
+    </w:p>
+  </w:comment>
+  <w:comment w:id="4" w:author="来者可追" w:date="2026-01-20T13:17:41Z" w:initials="">
+    <w:p>
+      <w:pPr>
+        <w:pStyle w:val="4"/>
+        <w:rPr>
+          <w:rFonts w:hint="eastAsia" w:eastAsiaTheme="minorEastAsia"/>
+          <w:lang w:val="en-US" w:eastAsia="zh-CN"/>
+        </w:rPr>
+      </w:pPr>
+      <w:r>
+        <w:rPr>
+          <w:rFonts w:hint="eastAsia"/>
+          <w:lang w:val="en-US" w:eastAsia="zh-CN"/>
+        </w:rPr>
+        <w:t>微弱的光</w:t>
+      </w:r>
+    </w:p>
+  </w:comment>
+  <w:comment w:id="5" w:author="来者可追" w:date="2026-01-20T13:18:55Z" w:initials="">
+    <w:p>
+      <w:pPr>
+        <w:pStyle w:val="4"/>
+        <w:rPr>
+          <w:rFonts w:hint="eastAsia" w:eastAsiaTheme="minorEastAsia"/>
+          <w:lang w:val="en-US" w:eastAsia="zh-CN"/>
+        </w:rPr>
+      </w:pPr>
+      <w:r>
+        <w:rPr>
+          <w:rFonts w:hint="eastAsia"/>
+          <w:lang w:val="en-US" w:eastAsia="zh-CN"/>
+        </w:rPr>
+        <w:t>床褥</w:t>
+      </w:r>
+    </w:p>
+  </w:comment>
+  <w:comment w:id="6" w:author="来者可追" w:date="2026-01-20T13:19:53Z" w:initials="">
+    <w:p>
+      <w:pPr>
+        <w:pStyle w:val="4"/>
+        <w:rPr>
+          <w:rFonts w:hint="eastAsia" w:eastAsiaTheme="minorEastAsia"/>
+          <w:lang w:val="en-US" w:eastAsia="zh-CN"/>
+        </w:rPr>
+      </w:pPr>
+      <w:r>
+        <w:rPr>
+          <w:rFonts w:hint="eastAsia"/>
+          <w:lang w:val="en-US" w:eastAsia="zh-CN"/>
+        </w:rPr>
+        <w:t>相当于</w:t>
+      </w:r>
+    </w:p>
+  </w:comment>
+  <w:comment w:id="7" w:author="来者可追" w:date="2026-01-20T13:20:06Z" w:initials="">
+    <w:p>
+      <w:pPr>
+        <w:pStyle w:val="4"/>
+        <w:rPr>
+          <w:rFonts w:hint="default" w:eastAsiaTheme="minorEastAsia"/>
+          <w:lang w:val="en-US" w:eastAsia="zh-CN"/>
+        </w:rPr>
+      </w:pPr>
+      <w:r>
+        <w:rPr>
+          <w:rFonts w:hint="eastAsia"/>
+          <w:lang w:val="en-US" w:eastAsia="zh-CN"/>
+        </w:rPr>
+        <w:t>专注认真</w:t>
+      </w:r>
+    </w:p>
+  </w:comment>
+  <w:comment w:id="8" w:author="来者可追" w:date="2026-01-20T13:21:16Z" w:initials="">
+    <w:p>
+      <w:pPr>
+        <w:pStyle w:val="4"/>
+        <w:rPr>
+          <w:rFonts w:hint="eastAsia" w:eastAsiaTheme="minorEastAsia"/>
+          <w:lang w:val="en-US" w:eastAsia="zh-CN"/>
+        </w:rPr>
+      </w:pPr>
+      <w:r>
+        <w:rPr>
+          <w:rFonts w:hint="eastAsia"/>
+          <w:lang w:val="en-US" w:eastAsia="zh-CN"/>
+        </w:rPr>
+        <w:t>加速融化</w:t>
+      </w:r>
+    </w:p>
+  </w:comment>
+  <w:comment w:id="9" w:author="来者可追" w:date="2026-01-20T13:34:52Z" w:initials="">
+    <w:p>
+      <w:pPr>
+        <w:pStyle w:val="4"/>
+      </w:pPr>
+      <w:r>
+        <w:rPr>
+          <w:rFonts w:hint="eastAsia"/>
+        </w:rPr>
+        <w:t>此处为动词，意为“推动、助长”</w:t>
+      </w:r>
+    </w:p>
+  </w:comment>
+  <w:comment w:id="10" w:author="来者可追" w:date="2026-01-20T13:34:40Z" w:initials="">
+    <w:p>
+      <w:pPr>
+        <w:pStyle w:val="4"/>
+      </w:pPr>
+      <w:r>
+        <w:rPr>
+          <w:rStyle w:val="7"/>
+          <w:rFonts w:ascii="Segoe UI" w:hAnsi="Segoe UI" w:eastAsia="Segoe UI" w:cs="Segoe UI"/>
+          <w:b/>
+          <w:bCs/>
+          <w:i w:val="0"/>
+          <w:iCs w:val="0"/>
+          <w:caps w:val="0"/>
+          <w:color w:val="0F1115"/>
+          <w:spacing w:val="0"/>
+          <w:sz w:val="16"/>
+          <w:szCs w:val="16"/>
+          <w:shd w:val="clear" w:fill="FFFFFF"/>
+        </w:rPr>
+        <w:t>为全球保护极地地区的努力注入动力</w:t>
+      </w:r>
+    </w:p>
+  </w:comment>
+  <w:comment w:id="11" w:author="来者可追" w:date="2026-01-16T15:35:02Z" w:initials="">
+    <w:p>
+      <w:pPr>
+        <w:pStyle w:val="4"/>
+        <w:rPr>
+          <w:rFonts w:hint="eastAsia" w:eastAsiaTheme="minorEastAsia"/>
+          <w:lang w:val="en-US" w:eastAsia="zh-CN"/>
+        </w:rPr>
+      </w:pPr>
+      <w:r>
+        <w:rPr>
+          <w:rFonts w:hint="eastAsia"/>
           <w:lang w:val="en-US" w:eastAsia="zh-CN"/>
         </w:rPr>
         <w:t>靠边停车</w:t>
       </w:r>
     </w:p>
   </w:comment>
-  <w:comment w:id="1" w:author="来者可追" w:date="2026-01-16T15:35:28Z" w:initials="">
-    <w:p>
-      <w:pPr>
-        <w:pStyle w:val="3"/>
+  <w:comment w:id="12" w:author="来者可追" w:date="2026-01-16T15:35:28Z" w:initials="">
+    <w:p>
+      <w:pPr>
+        <w:pStyle w:val="4"/>
         <w:rPr>
           <w:rFonts w:hint="eastAsia" w:eastAsiaTheme="minorEastAsia"/>
           <w:lang w:val="en-US" w:eastAsia="zh-CN"/>
@@ -2037,10 +5782,10 @@
       </w:r>
     </w:p>
   </w:comment>
-  <w:comment w:id="2" w:author="来者可追" w:date="2026-01-16T15:39:18Z" w:initials="">
-    <w:p>
-      <w:pPr>
-        <w:pStyle w:val="3"/>
+  <w:comment w:id="13" w:author="来者可追" w:date="2026-01-16T15:39:18Z" w:initials="">
+    <w:p>
+      <w:pPr>
+        <w:pStyle w:val="4"/>
         <w:rPr>
           <w:rFonts w:hint="default" w:eastAsiaTheme="minorEastAsia"/>
           <w:lang w:val="en-US" w:eastAsia="zh-CN"/>
@@ -2055,10 +5800,10 @@
       </w:r>
     </w:p>
   </w:comment>
-  <w:comment w:id="3" w:author="来者可追" w:date="2026-01-16T16:00:37Z" w:initials="">
-    <w:p>
-      <w:pPr>
-        <w:pStyle w:val="3"/>
+  <w:comment w:id="14" w:author="来者可追" w:date="2026-01-16T16:00:37Z" w:initials="">
+    <w:p>
+      <w:pPr>
+        <w:pStyle w:val="4"/>
         <w:rPr>
           <w:rFonts w:hint="default" w:eastAsiaTheme="minorEastAsia"/>
           <w:lang w:val="en-US" w:eastAsia="zh-CN"/>
@@ -2069,41 +5814,32 @@
           <w:rFonts w:hint="eastAsia"/>
           <w:lang w:val="en-US" w:eastAsia="zh-CN"/>
         </w:rPr>
-        <w:t>赶紧；</w:t>
-      </w:r>
-      <w:bookmarkStart w:id="0" w:name="_GoBack"/>
-      <w:bookmarkEnd w:id="0"/>
+        <w:t>赶紧；急忙赶过去</w:t>
+      </w:r>
+    </w:p>
+  </w:comment>
+  <w:comment w:id="15" w:author="来者可追" w:date="2026-01-16T15:57:09Z" w:initials="">
+    <w:p>
+      <w:pPr>
+        <w:pStyle w:val="4"/>
+        <w:rPr>
+          <w:rFonts w:hint="default" w:eastAsiaTheme="minorEastAsia"/>
+          <w:lang w:val="en-US" w:eastAsia="zh-CN"/>
+        </w:rPr>
+      </w:pPr>
       <w:r>
         <w:rPr>
           <w:rFonts w:hint="eastAsia"/>
           <w:lang w:val="en-US" w:eastAsia="zh-CN"/>
         </w:rPr>
-        <w:t>急忙赶过去</w:t>
+        <w:t>一般过去时，作者正在描述过去发生的事儿</w:t>
       </w:r>
     </w:p>
   </w:comment>
-  <w:comment w:id="4" w:author="来者可追" w:date="2026-01-16T15:57:09Z" w:initials="">
-    <w:p>
-      <w:pPr>
-        <w:pStyle w:val="3"/>
-        <w:rPr>
-          <w:rFonts w:hint="default" w:eastAsiaTheme="minorEastAsia"/>
-          <w:lang w:val="en-US" w:eastAsia="zh-CN"/>
-        </w:rPr>
-      </w:pPr>
-      <w:r>
-        <w:rPr>
-          <w:rFonts w:hint="eastAsia"/>
-          <w:lang w:val="en-US" w:eastAsia="zh-CN"/>
-        </w:rPr>
-        <w:t>一般过去时，作者正在描述过去发生的事儿</w:t>
-      </w:r>
-    </w:p>
-  </w:comment>
-  <w:comment w:id="5" w:author="来者可追" w:date="2026-01-16T15:57:16Z" w:initials="">
-    <w:p>
-      <w:pPr>
-        <w:pStyle w:val="3"/>
+  <w:comment w:id="16" w:author="来者可追" w:date="2026-01-16T15:57:16Z" w:initials="">
+    <w:p>
+      <w:pPr>
+        <w:pStyle w:val="4"/>
         <w:rPr>
           <w:rFonts w:hint="default" w:eastAsiaTheme="minorEastAsia"/>
           <w:lang w:val="en-US" w:eastAsia="zh-CN"/>
@@ -2137,6 +5873,17 @@
 
 <file path=word/commentsExtended.xml><?xml version="1.0" encoding="utf-8"?>
 <w15:commentsEx xmlns:wpc="http://schemas.microsoft.com/office/word/2010/wordprocessingCanvas" xmlns:mc="http://schemas.openxmlformats.org/markup-compatibility/2006" xmlns:o="urn:schemas-microsoft-com:office:office" xmlns:r="http://schemas.openxmlformats.org/officeDocument/2006/relationships" xmlns:m="http://schemas.openxmlformats.org/officeDocument/2006/math" xmlns:v="urn:schemas-microsoft-com:vml" xmlns:wp14="http://schemas.microsoft.com/office/word/2010/wordprocessingDrawing" xmlns:wp="http://schemas.openxmlformats.org/drawingml/2006/wordprocessingDrawing" xmlns:w="http://schemas.openxmlformats.org/wordprocessingml/2006/main" xmlns:w14="http://schemas.microsoft.com/office/word/2010/wordml" xmlns:w15="http://schemas.microsoft.com/office/word/2012/wordml" xmlns:w10="urn:schemas-microsoft-com:office:word" xmlns:wpg="http://schemas.microsoft.com/office/word/2010/wordprocessingGroup" xmlns:wpi="http://schemas.microsoft.com/office/word/2010/wordprocessingInk" xmlns:wne="http://schemas.microsoft.com/office/word/2006/wordml" xmlns:wps="http://schemas.microsoft.com/office/word/2010/wordprocessingShape" xmlns:wpsCustomData="http://www.wps.cn/officeDocument/2013/wpsCustomData" mc:Ignorable="w14 w15 wp14">
+  <w15:commentEx w15:paraId="27E3DD89" w15:done="0"/>
+  <w15:commentEx w15:paraId="0CE72116" w15:done="0"/>
+  <w15:commentEx w15:paraId="196EC717" w15:done="0"/>
+  <w15:commentEx w15:paraId="1994B78B" w15:done="0"/>
+  <w15:commentEx w15:paraId="588D2032" w15:done="0"/>
+  <w15:commentEx w15:paraId="121C1C83" w15:done="0"/>
+  <w15:commentEx w15:paraId="084E63C3" w15:done="0"/>
+  <w15:commentEx w15:paraId="29F6270D" w15:done="0"/>
+  <w15:commentEx w15:paraId="319F52F4" w15:done="0"/>
+  <w15:commentEx w15:paraId="39203B06" w15:done="0"/>
+  <w15:commentEx w15:paraId="70960161" w15:done="0"/>
   <w15:commentEx w15:paraId="128DF7D4" w15:done="0"/>
   <w15:commentEx w15:paraId="3090BB32" w15:done="0"/>
   <w15:commentEx w15:paraId="68D175C5" w15:done="0"/>
@@ -2434,7 +6181,7 @@
     <w:name w:val="heading 1"/>
     <w:basedOn w:val="1"/>
     <w:next w:val="1"/>
-    <w:link w:val="7"/>
+    <w:link w:val="8"/>
     <w:qFormat/>
     <w:uiPriority w:val="0"/>
     <w:pPr>
@@ -2449,13 +6196,35 @@
       <w:sz w:val="44"/>
     </w:rPr>
   </w:style>
-  <w:style w:type="character" w:default="1" w:styleId="5">
+  <w:style w:type="paragraph" w:styleId="3">
+    <w:name w:val="heading 3"/>
+    <w:basedOn w:val="1"/>
+    <w:next w:val="1"/>
+    <w:semiHidden/>
+    <w:unhideWhenUsed/>
+    <w:qFormat/>
+    <w:uiPriority w:val="0"/>
+    <w:pPr>
+      <w:spacing w:before="0" w:beforeAutospacing="1" w:after="0" w:afterAutospacing="1"/>
+      <w:jc w:val="left"/>
+    </w:pPr>
+    <w:rPr>
+      <w:rFonts w:hint="eastAsia" w:ascii="宋体" w:hAnsi="宋体" w:eastAsia="宋体" w:cs="宋体"/>
+      <w:b/>
+      <w:bCs/>
+      <w:kern w:val="0"/>
+      <w:sz w:val="27"/>
+      <w:szCs w:val="27"/>
+      <w:lang w:val="en-US" w:eastAsia="zh-CN" w:bidi="ar"/>
+    </w:rPr>
+  </w:style>
+  <w:style w:type="character" w:default="1" w:styleId="6">
     <w:name w:val="Default Paragraph Font"/>
     <w:semiHidden/>
     <w:qFormat/>
     <w:uiPriority w:val="0"/>
   </w:style>
-  <w:style w:type="table" w:default="1" w:styleId="4">
+  <w:style w:type="table" w:default="1" w:styleId="5">
     <w:name w:val="Normal Table"/>
     <w:semiHidden/>
     <w:qFormat/>
@@ -2469,7 +6238,7 @@
       </w:tblCellMar>
     </w:tblPr>
   </w:style>
-  <w:style w:type="paragraph" w:styleId="3">
+  <w:style w:type="paragraph" w:styleId="4">
     <w:name w:val="annotation text"/>
     <w:basedOn w:val="1"/>
     <w:qFormat/>
@@ -2478,16 +6247,16 @@
       <w:jc w:val="left"/>
     </w:pPr>
   </w:style>
-  <w:style w:type="character" w:styleId="6">
+  <w:style w:type="character" w:styleId="7">
     <w:name w:val="Strong"/>
-    <w:basedOn w:val="5"/>
+    <w:basedOn w:val="6"/>
     <w:qFormat/>
     <w:uiPriority w:val="0"/>
     <w:rPr>
       <w:b/>
     </w:rPr>
   </w:style>
-  <w:style w:type="character" w:customStyle="1" w:styleId="7">
+  <w:style w:type="character" w:customStyle="1" w:styleId="8">
     <w:name w:val="标题 1 Char"/>
     <w:link w:val="2"/>
     <w:qFormat/>

--- a/英语短文.docx
+++ b/英语短文.docx
@@ -5,7 +5,7 @@
     <w:p>
       <w:pPr>
         <w:rPr>
-          <w:rStyle w:val="8"/>
+          <w:rStyle w:val="9"/>
           <w:rFonts w:hint="eastAsia"/>
           <w:lang w:val="en-US" w:eastAsia="zh-CN"/>
         </w:rPr>
@@ -18,7 +18,7 @@
       </w:r>
       <w:r>
         <w:rPr>
-          <w:rStyle w:val="8"/>
+          <w:rStyle w:val="9"/>
           <w:rFonts w:hint="eastAsia"/>
           <w:lang w:val="en-US" w:eastAsia="zh-CN"/>
         </w:rPr>
@@ -525,22 +525,20 @@
           <w:kern w:val="0"/>
           <w:sz w:val="21"/>
           <w:szCs w:val="21"/>
-          <w:bdr w:val="none" w:color="auto" w:sz="0" w:space="0"/>
           <w:lang w:val="en-US" w:eastAsia="zh-CN" w:bidi="ar"/>
         </w:rPr>
         <w:t xml:space="preserve">Dr. Lina Carter dedicated her life to the </w:t>
       </w:r>
       <w:r>
         <w:rPr>
-          <w:rStyle w:val="7"/>
-          <w:rFonts w:hint="default" w:ascii="Calibri" w:hAnsi="Calibri" w:eastAsia="宋体" w:cs="Calibri"/>
-          <w:b/>
-          <w:bCs/>
-          <w:color w:val="1F2329"/>
-          <w:kern w:val="0"/>
-          <w:sz w:val="21"/>
-          <w:szCs w:val="21"/>
-          <w:bdr w:val="none" w:color="auto" w:sz="0" w:space="0"/>
+          <w:rStyle w:val="8"/>
+          <w:rFonts w:hint="default" w:ascii="Calibri" w:hAnsi="Calibri" w:eastAsia="宋体" w:cs="Calibri"/>
+          <w:b/>
+          <w:bCs/>
+          <w:color w:val="1F2329"/>
+          <w:kern w:val="0"/>
+          <w:sz w:val="21"/>
+          <w:szCs w:val="21"/>
           <w:lang w:val="en-US" w:eastAsia="zh-CN" w:bidi="ar"/>
         </w:rPr>
         <w:t>expansion</w:t>
@@ -552,22 +550,20 @@
           <w:kern w:val="0"/>
           <w:sz w:val="21"/>
           <w:szCs w:val="21"/>
-          <w:bdr w:val="none" w:color="auto" w:sz="0" w:space="0"/>
           <w:lang w:val="en-US" w:eastAsia="zh-CN" w:bidi="ar"/>
         </w:rPr>
         <w:t xml:space="preserve"> of polar science, and this year marked the start of a new </w:t>
       </w:r>
       <w:r>
         <w:rPr>
-          <w:rStyle w:val="7"/>
-          <w:rFonts w:hint="default" w:ascii="Calibri" w:hAnsi="Calibri" w:eastAsia="宋体" w:cs="Calibri"/>
-          <w:b/>
-          <w:bCs/>
-          <w:color w:val="1F2329"/>
-          <w:kern w:val="0"/>
-          <w:sz w:val="21"/>
-          <w:szCs w:val="21"/>
-          <w:bdr w:val="none" w:color="auto" w:sz="0" w:space="0"/>
+          <w:rStyle w:val="8"/>
+          <w:rFonts w:hint="default" w:ascii="Calibri" w:hAnsi="Calibri" w:eastAsia="宋体" w:cs="Calibri"/>
+          <w:b/>
+          <w:bCs/>
+          <w:color w:val="1F2329"/>
+          <w:kern w:val="0"/>
+          <w:sz w:val="21"/>
+          <w:szCs w:val="21"/>
           <w:lang w:val="en-US" w:eastAsia="zh-CN" w:bidi="ar"/>
         </w:rPr>
         <w:t>series</w:t>
@@ -579,22 +575,20 @@
           <w:kern w:val="0"/>
           <w:sz w:val="21"/>
           <w:szCs w:val="21"/>
-          <w:bdr w:val="none" w:color="auto" w:sz="0" w:space="0"/>
           <w:lang w:val="en-US" w:eastAsia="zh-CN" w:bidi="ar"/>
         </w:rPr>
         <w:t xml:space="preserve"> of expeditions to the Arctic. Living on a strict </w:t>
       </w:r>
       <w:r>
         <w:rPr>
-          <w:rStyle w:val="7"/>
-          <w:rFonts w:hint="default" w:ascii="Calibri" w:hAnsi="Calibri" w:eastAsia="宋体" w:cs="Calibri"/>
-          <w:b/>
-          <w:bCs/>
-          <w:color w:val="1F2329"/>
-          <w:kern w:val="0"/>
-          <w:sz w:val="21"/>
-          <w:szCs w:val="21"/>
-          <w:bdr w:val="none" w:color="auto" w:sz="0" w:space="0"/>
+          <w:rStyle w:val="8"/>
+          <w:rFonts w:hint="default" w:ascii="Calibri" w:hAnsi="Calibri" w:eastAsia="宋体" w:cs="Calibri"/>
+          <w:b/>
+          <w:bCs/>
+          <w:color w:val="1F2329"/>
+          <w:kern w:val="0"/>
+          <w:sz w:val="21"/>
+          <w:szCs w:val="21"/>
           <w:lang w:val="en-US" w:eastAsia="zh-CN" w:bidi="ar"/>
         </w:rPr>
         <w:t>diet</w:t>
@@ -606,22 +600,20 @@
           <w:kern w:val="0"/>
           <w:sz w:val="21"/>
           <w:szCs w:val="21"/>
-          <w:bdr w:val="none" w:color="auto" w:sz="0" w:space="0"/>
           <w:lang w:val="en-US" w:eastAsia="zh-CN" w:bidi="ar"/>
         </w:rPr>
         <w:t xml:space="preserve"> of high-energy rations and dried fruits, she endured the </w:t>
       </w:r>
       <w:r>
         <w:rPr>
-          <w:rStyle w:val="7"/>
-          <w:rFonts w:hint="default" w:ascii="Calibri" w:hAnsi="Calibri" w:eastAsia="宋体" w:cs="Calibri"/>
-          <w:b/>
-          <w:bCs/>
-          <w:color w:val="1F2329"/>
-          <w:kern w:val="0"/>
-          <w:sz w:val="21"/>
-          <w:szCs w:val="21"/>
-          <w:bdr w:val="none" w:color="auto" w:sz="0" w:space="0"/>
+          <w:rStyle w:val="8"/>
+          <w:rFonts w:hint="default" w:ascii="Calibri" w:hAnsi="Calibri" w:eastAsia="宋体" w:cs="Calibri"/>
+          <w:b/>
+          <w:bCs/>
+          <w:color w:val="1F2329"/>
+          <w:kern w:val="0"/>
+          <w:sz w:val="21"/>
+          <w:szCs w:val="21"/>
           <w:lang w:val="en-US" w:eastAsia="zh-CN" w:bidi="ar"/>
         </w:rPr>
         <w:t>continual</w:t>
@@ -633,7 +625,6 @@
           <w:kern w:val="0"/>
           <w:sz w:val="21"/>
           <w:szCs w:val="21"/>
-          <w:bdr w:val="none" w:color="auto" w:sz="0" w:space="0"/>
           <w:lang w:val="en-US" w:eastAsia="zh-CN" w:bidi="ar"/>
         </w:rPr>
         <w:t xml:space="preserve"> </w:t>
@@ -646,7 +637,6 @@
           <w:kern w:val="0"/>
           <w:sz w:val="21"/>
           <w:szCs w:val="21"/>
-          <w:bdr w:val="none" w:color="auto" w:sz="0" w:space="0"/>
           <w:lang w:val="en-US" w:eastAsia="zh-CN" w:bidi="ar"/>
         </w:rPr>
         <w:t>howl of the wind</w:t>
@@ -662,22 +652,20 @@
           <w:kern w:val="0"/>
           <w:sz w:val="21"/>
           <w:szCs w:val="21"/>
-          <w:bdr w:val="none" w:color="auto" w:sz="0" w:space="0"/>
           <w:lang w:val="en-US" w:eastAsia="zh-CN" w:bidi="ar"/>
         </w:rPr>
         <w:t xml:space="preserve"> and the bitter cold that seemed to </w:t>
       </w:r>
       <w:r>
         <w:rPr>
-          <w:rStyle w:val="7"/>
-          <w:rFonts w:hint="default" w:ascii="Calibri" w:hAnsi="Calibri" w:eastAsia="宋体" w:cs="Calibri"/>
-          <w:b/>
-          <w:bCs/>
-          <w:color w:val="1F2329"/>
-          <w:kern w:val="0"/>
-          <w:sz w:val="21"/>
-          <w:szCs w:val="21"/>
-          <w:bdr w:val="none" w:color="auto" w:sz="0" w:space="0"/>
+          <w:rStyle w:val="8"/>
+          <w:rFonts w:hint="default" w:ascii="Calibri" w:hAnsi="Calibri" w:eastAsia="宋体" w:cs="Calibri"/>
+          <w:b/>
+          <w:bCs/>
+          <w:color w:val="1F2329"/>
+          <w:kern w:val="0"/>
+          <w:sz w:val="21"/>
+          <w:szCs w:val="21"/>
           <w:lang w:val="en-US" w:eastAsia="zh-CN" w:bidi="ar"/>
         </w:rPr>
         <w:t>claw</w:t>
@@ -689,7 +677,6 @@
           <w:kern w:val="0"/>
           <w:sz w:val="21"/>
           <w:szCs w:val="21"/>
-          <w:bdr w:val="none" w:color="auto" w:sz="0" w:space="0"/>
           <w:lang w:val="en-US" w:eastAsia="zh-CN" w:bidi="ar"/>
         </w:rPr>
         <w:t xml:space="preserve"> at the walls of her research station every night.</w:t>
@@ -724,22 +711,20 @@
           <w:kern w:val="0"/>
           <w:sz w:val="21"/>
           <w:szCs w:val="21"/>
-          <w:bdr w:val="none" w:color="auto" w:sz="0" w:space="0"/>
           <w:lang w:val="en-US" w:eastAsia="zh-CN" w:bidi="ar"/>
         </w:rPr>
         <w:t xml:space="preserve">Her team was small but </w:t>
       </w:r>
       <w:r>
         <w:rPr>
-          <w:rStyle w:val="7"/>
-          <w:rFonts w:hint="default" w:ascii="Calibri" w:hAnsi="Calibri" w:eastAsia="宋体" w:cs="Calibri"/>
-          <w:b/>
-          <w:bCs/>
-          <w:color w:val="1F2329"/>
-          <w:kern w:val="0"/>
-          <w:sz w:val="21"/>
-          <w:szCs w:val="21"/>
-          <w:bdr w:val="none" w:color="auto" w:sz="0" w:space="0"/>
+          <w:rStyle w:val="8"/>
+          <w:rFonts w:hint="default" w:ascii="Calibri" w:hAnsi="Calibri" w:eastAsia="宋体" w:cs="Calibri"/>
+          <w:b/>
+          <w:bCs/>
+          <w:color w:val="1F2329"/>
+          <w:kern w:val="0"/>
+          <w:sz w:val="21"/>
+          <w:szCs w:val="21"/>
           <w:lang w:val="en-US" w:eastAsia="zh-CN" w:bidi="ar"/>
         </w:rPr>
         <w:t>considerate</w:t>
@@ -751,22 +736,20 @@
           <w:kern w:val="0"/>
           <w:sz w:val="21"/>
           <w:szCs w:val="21"/>
-          <w:bdr w:val="none" w:color="auto" w:sz="0" w:space="0"/>
           <w:lang w:val="en-US" w:eastAsia="zh-CN" w:bidi="ar"/>
         </w:rPr>
         <w:t xml:space="preserve">—they always made sure to check on each other’s mental health during the long, isolated months. One evening, as they watched the ice </w:t>
       </w:r>
       <w:r>
         <w:rPr>
-          <w:rStyle w:val="7"/>
-          <w:rFonts w:hint="default" w:ascii="Calibri" w:hAnsi="Calibri" w:eastAsia="宋体" w:cs="Calibri"/>
-          <w:b/>
-          <w:bCs/>
-          <w:color w:val="1F2329"/>
-          <w:kern w:val="0"/>
-          <w:sz w:val="21"/>
-          <w:szCs w:val="21"/>
-          <w:bdr w:val="none" w:color="auto" w:sz="0" w:space="0"/>
+          <w:rStyle w:val="8"/>
+          <w:rFonts w:hint="default" w:ascii="Calibri" w:hAnsi="Calibri" w:eastAsia="宋体" w:cs="Calibri"/>
+          <w:b/>
+          <w:bCs/>
+          <w:color w:val="1F2329"/>
+          <w:kern w:val="0"/>
+          <w:sz w:val="21"/>
+          <w:szCs w:val="21"/>
           <w:lang w:val="en-US" w:eastAsia="zh-CN" w:bidi="ar"/>
         </w:rPr>
         <w:t>dissolve</w:t>
@@ -778,7 +761,6 @@
           <w:kern w:val="0"/>
           <w:sz w:val="21"/>
           <w:szCs w:val="21"/>
-          <w:bdr w:val="none" w:color="auto" w:sz="0" w:space="0"/>
           <w:lang w:val="en-US" w:eastAsia="zh-CN" w:bidi="ar"/>
         </w:rPr>
         <w:t xml:space="preserve"> slowly under the </w:t>
@@ -791,7 +773,6 @@
           <w:kern w:val="0"/>
           <w:sz w:val="21"/>
           <w:szCs w:val="21"/>
-          <w:bdr w:val="none" w:color="auto" w:sz="0" w:space="0"/>
           <w:lang w:val="en-US" w:eastAsia="zh-CN" w:bidi="ar"/>
         </w:rPr>
         <w:t>faint summer sun</w:t>
@@ -807,22 +788,20 @@
           <w:kern w:val="0"/>
           <w:sz w:val="21"/>
           <w:szCs w:val="21"/>
-          <w:bdr w:val="none" w:color="auto" w:sz="0" w:space="0"/>
           <w:lang w:val="en-US" w:eastAsia="zh-CN" w:bidi="ar"/>
         </w:rPr>
         <w:t xml:space="preserve">, Lina’s colleague Jake tried to </w:t>
       </w:r>
       <w:r>
         <w:rPr>
-          <w:rStyle w:val="7"/>
-          <w:rFonts w:hint="default" w:ascii="Calibri" w:hAnsi="Calibri" w:eastAsia="宋体" w:cs="Calibri"/>
-          <w:b/>
-          <w:bCs/>
-          <w:color w:val="1F2329"/>
-          <w:kern w:val="0"/>
-          <w:sz w:val="21"/>
-          <w:szCs w:val="21"/>
-          <w:bdr w:val="none" w:color="auto" w:sz="0" w:space="0"/>
+          <w:rStyle w:val="8"/>
+          <w:rFonts w:hint="default" w:ascii="Calibri" w:hAnsi="Calibri" w:eastAsia="宋体" w:cs="Calibri"/>
+          <w:b/>
+          <w:bCs/>
+          <w:color w:val="1F2329"/>
+          <w:kern w:val="0"/>
+          <w:sz w:val="21"/>
+          <w:szCs w:val="21"/>
           <w:lang w:val="en-US" w:eastAsia="zh-CN" w:bidi="ar"/>
         </w:rPr>
         <w:t>frighten</w:t>
@@ -834,7 +813,6 @@
           <w:kern w:val="0"/>
           <w:sz w:val="21"/>
           <w:szCs w:val="21"/>
-          <w:bdr w:val="none" w:color="auto" w:sz="0" w:space="0"/>
           <w:lang w:val="en-US" w:eastAsia="zh-CN" w:bidi="ar"/>
         </w:rPr>
         <w:t xml:space="preserve"> her with a silly story about a polar bear </w:t>
@@ -847,7 +825,6 @@
           <w:kern w:val="0"/>
           <w:sz w:val="21"/>
           <w:szCs w:val="21"/>
-          <w:bdr w:val="none" w:color="auto" w:sz="0" w:space="0"/>
           <w:lang w:val="en-US" w:eastAsia="zh-CN" w:bidi="ar"/>
         </w:rPr>
         <w:t>wandering into</w:t>
@@ -863,22 +840,20 @@
           <w:kern w:val="0"/>
           <w:sz w:val="21"/>
           <w:szCs w:val="21"/>
-          <w:bdr w:val="none" w:color="auto" w:sz="0" w:space="0"/>
           <w:lang w:val="en-US" w:eastAsia="zh-CN" w:bidi="ar"/>
         </w:rPr>
         <w:t xml:space="preserve"> the station, but she just laughed it off. From his nervous laughter, she could </w:t>
       </w:r>
       <w:r>
         <w:rPr>
-          <w:rStyle w:val="7"/>
-          <w:rFonts w:hint="default" w:ascii="Calibri" w:hAnsi="Calibri" w:eastAsia="宋体" w:cs="Calibri"/>
-          <w:b/>
-          <w:bCs/>
-          <w:color w:val="1F2329"/>
-          <w:kern w:val="0"/>
-          <w:sz w:val="21"/>
-          <w:szCs w:val="21"/>
-          <w:bdr w:val="none" w:color="auto" w:sz="0" w:space="0"/>
+          <w:rStyle w:val="8"/>
+          <w:rFonts w:hint="default" w:ascii="Calibri" w:hAnsi="Calibri" w:eastAsia="宋体" w:cs="Calibri"/>
+          <w:b/>
+          <w:bCs/>
+          <w:color w:val="1F2329"/>
+          <w:kern w:val="0"/>
+          <w:sz w:val="21"/>
+          <w:szCs w:val="21"/>
           <w:lang w:val="en-US" w:eastAsia="zh-CN" w:bidi="ar"/>
         </w:rPr>
         <w:t>infer</w:t>
@@ -890,7 +865,6 @@
           <w:kern w:val="0"/>
           <w:sz w:val="21"/>
           <w:szCs w:val="21"/>
-          <w:bdr w:val="none" w:color="auto" w:sz="0" w:space="0"/>
           <w:lang w:val="en-US" w:eastAsia="zh-CN" w:bidi="ar"/>
         </w:rPr>
         <w:t xml:space="preserve"> he was just bored from the monotony.</w:t>
@@ -925,22 +899,20 @@
           <w:kern w:val="0"/>
           <w:sz w:val="21"/>
           <w:szCs w:val="21"/>
-          <w:bdr w:val="none" w:color="auto" w:sz="0" w:space="0"/>
           <w:lang w:val="en-US" w:eastAsia="zh-CN" w:bidi="ar"/>
         </w:rPr>
         <w:t xml:space="preserve">The research station’s </w:t>
       </w:r>
       <w:r>
         <w:rPr>
-          <w:rStyle w:val="7"/>
-          <w:rFonts w:hint="default" w:ascii="Calibri" w:hAnsi="Calibri" w:eastAsia="宋体" w:cs="Calibri"/>
-          <w:b/>
-          <w:bCs/>
-          <w:color w:val="1F2329"/>
-          <w:kern w:val="0"/>
-          <w:sz w:val="21"/>
-          <w:szCs w:val="21"/>
-          <w:bdr w:val="none" w:color="auto" w:sz="0" w:space="0"/>
+          <w:rStyle w:val="8"/>
+          <w:rFonts w:hint="default" w:ascii="Calibri" w:hAnsi="Calibri" w:eastAsia="宋体" w:cs="Calibri"/>
+          <w:b/>
+          <w:bCs/>
+          <w:color w:val="1F2329"/>
+          <w:kern w:val="0"/>
+          <w:sz w:val="21"/>
+          <w:szCs w:val="21"/>
           <w:lang w:val="en-US" w:eastAsia="zh-CN" w:bidi="ar"/>
         </w:rPr>
         <w:t>revenue</w:t>
@@ -952,22 +924,20 @@
           <w:kern w:val="0"/>
           <w:sz w:val="21"/>
           <w:szCs w:val="21"/>
-          <w:bdr w:val="none" w:color="auto" w:sz="0" w:space="0"/>
           <w:lang w:val="en-US" w:eastAsia="zh-CN" w:bidi="ar"/>
         </w:rPr>
         <w:t xml:space="preserve"> came from a mix of government grants and private donations, and this year’s funding was especially </w:t>
       </w:r>
       <w:r>
         <w:rPr>
-          <w:rStyle w:val="7"/>
-          <w:rFonts w:hint="default" w:ascii="Calibri" w:hAnsi="Calibri" w:eastAsia="宋体" w:cs="Calibri"/>
-          <w:b/>
-          <w:bCs/>
-          <w:color w:val="1F2329"/>
-          <w:kern w:val="0"/>
-          <w:sz w:val="21"/>
-          <w:szCs w:val="21"/>
-          <w:bdr w:val="none" w:color="auto" w:sz="0" w:space="0"/>
+          <w:rStyle w:val="8"/>
+          <w:rFonts w:hint="default" w:ascii="Calibri" w:hAnsi="Calibri" w:eastAsia="宋体" w:cs="Calibri"/>
+          <w:b/>
+          <w:bCs/>
+          <w:color w:val="1F2329"/>
+          <w:kern w:val="0"/>
+          <w:sz w:val="21"/>
+          <w:szCs w:val="21"/>
           <w:lang w:val="en-US" w:eastAsia="zh-CN" w:bidi="ar"/>
         </w:rPr>
         <w:t>favourable</w:t>
@@ -979,22 +949,20 @@
           <w:kern w:val="0"/>
           <w:sz w:val="21"/>
           <w:szCs w:val="21"/>
-          <w:bdr w:val="none" w:color="auto" w:sz="0" w:space="0"/>
           <w:lang w:val="en-US" w:eastAsia="zh-CN" w:bidi="ar"/>
         </w:rPr>
         <w:t xml:space="preserve">, allowing them to upgrade their equipment. Lina refused to take a </w:t>
       </w:r>
       <w:r>
         <w:rPr>
-          <w:rStyle w:val="7"/>
-          <w:rFonts w:hint="default" w:ascii="Calibri" w:hAnsi="Calibri" w:eastAsia="宋体" w:cs="Calibri"/>
-          <w:b/>
-          <w:bCs/>
-          <w:color w:val="1F2329"/>
-          <w:kern w:val="0"/>
-          <w:sz w:val="21"/>
-          <w:szCs w:val="21"/>
-          <w:bdr w:val="none" w:color="auto" w:sz="0" w:space="0"/>
+          <w:rStyle w:val="8"/>
+          <w:rFonts w:hint="default" w:ascii="Calibri" w:hAnsi="Calibri" w:eastAsia="宋体" w:cs="Calibri"/>
+          <w:b/>
+          <w:bCs/>
+          <w:color w:val="1F2329"/>
+          <w:kern w:val="0"/>
+          <w:sz w:val="21"/>
+          <w:szCs w:val="21"/>
           <w:lang w:val="en-US" w:eastAsia="zh-CN" w:bidi="ar"/>
         </w:rPr>
         <w:t>passive</w:t>
@@ -1006,7 +974,6 @@
           <w:kern w:val="0"/>
           <w:sz w:val="21"/>
           <w:szCs w:val="21"/>
-          <w:bdr w:val="none" w:color="auto" w:sz="0" w:space="0"/>
           <w:lang w:val="en-US" w:eastAsia="zh-CN" w:bidi="ar"/>
         </w:rPr>
         <w:t xml:space="preserve"> role in the project; she was determined to find evidence that the Arctic’s ice loss was not just a natural cycle, but a human-caused crisis whose impact was the </w:t>
@@ -1014,15 +981,14 @@
       <w:commentRangeStart w:id="6"/>
       <w:r>
         <w:rPr>
-          <w:rStyle w:val="7"/>
-          <w:rFonts w:hint="default" w:ascii="Calibri" w:hAnsi="Calibri" w:eastAsia="宋体" w:cs="Calibri"/>
-          <w:b/>
-          <w:bCs/>
-          <w:color w:val="1F2329"/>
-          <w:kern w:val="0"/>
-          <w:sz w:val="21"/>
-          <w:szCs w:val="21"/>
-          <w:bdr w:val="none" w:color="auto" w:sz="0" w:space="0"/>
+          <w:rStyle w:val="8"/>
+          <w:rFonts w:hint="default" w:ascii="Calibri" w:hAnsi="Calibri" w:eastAsia="宋体" w:cs="Calibri"/>
+          <w:b/>
+          <w:bCs/>
+          <w:color w:val="1F2329"/>
+          <w:kern w:val="0"/>
+          <w:sz w:val="21"/>
+          <w:szCs w:val="21"/>
           <w:lang w:val="en-US" w:eastAsia="zh-CN" w:bidi="ar"/>
         </w:rPr>
         <w:t>equivalent</w:t>
@@ -1034,7 +1000,6 @@
           <w:kern w:val="0"/>
           <w:sz w:val="21"/>
           <w:szCs w:val="21"/>
-          <w:bdr w:val="none" w:color="auto" w:sz="0" w:space="0"/>
           <w:lang w:val="en-US" w:eastAsia="zh-CN" w:bidi="ar"/>
         </w:rPr>
         <w:t xml:space="preserve"> </w:t>
@@ -1050,7 +1015,6 @@
           <w:kern w:val="0"/>
           <w:sz w:val="21"/>
           <w:szCs w:val="21"/>
-          <w:bdr w:val="none" w:color="auto" w:sz="0" w:space="0"/>
           <w:lang w:val="en-US" w:eastAsia="zh-CN" w:bidi="ar"/>
         </w:rPr>
         <w:t>of a global environmental alarm.</w:t>
@@ -1085,7 +1049,6 @@
           <w:kern w:val="0"/>
           <w:sz w:val="21"/>
           <w:szCs w:val="21"/>
-          <w:bdr w:val="none" w:color="auto" w:sz="0" w:space="0"/>
           <w:lang w:val="en-US" w:eastAsia="zh-CN" w:bidi="ar"/>
         </w:rPr>
         <w:t xml:space="preserve">One day, while Lina was </w:t>
@@ -1093,15 +1056,14 @@
       <w:commentRangeStart w:id="7"/>
       <w:r>
         <w:rPr>
-          <w:rStyle w:val="7"/>
-          <w:rFonts w:hint="default" w:ascii="Calibri" w:hAnsi="Calibri" w:eastAsia="宋体" w:cs="Calibri"/>
-          <w:b/>
-          <w:bCs/>
-          <w:color w:val="1F2329"/>
-          <w:kern w:val="0"/>
-          <w:sz w:val="21"/>
-          <w:szCs w:val="21"/>
-          <w:bdr w:val="none" w:color="auto" w:sz="0" w:space="0"/>
+          <w:rStyle w:val="8"/>
+          <w:rFonts w:hint="default" w:ascii="Calibri" w:hAnsi="Calibri" w:eastAsia="宋体" w:cs="Calibri"/>
+          <w:b/>
+          <w:bCs/>
+          <w:color w:val="1F2329"/>
+          <w:kern w:val="0"/>
+          <w:sz w:val="21"/>
+          <w:szCs w:val="21"/>
           <w:lang w:val="en-US" w:eastAsia="zh-CN" w:bidi="ar"/>
         </w:rPr>
         <w:t>absorbed</w:t>
@@ -1113,7 +1075,6 @@
           <w:kern w:val="0"/>
           <w:sz w:val="21"/>
           <w:szCs w:val="21"/>
-          <w:bdr w:val="none" w:color="auto" w:sz="0" w:space="0"/>
           <w:lang w:val="en-US" w:eastAsia="zh-CN" w:bidi="ar"/>
         </w:rPr>
         <w:t xml:space="preserve"> </w:t>
@@ -1129,7 +1090,6 @@
           <w:kern w:val="0"/>
           <w:sz w:val="21"/>
           <w:szCs w:val="21"/>
-          <w:bdr w:val="none" w:color="auto" w:sz="0" w:space="0"/>
           <w:lang w:val="en-US" w:eastAsia="zh-CN" w:bidi="ar"/>
         </w:rPr>
         <w:t xml:space="preserve">in analyzing ice core samples, she made a groundbreaking discovery: the ice contained chemicals that proved industrial activity was </w:t>
@@ -1142,7 +1102,6 @@
           <w:kern w:val="0"/>
           <w:sz w:val="21"/>
           <w:szCs w:val="21"/>
-          <w:bdr w:val="none" w:color="auto" w:sz="0" w:space="0"/>
           <w:lang w:val="en-US" w:eastAsia="zh-CN" w:bidi="ar"/>
         </w:rPr>
         <w:t>accelerating melting</w:t>
@@ -1158,7 +1117,6 @@
           <w:kern w:val="0"/>
           <w:sz w:val="21"/>
           <w:szCs w:val="21"/>
-          <w:bdr w:val="none" w:color="auto" w:sz="0" w:space="0"/>
           <w:lang w:val="en-US" w:eastAsia="zh-CN" w:bidi="ar"/>
         </w:rPr>
         <w:t xml:space="preserve"> at an unprecedented rate. This finding would not only change the conversation around climate change but also </w:t>
@@ -1172,7 +1130,6 @@
           <w:kern w:val="0"/>
           <w:sz w:val="21"/>
           <w:szCs w:val="21"/>
-          <w:bdr w:val="none" w:color="auto" w:sz="0" w:space="0"/>
           <w:lang w:val="en-US" w:eastAsia="zh-CN" w:bidi="ar"/>
         </w:rPr>
         <w:t xml:space="preserve">fuel </w:t>
@@ -1188,22 +1145,20 @@
           <w:kern w:val="0"/>
           <w:sz w:val="21"/>
           <w:szCs w:val="21"/>
-          <w:bdr w:val="none" w:color="auto" w:sz="0" w:space="0"/>
           <w:lang w:val="en-US" w:eastAsia="zh-CN" w:bidi="ar"/>
         </w:rPr>
         <w:t xml:space="preserve">the </w:t>
       </w:r>
       <w:r>
         <w:rPr>
-          <w:rStyle w:val="7"/>
-          <w:rFonts w:hint="default" w:ascii="Calibri" w:hAnsi="Calibri" w:eastAsia="宋体" w:cs="Calibri"/>
-          <w:b/>
-          <w:bCs/>
-          <w:color w:val="1F2329"/>
-          <w:kern w:val="0"/>
-          <w:sz w:val="21"/>
-          <w:szCs w:val="21"/>
-          <w:bdr w:val="none" w:color="auto" w:sz="0" w:space="0"/>
+          <w:rStyle w:val="8"/>
+          <w:rFonts w:hint="default" w:ascii="Calibri" w:hAnsi="Calibri" w:eastAsia="宋体" w:cs="Calibri"/>
+          <w:b/>
+          <w:bCs/>
+          <w:color w:val="1F2329"/>
+          <w:kern w:val="0"/>
+          <w:sz w:val="21"/>
+          <w:szCs w:val="21"/>
           <w:lang w:val="en-US" w:eastAsia="zh-CN" w:bidi="ar"/>
         </w:rPr>
         <w:t>expansion</w:t>
@@ -1215,7 +1170,6 @@
           <w:kern w:val="0"/>
           <w:sz w:val="21"/>
           <w:szCs w:val="21"/>
-          <w:bdr w:val="none" w:color="auto" w:sz="0" w:space="0"/>
           <w:lang w:val="en-US" w:eastAsia="zh-CN" w:bidi="ar"/>
         </w:rPr>
         <w:t xml:space="preserve"> of global efforts to protect the polar regions</w:t>
@@ -1231,7 +1185,6 @@
           <w:kern w:val="0"/>
           <w:sz w:val="21"/>
           <w:szCs w:val="21"/>
-          <w:bdr w:val="none" w:color="auto" w:sz="0" w:space="0"/>
           <w:lang w:val="en-US" w:eastAsia="zh-CN" w:bidi="ar"/>
         </w:rPr>
         <w:t>—proving that even in the harshest corners of the Earth, human curiosity and care could make a difference.</w:t>
@@ -1289,7 +1242,7 @@
       </w:r>
       <w:r>
         <w:rPr>
-          <w:rStyle w:val="7"/>
+          <w:rStyle w:val="8"/>
           <w:rFonts w:hint="default" w:ascii="Calibri" w:hAnsi="Calibri" w:eastAsia="宋体" w:cs="Calibri"/>
           <w:b/>
           <w:bCs/>
@@ -1314,7 +1267,7 @@
       </w:r>
       <w:r>
         <w:rPr>
-          <w:rStyle w:val="7"/>
+          <w:rStyle w:val="8"/>
           <w:rFonts w:hint="default" w:ascii="Calibri" w:hAnsi="Calibri" w:eastAsia="宋体" w:cs="Calibri"/>
           <w:b/>
           <w:bCs/>
@@ -1339,7 +1292,7 @@
       </w:r>
       <w:r>
         <w:rPr>
-          <w:rStyle w:val="7"/>
+          <w:rStyle w:val="8"/>
           <w:rFonts w:hint="default" w:ascii="Calibri" w:hAnsi="Calibri" w:eastAsia="宋体" w:cs="Calibri"/>
           <w:b/>
           <w:bCs/>
@@ -1364,7 +1317,7 @@
       </w:r>
       <w:r>
         <w:rPr>
-          <w:rStyle w:val="7"/>
+          <w:rStyle w:val="8"/>
           <w:rFonts w:hint="default" w:ascii="Calibri" w:hAnsi="Calibri" w:eastAsia="宋体" w:cs="Calibri"/>
           <w:b/>
           <w:bCs/>
@@ -1389,7 +1342,7 @@
       </w:r>
       <w:r>
         <w:rPr>
-          <w:rStyle w:val="7"/>
+          <w:rStyle w:val="8"/>
           <w:rFonts w:hint="default" w:ascii="Calibri" w:hAnsi="Calibri" w:eastAsia="宋体" w:cs="Calibri"/>
           <w:b/>
           <w:bCs/>
@@ -1414,7 +1367,7 @@
       </w:r>
       <w:r>
         <w:rPr>
-          <w:rStyle w:val="7"/>
+          <w:rStyle w:val="8"/>
           <w:rFonts w:hint="default" w:ascii="Calibri" w:hAnsi="Calibri" w:eastAsia="宋体" w:cs="Calibri"/>
           <w:b/>
           <w:bCs/>
@@ -1439,7 +1392,7 @@
       </w:r>
       <w:r>
         <w:rPr>
-          <w:rStyle w:val="7"/>
+          <w:rStyle w:val="8"/>
           <w:rFonts w:hint="default" w:ascii="Calibri" w:hAnsi="Calibri" w:eastAsia="宋体" w:cs="Calibri"/>
           <w:b/>
           <w:bCs/>
@@ -1498,7 +1451,7 @@
       </w:r>
       <w:r>
         <w:rPr>
-          <w:rStyle w:val="7"/>
+          <w:rStyle w:val="8"/>
           <w:rFonts w:hint="default" w:ascii="Calibri" w:hAnsi="Calibri" w:eastAsia="宋体" w:cs="Calibri"/>
           <w:b/>
           <w:bCs/>
@@ -1523,7 +1476,7 @@
       </w:r>
       <w:r>
         <w:rPr>
-          <w:rStyle w:val="7"/>
+          <w:rStyle w:val="8"/>
           <w:rFonts w:hint="default" w:ascii="Calibri" w:hAnsi="Calibri" w:eastAsia="宋体" w:cs="Calibri"/>
           <w:b/>
           <w:bCs/>
@@ -1548,7 +1501,7 @@
       </w:r>
       <w:r>
         <w:rPr>
-          <w:rStyle w:val="7"/>
+          <w:rStyle w:val="8"/>
           <w:rFonts w:hint="default" w:ascii="Calibri" w:hAnsi="Calibri" w:eastAsia="宋体" w:cs="Calibri"/>
           <w:b/>
           <w:bCs/>
@@ -1573,7 +1526,7 @@
       </w:r>
       <w:r>
         <w:rPr>
-          <w:rStyle w:val="7"/>
+          <w:rStyle w:val="8"/>
           <w:rFonts w:hint="default" w:ascii="Calibri" w:hAnsi="Calibri" w:eastAsia="宋体" w:cs="Calibri"/>
           <w:b/>
           <w:bCs/>
@@ -1598,7 +1551,7 @@
       </w:r>
       <w:r>
         <w:rPr>
-          <w:rStyle w:val="7"/>
+          <w:rStyle w:val="8"/>
           <w:rFonts w:hint="default" w:ascii="Calibri" w:hAnsi="Calibri" w:eastAsia="宋体" w:cs="Calibri"/>
           <w:b/>
           <w:bCs/>
@@ -1623,7 +1576,7 @@
       </w:r>
       <w:r>
         <w:rPr>
-          <w:rStyle w:val="7"/>
+          <w:rStyle w:val="8"/>
           <w:rFonts w:hint="default" w:ascii="Calibri" w:hAnsi="Calibri" w:eastAsia="宋体" w:cs="Calibri"/>
           <w:b/>
           <w:bCs/>
@@ -1648,7 +1601,7 @@
       </w:r>
       <w:r>
         <w:rPr>
-          <w:rStyle w:val="7"/>
+          <w:rStyle w:val="8"/>
           <w:rFonts w:hint="default" w:ascii="Calibri" w:hAnsi="Calibri" w:eastAsia="宋体" w:cs="Calibri"/>
           <w:b/>
           <w:bCs/>
@@ -1673,7 +1626,7 @@
       </w:r>
       <w:r>
         <w:rPr>
-          <w:rStyle w:val="7"/>
+          <w:rStyle w:val="8"/>
           <w:rFonts w:hint="default" w:ascii="Calibri" w:hAnsi="Calibri" w:eastAsia="宋体" w:cs="Calibri"/>
           <w:b/>
           <w:bCs/>
@@ -1698,7 +1651,7 @@
       </w:r>
       <w:r>
         <w:rPr>
-          <w:rStyle w:val="7"/>
+          <w:rStyle w:val="8"/>
           <w:rFonts w:hint="default" w:ascii="Calibri" w:hAnsi="Calibri" w:eastAsia="宋体" w:cs="Calibri"/>
           <w:b/>
           <w:bCs/>
@@ -1757,7 +1710,7 @@
       </w:r>
       <w:r>
         <w:rPr>
-          <w:rStyle w:val="7"/>
+          <w:rStyle w:val="8"/>
           <w:rFonts w:hint="default" w:ascii="Calibri" w:hAnsi="Calibri" w:eastAsia="宋体" w:cs="Calibri"/>
           <w:b/>
           <w:bCs/>
@@ -1782,7 +1735,7 @@
       </w:r>
       <w:r>
         <w:rPr>
-          <w:rStyle w:val="7"/>
+          <w:rStyle w:val="8"/>
           <w:rFonts w:hint="default" w:ascii="Calibri" w:hAnsi="Calibri" w:eastAsia="宋体" w:cs="Calibri"/>
           <w:b/>
           <w:bCs/>
@@ -1807,7 +1760,7 @@
       </w:r>
       <w:r>
         <w:rPr>
-          <w:rStyle w:val="7"/>
+          <w:rStyle w:val="8"/>
           <w:rFonts w:hint="default" w:ascii="Calibri" w:hAnsi="Calibri" w:eastAsia="宋体" w:cs="Calibri"/>
           <w:b/>
           <w:bCs/>
@@ -1832,7 +1785,7 @@
       </w:r>
       <w:r>
         <w:rPr>
-          <w:rStyle w:val="7"/>
+          <w:rStyle w:val="8"/>
           <w:rFonts w:hint="default" w:ascii="Calibri" w:hAnsi="Calibri" w:eastAsia="宋体" w:cs="Calibri"/>
           <w:b/>
           <w:bCs/>
@@ -1857,7 +1810,7 @@
       </w:r>
       <w:r>
         <w:rPr>
-          <w:rStyle w:val="7"/>
+          <w:rStyle w:val="8"/>
           <w:rFonts w:hint="default" w:ascii="Calibri" w:hAnsi="Calibri" w:eastAsia="宋体" w:cs="Calibri"/>
           <w:b/>
           <w:bCs/>
@@ -1882,7 +1835,7 @@
       </w:r>
       <w:r>
         <w:rPr>
-          <w:rStyle w:val="7"/>
+          <w:rStyle w:val="8"/>
           <w:rFonts w:hint="default" w:ascii="Calibri" w:hAnsi="Calibri" w:eastAsia="宋体" w:cs="Calibri"/>
           <w:b/>
           <w:bCs/>
@@ -1907,7 +1860,7 @@
       </w:r>
       <w:r>
         <w:rPr>
-          <w:rStyle w:val="7"/>
+          <w:rStyle w:val="8"/>
           <w:rFonts w:hint="default" w:ascii="Calibri" w:hAnsi="Calibri" w:eastAsia="宋体" w:cs="Calibri"/>
           <w:b/>
           <w:bCs/>
@@ -1932,7 +1885,7 @@
       </w:r>
       <w:r>
         <w:rPr>
-          <w:rStyle w:val="7"/>
+          <w:rStyle w:val="8"/>
           <w:rFonts w:hint="default" w:ascii="Calibri" w:hAnsi="Calibri" w:eastAsia="宋体" w:cs="Calibri"/>
           <w:b/>
           <w:bCs/>
@@ -1957,7 +1910,7 @@
       </w:r>
       <w:r>
         <w:rPr>
-          <w:rStyle w:val="7"/>
+          <w:rStyle w:val="8"/>
           <w:rFonts w:hint="default" w:ascii="Calibri" w:hAnsi="Calibri" w:eastAsia="宋体" w:cs="Calibri"/>
           <w:b/>
           <w:bCs/>
@@ -2016,7 +1969,7 @@
       </w:r>
       <w:r>
         <w:rPr>
-          <w:rStyle w:val="7"/>
+          <w:rStyle w:val="8"/>
           <w:rFonts w:hint="default" w:ascii="Calibri" w:hAnsi="Calibri" w:eastAsia="宋体" w:cs="Calibri"/>
           <w:b/>
           <w:bCs/>
@@ -2041,7 +1994,7 @@
       </w:r>
       <w:r>
         <w:rPr>
-          <w:rStyle w:val="7"/>
+          <w:rStyle w:val="8"/>
           <w:rFonts w:hint="default" w:ascii="Calibri" w:hAnsi="Calibri" w:eastAsia="宋体" w:cs="Calibri"/>
           <w:b/>
           <w:bCs/>
@@ -2066,7 +2019,7 @@
       </w:r>
       <w:r>
         <w:rPr>
-          <w:rStyle w:val="7"/>
+          <w:rStyle w:val="8"/>
           <w:rFonts w:hint="default" w:ascii="Calibri" w:hAnsi="Calibri" w:eastAsia="宋体" w:cs="Calibri"/>
           <w:b/>
           <w:bCs/>
@@ -2091,7 +2044,7 @@
       </w:r>
       <w:r>
         <w:rPr>
-          <w:rStyle w:val="7"/>
+          <w:rStyle w:val="8"/>
           <w:rFonts w:hint="default" w:ascii="Calibri" w:hAnsi="Calibri" w:eastAsia="宋体" w:cs="Calibri"/>
           <w:b/>
           <w:bCs/>
@@ -2116,7 +2069,7 @@
       </w:r>
       <w:r>
         <w:rPr>
-          <w:rStyle w:val="7"/>
+          <w:rStyle w:val="8"/>
           <w:rFonts w:hint="default" w:ascii="Calibri" w:hAnsi="Calibri" w:eastAsia="宋体" w:cs="Calibri"/>
           <w:b/>
           <w:bCs/>
@@ -2141,7 +2094,7 @@
       </w:r>
       <w:r>
         <w:rPr>
-          <w:rStyle w:val="7"/>
+          <w:rStyle w:val="8"/>
           <w:rFonts w:hint="default" w:ascii="Calibri" w:hAnsi="Calibri" w:eastAsia="宋体" w:cs="Calibri"/>
           <w:b/>
           <w:bCs/>
@@ -2166,7 +2119,7 @@
       </w:r>
       <w:r>
         <w:rPr>
-          <w:rStyle w:val="7"/>
+          <w:rStyle w:val="8"/>
           <w:rFonts w:hint="default" w:ascii="Calibri" w:hAnsi="Calibri" w:eastAsia="宋体" w:cs="Calibri"/>
           <w:b/>
           <w:bCs/>
@@ -2191,7 +2144,7 @@
       </w:r>
       <w:r>
         <w:rPr>
-          <w:rStyle w:val="7"/>
+          <w:rStyle w:val="8"/>
           <w:rFonts w:hint="default" w:ascii="Calibri" w:hAnsi="Calibri" w:eastAsia="宋体" w:cs="Calibri"/>
           <w:b/>
           <w:bCs/>
@@ -2216,7 +2169,7 @@
       </w:r>
       <w:r>
         <w:rPr>
-          <w:rStyle w:val="7"/>
+          <w:rStyle w:val="8"/>
           <w:rFonts w:hint="default" w:ascii="Calibri" w:hAnsi="Calibri" w:eastAsia="宋体" w:cs="Calibri"/>
           <w:b/>
           <w:bCs/>
@@ -2241,7 +2194,7 @@
       </w:r>
       <w:r>
         <w:rPr>
-          <w:rStyle w:val="7"/>
+          <w:rStyle w:val="8"/>
           <w:rFonts w:hint="default" w:ascii="Calibri" w:hAnsi="Calibri" w:eastAsia="宋体" w:cs="Calibri"/>
           <w:b/>
           <w:bCs/>
@@ -2300,7 +2253,7 @@
       </w:r>
       <w:r>
         <w:rPr>
-          <w:rStyle w:val="7"/>
+          <w:rStyle w:val="8"/>
           <w:rFonts w:hint="default" w:ascii="Calibri" w:hAnsi="Calibri" w:eastAsia="宋体" w:cs="Calibri"/>
           <w:b/>
           <w:bCs/>
@@ -2325,7 +2278,7 @@
       </w:r>
       <w:r>
         <w:rPr>
-          <w:rStyle w:val="7"/>
+          <w:rStyle w:val="8"/>
           <w:rFonts w:hint="default" w:ascii="Calibri" w:hAnsi="Calibri" w:eastAsia="宋体" w:cs="Calibri"/>
           <w:b/>
           <w:bCs/>
@@ -2350,7 +2303,7 @@
       </w:r>
       <w:r>
         <w:rPr>
-          <w:rStyle w:val="7"/>
+          <w:rStyle w:val="8"/>
           <w:rFonts w:hint="default" w:ascii="Calibri" w:hAnsi="Calibri" w:eastAsia="宋体" w:cs="Calibri"/>
           <w:b/>
           <w:bCs/>
@@ -2375,7 +2328,7 @@
       </w:r>
       <w:r>
         <w:rPr>
-          <w:rStyle w:val="7"/>
+          <w:rStyle w:val="8"/>
           <w:rFonts w:hint="default" w:ascii="Calibri" w:hAnsi="Calibri" w:eastAsia="宋体" w:cs="Calibri"/>
           <w:b/>
           <w:bCs/>
@@ -2400,7 +2353,7 @@
       </w:r>
       <w:r>
         <w:rPr>
-          <w:rStyle w:val="7"/>
+          <w:rStyle w:val="8"/>
           <w:rFonts w:hint="default" w:ascii="Calibri" w:hAnsi="Calibri" w:eastAsia="宋体" w:cs="Calibri"/>
           <w:b/>
           <w:bCs/>
@@ -2818,22 +2771,20 @@
           <w:kern w:val="0"/>
           <w:sz w:val="21"/>
           <w:szCs w:val="21"/>
-          <w:bdr w:val="none" w:color="auto" w:sz="0" w:space="0"/>
           <w:lang w:val="en-US" w:eastAsia="zh-CN" w:bidi="ar"/>
         </w:rPr>
         <w:t xml:space="preserve">It was </w:t>
       </w:r>
       <w:r>
         <w:rPr>
-          <w:rStyle w:val="7"/>
-          <w:rFonts w:hint="default" w:ascii="Calibri" w:hAnsi="Calibri" w:eastAsia="宋体" w:cs="Calibri"/>
-          <w:b/>
-          <w:bCs/>
-          <w:color w:val="1F2329"/>
-          <w:kern w:val="0"/>
-          <w:sz w:val="21"/>
-          <w:szCs w:val="21"/>
-          <w:bdr w:val="none" w:color="auto" w:sz="0" w:space="0"/>
+          <w:rStyle w:val="8"/>
+          <w:rFonts w:hint="default" w:ascii="Calibri" w:hAnsi="Calibri" w:eastAsia="宋体" w:cs="Calibri"/>
+          <w:b/>
+          <w:bCs/>
+          <w:color w:val="1F2329"/>
+          <w:kern w:val="0"/>
+          <w:sz w:val="21"/>
+          <w:szCs w:val="21"/>
           <w:lang w:val="en-US" w:eastAsia="zh-CN" w:bidi="ar"/>
         </w:rPr>
         <w:t>scarcely</w:t>
@@ -2845,22 +2796,20 @@
           <w:kern w:val="0"/>
           <w:sz w:val="21"/>
           <w:szCs w:val="21"/>
-          <w:bdr w:val="none" w:color="auto" w:sz="0" w:space="0"/>
           <w:lang w:val="en-US" w:eastAsia="zh-CN" w:bidi="ar"/>
         </w:rPr>
         <w:t xml:space="preserve"> past </w:t>
       </w:r>
       <w:r>
         <w:rPr>
-          <w:rStyle w:val="7"/>
-          <w:rFonts w:hint="default" w:ascii="Calibri" w:hAnsi="Calibri" w:eastAsia="宋体" w:cs="Calibri"/>
-          <w:b/>
-          <w:bCs/>
-          <w:color w:val="1F2329"/>
-          <w:kern w:val="0"/>
-          <w:sz w:val="21"/>
-          <w:szCs w:val="21"/>
-          <w:bdr w:val="none" w:color="auto" w:sz="0" w:space="0"/>
+          <w:rStyle w:val="8"/>
+          <w:rFonts w:hint="default" w:ascii="Calibri" w:hAnsi="Calibri" w:eastAsia="宋体" w:cs="Calibri"/>
+          <w:b/>
+          <w:bCs/>
+          <w:color w:val="1F2329"/>
+          <w:kern w:val="0"/>
+          <w:sz w:val="21"/>
+          <w:szCs w:val="21"/>
           <w:lang w:val="en-US" w:eastAsia="zh-CN" w:bidi="ar"/>
         </w:rPr>
         <w:t>daylight</w:t>
@@ -2872,22 +2821,20 @@
           <w:kern w:val="0"/>
           <w:sz w:val="21"/>
           <w:szCs w:val="21"/>
-          <w:bdr w:val="none" w:color="auto" w:sz="0" w:space="0"/>
           <w:lang w:val="en-US" w:eastAsia="zh-CN" w:bidi="ar"/>
         </w:rPr>
         <w:t xml:space="preserve"> when I woke up in the </w:t>
       </w:r>
       <w:r>
         <w:rPr>
-          <w:rStyle w:val="7"/>
-          <w:rFonts w:hint="default" w:ascii="Calibri" w:hAnsi="Calibri" w:eastAsia="宋体" w:cs="Calibri"/>
-          <w:b/>
-          <w:bCs/>
-          <w:color w:val="1F2329"/>
-          <w:kern w:val="0"/>
-          <w:sz w:val="21"/>
-          <w:szCs w:val="21"/>
-          <w:bdr w:val="none" w:color="auto" w:sz="0" w:space="0"/>
+          <w:rStyle w:val="8"/>
+          <w:rFonts w:hint="default" w:ascii="Calibri" w:hAnsi="Calibri" w:eastAsia="宋体" w:cs="Calibri"/>
+          <w:b/>
+          <w:bCs/>
+          <w:color w:val="1F2329"/>
+          <w:kern w:val="0"/>
+          <w:sz w:val="21"/>
+          <w:szCs w:val="21"/>
           <w:lang w:val="en-US" w:eastAsia="zh-CN" w:bidi="ar"/>
         </w:rPr>
         <w:t>dorm</w:t>
@@ -2899,22 +2846,20 @@
           <w:kern w:val="0"/>
           <w:sz w:val="21"/>
           <w:szCs w:val="21"/>
-          <w:bdr w:val="none" w:color="auto" w:sz="0" w:space="0"/>
           <w:lang w:val="en-US" w:eastAsia="zh-CN" w:bidi="ar"/>
         </w:rPr>
         <w:t xml:space="preserve">. The winter air carried a chill, and a faint </w:t>
       </w:r>
       <w:r>
         <w:rPr>
-          <w:rStyle w:val="7"/>
-          <w:rFonts w:hint="default" w:ascii="Calibri" w:hAnsi="Calibri" w:eastAsia="宋体" w:cs="Calibri"/>
-          <w:b/>
-          <w:bCs/>
-          <w:color w:val="1F2329"/>
-          <w:kern w:val="0"/>
-          <w:sz w:val="21"/>
-          <w:szCs w:val="21"/>
-          <w:bdr w:val="none" w:color="auto" w:sz="0" w:space="0"/>
+          <w:rStyle w:val="8"/>
+          <w:rFonts w:hint="default" w:ascii="Calibri" w:hAnsi="Calibri" w:eastAsia="宋体" w:cs="Calibri"/>
+          <w:b/>
+          <w:bCs/>
+          <w:color w:val="1F2329"/>
+          <w:kern w:val="0"/>
+          <w:sz w:val="21"/>
+          <w:szCs w:val="21"/>
           <w:lang w:val="en-US" w:eastAsia="zh-CN" w:bidi="ar"/>
         </w:rPr>
         <w:t>moisture</w:t>
@@ -2926,22 +2871,20 @@
           <w:kern w:val="0"/>
           <w:sz w:val="21"/>
           <w:szCs w:val="21"/>
-          <w:bdr w:val="none" w:color="auto" w:sz="0" w:space="0"/>
           <w:lang w:val="en-US" w:eastAsia="zh-CN" w:bidi="ar"/>
         </w:rPr>
         <w:t xml:space="preserve"> clung to the windowpanes. I stretched, but my muscles </w:t>
       </w:r>
       <w:r>
         <w:rPr>
-          <w:rStyle w:val="7"/>
-          <w:rFonts w:hint="default" w:ascii="Calibri" w:hAnsi="Calibri" w:eastAsia="宋体" w:cs="Calibri"/>
-          <w:b/>
-          <w:bCs/>
-          <w:color w:val="1F2329"/>
-          <w:kern w:val="0"/>
-          <w:sz w:val="21"/>
-          <w:szCs w:val="21"/>
-          <w:bdr w:val="none" w:color="auto" w:sz="0" w:space="0"/>
+          <w:rStyle w:val="8"/>
+          <w:rFonts w:hint="default" w:ascii="Calibri" w:hAnsi="Calibri" w:eastAsia="宋体" w:cs="Calibri"/>
+          <w:b/>
+          <w:bCs/>
+          <w:color w:val="1F2329"/>
+          <w:kern w:val="0"/>
+          <w:sz w:val="21"/>
+          <w:szCs w:val="21"/>
           <w:lang w:val="en-US" w:eastAsia="zh-CN" w:bidi="ar"/>
         </w:rPr>
         <w:t>stiffened</w:t>
@@ -2953,22 +2896,20 @@
           <w:kern w:val="0"/>
           <w:sz w:val="21"/>
           <w:szCs w:val="21"/>
-          <w:bdr w:val="none" w:color="auto" w:sz="0" w:space="0"/>
           <w:lang w:val="en-US" w:eastAsia="zh-CN" w:bidi="ar"/>
         </w:rPr>
         <w:t xml:space="preserve"> as I remembered the strange sound I’d heard in the night—a heavy </w:t>
       </w:r>
       <w:r>
         <w:rPr>
-          <w:rStyle w:val="7"/>
-          <w:rFonts w:hint="default" w:ascii="Calibri" w:hAnsi="Calibri" w:eastAsia="宋体" w:cs="Calibri"/>
-          <w:b/>
-          <w:bCs/>
-          <w:color w:val="1F2329"/>
-          <w:kern w:val="0"/>
-          <w:sz w:val="21"/>
-          <w:szCs w:val="21"/>
-          <w:bdr w:val="none" w:color="auto" w:sz="0" w:space="0"/>
+          <w:rStyle w:val="8"/>
+          <w:rFonts w:hint="default" w:ascii="Calibri" w:hAnsi="Calibri" w:eastAsia="宋体" w:cs="Calibri"/>
+          <w:b/>
+          <w:bCs/>
+          <w:color w:val="1F2329"/>
+          <w:kern w:val="0"/>
+          <w:sz w:val="21"/>
+          <w:szCs w:val="21"/>
           <w:lang w:val="en-US" w:eastAsia="zh-CN" w:bidi="ar"/>
         </w:rPr>
         <w:t>tramp</w:t>
@@ -2980,22 +2921,20 @@
           <w:kern w:val="0"/>
           <w:sz w:val="21"/>
           <w:szCs w:val="21"/>
-          <w:bdr w:val="none" w:color="auto" w:sz="0" w:space="0"/>
           <w:lang w:val="en-US" w:eastAsia="zh-CN" w:bidi="ar"/>
         </w:rPr>
         <w:t xml:space="preserve"> outside my door, like someone dragging a </w:t>
       </w:r>
       <w:r>
         <w:rPr>
-          <w:rStyle w:val="7"/>
-          <w:rFonts w:hint="default" w:ascii="Calibri" w:hAnsi="Calibri" w:eastAsia="宋体" w:cs="Calibri"/>
-          <w:b/>
-          <w:bCs/>
-          <w:color w:val="1F2329"/>
-          <w:kern w:val="0"/>
-          <w:sz w:val="21"/>
-          <w:szCs w:val="21"/>
-          <w:bdr w:val="none" w:color="auto" w:sz="0" w:space="0"/>
+          <w:rStyle w:val="8"/>
+          <w:rFonts w:hint="default" w:ascii="Calibri" w:hAnsi="Calibri" w:eastAsia="宋体" w:cs="Calibri"/>
+          <w:b/>
+          <w:bCs/>
+          <w:color w:val="1F2329"/>
+          <w:kern w:val="0"/>
+          <w:sz w:val="21"/>
+          <w:szCs w:val="21"/>
           <w:lang w:val="en-US" w:eastAsia="zh-CN" w:bidi="ar"/>
         </w:rPr>
         <w:t>barrel</w:t>
@@ -3007,7 +2946,6 @@
           <w:kern w:val="0"/>
           <w:sz w:val="21"/>
           <w:szCs w:val="21"/>
-          <w:bdr w:val="none" w:color="auto" w:sz="0" w:space="0"/>
           <w:lang w:val="en-US" w:eastAsia="zh-CN" w:bidi="ar"/>
         </w:rPr>
         <w:t>.</w:t>
@@ -3042,22 +2980,20 @@
           <w:kern w:val="0"/>
           <w:sz w:val="21"/>
           <w:szCs w:val="21"/>
-          <w:bdr w:val="none" w:color="auto" w:sz="0" w:space="0"/>
           <w:lang w:val="en-US" w:eastAsia="zh-CN" w:bidi="ar"/>
         </w:rPr>
         <w:t xml:space="preserve">Downstairs, the kitchen smelled of </w:t>
       </w:r>
       <w:r>
         <w:rPr>
-          <w:rStyle w:val="7"/>
-          <w:rFonts w:hint="default" w:ascii="Calibri" w:hAnsi="Calibri" w:eastAsia="宋体" w:cs="Calibri"/>
-          <w:b/>
-          <w:bCs/>
-          <w:color w:val="1F2329"/>
-          <w:kern w:val="0"/>
-          <w:sz w:val="21"/>
-          <w:szCs w:val="21"/>
-          <w:bdr w:val="none" w:color="auto" w:sz="0" w:space="0"/>
+          <w:rStyle w:val="8"/>
+          <w:rFonts w:hint="default" w:ascii="Calibri" w:hAnsi="Calibri" w:eastAsia="宋体" w:cs="Calibri"/>
+          <w:b/>
+          <w:bCs/>
+          <w:color w:val="1F2329"/>
+          <w:kern w:val="0"/>
+          <w:sz w:val="21"/>
+          <w:szCs w:val="21"/>
           <w:lang w:val="en-US" w:eastAsia="zh-CN" w:bidi="ar"/>
         </w:rPr>
         <w:t>sulphur</w:t>
@@ -3069,22 +3005,20 @@
           <w:kern w:val="0"/>
           <w:sz w:val="21"/>
           <w:szCs w:val="21"/>
-          <w:bdr w:val="none" w:color="auto" w:sz="0" w:space="0"/>
           <w:lang w:val="en-US" w:eastAsia="zh-CN" w:bidi="ar"/>
         </w:rPr>
         <w:t xml:space="preserve"> from the faulty heater. </w:t>
       </w:r>
       <w:r>
         <w:rPr>
-          <w:rStyle w:val="7"/>
-          <w:rFonts w:hint="default" w:ascii="Calibri" w:hAnsi="Calibri" w:eastAsia="宋体" w:cs="Calibri"/>
-          <w:b/>
-          <w:bCs/>
-          <w:color w:val="1F2329"/>
-          <w:kern w:val="0"/>
-          <w:sz w:val="21"/>
-          <w:szCs w:val="21"/>
-          <w:bdr w:val="none" w:color="auto" w:sz="0" w:space="0"/>
+          <w:rStyle w:val="8"/>
+          <w:rFonts w:hint="default" w:ascii="Calibri" w:hAnsi="Calibri" w:eastAsia="宋体" w:cs="Calibri"/>
+          <w:b/>
+          <w:bCs/>
+          <w:color w:val="1F2329"/>
+          <w:kern w:val="0"/>
+          <w:sz w:val="21"/>
+          <w:szCs w:val="21"/>
           <w:lang w:val="en-US" w:eastAsia="zh-CN" w:bidi="ar"/>
         </w:rPr>
         <w:t>Fortunately</w:t>
@@ -3096,22 +3030,20 @@
           <w:kern w:val="0"/>
           <w:sz w:val="21"/>
           <w:szCs w:val="21"/>
-          <w:bdr w:val="none" w:color="auto" w:sz="0" w:space="0"/>
           <w:lang w:val="en-US" w:eastAsia="zh-CN" w:bidi="ar"/>
         </w:rPr>
         <w:t xml:space="preserve">, the </w:t>
       </w:r>
       <w:r>
         <w:rPr>
-          <w:rStyle w:val="7"/>
-          <w:rFonts w:hint="default" w:ascii="Calibri" w:hAnsi="Calibri" w:eastAsia="宋体" w:cs="Calibri"/>
-          <w:b/>
-          <w:bCs/>
-          <w:color w:val="1F2329"/>
-          <w:kern w:val="0"/>
-          <w:sz w:val="21"/>
-          <w:szCs w:val="21"/>
-          <w:bdr w:val="none" w:color="auto" w:sz="0" w:space="0"/>
+          <w:rStyle w:val="8"/>
+          <w:rFonts w:hint="default" w:ascii="Calibri" w:hAnsi="Calibri" w:eastAsia="宋体" w:cs="Calibri"/>
+          <w:b/>
+          <w:bCs/>
+          <w:color w:val="1F2329"/>
+          <w:kern w:val="0"/>
+          <w:sz w:val="21"/>
+          <w:szCs w:val="21"/>
           <w:lang w:val="en-US" w:eastAsia="zh-CN" w:bidi="ar"/>
         </w:rPr>
         <w:t>oven</w:t>
@@ -3123,22 +3055,20 @@
           <w:kern w:val="0"/>
           <w:sz w:val="21"/>
           <w:szCs w:val="21"/>
-          <w:bdr w:val="none" w:color="auto" w:sz="0" w:space="0"/>
           <w:lang w:val="en-US" w:eastAsia="zh-CN" w:bidi="ar"/>
         </w:rPr>
         <w:t xml:space="preserve"> still worked, so I baked some bread to warm up. As I waited, I noticed a </w:t>
       </w:r>
       <w:r>
         <w:rPr>
-          <w:rStyle w:val="7"/>
-          <w:rFonts w:hint="default" w:ascii="Calibri" w:hAnsi="Calibri" w:eastAsia="宋体" w:cs="Calibri"/>
-          <w:b/>
-          <w:bCs/>
-          <w:color w:val="1F2329"/>
-          <w:kern w:val="0"/>
-          <w:sz w:val="21"/>
-          <w:szCs w:val="21"/>
-          <w:bdr w:val="none" w:color="auto" w:sz="0" w:space="0"/>
+          <w:rStyle w:val="8"/>
+          <w:rFonts w:hint="default" w:ascii="Calibri" w:hAnsi="Calibri" w:eastAsia="宋体" w:cs="Calibri"/>
+          <w:b/>
+          <w:bCs/>
+          <w:color w:val="1F2329"/>
+          <w:kern w:val="0"/>
+          <w:sz w:val="21"/>
+          <w:szCs w:val="21"/>
           <w:lang w:val="en-US" w:eastAsia="zh-CN" w:bidi="ar"/>
         </w:rPr>
         <w:t>knob</w:t>
@@ -3150,22 +3080,20 @@
           <w:kern w:val="0"/>
           <w:sz w:val="21"/>
           <w:szCs w:val="21"/>
-          <w:bdr w:val="none" w:color="auto" w:sz="0" w:space="0"/>
           <w:lang w:val="en-US" w:eastAsia="zh-CN" w:bidi="ar"/>
         </w:rPr>
         <w:t xml:space="preserve"> on the old radio was loose; I’d need to </w:t>
       </w:r>
       <w:r>
         <w:rPr>
-          <w:rStyle w:val="7"/>
-          <w:rFonts w:hint="default" w:ascii="Calibri" w:hAnsi="Calibri" w:eastAsia="宋体" w:cs="Calibri"/>
-          <w:b/>
-          <w:bCs/>
-          <w:color w:val="1F2329"/>
-          <w:kern w:val="0"/>
-          <w:sz w:val="21"/>
-          <w:szCs w:val="21"/>
-          <w:bdr w:val="none" w:color="auto" w:sz="0" w:space="0"/>
+          <w:rStyle w:val="8"/>
+          <w:rFonts w:hint="default" w:ascii="Calibri" w:hAnsi="Calibri" w:eastAsia="宋体" w:cs="Calibri"/>
+          <w:b/>
+          <w:bCs/>
+          <w:color w:val="1F2329"/>
+          <w:kern w:val="0"/>
+          <w:sz w:val="21"/>
+          <w:szCs w:val="21"/>
           <w:lang w:val="en-US" w:eastAsia="zh-CN" w:bidi="ar"/>
         </w:rPr>
         <w:t>specify</w:t>
@@ -3177,7 +3105,6 @@
           <w:kern w:val="0"/>
           <w:sz w:val="21"/>
           <w:szCs w:val="21"/>
-          <w:bdr w:val="none" w:color="auto" w:sz="0" w:space="0"/>
           <w:lang w:val="en-US" w:eastAsia="zh-CN" w:bidi="ar"/>
         </w:rPr>
         <w:t xml:space="preserve"> that to the maintenance team later.</w:t>
@@ -3212,22 +3139,20 @@
           <w:kern w:val="0"/>
           <w:sz w:val="21"/>
           <w:szCs w:val="21"/>
-          <w:bdr w:val="none" w:color="auto" w:sz="0" w:space="0"/>
           <w:lang w:val="en-US" w:eastAsia="zh-CN" w:bidi="ar"/>
         </w:rPr>
         <w:t xml:space="preserve">After breakfast, I joined the </w:t>
       </w:r>
       <w:r>
         <w:rPr>
-          <w:rStyle w:val="7"/>
-          <w:rFonts w:hint="default" w:ascii="Calibri" w:hAnsi="Calibri" w:eastAsia="宋体" w:cs="Calibri"/>
-          <w:b/>
-          <w:bCs/>
-          <w:color w:val="1F2329"/>
-          <w:kern w:val="0"/>
-          <w:sz w:val="21"/>
-          <w:szCs w:val="21"/>
-          <w:bdr w:val="none" w:color="auto" w:sz="0" w:space="0"/>
+          <w:rStyle w:val="8"/>
+          <w:rFonts w:hint="default" w:ascii="Calibri" w:hAnsi="Calibri" w:eastAsia="宋体" w:cs="Calibri"/>
+          <w:b/>
+          <w:bCs/>
+          <w:color w:val="1F2329"/>
+          <w:kern w:val="0"/>
+          <w:sz w:val="21"/>
+          <w:szCs w:val="21"/>
           <w:lang w:val="en-US" w:eastAsia="zh-CN" w:bidi="ar"/>
         </w:rPr>
         <w:t>delegation</w:t>
@@ -3239,22 +3164,20 @@
           <w:kern w:val="0"/>
           <w:sz w:val="21"/>
           <w:szCs w:val="21"/>
-          <w:bdr w:val="none" w:color="auto" w:sz="0" w:space="0"/>
           <w:lang w:val="en-US" w:eastAsia="zh-CN" w:bidi="ar"/>
         </w:rPr>
         <w:t xml:space="preserve"> from my class to meet with the principal. We’d come to </w:t>
       </w:r>
       <w:r>
         <w:rPr>
-          <w:rStyle w:val="7"/>
-          <w:rFonts w:hint="default" w:ascii="Calibri" w:hAnsi="Calibri" w:eastAsia="宋体" w:cs="Calibri"/>
-          <w:b/>
-          <w:bCs/>
-          <w:color w:val="1F2329"/>
-          <w:kern w:val="0"/>
-          <w:sz w:val="21"/>
-          <w:szCs w:val="21"/>
-          <w:bdr w:val="none" w:color="auto" w:sz="0" w:space="0"/>
+          <w:rStyle w:val="8"/>
+          <w:rFonts w:hint="default" w:ascii="Calibri" w:hAnsi="Calibri" w:eastAsia="宋体" w:cs="Calibri"/>
+          <w:b/>
+          <w:bCs/>
+          <w:color w:val="1F2329"/>
+          <w:kern w:val="0"/>
+          <w:sz w:val="21"/>
+          <w:szCs w:val="21"/>
           <w:lang w:val="en-US" w:eastAsia="zh-CN" w:bidi="ar"/>
         </w:rPr>
         <w:t>protest</w:t>
@@ -3266,22 +3189,20 @@
           <w:kern w:val="0"/>
           <w:sz w:val="21"/>
           <w:szCs w:val="21"/>
-          <w:bdr w:val="none" w:color="auto" w:sz="0" w:space="0"/>
           <w:lang w:val="en-US" w:eastAsia="zh-CN" w:bidi="ar"/>
         </w:rPr>
         <w:t xml:space="preserve"> the </w:t>
       </w:r>
       <w:r>
         <w:rPr>
-          <w:rStyle w:val="7"/>
-          <w:rFonts w:hint="default" w:ascii="Calibri" w:hAnsi="Calibri" w:eastAsia="宋体" w:cs="Calibri"/>
-          <w:b/>
-          <w:bCs/>
-          <w:color w:val="1F2329"/>
-          <w:kern w:val="0"/>
-          <w:sz w:val="21"/>
-          <w:szCs w:val="21"/>
-          <w:bdr w:val="none" w:color="auto" w:sz="0" w:space="0"/>
+          <w:rStyle w:val="8"/>
+          <w:rFonts w:hint="default" w:ascii="Calibri" w:hAnsi="Calibri" w:eastAsia="宋体" w:cs="Calibri"/>
+          <w:b/>
+          <w:bCs/>
+          <w:color w:val="1F2329"/>
+          <w:kern w:val="0"/>
+          <w:sz w:val="21"/>
+          <w:szCs w:val="21"/>
           <w:lang w:val="en-US" w:eastAsia="zh-CN" w:bidi="ar"/>
         </w:rPr>
         <w:t>excess</w:t>
@@ -3293,22 +3214,20 @@
           <w:kern w:val="0"/>
           <w:sz w:val="21"/>
           <w:szCs w:val="21"/>
-          <w:bdr w:val="none" w:color="auto" w:sz="0" w:space="0"/>
           <w:lang w:val="en-US" w:eastAsia="zh-CN" w:bidi="ar"/>
         </w:rPr>
         <w:t xml:space="preserve"> noise from the nearby </w:t>
       </w:r>
       <w:r>
         <w:rPr>
-          <w:rStyle w:val="7"/>
-          <w:rFonts w:hint="default" w:ascii="Calibri" w:hAnsi="Calibri" w:eastAsia="宋体" w:cs="Calibri"/>
-          <w:b/>
-          <w:bCs/>
-          <w:color w:val="1F2329"/>
-          <w:kern w:val="0"/>
-          <w:sz w:val="21"/>
-          <w:szCs w:val="21"/>
-          <w:bdr w:val="none" w:color="auto" w:sz="0" w:space="0"/>
+          <w:rStyle w:val="8"/>
+          <w:rFonts w:hint="default" w:ascii="Calibri" w:hAnsi="Calibri" w:eastAsia="宋体" w:cs="Calibri"/>
+          <w:b/>
+          <w:bCs/>
+          <w:color w:val="1F2329"/>
+          <w:kern w:val="0"/>
+          <w:sz w:val="21"/>
+          <w:szCs w:val="21"/>
           <w:lang w:val="en-US" w:eastAsia="zh-CN" w:bidi="ar"/>
         </w:rPr>
         <w:t>mill</w:t>
@@ -3320,22 +3239,20 @@
           <w:kern w:val="0"/>
           <w:sz w:val="21"/>
           <w:szCs w:val="21"/>
-          <w:bdr w:val="none" w:color="auto" w:sz="0" w:space="0"/>
           <w:lang w:val="en-US" w:eastAsia="zh-CN" w:bidi="ar"/>
         </w:rPr>
         <w:t xml:space="preserve">. The principal listened with </w:t>
       </w:r>
       <w:r>
         <w:rPr>
-          <w:rStyle w:val="7"/>
-          <w:rFonts w:hint="default" w:ascii="Calibri" w:hAnsi="Calibri" w:eastAsia="宋体" w:cs="Calibri"/>
-          <w:b/>
-          <w:bCs/>
-          <w:color w:val="1F2329"/>
-          <w:kern w:val="0"/>
-          <w:sz w:val="21"/>
-          <w:szCs w:val="21"/>
-          <w:bdr w:val="none" w:color="auto" w:sz="0" w:space="0"/>
+          <w:rStyle w:val="8"/>
+          <w:rFonts w:hint="default" w:ascii="Calibri" w:hAnsi="Calibri" w:eastAsia="宋体" w:cs="Calibri"/>
+          <w:b/>
+          <w:bCs/>
+          <w:color w:val="1F2329"/>
+          <w:kern w:val="0"/>
+          <w:sz w:val="21"/>
+          <w:szCs w:val="21"/>
           <w:lang w:val="en-US" w:eastAsia="zh-CN" w:bidi="ar"/>
         </w:rPr>
         <w:t>impatience</w:t>
@@ -3347,22 +3264,20 @@
           <w:kern w:val="0"/>
           <w:sz w:val="21"/>
           <w:szCs w:val="21"/>
-          <w:bdr w:val="none" w:color="auto" w:sz="0" w:space="0"/>
           <w:lang w:val="en-US" w:eastAsia="zh-CN" w:bidi="ar"/>
         </w:rPr>
         <w:t xml:space="preserve">, but </w:t>
       </w:r>
       <w:r>
         <w:rPr>
-          <w:rStyle w:val="7"/>
-          <w:rFonts w:hint="default" w:ascii="Calibri" w:hAnsi="Calibri" w:eastAsia="宋体" w:cs="Calibri"/>
-          <w:b/>
-          <w:bCs/>
-          <w:color w:val="1F2329"/>
-          <w:kern w:val="0"/>
-          <w:sz w:val="21"/>
-          <w:szCs w:val="21"/>
-          <w:bdr w:val="none" w:color="auto" w:sz="0" w:space="0"/>
+          <w:rStyle w:val="8"/>
+          <w:rFonts w:hint="default" w:ascii="Calibri" w:hAnsi="Calibri" w:eastAsia="宋体" w:cs="Calibri"/>
+          <w:b/>
+          <w:bCs/>
+          <w:color w:val="1F2329"/>
+          <w:kern w:val="0"/>
+          <w:sz w:val="21"/>
+          <w:szCs w:val="21"/>
           <w:lang w:val="en-US" w:eastAsia="zh-CN" w:bidi="ar"/>
         </w:rPr>
         <w:t>nevertheless</w:t>
@@ -3374,7 +3289,6 @@
           <w:kern w:val="0"/>
           <w:sz w:val="21"/>
           <w:szCs w:val="21"/>
-          <w:bdr w:val="none" w:color="auto" w:sz="0" w:space="0"/>
           <w:lang w:val="en-US" w:eastAsia="zh-CN" w:bidi="ar"/>
         </w:rPr>
         <w:t xml:space="preserve"> promised to look into it.</w:t>
@@ -3409,22 +3323,20 @@
           <w:kern w:val="0"/>
           <w:sz w:val="21"/>
           <w:szCs w:val="21"/>
-          <w:bdr w:val="none" w:color="auto" w:sz="0" w:space="0"/>
           <w:lang w:val="en-US" w:eastAsia="zh-CN" w:bidi="ar"/>
         </w:rPr>
         <w:t xml:space="preserve">On the way back, my friend tried to </w:t>
       </w:r>
       <w:r>
         <w:rPr>
-          <w:rStyle w:val="7"/>
-          <w:rFonts w:hint="default" w:ascii="Calibri" w:hAnsi="Calibri" w:eastAsia="宋体" w:cs="Calibri"/>
-          <w:b/>
-          <w:bCs/>
-          <w:color w:val="1F2329"/>
-          <w:kern w:val="0"/>
-          <w:sz w:val="21"/>
-          <w:szCs w:val="21"/>
-          <w:bdr w:val="none" w:color="auto" w:sz="0" w:space="0"/>
+          <w:rStyle w:val="8"/>
+          <w:rFonts w:hint="default" w:ascii="Calibri" w:hAnsi="Calibri" w:eastAsia="宋体" w:cs="Calibri"/>
+          <w:b/>
+          <w:bCs/>
+          <w:color w:val="1F2329"/>
+          <w:kern w:val="0"/>
+          <w:sz w:val="21"/>
+          <w:szCs w:val="21"/>
           <w:lang w:val="en-US" w:eastAsia="zh-CN" w:bidi="ar"/>
         </w:rPr>
         <w:t>retell</w:t>
@@ -3436,22 +3348,20 @@
           <w:kern w:val="0"/>
           <w:sz w:val="21"/>
           <w:szCs w:val="21"/>
-          <w:bdr w:val="none" w:color="auto" w:sz="0" w:space="0"/>
           <w:lang w:val="en-US" w:eastAsia="zh-CN" w:bidi="ar"/>
         </w:rPr>
         <w:t xml:space="preserve"> the ghost story that had been going around. She said a </w:t>
       </w:r>
       <w:r>
         <w:rPr>
-          <w:rStyle w:val="7"/>
-          <w:rFonts w:hint="default" w:ascii="Calibri" w:hAnsi="Calibri" w:eastAsia="宋体" w:cs="Calibri"/>
-          <w:b/>
-          <w:bCs/>
-          <w:color w:val="1F2329"/>
-          <w:kern w:val="0"/>
-          <w:sz w:val="21"/>
-          <w:szCs w:val="21"/>
-          <w:bdr w:val="none" w:color="auto" w:sz="0" w:space="0"/>
+          <w:rStyle w:val="8"/>
+          <w:rFonts w:hint="default" w:ascii="Calibri" w:hAnsi="Calibri" w:eastAsia="宋体" w:cs="Calibri"/>
+          <w:b/>
+          <w:bCs/>
+          <w:color w:val="1F2329"/>
+          <w:kern w:val="0"/>
+          <w:sz w:val="21"/>
+          <w:szCs w:val="21"/>
           <w:lang w:val="en-US" w:eastAsia="zh-CN" w:bidi="ar"/>
         </w:rPr>
         <w:t>ghost</w:t>
@@ -3463,22 +3373,20 @@
           <w:kern w:val="0"/>
           <w:sz w:val="21"/>
           <w:szCs w:val="21"/>
-          <w:bdr w:val="none" w:color="auto" w:sz="0" w:space="0"/>
           <w:lang w:val="en-US" w:eastAsia="zh-CN" w:bidi="ar"/>
         </w:rPr>
         <w:t xml:space="preserve"> of a former student wandered the halls, still upset about having to </w:t>
       </w:r>
       <w:r>
         <w:rPr>
-          <w:rStyle w:val="7"/>
-          <w:rFonts w:hint="default" w:ascii="Calibri" w:hAnsi="Calibri" w:eastAsia="宋体" w:cs="Calibri"/>
-          <w:b/>
-          <w:bCs/>
-          <w:color w:val="1F2329"/>
-          <w:kern w:val="0"/>
-          <w:sz w:val="21"/>
-          <w:szCs w:val="21"/>
-          <w:bdr w:val="none" w:color="auto" w:sz="0" w:space="0"/>
+          <w:rStyle w:val="8"/>
+          <w:rFonts w:hint="default" w:ascii="Calibri" w:hAnsi="Calibri" w:eastAsia="宋体" w:cs="Calibri"/>
+          <w:b/>
+          <w:bCs/>
+          <w:color w:val="1F2329"/>
+          <w:kern w:val="0"/>
+          <w:sz w:val="21"/>
+          <w:szCs w:val="21"/>
           <w:lang w:val="en-US" w:eastAsia="zh-CN" w:bidi="ar"/>
         </w:rPr>
         <w:t>confess</w:t>
@@ -3490,22 +3398,20 @@
           <w:kern w:val="0"/>
           <w:sz w:val="21"/>
           <w:szCs w:val="21"/>
-          <w:bdr w:val="none" w:color="auto" w:sz="0" w:space="0"/>
           <w:lang w:val="en-US" w:eastAsia="zh-CN" w:bidi="ar"/>
         </w:rPr>
         <w:t xml:space="preserve"> to cheating on an </w:t>
       </w:r>
       <w:r>
         <w:rPr>
-          <w:rStyle w:val="7"/>
-          <w:rFonts w:hint="default" w:ascii="Calibri" w:hAnsi="Calibri" w:eastAsia="宋体" w:cs="Calibri"/>
-          <w:b/>
-          <w:bCs/>
-          <w:color w:val="1F2329"/>
-          <w:kern w:val="0"/>
-          <w:sz w:val="21"/>
-          <w:szCs w:val="21"/>
-          <w:bdr w:val="none" w:color="auto" w:sz="0" w:space="0"/>
+          <w:rStyle w:val="8"/>
+          <w:rFonts w:hint="default" w:ascii="Calibri" w:hAnsi="Calibri" w:eastAsia="宋体" w:cs="Calibri"/>
+          <w:b/>
+          <w:bCs/>
+          <w:color w:val="1F2329"/>
+          <w:kern w:val="0"/>
+          <w:sz w:val="21"/>
+          <w:szCs w:val="21"/>
           <w:lang w:val="en-US" w:eastAsia="zh-CN" w:bidi="ar"/>
         </w:rPr>
         <w:t>exam</w:t>
@@ -3517,22 +3423,20 @@
           <w:kern w:val="0"/>
           <w:sz w:val="21"/>
           <w:szCs w:val="21"/>
-          <w:bdr w:val="none" w:color="auto" w:sz="0" w:space="0"/>
           <w:lang w:val="en-US" w:eastAsia="zh-CN" w:bidi="ar"/>
         </w:rPr>
         <w:t xml:space="preserve">. I rolled my eyes, but a </w:t>
       </w:r>
       <w:r>
         <w:rPr>
-          <w:rStyle w:val="7"/>
-          <w:rFonts w:hint="default" w:ascii="Calibri" w:hAnsi="Calibri" w:eastAsia="宋体" w:cs="Calibri"/>
-          <w:b/>
-          <w:bCs/>
-          <w:color w:val="1F2329"/>
-          <w:kern w:val="0"/>
-          <w:sz w:val="21"/>
-          <w:szCs w:val="21"/>
-          <w:bdr w:val="none" w:color="auto" w:sz="0" w:space="0"/>
+          <w:rStyle w:val="8"/>
+          <w:rFonts w:hint="default" w:ascii="Calibri" w:hAnsi="Calibri" w:eastAsia="宋体" w:cs="Calibri"/>
+          <w:b/>
+          <w:bCs/>
+          <w:color w:val="1F2329"/>
+          <w:kern w:val="0"/>
+          <w:sz w:val="21"/>
+          <w:szCs w:val="21"/>
           <w:lang w:val="en-US" w:eastAsia="zh-CN" w:bidi="ar"/>
         </w:rPr>
         <w:t>chill</w:t>
@@ -3544,22 +3448,20 @@
           <w:kern w:val="0"/>
           <w:sz w:val="21"/>
           <w:szCs w:val="21"/>
-          <w:bdr w:val="none" w:color="auto" w:sz="0" w:space="0"/>
           <w:lang w:val="en-US" w:eastAsia="zh-CN" w:bidi="ar"/>
         </w:rPr>
         <w:t xml:space="preserve"> ran down my spine when she described how the ghost’s voice cut </w:t>
       </w:r>
       <w:r>
         <w:rPr>
-          <w:rStyle w:val="7"/>
-          <w:rFonts w:hint="default" w:ascii="Calibri" w:hAnsi="Calibri" w:eastAsia="宋体" w:cs="Calibri"/>
-          <w:b/>
-          <w:bCs/>
-          <w:color w:val="1F2329"/>
-          <w:kern w:val="0"/>
-          <w:sz w:val="21"/>
-          <w:szCs w:val="21"/>
-          <w:bdr w:val="none" w:color="auto" w:sz="0" w:space="0"/>
+          <w:rStyle w:val="8"/>
+          <w:rFonts w:hint="default" w:ascii="Calibri" w:hAnsi="Calibri" w:eastAsia="宋体" w:cs="Calibri"/>
+          <w:b/>
+          <w:bCs/>
+          <w:color w:val="1F2329"/>
+          <w:kern w:val="0"/>
+          <w:sz w:val="21"/>
+          <w:szCs w:val="21"/>
           <w:lang w:val="en-US" w:eastAsia="zh-CN" w:bidi="ar"/>
         </w:rPr>
         <w:t>sharply</w:t>
@@ -3571,7 +3473,6 @@
           <w:kern w:val="0"/>
           <w:sz w:val="21"/>
           <w:szCs w:val="21"/>
-          <w:bdr w:val="none" w:color="auto" w:sz="0" w:space="0"/>
           <w:lang w:val="en-US" w:eastAsia="zh-CN" w:bidi="ar"/>
         </w:rPr>
         <w:t xml:space="preserve"> through the silence.</w:t>
@@ -3606,22 +3507,20 @@
           <w:kern w:val="0"/>
           <w:sz w:val="21"/>
           <w:szCs w:val="21"/>
-          <w:bdr w:val="none" w:color="auto" w:sz="0" w:space="0"/>
           <w:lang w:val="en-US" w:eastAsia="zh-CN" w:bidi="ar"/>
         </w:rPr>
         <w:t xml:space="preserve">That evening, we gathered in the common room to read a </w:t>
       </w:r>
       <w:r>
         <w:rPr>
-          <w:rStyle w:val="7"/>
-          <w:rFonts w:hint="default" w:ascii="Calibri" w:hAnsi="Calibri" w:eastAsia="宋体" w:cs="Calibri"/>
-          <w:b/>
-          <w:bCs/>
-          <w:color w:val="1F2329"/>
-          <w:kern w:val="0"/>
-          <w:sz w:val="21"/>
-          <w:szCs w:val="21"/>
-          <w:bdr w:val="none" w:color="auto" w:sz="0" w:space="0"/>
+          <w:rStyle w:val="8"/>
+          <w:rFonts w:hint="default" w:ascii="Calibri" w:hAnsi="Calibri" w:eastAsia="宋体" w:cs="Calibri"/>
+          <w:b/>
+          <w:bCs/>
+          <w:color w:val="1F2329"/>
+          <w:kern w:val="0"/>
+          <w:sz w:val="21"/>
+          <w:szCs w:val="21"/>
           <w:lang w:val="en-US" w:eastAsia="zh-CN" w:bidi="ar"/>
         </w:rPr>
         <w:t>poem</w:t>
@@ -3633,22 +3532,20 @@
           <w:kern w:val="0"/>
           <w:sz w:val="21"/>
           <w:szCs w:val="21"/>
-          <w:bdr w:val="none" w:color="auto" w:sz="0" w:space="0"/>
           <w:lang w:val="en-US" w:eastAsia="zh-CN" w:bidi="ar"/>
         </w:rPr>
         <w:t xml:space="preserve"> about </w:t>
       </w:r>
       <w:r>
         <w:rPr>
-          <w:rStyle w:val="7"/>
-          <w:rFonts w:hint="default" w:ascii="Calibri" w:hAnsi="Calibri" w:eastAsia="宋体" w:cs="Calibri"/>
-          <w:b/>
-          <w:bCs/>
-          <w:color w:val="1F2329"/>
-          <w:kern w:val="0"/>
-          <w:sz w:val="21"/>
-          <w:szCs w:val="21"/>
-          <w:bdr w:val="none" w:color="auto" w:sz="0" w:space="0"/>
+          <w:rStyle w:val="8"/>
+          <w:rFonts w:hint="default" w:ascii="Calibri" w:hAnsi="Calibri" w:eastAsia="宋体" w:cs="Calibri"/>
+          <w:b/>
+          <w:bCs/>
+          <w:color w:val="1F2329"/>
+          <w:kern w:val="0"/>
+          <w:sz w:val="21"/>
+          <w:szCs w:val="21"/>
           <w:lang w:val="en-US" w:eastAsia="zh-CN" w:bidi="ar"/>
         </w:rPr>
         <w:t>resignation</w:t>
@@ -3660,22 +3557,20 @@
           <w:kern w:val="0"/>
           <w:sz w:val="21"/>
           <w:szCs w:val="21"/>
-          <w:bdr w:val="none" w:color="auto" w:sz="0" w:space="0"/>
           <w:lang w:val="en-US" w:eastAsia="zh-CN" w:bidi="ar"/>
         </w:rPr>
         <w:t xml:space="preserve"> to fate. One student, a </w:t>
       </w:r>
       <w:r>
         <w:rPr>
-          <w:rStyle w:val="7"/>
-          <w:rFonts w:hint="default" w:ascii="Calibri" w:hAnsi="Calibri" w:eastAsia="宋体" w:cs="Calibri"/>
-          <w:b/>
-          <w:bCs/>
-          <w:color w:val="1F2329"/>
-          <w:kern w:val="0"/>
-          <w:sz w:val="21"/>
-          <w:szCs w:val="21"/>
-          <w:bdr w:val="none" w:color="auto" w:sz="0" w:space="0"/>
+          <w:rStyle w:val="8"/>
+          <w:rFonts w:hint="default" w:ascii="Calibri" w:hAnsi="Calibri" w:eastAsia="宋体" w:cs="Calibri"/>
+          <w:b/>
+          <w:bCs/>
+          <w:color w:val="1F2329"/>
+          <w:kern w:val="0"/>
+          <w:sz w:val="21"/>
+          <w:szCs w:val="21"/>
           <w:lang w:val="en-US" w:eastAsia="zh-CN" w:bidi="ar"/>
         </w:rPr>
         <w:t>fool</w:t>
@@ -3687,22 +3582,20 @@
           <w:kern w:val="0"/>
           <w:sz w:val="21"/>
           <w:szCs w:val="21"/>
-          <w:bdr w:val="none" w:color="auto" w:sz="0" w:space="0"/>
           <w:lang w:val="en-US" w:eastAsia="zh-CN" w:bidi="ar"/>
         </w:rPr>
         <w:t xml:space="preserve"> for spooky tales, claimed he’d seen the ghost near the </w:t>
       </w:r>
       <w:r>
         <w:rPr>
-          <w:rStyle w:val="7"/>
-          <w:rFonts w:hint="default" w:ascii="Calibri" w:hAnsi="Calibri" w:eastAsia="宋体" w:cs="Calibri"/>
-          <w:b/>
-          <w:bCs/>
-          <w:color w:val="1F2329"/>
-          <w:kern w:val="0"/>
-          <w:sz w:val="21"/>
-          <w:szCs w:val="21"/>
-          <w:bdr w:val="none" w:color="auto" w:sz="0" w:space="0"/>
+          <w:rStyle w:val="8"/>
+          <w:rFonts w:hint="default" w:ascii="Calibri" w:hAnsi="Calibri" w:eastAsia="宋体" w:cs="Calibri"/>
+          <w:b/>
+          <w:bCs/>
+          <w:color w:val="1F2329"/>
+          <w:kern w:val="0"/>
+          <w:sz w:val="21"/>
+          <w:szCs w:val="21"/>
           <w:lang w:val="en-US" w:eastAsia="zh-CN" w:bidi="ar"/>
         </w:rPr>
         <w:t>outlet</w:t>
@@ -3714,22 +3607,20 @@
           <w:kern w:val="0"/>
           <w:sz w:val="21"/>
           <w:szCs w:val="21"/>
-          <w:bdr w:val="none" w:color="auto" w:sz="0" w:space="0"/>
           <w:lang w:val="en-US" w:eastAsia="zh-CN" w:bidi="ar"/>
         </w:rPr>
         <w:t xml:space="preserve"> by the stairs. We all laughed, but I noticed a </w:t>
       </w:r>
       <w:r>
         <w:rPr>
-          <w:rStyle w:val="7"/>
-          <w:rFonts w:hint="default" w:ascii="Calibri" w:hAnsi="Calibri" w:eastAsia="宋体" w:cs="Calibri"/>
-          <w:b/>
-          <w:bCs/>
-          <w:color w:val="1F2329"/>
-          <w:kern w:val="0"/>
-          <w:sz w:val="21"/>
-          <w:szCs w:val="21"/>
-          <w:bdr w:val="none" w:color="auto" w:sz="0" w:space="0"/>
+          <w:rStyle w:val="8"/>
+          <w:rFonts w:hint="default" w:ascii="Calibri" w:hAnsi="Calibri" w:eastAsia="宋体" w:cs="Calibri"/>
+          <w:b/>
+          <w:bCs/>
+          <w:color w:val="1F2329"/>
+          <w:kern w:val="0"/>
+          <w:sz w:val="21"/>
+          <w:szCs w:val="21"/>
           <w:lang w:val="en-US" w:eastAsia="zh-CN" w:bidi="ar"/>
         </w:rPr>
         <w:t>substantial</w:t>
@@ -3741,22 +3632,20 @@
           <w:kern w:val="0"/>
           <w:sz w:val="21"/>
           <w:szCs w:val="21"/>
-          <w:bdr w:val="none" w:color="auto" w:sz="0" w:space="0"/>
           <w:lang w:val="en-US" w:eastAsia="zh-CN" w:bidi="ar"/>
         </w:rPr>
         <w:t xml:space="preserve"> amount of dust had been </w:t>
       </w:r>
       <w:r>
         <w:rPr>
-          <w:rStyle w:val="7"/>
-          <w:rFonts w:hint="default" w:ascii="Calibri" w:hAnsi="Calibri" w:eastAsia="宋体" w:cs="Calibri"/>
-          <w:b/>
-          <w:bCs/>
-          <w:color w:val="1F2329"/>
-          <w:kern w:val="0"/>
-          <w:sz w:val="21"/>
-          <w:szCs w:val="21"/>
-          <w:bdr w:val="none" w:color="auto" w:sz="0" w:space="0"/>
+          <w:rStyle w:val="8"/>
+          <w:rFonts w:hint="default" w:ascii="Calibri" w:hAnsi="Calibri" w:eastAsia="宋体" w:cs="Calibri"/>
+          <w:b/>
+          <w:bCs/>
+          <w:color w:val="1F2329"/>
+          <w:kern w:val="0"/>
+          <w:sz w:val="21"/>
+          <w:szCs w:val="21"/>
           <w:lang w:val="en-US" w:eastAsia="zh-CN" w:bidi="ar"/>
         </w:rPr>
         <w:t>omitted</w:t>
@@ -3768,7 +3657,6 @@
           <w:kern w:val="0"/>
           <w:sz w:val="21"/>
           <w:szCs w:val="21"/>
-          <w:bdr w:val="none" w:color="auto" w:sz="0" w:space="0"/>
           <w:lang w:val="en-US" w:eastAsia="zh-CN" w:bidi="ar"/>
         </w:rPr>
         <w:t xml:space="preserve"> from the floor—as if something had recently swept through.</w:t>
@@ -3803,22 +3691,20 @@
           <w:kern w:val="0"/>
           <w:sz w:val="21"/>
           <w:szCs w:val="21"/>
-          <w:bdr w:val="none" w:color="auto" w:sz="0" w:space="0"/>
           <w:lang w:val="en-US" w:eastAsia="zh-CN" w:bidi="ar"/>
         </w:rPr>
         <w:t xml:space="preserve">Before bed, I found a </w:t>
       </w:r>
       <w:r>
         <w:rPr>
-          <w:rStyle w:val="7"/>
-          <w:rFonts w:hint="default" w:ascii="Calibri" w:hAnsi="Calibri" w:eastAsia="宋体" w:cs="Calibri"/>
-          <w:b/>
-          <w:bCs/>
-          <w:color w:val="1F2329"/>
-          <w:kern w:val="0"/>
-          <w:sz w:val="21"/>
-          <w:szCs w:val="21"/>
-          <w:bdr w:val="none" w:color="auto" w:sz="0" w:space="0"/>
+          <w:rStyle w:val="8"/>
+          <w:rFonts w:hint="default" w:ascii="Calibri" w:hAnsi="Calibri" w:eastAsia="宋体" w:cs="Calibri"/>
+          <w:b/>
+          <w:bCs/>
+          <w:color w:val="1F2329"/>
+          <w:kern w:val="0"/>
+          <w:sz w:val="21"/>
+          <w:szCs w:val="21"/>
           <w:lang w:val="en-US" w:eastAsia="zh-CN" w:bidi="ar"/>
         </w:rPr>
         <w:t>telegraph</w:t>
@@ -3830,22 +3716,20 @@
           <w:kern w:val="0"/>
           <w:sz w:val="21"/>
           <w:szCs w:val="21"/>
-          <w:bdr w:val="none" w:color="auto" w:sz="0" w:space="0"/>
           <w:lang w:val="en-US" w:eastAsia="zh-CN" w:bidi="ar"/>
         </w:rPr>
         <w:t xml:space="preserve"> from my sister, saying she’d be visiting soon. I smiled, grateful for the good news. As I drifted off, I thought about how </w:t>
       </w:r>
       <w:r>
         <w:rPr>
-          <w:rStyle w:val="7"/>
-          <w:rFonts w:hint="default" w:ascii="Calibri" w:hAnsi="Calibri" w:eastAsia="宋体" w:cs="Calibri"/>
-          <w:b/>
-          <w:bCs/>
-          <w:color w:val="1F2329"/>
-          <w:kern w:val="0"/>
-          <w:sz w:val="21"/>
-          <w:szCs w:val="21"/>
-          <w:bdr w:val="none" w:color="auto" w:sz="0" w:space="0"/>
+          <w:rStyle w:val="8"/>
+          <w:rFonts w:hint="default" w:ascii="Calibri" w:hAnsi="Calibri" w:eastAsia="宋体" w:cs="Calibri"/>
+          <w:b/>
+          <w:bCs/>
+          <w:color w:val="1F2329"/>
+          <w:kern w:val="0"/>
+          <w:sz w:val="21"/>
+          <w:szCs w:val="21"/>
           <w:lang w:val="en-US" w:eastAsia="zh-CN" w:bidi="ar"/>
         </w:rPr>
         <w:t>previously</w:t>
@@ -3857,22 +3741,20 @@
           <w:kern w:val="0"/>
           <w:sz w:val="21"/>
           <w:szCs w:val="21"/>
-          <w:bdr w:val="none" w:color="auto" w:sz="0" w:space="0"/>
           <w:lang w:val="en-US" w:eastAsia="zh-CN" w:bidi="ar"/>
         </w:rPr>
         <w:t xml:space="preserve"> I’d dismissed the ghost story as a </w:t>
       </w:r>
       <w:r>
         <w:rPr>
-          <w:rStyle w:val="7"/>
-          <w:rFonts w:hint="default" w:ascii="Calibri" w:hAnsi="Calibri" w:eastAsia="宋体" w:cs="Calibri"/>
-          <w:b/>
-          <w:bCs/>
-          <w:color w:val="1F2329"/>
-          <w:kern w:val="0"/>
-          <w:sz w:val="21"/>
-          <w:szCs w:val="21"/>
-          <w:bdr w:val="none" w:color="auto" w:sz="0" w:space="0"/>
+          <w:rStyle w:val="8"/>
+          <w:rFonts w:hint="default" w:ascii="Calibri" w:hAnsi="Calibri" w:eastAsia="宋体" w:cs="Calibri"/>
+          <w:b/>
+          <w:bCs/>
+          <w:color w:val="1F2329"/>
+          <w:kern w:val="0"/>
+          <w:sz w:val="21"/>
+          <w:szCs w:val="21"/>
           <w:lang w:val="en-US" w:eastAsia="zh-CN" w:bidi="ar"/>
         </w:rPr>
         <w:t>fraction</w:t>
@@ -3884,22 +3766,20 @@
           <w:kern w:val="0"/>
           <w:sz w:val="21"/>
           <w:szCs w:val="21"/>
-          <w:bdr w:val="none" w:color="auto" w:sz="0" w:space="0"/>
           <w:lang w:val="en-US" w:eastAsia="zh-CN" w:bidi="ar"/>
         </w:rPr>
         <w:t xml:space="preserve"> of imagination. Now, though, I wasn’t so sure. I pulled my </w:t>
       </w:r>
       <w:r>
         <w:rPr>
-          <w:rStyle w:val="7"/>
-          <w:rFonts w:hint="default" w:ascii="Calibri" w:hAnsi="Calibri" w:eastAsia="宋体" w:cs="Calibri"/>
-          <w:b/>
-          <w:bCs/>
-          <w:color w:val="1F2329"/>
-          <w:kern w:val="0"/>
-          <w:sz w:val="21"/>
-          <w:szCs w:val="21"/>
-          <w:bdr w:val="none" w:color="auto" w:sz="0" w:space="0"/>
+          <w:rStyle w:val="8"/>
+          <w:rFonts w:hint="default" w:ascii="Calibri" w:hAnsi="Calibri" w:eastAsia="宋体" w:cs="Calibri"/>
+          <w:b/>
+          <w:bCs/>
+          <w:color w:val="1F2329"/>
+          <w:kern w:val="0"/>
+          <w:sz w:val="21"/>
+          <w:szCs w:val="21"/>
           <w:lang w:val="en-US" w:eastAsia="zh-CN" w:bidi="ar"/>
         </w:rPr>
         <w:t>woollen</w:t>
@@ -3911,22 +3791,20 @@
           <w:kern w:val="0"/>
           <w:sz w:val="21"/>
           <w:szCs w:val="21"/>
-          <w:bdr w:val="none" w:color="auto" w:sz="0" w:space="0"/>
           <w:lang w:val="en-US" w:eastAsia="zh-CN" w:bidi="ar"/>
         </w:rPr>
         <w:t xml:space="preserve"> blanket tighter, hoping the morning sun would </w:t>
       </w:r>
       <w:r>
         <w:rPr>
-          <w:rStyle w:val="7"/>
-          <w:rFonts w:hint="default" w:ascii="Calibri" w:hAnsi="Calibri" w:eastAsia="宋体" w:cs="Calibri"/>
-          <w:b/>
-          <w:bCs/>
-          <w:color w:val="1F2329"/>
-          <w:kern w:val="0"/>
-          <w:sz w:val="21"/>
-          <w:szCs w:val="21"/>
-          <w:bdr w:val="none" w:color="auto" w:sz="0" w:space="0"/>
+          <w:rStyle w:val="8"/>
+          <w:rFonts w:hint="default" w:ascii="Calibri" w:hAnsi="Calibri" w:eastAsia="宋体" w:cs="Calibri"/>
+          <w:b/>
+          <w:bCs/>
+          <w:color w:val="1F2329"/>
+          <w:kern w:val="0"/>
+          <w:sz w:val="21"/>
+          <w:szCs w:val="21"/>
           <w:lang w:val="en-US" w:eastAsia="zh-CN" w:bidi="ar"/>
         </w:rPr>
         <w:t>deepen</w:t>
@@ -3938,22 +3816,20 @@
           <w:kern w:val="0"/>
           <w:sz w:val="21"/>
           <w:szCs w:val="21"/>
-          <w:bdr w:val="none" w:color="auto" w:sz="0" w:space="0"/>
           <w:lang w:val="en-US" w:eastAsia="zh-CN" w:bidi="ar"/>
         </w:rPr>
         <w:t xml:space="preserve"> my courage and make the whole thing feel less </w:t>
       </w:r>
       <w:r>
         <w:rPr>
-          <w:rStyle w:val="7"/>
-          <w:rFonts w:hint="default" w:ascii="Calibri" w:hAnsi="Calibri" w:eastAsia="宋体" w:cs="Calibri"/>
-          <w:b/>
-          <w:bCs/>
-          <w:color w:val="1F2329"/>
-          <w:kern w:val="0"/>
-          <w:sz w:val="21"/>
-          <w:szCs w:val="21"/>
-          <w:bdr w:val="none" w:color="auto" w:sz="0" w:space="0"/>
+          <w:rStyle w:val="8"/>
+          <w:rFonts w:hint="default" w:ascii="Calibri" w:hAnsi="Calibri" w:eastAsia="宋体" w:cs="Calibri"/>
+          <w:b/>
+          <w:bCs/>
+          <w:color w:val="1F2329"/>
+          <w:kern w:val="0"/>
+          <w:sz w:val="21"/>
+          <w:szCs w:val="21"/>
           <w:lang w:val="en-US" w:eastAsia="zh-CN" w:bidi="ar"/>
         </w:rPr>
         <w:t>desirable</w:t>
@@ -3965,7 +3841,6 @@
           <w:kern w:val="0"/>
           <w:sz w:val="21"/>
           <w:szCs w:val="21"/>
-          <w:bdr w:val="none" w:color="auto" w:sz="0" w:space="0"/>
           <w:lang w:val="en-US" w:eastAsia="zh-CN" w:bidi="ar"/>
         </w:rPr>
         <w:t xml:space="preserve"> to believe.</w:t>
@@ -3992,33 +3867,30 @@
           <w:kern w:val="0"/>
           <w:sz w:val="21"/>
           <w:szCs w:val="21"/>
-          <w:bdr w:val="none" w:color="auto" w:sz="0" w:space="0"/>
-          <w:lang w:val="en-US" w:eastAsia="zh-CN" w:bidi="ar"/>
-        </w:rPr>
-      </w:pPr>
-      <w:r>
-        <w:rPr>
-          <w:rFonts w:hint="default" w:ascii="Calibri" w:hAnsi="Calibri" w:eastAsia="宋体" w:cs="Calibri"/>
-          <w:color w:val="1F2329"/>
-          <w:kern w:val="0"/>
-          <w:sz w:val="21"/>
-          <w:szCs w:val="21"/>
-          <w:bdr w:val="none" w:color="auto" w:sz="0" w:space="0"/>
+          <w:lang w:val="en-US" w:eastAsia="zh-CN" w:bidi="ar"/>
+        </w:rPr>
+      </w:pPr>
+      <w:r>
+        <w:rPr>
+          <w:rFonts w:hint="default" w:ascii="Calibri" w:hAnsi="Calibri" w:eastAsia="宋体" w:cs="Calibri"/>
+          <w:color w:val="1F2329"/>
+          <w:kern w:val="0"/>
+          <w:sz w:val="21"/>
+          <w:szCs w:val="21"/>
           <w:lang w:val="en-US" w:eastAsia="zh-CN" w:bidi="ar"/>
         </w:rPr>
         <w:t xml:space="preserve">The next day, we learned the “ghost” was just a teacher who’d been </w:t>
       </w:r>
       <w:r>
         <w:rPr>
-          <w:rStyle w:val="7"/>
-          <w:rFonts w:hint="default" w:ascii="Calibri" w:hAnsi="Calibri" w:eastAsia="宋体" w:cs="Calibri"/>
-          <w:b/>
-          <w:bCs/>
-          <w:color w:val="1F2329"/>
-          <w:kern w:val="0"/>
-          <w:sz w:val="21"/>
-          <w:szCs w:val="21"/>
-          <w:bdr w:val="none" w:color="auto" w:sz="0" w:space="0"/>
+          <w:rStyle w:val="8"/>
+          <w:rFonts w:hint="default" w:ascii="Calibri" w:hAnsi="Calibri" w:eastAsia="宋体" w:cs="Calibri"/>
+          <w:b/>
+          <w:bCs/>
+          <w:color w:val="1F2329"/>
+          <w:kern w:val="0"/>
+          <w:sz w:val="21"/>
+          <w:szCs w:val="21"/>
           <w:lang w:val="en-US" w:eastAsia="zh-CN" w:bidi="ar"/>
         </w:rPr>
         <w:t>shearing</w:t>
@@ -4030,22 +3902,20 @@
           <w:kern w:val="0"/>
           <w:sz w:val="21"/>
           <w:szCs w:val="21"/>
-          <w:bdr w:val="none" w:color="auto" w:sz="0" w:space="0"/>
           <w:lang w:val="en-US" w:eastAsia="zh-CN" w:bidi="ar"/>
         </w:rPr>
         <w:t xml:space="preserve"> sheep on the school farm and had come in late. We all felt a mix of relief and </w:t>
       </w:r>
       <w:r>
         <w:rPr>
-          <w:rStyle w:val="7"/>
-          <w:rFonts w:hint="default" w:ascii="Calibri" w:hAnsi="Calibri" w:eastAsia="宋体" w:cs="Calibri"/>
-          <w:b/>
-          <w:bCs/>
-          <w:color w:val="1F2329"/>
-          <w:kern w:val="0"/>
-          <w:sz w:val="21"/>
-          <w:szCs w:val="21"/>
-          <w:bdr w:val="none" w:color="auto" w:sz="0" w:space="0"/>
+          <w:rStyle w:val="8"/>
+          <w:rFonts w:hint="default" w:ascii="Calibri" w:hAnsi="Calibri" w:eastAsia="宋体" w:cs="Calibri"/>
+          <w:b/>
+          <w:bCs/>
+          <w:color w:val="1F2329"/>
+          <w:kern w:val="0"/>
+          <w:sz w:val="21"/>
+          <w:szCs w:val="21"/>
           <w:lang w:val="en-US" w:eastAsia="zh-CN" w:bidi="ar"/>
         </w:rPr>
         <w:t>contempt</w:t>
@@ -4057,7 +3927,6 @@
           <w:kern w:val="0"/>
           <w:sz w:val="21"/>
           <w:szCs w:val="21"/>
-          <w:bdr w:val="none" w:color="auto" w:sz="0" w:space="0"/>
           <w:lang w:val="en-US" w:eastAsia="zh-CN" w:bidi="ar"/>
         </w:rPr>
         <w:t xml:space="preserve"> for our overactive imaginations. Still, it was a story we’d be telling for years.</w:t>
@@ -4072,7 +3941,6 @@
           <w:color w:val="1F2329"/>
           <w:kern w:val="0"/>
           <w:szCs w:val="21"/>
-          <w:bdr w:val="none" w:color="auto" w:sz="0" w:space="0"/>
           <w:lang w:val="en-US" w:eastAsia="zh-CN" w:bidi="ar"/>
         </w:rPr>
       </w:pPr>
@@ -4113,22 +3981,20 @@
           <w:kern w:val="0"/>
           <w:sz w:val="21"/>
           <w:szCs w:val="21"/>
-          <w:bdr w:val="none" w:color="auto" w:sz="0" w:space="0"/>
           <w:lang w:val="en-US" w:eastAsia="zh-CN" w:bidi="ar"/>
         </w:rPr>
         <w:t xml:space="preserve">In a </w:t>
       </w:r>
       <w:r>
         <w:rPr>
-          <w:rStyle w:val="7"/>
-          <w:rFonts w:hint="default" w:ascii="Calibri" w:hAnsi="Calibri" w:eastAsia="宋体" w:cs="Calibri"/>
-          <w:b/>
-          <w:bCs/>
-          <w:color w:val="1F2329"/>
-          <w:kern w:val="0"/>
-          <w:sz w:val="21"/>
-          <w:szCs w:val="21"/>
-          <w:bdr w:val="none" w:color="auto" w:sz="0" w:space="0"/>
+          <w:rStyle w:val="8"/>
+          <w:rFonts w:hint="default" w:ascii="Calibri" w:hAnsi="Calibri" w:eastAsia="宋体" w:cs="Calibri"/>
+          <w:b/>
+          <w:bCs/>
+          <w:color w:val="1F2329"/>
+          <w:kern w:val="0"/>
+          <w:sz w:val="21"/>
+          <w:szCs w:val="21"/>
           <w:lang w:val="en-US" w:eastAsia="zh-CN" w:bidi="ar"/>
         </w:rPr>
         <w:t>rural</w:t>
@@ -4140,22 +4006,20 @@
           <w:kern w:val="0"/>
           <w:sz w:val="21"/>
           <w:szCs w:val="21"/>
-          <w:bdr w:val="none" w:color="auto" w:sz="0" w:space="0"/>
           <w:lang w:val="en-US" w:eastAsia="zh-CN" w:bidi="ar"/>
         </w:rPr>
         <w:t xml:space="preserve"> village nestled between rolling hills, the </w:t>
       </w:r>
       <w:r>
         <w:rPr>
-          <w:rStyle w:val="7"/>
-          <w:rFonts w:hint="default" w:ascii="Calibri" w:hAnsi="Calibri" w:eastAsia="宋体" w:cs="Calibri"/>
-          <w:b/>
-          <w:bCs/>
-          <w:color w:val="1F2329"/>
-          <w:kern w:val="0"/>
-          <w:sz w:val="21"/>
-          <w:szCs w:val="21"/>
-          <w:bdr w:val="none" w:color="auto" w:sz="0" w:space="0"/>
+          <w:rStyle w:val="8"/>
+          <w:rFonts w:hint="default" w:ascii="Calibri" w:hAnsi="Calibri" w:eastAsia="宋体" w:cs="Calibri"/>
+          <w:b/>
+          <w:bCs/>
+          <w:color w:val="1F2329"/>
+          <w:kern w:val="0"/>
+          <w:sz w:val="21"/>
+          <w:szCs w:val="21"/>
           <w:lang w:val="en-US" w:eastAsia="zh-CN" w:bidi="ar"/>
         </w:rPr>
         <w:t>inhabitant</w:t>
@@ -4167,22 +4031,20 @@
           <w:kern w:val="0"/>
           <w:sz w:val="21"/>
           <w:szCs w:val="21"/>
-          <w:bdr w:val="none" w:color="auto" w:sz="0" w:space="0"/>
           <w:lang w:val="en-US" w:eastAsia="zh-CN" w:bidi="ar"/>
         </w:rPr>
         <w:t xml:space="preserve">s gathered to discuss their </w:t>
       </w:r>
       <w:r>
         <w:rPr>
-          <w:rStyle w:val="7"/>
-          <w:rFonts w:hint="default" w:ascii="Calibri" w:hAnsi="Calibri" w:eastAsia="宋体" w:cs="Calibri"/>
-          <w:b/>
-          <w:bCs/>
-          <w:color w:val="1F2329"/>
-          <w:kern w:val="0"/>
-          <w:sz w:val="21"/>
-          <w:szCs w:val="21"/>
-          <w:bdr w:val="none" w:color="auto" w:sz="0" w:space="0"/>
+          <w:rStyle w:val="8"/>
+          <w:rFonts w:hint="default" w:ascii="Calibri" w:hAnsi="Calibri" w:eastAsia="宋体" w:cs="Calibri"/>
+          <w:b/>
+          <w:bCs/>
+          <w:color w:val="1F2329"/>
+          <w:kern w:val="0"/>
+          <w:sz w:val="21"/>
+          <w:szCs w:val="21"/>
           <w:lang w:val="en-US" w:eastAsia="zh-CN" w:bidi="ar"/>
         </w:rPr>
         <w:t>resolution</w:t>
@@ -4194,36 +4056,20 @@
           <w:kern w:val="0"/>
           <w:sz w:val="21"/>
           <w:szCs w:val="21"/>
-          <w:bdr w:val="none" w:color="auto" w:sz="0" w:space="0"/>
-          <w:lang w:val="en-US" w:eastAsia="zh-CN" w:bidi="ar"/>
-        </w:rPr>
-        <w:t xml:space="preserve"> for the new year. They all agree</w:t>
-      </w:r>
-      <w:bookmarkStart w:id="0" w:name="_GoBack"/>
-      <w:bookmarkEnd w:id="0"/>
-      <w:r>
-        <w:rPr>
-          <w:rFonts w:hint="default" w:ascii="Calibri" w:hAnsi="Calibri" w:eastAsia="宋体" w:cs="Calibri"/>
-          <w:color w:val="1F2329"/>
-          <w:kern w:val="0"/>
-          <w:sz w:val="21"/>
-          <w:szCs w:val="21"/>
-          <w:bdr w:val="none" w:color="auto" w:sz="0" w:space="0"/>
-          <w:lang w:val="en-US" w:eastAsia="zh-CN" w:bidi="ar"/>
-        </w:rPr>
-        <w:t xml:space="preserve">d that the </w:t>
-      </w:r>
-      <w:r>
-        <w:rPr>
-          <w:rStyle w:val="7"/>
-          <w:rFonts w:hint="default" w:ascii="Calibri" w:hAnsi="Calibri" w:eastAsia="宋体" w:cs="Calibri"/>
-          <w:b/>
-          <w:bCs/>
-          <w:color w:val="1F2329"/>
-          <w:kern w:val="0"/>
-          <w:sz w:val="21"/>
-          <w:szCs w:val="21"/>
-          <w:bdr w:val="none" w:color="auto" w:sz="0" w:space="0"/>
+          <w:lang w:val="en-US" w:eastAsia="zh-CN" w:bidi="ar"/>
+        </w:rPr>
+        <w:t xml:space="preserve"> for the new year. They all agreed that the </w:t>
+      </w:r>
+      <w:r>
+        <w:rPr>
+          <w:rStyle w:val="8"/>
+          <w:rFonts w:hint="default" w:ascii="Calibri" w:hAnsi="Calibri" w:eastAsia="宋体" w:cs="Calibri"/>
+          <w:b/>
+          <w:bCs/>
+          <w:color w:val="1F2329"/>
+          <w:kern w:val="0"/>
+          <w:sz w:val="21"/>
+          <w:szCs w:val="21"/>
           <w:lang w:val="en-US" w:eastAsia="zh-CN" w:bidi="ar"/>
         </w:rPr>
         <w:t>unsatisfactory</w:t>
@@ -4235,22 +4081,20 @@
           <w:kern w:val="0"/>
           <w:sz w:val="21"/>
           <w:szCs w:val="21"/>
-          <w:bdr w:val="none" w:color="auto" w:sz="0" w:space="0"/>
           <w:lang w:val="en-US" w:eastAsia="zh-CN" w:bidi="ar"/>
         </w:rPr>
         <w:t xml:space="preserve"> state of their old schoolhouse needed a </w:t>
       </w:r>
       <w:r>
         <w:rPr>
-          <w:rStyle w:val="7"/>
-          <w:rFonts w:hint="default" w:ascii="Calibri" w:hAnsi="Calibri" w:eastAsia="宋体" w:cs="Calibri"/>
-          <w:b/>
-          <w:bCs/>
-          <w:color w:val="1F2329"/>
-          <w:kern w:val="0"/>
-          <w:sz w:val="21"/>
-          <w:szCs w:val="21"/>
-          <w:bdr w:val="none" w:color="auto" w:sz="0" w:space="0"/>
+          <w:rStyle w:val="8"/>
+          <w:rFonts w:hint="default" w:ascii="Calibri" w:hAnsi="Calibri" w:eastAsia="宋体" w:cs="Calibri"/>
+          <w:b/>
+          <w:bCs/>
+          <w:color w:val="1F2329"/>
+          <w:kern w:val="0"/>
+          <w:sz w:val="21"/>
+          <w:szCs w:val="21"/>
           <w:lang w:val="en-US" w:eastAsia="zh-CN" w:bidi="ar"/>
         </w:rPr>
         <w:t>progressive</w:t>
@@ -4262,22 +4106,20 @@
           <w:kern w:val="0"/>
           <w:sz w:val="21"/>
           <w:szCs w:val="21"/>
-          <w:bdr w:val="none" w:color="auto" w:sz="0" w:space="0"/>
           <w:lang w:val="en-US" w:eastAsia="zh-CN" w:bidi="ar"/>
         </w:rPr>
         <w:t xml:space="preserve"> fix. To </w:t>
       </w:r>
       <w:r>
         <w:rPr>
-          <w:rStyle w:val="7"/>
-          <w:rFonts w:hint="default" w:ascii="Calibri" w:hAnsi="Calibri" w:eastAsia="宋体" w:cs="Calibri"/>
-          <w:b/>
-          <w:bCs/>
-          <w:color w:val="1F2329"/>
-          <w:kern w:val="0"/>
-          <w:sz w:val="21"/>
-          <w:szCs w:val="21"/>
-          <w:bdr w:val="none" w:color="auto" w:sz="0" w:space="0"/>
+          <w:rStyle w:val="8"/>
+          <w:rFonts w:hint="default" w:ascii="Calibri" w:hAnsi="Calibri" w:eastAsia="宋体" w:cs="Calibri"/>
+          <w:b/>
+          <w:bCs/>
+          <w:color w:val="1F2329"/>
+          <w:kern w:val="0"/>
+          <w:sz w:val="21"/>
+          <w:szCs w:val="21"/>
           <w:lang w:val="en-US" w:eastAsia="zh-CN" w:bidi="ar"/>
         </w:rPr>
         <w:t>reinforce</w:t>
@@ -4289,22 +4131,20 @@
           <w:kern w:val="0"/>
           <w:sz w:val="21"/>
           <w:szCs w:val="21"/>
-          <w:bdr w:val="none" w:color="auto" w:sz="0" w:space="0"/>
           <w:lang w:val="en-US" w:eastAsia="zh-CN" w:bidi="ar"/>
         </w:rPr>
         <w:t xml:space="preserve"> the crumbling walls and </w:t>
       </w:r>
       <w:r>
         <w:rPr>
-          <w:rStyle w:val="7"/>
-          <w:rFonts w:hint="default" w:ascii="Calibri" w:hAnsi="Calibri" w:eastAsia="宋体" w:cs="Calibri"/>
-          <w:b/>
-          <w:bCs/>
-          <w:color w:val="1F2329"/>
-          <w:kern w:val="0"/>
-          <w:sz w:val="21"/>
-          <w:szCs w:val="21"/>
-          <w:bdr w:val="none" w:color="auto" w:sz="0" w:space="0"/>
+          <w:rStyle w:val="8"/>
+          <w:rFonts w:hint="default" w:ascii="Calibri" w:hAnsi="Calibri" w:eastAsia="宋体" w:cs="Calibri"/>
+          <w:b/>
+          <w:bCs/>
+          <w:color w:val="1F2329"/>
+          <w:kern w:val="0"/>
+          <w:sz w:val="21"/>
+          <w:szCs w:val="21"/>
           <w:lang w:val="en-US" w:eastAsia="zh-CN" w:bidi="ar"/>
         </w:rPr>
         <w:t>lower</w:t>
@@ -4316,22 +4156,20 @@
           <w:kern w:val="0"/>
           <w:sz w:val="21"/>
           <w:szCs w:val="21"/>
-          <w:bdr w:val="none" w:color="auto" w:sz="0" w:space="0"/>
           <w:lang w:val="en-US" w:eastAsia="zh-CN" w:bidi="ar"/>
         </w:rPr>
         <w:t xml:space="preserve"> the risk of collapse, they organized a </w:t>
       </w:r>
       <w:r>
         <w:rPr>
-          <w:rStyle w:val="7"/>
-          <w:rFonts w:hint="default" w:ascii="Calibri" w:hAnsi="Calibri" w:eastAsia="宋体" w:cs="Calibri"/>
-          <w:b/>
-          <w:bCs/>
-          <w:color w:val="1F2329"/>
-          <w:kern w:val="0"/>
-          <w:sz w:val="21"/>
-          <w:szCs w:val="21"/>
-          <w:bdr w:val="none" w:color="auto" w:sz="0" w:space="0"/>
+          <w:rStyle w:val="8"/>
+          <w:rFonts w:hint="default" w:ascii="Calibri" w:hAnsi="Calibri" w:eastAsia="宋体" w:cs="Calibri"/>
+          <w:b/>
+          <w:bCs/>
+          <w:color w:val="1F2329"/>
+          <w:kern w:val="0"/>
+          <w:sz w:val="21"/>
+          <w:szCs w:val="21"/>
           <w:lang w:val="en-US" w:eastAsia="zh-CN" w:bidi="ar"/>
         </w:rPr>
         <w:t>contest</w:t>
@@ -4343,7 +4181,6 @@
           <w:kern w:val="0"/>
           <w:sz w:val="21"/>
           <w:szCs w:val="21"/>
-          <w:bdr w:val="none" w:color="auto" w:sz="0" w:space="0"/>
           <w:lang w:val="en-US" w:eastAsia="zh-CN" w:bidi="ar"/>
         </w:rPr>
         <w:t xml:space="preserve"> to raise funds.</w:t>
@@ -4378,22 +4215,20 @@
           <w:kern w:val="0"/>
           <w:sz w:val="21"/>
           <w:szCs w:val="21"/>
-          <w:bdr w:val="none" w:color="auto" w:sz="0" w:space="0"/>
           <w:lang w:val="en-US" w:eastAsia="zh-CN" w:bidi="ar"/>
         </w:rPr>
         <w:t xml:space="preserve">The </w:t>
       </w:r>
       <w:r>
         <w:rPr>
-          <w:rStyle w:val="7"/>
-          <w:rFonts w:hint="default" w:ascii="Calibri" w:hAnsi="Calibri" w:eastAsia="宋体" w:cs="Calibri"/>
-          <w:b/>
-          <w:bCs/>
-          <w:color w:val="1F2329"/>
-          <w:kern w:val="0"/>
-          <w:sz w:val="21"/>
-          <w:szCs w:val="21"/>
-          <w:bdr w:val="none" w:color="auto" w:sz="0" w:space="0"/>
+          <w:rStyle w:val="8"/>
+          <w:rFonts w:hint="default" w:ascii="Calibri" w:hAnsi="Calibri" w:eastAsia="宋体" w:cs="Calibri"/>
+          <w:b/>
+          <w:bCs/>
+          <w:color w:val="1F2329"/>
+          <w:kern w:val="0"/>
+          <w:sz w:val="21"/>
+          <w:szCs w:val="21"/>
           <w:lang w:val="en-US" w:eastAsia="zh-CN" w:bidi="ar"/>
         </w:rPr>
         <w:t>timid</w:t>
@@ -4405,22 +4240,20 @@
           <w:kern w:val="0"/>
           <w:sz w:val="21"/>
           <w:szCs w:val="21"/>
-          <w:bdr w:val="none" w:color="auto" w:sz="0" w:space="0"/>
           <w:lang w:val="en-US" w:eastAsia="zh-CN" w:bidi="ar"/>
         </w:rPr>
         <w:t xml:space="preserve"> local baker, who </w:t>
       </w:r>
       <w:r>
         <w:rPr>
-          <w:rStyle w:val="7"/>
-          <w:rFonts w:hint="default" w:ascii="Calibri" w:hAnsi="Calibri" w:eastAsia="宋体" w:cs="Calibri"/>
-          <w:b/>
-          <w:bCs/>
-          <w:color w:val="1F2329"/>
-          <w:kern w:val="0"/>
-          <w:sz w:val="21"/>
-          <w:szCs w:val="21"/>
-          <w:bdr w:val="none" w:color="auto" w:sz="0" w:space="0"/>
+          <w:rStyle w:val="8"/>
+          <w:rFonts w:hint="default" w:ascii="Calibri" w:hAnsi="Calibri" w:eastAsia="宋体" w:cs="Calibri"/>
+          <w:b/>
+          <w:bCs/>
+          <w:color w:val="1F2329"/>
+          <w:kern w:val="0"/>
+          <w:sz w:val="21"/>
+          <w:szCs w:val="21"/>
           <w:lang w:val="en-US" w:eastAsia="zh-CN" w:bidi="ar"/>
         </w:rPr>
         <w:t>rarely</w:t>
@@ -4432,22 +4265,20 @@
           <w:kern w:val="0"/>
           <w:sz w:val="21"/>
           <w:szCs w:val="21"/>
-          <w:bdr w:val="none" w:color="auto" w:sz="0" w:space="0"/>
           <w:lang w:val="en-US" w:eastAsia="zh-CN" w:bidi="ar"/>
         </w:rPr>
         <w:t xml:space="preserve"> spoke in public, stepped forward with a </w:t>
       </w:r>
       <w:r>
         <w:rPr>
-          <w:rStyle w:val="7"/>
-          <w:rFonts w:hint="default" w:ascii="Calibri" w:hAnsi="Calibri" w:eastAsia="宋体" w:cs="Calibri"/>
-          <w:b/>
-          <w:bCs/>
-          <w:color w:val="1F2329"/>
-          <w:kern w:val="0"/>
-          <w:sz w:val="21"/>
-          <w:szCs w:val="21"/>
-          <w:bdr w:val="none" w:color="auto" w:sz="0" w:space="0"/>
+          <w:rStyle w:val="8"/>
+          <w:rFonts w:hint="default" w:ascii="Calibri" w:hAnsi="Calibri" w:eastAsia="宋体" w:cs="Calibri"/>
+          <w:b/>
+          <w:bCs/>
+          <w:color w:val="1F2329"/>
+          <w:kern w:val="0"/>
+          <w:sz w:val="21"/>
+          <w:szCs w:val="21"/>
           <w:lang w:val="en-US" w:eastAsia="zh-CN" w:bidi="ar"/>
         </w:rPr>
         <w:t>jolly</w:t>
@@ -4459,22 +4290,20 @@
           <w:kern w:val="0"/>
           <w:sz w:val="21"/>
           <w:szCs w:val="21"/>
-          <w:bdr w:val="none" w:color="auto" w:sz="0" w:space="0"/>
           <w:lang w:val="en-US" w:eastAsia="zh-CN" w:bidi="ar"/>
         </w:rPr>
         <w:t xml:space="preserve"> smile, donating a large sum to </w:t>
       </w:r>
       <w:r>
         <w:rPr>
-          <w:rStyle w:val="7"/>
-          <w:rFonts w:hint="default" w:ascii="Calibri" w:hAnsi="Calibri" w:eastAsia="宋体" w:cs="Calibri"/>
-          <w:b/>
-          <w:bCs/>
-          <w:color w:val="1F2329"/>
-          <w:kern w:val="0"/>
-          <w:sz w:val="21"/>
-          <w:szCs w:val="21"/>
-          <w:bdr w:val="none" w:color="auto" w:sz="0" w:space="0"/>
+          <w:rStyle w:val="8"/>
+          <w:rFonts w:hint="default" w:ascii="Calibri" w:hAnsi="Calibri" w:eastAsia="宋体" w:cs="Calibri"/>
+          <w:b/>
+          <w:bCs/>
+          <w:color w:val="1F2329"/>
+          <w:kern w:val="0"/>
+          <w:sz w:val="21"/>
+          <w:szCs w:val="21"/>
           <w:lang w:val="en-US" w:eastAsia="zh-CN" w:bidi="ar"/>
         </w:rPr>
         <w:t>prompt</w:t>
@@ -4486,22 +4315,20 @@
           <w:kern w:val="0"/>
           <w:sz w:val="21"/>
           <w:szCs w:val="21"/>
-          <w:bdr w:val="none" w:color="auto" w:sz="0" w:space="0"/>
           <w:lang w:val="en-US" w:eastAsia="zh-CN" w:bidi="ar"/>
         </w:rPr>
         <w:t xml:space="preserve"> others to contribute. “This is a </w:t>
       </w:r>
       <w:r>
         <w:rPr>
-          <w:rStyle w:val="7"/>
-          <w:rFonts w:hint="default" w:ascii="Calibri" w:hAnsi="Calibri" w:eastAsia="宋体" w:cs="Calibri"/>
-          <w:b/>
-          <w:bCs/>
-          <w:color w:val="1F2329"/>
-          <w:kern w:val="0"/>
-          <w:sz w:val="21"/>
-          <w:szCs w:val="21"/>
-          <w:bdr w:val="none" w:color="auto" w:sz="0" w:space="0"/>
+          <w:rStyle w:val="8"/>
+          <w:rFonts w:hint="default" w:ascii="Calibri" w:hAnsi="Calibri" w:eastAsia="宋体" w:cs="Calibri"/>
+          <w:b/>
+          <w:bCs/>
+          <w:color w:val="1F2329"/>
+          <w:kern w:val="0"/>
+          <w:sz w:val="21"/>
+          <w:szCs w:val="21"/>
           <w:lang w:val="en-US" w:eastAsia="zh-CN" w:bidi="ar"/>
         </w:rPr>
         <w:t>tragedy</w:t>
@@ -4513,22 +4340,20 @@
           <w:kern w:val="0"/>
           <w:sz w:val="21"/>
           <w:szCs w:val="21"/>
-          <w:bdr w:val="none" w:color="auto" w:sz="0" w:space="0"/>
           <w:lang w:val="en-US" w:eastAsia="zh-CN" w:bidi="ar"/>
         </w:rPr>
         <w:t xml:space="preserve"> we can prevent,” he said, his voice </w:t>
       </w:r>
       <w:r>
         <w:rPr>
-          <w:rStyle w:val="7"/>
-          <w:rFonts w:hint="default" w:ascii="Calibri" w:hAnsi="Calibri" w:eastAsia="宋体" w:cs="Calibri"/>
-          <w:b/>
-          <w:bCs/>
-          <w:color w:val="1F2329"/>
-          <w:kern w:val="0"/>
-          <w:sz w:val="21"/>
-          <w:szCs w:val="21"/>
-          <w:bdr w:val="none" w:color="auto" w:sz="0" w:space="0"/>
+          <w:rStyle w:val="8"/>
+          <w:rFonts w:hint="default" w:ascii="Calibri" w:hAnsi="Calibri" w:eastAsia="宋体" w:cs="Calibri"/>
+          <w:b/>
+          <w:bCs/>
+          <w:color w:val="1F2329"/>
+          <w:kern w:val="0"/>
+          <w:sz w:val="21"/>
+          <w:szCs w:val="21"/>
           <w:lang w:val="en-US" w:eastAsia="zh-CN" w:bidi="ar"/>
         </w:rPr>
         <w:t>smoothly</w:t>
@@ -4540,22 +4365,20 @@
           <w:kern w:val="0"/>
           <w:sz w:val="21"/>
           <w:szCs w:val="21"/>
-          <w:bdr w:val="none" w:color="auto" w:sz="0" w:space="0"/>
           <w:lang w:val="en-US" w:eastAsia="zh-CN" w:bidi="ar"/>
         </w:rPr>
         <w:t xml:space="preserve"> gaining confidence. The villagers worked </w:t>
       </w:r>
       <w:r>
         <w:rPr>
-          <w:rStyle w:val="7"/>
-          <w:rFonts w:hint="default" w:ascii="Calibri" w:hAnsi="Calibri" w:eastAsia="宋体" w:cs="Calibri"/>
-          <w:b/>
-          <w:bCs/>
-          <w:color w:val="1F2329"/>
-          <w:kern w:val="0"/>
-          <w:sz w:val="21"/>
-          <w:szCs w:val="21"/>
-          <w:bdr w:val="none" w:color="auto" w:sz="0" w:space="0"/>
+          <w:rStyle w:val="8"/>
+          <w:rFonts w:hint="default" w:ascii="Calibri" w:hAnsi="Calibri" w:eastAsia="宋体" w:cs="Calibri"/>
+          <w:b/>
+          <w:bCs/>
+          <w:color w:val="1F2329"/>
+          <w:kern w:val="0"/>
+          <w:sz w:val="21"/>
+          <w:szCs w:val="21"/>
           <w:lang w:val="en-US" w:eastAsia="zh-CN" w:bidi="ar"/>
         </w:rPr>
         <w:t>moderately</w:t>
@@ -4567,22 +4390,20 @@
           <w:kern w:val="0"/>
           <w:sz w:val="21"/>
           <w:szCs w:val="21"/>
-          <w:bdr w:val="none" w:color="auto" w:sz="0" w:space="0"/>
           <w:lang w:val="en-US" w:eastAsia="zh-CN" w:bidi="ar"/>
         </w:rPr>
         <w:t xml:space="preserve"> but steadily, and soon the </w:t>
       </w:r>
       <w:r>
         <w:rPr>
-          <w:rStyle w:val="7"/>
-          <w:rFonts w:hint="default" w:ascii="Calibri" w:hAnsi="Calibri" w:eastAsia="宋体" w:cs="Calibri"/>
-          <w:b/>
-          <w:bCs/>
-          <w:color w:val="1F2329"/>
-          <w:kern w:val="0"/>
-          <w:sz w:val="21"/>
-          <w:szCs w:val="21"/>
-          <w:bdr w:val="none" w:color="auto" w:sz="0" w:space="0"/>
+          <w:rStyle w:val="8"/>
+          <w:rFonts w:hint="default" w:ascii="Calibri" w:hAnsi="Calibri" w:eastAsia="宋体" w:cs="Calibri"/>
+          <w:b/>
+          <w:bCs/>
+          <w:color w:val="1F2329"/>
+          <w:kern w:val="0"/>
+          <w:sz w:val="21"/>
+          <w:szCs w:val="21"/>
           <w:lang w:val="en-US" w:eastAsia="zh-CN" w:bidi="ar"/>
         </w:rPr>
         <w:t>reduction</w:t>
@@ -4594,22 +4415,20 @@
           <w:kern w:val="0"/>
           <w:sz w:val="21"/>
           <w:szCs w:val="21"/>
-          <w:bdr w:val="none" w:color="auto" w:sz="0" w:space="0"/>
           <w:lang w:val="en-US" w:eastAsia="zh-CN" w:bidi="ar"/>
         </w:rPr>
         <w:t xml:space="preserve"> in unsafe conditions became </w:t>
       </w:r>
       <w:r>
         <w:rPr>
-          <w:rStyle w:val="7"/>
-          <w:rFonts w:hint="default" w:ascii="Calibri" w:hAnsi="Calibri" w:eastAsia="宋体" w:cs="Calibri"/>
-          <w:b/>
-          <w:bCs/>
-          <w:color w:val="1F2329"/>
-          <w:kern w:val="0"/>
-          <w:sz w:val="21"/>
-          <w:szCs w:val="21"/>
-          <w:bdr w:val="none" w:color="auto" w:sz="0" w:space="0"/>
+          <w:rStyle w:val="8"/>
+          <w:rFonts w:hint="default" w:ascii="Calibri" w:hAnsi="Calibri" w:eastAsia="宋体" w:cs="Calibri"/>
+          <w:b/>
+          <w:bCs/>
+          <w:color w:val="1F2329"/>
+          <w:kern w:val="0"/>
+          <w:sz w:val="21"/>
+          <w:szCs w:val="21"/>
           <w:lang w:val="en-US" w:eastAsia="zh-CN" w:bidi="ar"/>
         </w:rPr>
         <w:t>visible</w:t>
@@ -4621,7 +4440,6 @@
           <w:kern w:val="0"/>
           <w:sz w:val="21"/>
           <w:szCs w:val="21"/>
-          <w:bdr w:val="none" w:color="auto" w:sz="0" w:space="0"/>
           <w:lang w:val="en-US" w:eastAsia="zh-CN" w:bidi="ar"/>
         </w:rPr>
         <w:t>.</w:t>
@@ -4656,22 +4474,20 @@
           <w:kern w:val="0"/>
           <w:sz w:val="21"/>
           <w:szCs w:val="21"/>
-          <w:bdr w:val="none" w:color="auto" w:sz="0" w:space="0"/>
           <w:lang w:val="en-US" w:eastAsia="zh-CN" w:bidi="ar"/>
         </w:rPr>
         <w:t xml:space="preserve">One afternoon, a </w:t>
       </w:r>
       <w:r>
         <w:rPr>
-          <w:rStyle w:val="7"/>
-          <w:rFonts w:hint="default" w:ascii="Calibri" w:hAnsi="Calibri" w:eastAsia="宋体" w:cs="Calibri"/>
-          <w:b/>
-          <w:bCs/>
-          <w:color w:val="1F2329"/>
-          <w:kern w:val="0"/>
-          <w:sz w:val="21"/>
-          <w:szCs w:val="21"/>
-          <w:bdr w:val="none" w:color="auto" w:sz="0" w:space="0"/>
+          <w:rStyle w:val="8"/>
+          <w:rFonts w:hint="default" w:ascii="Calibri" w:hAnsi="Calibri" w:eastAsia="宋体" w:cs="Calibri"/>
+          <w:b/>
+          <w:bCs/>
+          <w:color w:val="1F2329"/>
+          <w:kern w:val="0"/>
+          <w:sz w:val="21"/>
+          <w:szCs w:val="21"/>
           <w:lang w:val="en-US" w:eastAsia="zh-CN" w:bidi="ar"/>
         </w:rPr>
         <w:t>wicked</w:t>
@@ -4683,22 +4499,20 @@
           <w:kern w:val="0"/>
           <w:sz w:val="21"/>
           <w:szCs w:val="21"/>
-          <w:bdr w:val="none" w:color="auto" w:sz="0" w:space="0"/>
           <w:lang w:val="en-US" w:eastAsia="zh-CN" w:bidi="ar"/>
         </w:rPr>
         <w:t xml:space="preserve"> </w:t>
       </w:r>
       <w:r>
         <w:rPr>
-          <w:rStyle w:val="7"/>
-          <w:rFonts w:hint="default" w:ascii="Calibri" w:hAnsi="Calibri" w:eastAsia="宋体" w:cs="Calibri"/>
-          <w:b/>
-          <w:bCs/>
-          <w:color w:val="1F2329"/>
-          <w:kern w:val="0"/>
-          <w:sz w:val="21"/>
-          <w:szCs w:val="21"/>
-          <w:bdr w:val="none" w:color="auto" w:sz="0" w:space="0"/>
+          <w:rStyle w:val="8"/>
+          <w:rFonts w:hint="default" w:ascii="Calibri" w:hAnsi="Calibri" w:eastAsia="宋体" w:cs="Calibri"/>
+          <w:b/>
+          <w:bCs/>
+          <w:color w:val="1F2329"/>
+          <w:kern w:val="0"/>
+          <w:sz w:val="21"/>
+          <w:szCs w:val="21"/>
           <w:lang w:val="en-US" w:eastAsia="zh-CN" w:bidi="ar"/>
         </w:rPr>
         <w:t>robber</w:t>
@@ -4710,22 +4524,20 @@
           <w:kern w:val="0"/>
           <w:sz w:val="21"/>
           <w:szCs w:val="21"/>
-          <w:bdr w:val="none" w:color="auto" w:sz="0" w:space="0"/>
           <w:lang w:val="en-US" w:eastAsia="zh-CN" w:bidi="ar"/>
         </w:rPr>
         <w:t xml:space="preserve"> tried to steal the donation box. The villagers acted with </w:t>
       </w:r>
       <w:r>
         <w:rPr>
-          <w:rStyle w:val="7"/>
-          <w:rFonts w:hint="default" w:ascii="Calibri" w:hAnsi="Calibri" w:eastAsia="宋体" w:cs="Calibri"/>
-          <w:b/>
-          <w:bCs/>
-          <w:color w:val="1F2329"/>
-          <w:kern w:val="0"/>
-          <w:sz w:val="21"/>
-          <w:szCs w:val="21"/>
-          <w:bdr w:val="none" w:color="auto" w:sz="0" w:space="0"/>
+          <w:rStyle w:val="8"/>
+          <w:rFonts w:hint="default" w:ascii="Calibri" w:hAnsi="Calibri" w:eastAsia="宋体" w:cs="Calibri"/>
+          <w:b/>
+          <w:bCs/>
+          <w:color w:val="1F2329"/>
+          <w:kern w:val="0"/>
+          <w:sz w:val="21"/>
+          <w:szCs w:val="21"/>
           <w:lang w:val="en-US" w:eastAsia="zh-CN" w:bidi="ar"/>
         </w:rPr>
         <w:t>utmost</w:t>
@@ -4737,22 +4549,20 @@
           <w:kern w:val="0"/>
           <w:sz w:val="21"/>
           <w:szCs w:val="21"/>
-          <w:bdr w:val="none" w:color="auto" w:sz="0" w:space="0"/>
           <w:lang w:val="en-US" w:eastAsia="zh-CN" w:bidi="ar"/>
         </w:rPr>
         <w:t xml:space="preserve"> courage, and he was quickly caught and sent to </w:t>
       </w:r>
       <w:r>
         <w:rPr>
-          <w:rStyle w:val="7"/>
-          <w:rFonts w:hint="default" w:ascii="Calibri" w:hAnsi="Calibri" w:eastAsia="宋体" w:cs="Calibri"/>
-          <w:b/>
-          <w:bCs/>
-          <w:color w:val="1F2329"/>
-          <w:kern w:val="0"/>
-          <w:sz w:val="21"/>
-          <w:szCs w:val="21"/>
-          <w:bdr w:val="none" w:color="auto" w:sz="0" w:space="0"/>
+          <w:rStyle w:val="8"/>
+          <w:rFonts w:hint="default" w:ascii="Calibri" w:hAnsi="Calibri" w:eastAsia="宋体" w:cs="Calibri"/>
+          <w:b/>
+          <w:bCs/>
+          <w:color w:val="1F2329"/>
+          <w:kern w:val="0"/>
+          <w:sz w:val="21"/>
+          <w:szCs w:val="21"/>
           <w:lang w:val="en-US" w:eastAsia="zh-CN" w:bidi="ar"/>
         </w:rPr>
         <w:t>jail</w:t>
@@ -4764,22 +4574,20 @@
           <w:kern w:val="0"/>
           <w:sz w:val="21"/>
           <w:szCs w:val="21"/>
-          <w:bdr w:val="none" w:color="auto" w:sz="0" w:space="0"/>
           <w:lang w:val="en-US" w:eastAsia="zh-CN" w:bidi="ar"/>
         </w:rPr>
         <w:t xml:space="preserve">. The incident only </w:t>
       </w:r>
       <w:r>
         <w:rPr>
-          <w:rStyle w:val="7"/>
-          <w:rFonts w:hint="default" w:ascii="Calibri" w:hAnsi="Calibri" w:eastAsia="宋体" w:cs="Calibri"/>
-          <w:b/>
-          <w:bCs/>
-          <w:color w:val="1F2329"/>
-          <w:kern w:val="0"/>
-          <w:sz w:val="21"/>
-          <w:szCs w:val="21"/>
-          <w:bdr w:val="none" w:color="auto" w:sz="0" w:space="0"/>
+          <w:rStyle w:val="8"/>
+          <w:rFonts w:hint="default" w:ascii="Calibri" w:hAnsi="Calibri" w:eastAsia="宋体" w:cs="Calibri"/>
+          <w:b/>
+          <w:bCs/>
+          <w:color w:val="1F2329"/>
+          <w:kern w:val="0"/>
+          <w:sz w:val="21"/>
+          <w:szCs w:val="21"/>
           <w:lang w:val="en-US" w:eastAsia="zh-CN" w:bidi="ar"/>
         </w:rPr>
         <w:t>reinforce</w:t>
@@ -4791,22 +4599,20 @@
           <w:kern w:val="0"/>
           <w:sz w:val="21"/>
           <w:szCs w:val="21"/>
-          <w:bdr w:val="none" w:color="auto" w:sz="0" w:space="0"/>
           <w:lang w:val="en-US" w:eastAsia="zh-CN" w:bidi="ar"/>
         </w:rPr>
         <w:t xml:space="preserve">d their unity. As </w:t>
       </w:r>
       <w:r>
         <w:rPr>
-          <w:rStyle w:val="7"/>
-          <w:rFonts w:hint="default" w:ascii="Calibri" w:hAnsi="Calibri" w:eastAsia="宋体" w:cs="Calibri"/>
-          <w:b/>
-          <w:bCs/>
-          <w:color w:val="1F2329"/>
-          <w:kern w:val="0"/>
-          <w:sz w:val="21"/>
-          <w:szCs w:val="21"/>
-          <w:bdr w:val="none" w:color="auto" w:sz="0" w:space="0"/>
+          <w:rStyle w:val="8"/>
+          <w:rFonts w:hint="default" w:ascii="Calibri" w:hAnsi="Calibri" w:eastAsia="宋体" w:cs="Calibri"/>
+          <w:b/>
+          <w:bCs/>
+          <w:color w:val="1F2329"/>
+          <w:kern w:val="0"/>
+          <w:sz w:val="21"/>
+          <w:szCs w:val="21"/>
           <w:lang w:val="en-US" w:eastAsia="zh-CN" w:bidi="ar"/>
         </w:rPr>
         <w:t>dew</w:t>
@@ -4818,22 +4624,20 @@
           <w:kern w:val="0"/>
           <w:sz w:val="21"/>
           <w:szCs w:val="21"/>
-          <w:bdr w:val="none" w:color="auto" w:sz="0" w:space="0"/>
           <w:lang w:val="en-US" w:eastAsia="zh-CN" w:bidi="ar"/>
         </w:rPr>
         <w:t xml:space="preserve"> settled on the newly repaired roof, a </w:t>
       </w:r>
       <w:r>
         <w:rPr>
-          <w:rStyle w:val="7"/>
-          <w:rFonts w:hint="default" w:ascii="Calibri" w:hAnsi="Calibri" w:eastAsia="宋体" w:cs="Calibri"/>
-          <w:b/>
-          <w:bCs/>
-          <w:color w:val="1F2329"/>
-          <w:kern w:val="0"/>
-          <w:sz w:val="21"/>
-          <w:szCs w:val="21"/>
-          <w:bdr w:val="none" w:color="auto" w:sz="0" w:space="0"/>
+          <w:rStyle w:val="8"/>
+          <w:rFonts w:hint="default" w:ascii="Calibri" w:hAnsi="Calibri" w:eastAsia="宋体" w:cs="Calibri"/>
+          <w:b/>
+          <w:bCs/>
+          <w:color w:val="1F2329"/>
+          <w:kern w:val="0"/>
+          <w:sz w:val="21"/>
+          <w:szCs w:val="21"/>
           <w:lang w:val="en-US" w:eastAsia="zh-CN" w:bidi="ar"/>
         </w:rPr>
         <w:t>moist</w:t>
@@ -4845,7 +4649,6 @@
           <w:kern w:val="0"/>
           <w:sz w:val="21"/>
           <w:szCs w:val="21"/>
-          <w:bdr w:val="none" w:color="auto" w:sz="0" w:space="0"/>
           <w:lang w:val="en-US" w:eastAsia="zh-CN" w:bidi="ar"/>
         </w:rPr>
         <w:t xml:space="preserve"> breeze carried the scent of fresh paint.</w:t>
@@ -4880,22 +4683,20 @@
           <w:kern w:val="0"/>
           <w:sz w:val="21"/>
           <w:szCs w:val="21"/>
-          <w:bdr w:val="none" w:color="auto" w:sz="0" w:space="0"/>
           <w:lang w:val="en-US" w:eastAsia="zh-CN" w:bidi="ar"/>
         </w:rPr>
         <w:t xml:space="preserve">The school’s </w:t>
       </w:r>
       <w:r>
         <w:rPr>
-          <w:rStyle w:val="7"/>
-          <w:rFonts w:hint="default" w:ascii="Calibri" w:hAnsi="Calibri" w:eastAsia="宋体" w:cs="Calibri"/>
-          <w:b/>
-          <w:bCs/>
-          <w:color w:val="1F2329"/>
-          <w:kern w:val="0"/>
-          <w:sz w:val="21"/>
-          <w:szCs w:val="21"/>
-          <w:bdr w:val="none" w:color="auto" w:sz="0" w:space="0"/>
+          <w:rStyle w:val="8"/>
+          <w:rFonts w:hint="default" w:ascii="Calibri" w:hAnsi="Calibri" w:eastAsia="宋体" w:cs="Calibri"/>
+          <w:b/>
+          <w:bCs/>
+          <w:color w:val="1F2329"/>
+          <w:kern w:val="0"/>
+          <w:sz w:val="21"/>
+          <w:szCs w:val="21"/>
           <w:lang w:val="en-US" w:eastAsia="zh-CN" w:bidi="ar"/>
         </w:rPr>
         <w:t>transformation</w:t>
@@ -4907,22 +4708,20 @@
           <w:kern w:val="0"/>
           <w:sz w:val="21"/>
           <w:szCs w:val="21"/>
-          <w:bdr w:val="none" w:color="auto" w:sz="0" w:space="0"/>
           <w:lang w:val="en-US" w:eastAsia="zh-CN" w:bidi="ar"/>
         </w:rPr>
         <w:t xml:space="preserve"> was complete. The </w:t>
       </w:r>
       <w:r>
         <w:rPr>
-          <w:rStyle w:val="7"/>
-          <w:rFonts w:hint="default" w:ascii="Calibri" w:hAnsi="Calibri" w:eastAsia="宋体" w:cs="Calibri"/>
-          <w:b/>
-          <w:bCs/>
-          <w:color w:val="1F2329"/>
-          <w:kern w:val="0"/>
-          <w:sz w:val="21"/>
-          <w:szCs w:val="21"/>
-          <w:bdr w:val="none" w:color="auto" w:sz="0" w:space="0"/>
+          <w:rStyle w:val="8"/>
+          <w:rFonts w:hint="default" w:ascii="Calibri" w:hAnsi="Calibri" w:eastAsia="宋体" w:cs="Calibri"/>
+          <w:b/>
+          <w:bCs/>
+          <w:color w:val="1F2329"/>
+          <w:kern w:val="0"/>
+          <w:sz w:val="21"/>
+          <w:szCs w:val="21"/>
           <w:lang w:val="en-US" w:eastAsia="zh-CN" w:bidi="ar"/>
         </w:rPr>
         <w:t>discipline</w:t>
@@ -4934,22 +4733,20 @@
           <w:kern w:val="0"/>
           <w:sz w:val="21"/>
           <w:szCs w:val="21"/>
-          <w:bdr w:val="none" w:color="auto" w:sz="0" w:space="0"/>
           <w:lang w:val="en-US" w:eastAsia="zh-CN" w:bidi="ar"/>
         </w:rPr>
         <w:t xml:space="preserve"> of the villagers had paid off—they had </w:t>
       </w:r>
       <w:r>
         <w:rPr>
-          <w:rStyle w:val="7"/>
-          <w:rFonts w:hint="default" w:ascii="Calibri" w:hAnsi="Calibri" w:eastAsia="宋体" w:cs="Calibri"/>
-          <w:b/>
-          <w:bCs/>
-          <w:color w:val="1F2329"/>
-          <w:kern w:val="0"/>
-          <w:sz w:val="21"/>
-          <w:szCs w:val="21"/>
-          <w:bdr w:val="none" w:color="auto" w:sz="0" w:space="0"/>
+          <w:rStyle w:val="8"/>
+          <w:rFonts w:hint="default" w:ascii="Calibri" w:hAnsi="Calibri" w:eastAsia="宋体" w:cs="Calibri"/>
+          <w:b/>
+          <w:bCs/>
+          <w:color w:val="1F2329"/>
+          <w:kern w:val="0"/>
+          <w:sz w:val="21"/>
+          <w:szCs w:val="21"/>
           <w:lang w:val="en-US" w:eastAsia="zh-CN" w:bidi="ar"/>
         </w:rPr>
         <w:t>cease</w:t>
@@ -4961,22 +4758,20 @@
           <w:kern w:val="0"/>
           <w:sz w:val="21"/>
           <w:szCs w:val="21"/>
-          <w:bdr w:val="none" w:color="auto" w:sz="0" w:space="0"/>
           <w:lang w:val="en-US" w:eastAsia="zh-CN" w:bidi="ar"/>
         </w:rPr>
         <w:t xml:space="preserve">d to </w:t>
       </w:r>
       <w:r>
         <w:rPr>
-          <w:rStyle w:val="7"/>
-          <w:rFonts w:hint="default" w:ascii="Calibri" w:hAnsi="Calibri" w:eastAsia="宋体" w:cs="Calibri"/>
-          <w:b/>
-          <w:bCs/>
-          <w:color w:val="1F2329"/>
-          <w:kern w:val="0"/>
-          <w:sz w:val="21"/>
-          <w:szCs w:val="21"/>
-          <w:bdr w:val="none" w:color="auto" w:sz="0" w:space="0"/>
+          <w:rStyle w:val="8"/>
+          <w:rFonts w:hint="default" w:ascii="Calibri" w:hAnsi="Calibri" w:eastAsia="宋体" w:cs="Calibri"/>
+          <w:b/>
+          <w:bCs/>
+          <w:color w:val="1F2329"/>
+          <w:kern w:val="0"/>
+          <w:sz w:val="21"/>
+          <w:szCs w:val="21"/>
           <w:lang w:val="en-US" w:eastAsia="zh-CN" w:bidi="ar"/>
         </w:rPr>
         <w:t>isolate</w:t>
@@ -4988,22 +4783,20 @@
           <w:kern w:val="0"/>
           <w:sz w:val="21"/>
           <w:szCs w:val="21"/>
-          <w:bdr w:val="none" w:color="auto" w:sz="0" w:space="0"/>
           <w:lang w:val="en-US" w:eastAsia="zh-CN" w:bidi="ar"/>
         </w:rPr>
         <w:t xml:space="preserve"> themselves and instead built something stronger together. </w:t>
       </w:r>
       <w:r>
         <w:rPr>
-          <w:rStyle w:val="7"/>
-          <w:rFonts w:hint="default" w:ascii="Calibri" w:hAnsi="Calibri" w:eastAsia="宋体" w:cs="Calibri"/>
-          <w:b/>
-          <w:bCs/>
-          <w:color w:val="1F2329"/>
-          <w:kern w:val="0"/>
-          <w:sz w:val="21"/>
-          <w:szCs w:val="21"/>
-          <w:bdr w:val="none" w:color="auto" w:sz="0" w:space="0"/>
+          <w:rStyle w:val="8"/>
+          <w:rFonts w:hint="default" w:ascii="Calibri" w:hAnsi="Calibri" w:eastAsia="宋体" w:cs="Calibri"/>
+          <w:b/>
+          <w:bCs/>
+          <w:color w:val="1F2329"/>
+          <w:kern w:val="0"/>
+          <w:sz w:val="21"/>
+          <w:szCs w:val="21"/>
           <w:lang w:val="en-US" w:eastAsia="zh-CN" w:bidi="ar"/>
         </w:rPr>
         <w:t>Undoubtedly</w:t>
@@ -5015,22 +4808,20 @@
           <w:kern w:val="0"/>
           <w:sz w:val="21"/>
           <w:szCs w:val="21"/>
-          <w:bdr w:val="none" w:color="auto" w:sz="0" w:space="0"/>
           <w:lang w:val="en-US" w:eastAsia="zh-CN" w:bidi="ar"/>
         </w:rPr>
         <w:t xml:space="preserve">, their efforts had </w:t>
       </w:r>
       <w:r>
         <w:rPr>
-          <w:rStyle w:val="7"/>
-          <w:rFonts w:hint="default" w:ascii="Calibri" w:hAnsi="Calibri" w:eastAsia="宋体" w:cs="Calibri"/>
-          <w:b/>
-          <w:bCs/>
-          <w:color w:val="1F2329"/>
-          <w:kern w:val="0"/>
-          <w:sz w:val="21"/>
-          <w:szCs w:val="21"/>
-          <w:bdr w:val="none" w:color="auto" w:sz="0" w:space="0"/>
+          <w:rStyle w:val="8"/>
+          <w:rFonts w:hint="default" w:ascii="Calibri" w:hAnsi="Calibri" w:eastAsia="宋体" w:cs="Calibri"/>
+          <w:b/>
+          <w:bCs/>
+          <w:color w:val="1F2329"/>
+          <w:kern w:val="0"/>
+          <w:sz w:val="21"/>
+          <w:szCs w:val="21"/>
           <w:lang w:val="en-US" w:eastAsia="zh-CN" w:bidi="ar"/>
         </w:rPr>
         <w:t>moderate</w:t>
@@ -5042,22 +4833,20 @@
           <w:kern w:val="0"/>
           <w:sz w:val="21"/>
           <w:szCs w:val="21"/>
-          <w:bdr w:val="none" w:color="auto" w:sz="0" w:space="0"/>
           <w:lang w:val="en-US" w:eastAsia="zh-CN" w:bidi="ar"/>
         </w:rPr>
         <w:t xml:space="preserve">d the risk and </w:t>
       </w:r>
       <w:r>
         <w:rPr>
-          <w:rStyle w:val="7"/>
-          <w:rFonts w:hint="default" w:ascii="Calibri" w:hAnsi="Calibri" w:eastAsia="宋体" w:cs="Calibri"/>
-          <w:b/>
-          <w:bCs/>
-          <w:color w:val="1F2329"/>
-          <w:kern w:val="0"/>
-          <w:sz w:val="21"/>
-          <w:szCs w:val="21"/>
-          <w:bdr w:val="none" w:color="auto" w:sz="0" w:space="0"/>
+          <w:rStyle w:val="8"/>
+          <w:rFonts w:hint="default" w:ascii="Calibri" w:hAnsi="Calibri" w:eastAsia="宋体" w:cs="Calibri"/>
+          <w:b/>
+          <w:bCs/>
+          <w:color w:val="1F2329"/>
+          <w:kern w:val="0"/>
+          <w:sz w:val="21"/>
+          <w:szCs w:val="21"/>
           <w:lang w:val="en-US" w:eastAsia="zh-CN" w:bidi="ar"/>
         </w:rPr>
         <w:t>transfer</w:t>
@@ -5069,22 +4858,20 @@
           <w:kern w:val="0"/>
           <w:sz w:val="21"/>
           <w:szCs w:val="21"/>
-          <w:bdr w:val="none" w:color="auto" w:sz="0" w:space="0"/>
           <w:lang w:val="en-US" w:eastAsia="zh-CN" w:bidi="ar"/>
         </w:rPr>
         <w:t xml:space="preserve">red a sense of pride to every family. The old </w:t>
       </w:r>
       <w:r>
         <w:rPr>
-          <w:rStyle w:val="7"/>
-          <w:rFonts w:hint="default" w:ascii="Calibri" w:hAnsi="Calibri" w:eastAsia="宋体" w:cs="Calibri"/>
-          <w:b/>
-          <w:bCs/>
-          <w:color w:val="1F2329"/>
-          <w:kern w:val="0"/>
-          <w:sz w:val="21"/>
-          <w:szCs w:val="21"/>
-          <w:bdr w:val="none" w:color="auto" w:sz="0" w:space="0"/>
+          <w:rStyle w:val="8"/>
+          <w:rFonts w:hint="default" w:ascii="Calibri" w:hAnsi="Calibri" w:eastAsia="宋体" w:cs="Calibri"/>
+          <w:b/>
+          <w:bCs/>
+          <w:color w:val="1F2329"/>
+          <w:kern w:val="0"/>
+          <w:sz w:val="21"/>
+          <w:szCs w:val="21"/>
           <w:lang w:val="en-US" w:eastAsia="zh-CN" w:bidi="ar"/>
         </w:rPr>
         <w:t>waggon</w:t>
@@ -5096,22 +4883,20 @@
           <w:kern w:val="0"/>
           <w:sz w:val="21"/>
           <w:szCs w:val="21"/>
-          <w:bdr w:val="none" w:color="auto" w:sz="0" w:space="0"/>
           <w:lang w:val="en-US" w:eastAsia="zh-CN" w:bidi="ar"/>
         </w:rPr>
         <w:t xml:space="preserve"> that once carried supplies now paraded through the streets, with a sign that read: “Progress is </w:t>
       </w:r>
       <w:r>
         <w:rPr>
-          <w:rStyle w:val="7"/>
-          <w:rFonts w:hint="default" w:ascii="Calibri" w:hAnsi="Calibri" w:eastAsia="宋体" w:cs="Calibri"/>
-          <w:b/>
-          <w:bCs/>
-          <w:color w:val="1F2329"/>
-          <w:kern w:val="0"/>
-          <w:sz w:val="21"/>
-          <w:szCs w:val="21"/>
-          <w:bdr w:val="none" w:color="auto" w:sz="0" w:space="0"/>
+          <w:rStyle w:val="8"/>
+          <w:rFonts w:hint="default" w:ascii="Calibri" w:hAnsi="Calibri" w:eastAsia="宋体" w:cs="Calibri"/>
+          <w:b/>
+          <w:bCs/>
+          <w:color w:val="1F2329"/>
+          <w:kern w:val="0"/>
+          <w:sz w:val="21"/>
+          <w:szCs w:val="21"/>
           <w:lang w:val="en-US" w:eastAsia="zh-CN" w:bidi="ar"/>
         </w:rPr>
         <w:t>inevitable</w:t>
@@ -5123,7 +4908,6 @@
           <w:kern w:val="0"/>
           <w:sz w:val="21"/>
           <w:szCs w:val="21"/>
-          <w:bdr w:val="none" w:color="auto" w:sz="0" w:space="0"/>
           <w:lang w:val="en-US" w:eastAsia="zh-CN" w:bidi="ar"/>
         </w:rPr>
         <w:t xml:space="preserve"> when we stand as one.”</w:t>
@@ -5153,15 +4937,14 @@
       </w:pPr>
       <w:r>
         <w:rPr>
-          <w:rStyle w:val="7"/>
-          <w:rFonts w:hint="default" w:ascii="Calibri" w:hAnsi="Calibri" w:eastAsia="宋体" w:cs="Calibri"/>
-          <w:b/>
-          <w:bCs/>
-          <w:color w:val="1F2329"/>
-          <w:kern w:val="0"/>
-          <w:sz w:val="21"/>
-          <w:szCs w:val="21"/>
-          <w:bdr w:val="none" w:color="auto" w:sz="0" w:space="0"/>
+          <w:rStyle w:val="8"/>
+          <w:rFonts w:hint="default" w:ascii="Calibri" w:hAnsi="Calibri" w:eastAsia="宋体" w:cs="Calibri"/>
+          <w:b/>
+          <w:bCs/>
+          <w:color w:val="1F2329"/>
+          <w:kern w:val="0"/>
+          <w:sz w:val="21"/>
+          <w:szCs w:val="21"/>
           <w:lang w:val="en-US" w:eastAsia="zh-CN" w:bidi="ar"/>
         </w:rPr>
         <w:t>Conversely</w:t>
@@ -5173,22 +4956,20 @@
           <w:kern w:val="0"/>
           <w:sz w:val="21"/>
           <w:szCs w:val="21"/>
-          <w:bdr w:val="none" w:color="auto" w:sz="0" w:space="0"/>
           <w:lang w:val="en-US" w:eastAsia="zh-CN" w:bidi="ar"/>
         </w:rPr>
         <w:t xml:space="preserve">, those who had hesitated now felt a </w:t>
       </w:r>
       <w:r>
         <w:rPr>
-          <w:rStyle w:val="7"/>
-          <w:rFonts w:hint="default" w:ascii="Calibri" w:hAnsi="Calibri" w:eastAsia="宋体" w:cs="Calibri"/>
-          <w:b/>
-          <w:bCs/>
-          <w:color w:val="1F2329"/>
-          <w:kern w:val="0"/>
-          <w:sz w:val="21"/>
-          <w:szCs w:val="21"/>
-          <w:bdr w:val="none" w:color="auto" w:sz="0" w:space="0"/>
+          <w:rStyle w:val="8"/>
+          <w:rFonts w:hint="default" w:ascii="Calibri" w:hAnsi="Calibri" w:eastAsia="宋体" w:cs="Calibri"/>
+          <w:b/>
+          <w:bCs/>
+          <w:color w:val="1F2329"/>
+          <w:kern w:val="0"/>
+          <w:sz w:val="21"/>
+          <w:szCs w:val="21"/>
           <w:lang w:val="en-US" w:eastAsia="zh-CN" w:bidi="ar"/>
         </w:rPr>
         <w:t>hateful</w:t>
@@ -5200,22 +4981,20 @@
           <w:kern w:val="0"/>
           <w:sz w:val="21"/>
           <w:szCs w:val="21"/>
-          <w:bdr w:val="none" w:color="auto" w:sz="0" w:space="0"/>
           <w:lang w:val="en-US" w:eastAsia="zh-CN" w:bidi="ar"/>
         </w:rPr>
         <w:t xml:space="preserve"> regret for not joining earlier. The village blacksmith, who had </w:t>
       </w:r>
       <w:r>
         <w:rPr>
-          <w:rStyle w:val="7"/>
-          <w:rFonts w:hint="default" w:ascii="Calibri" w:hAnsi="Calibri" w:eastAsia="宋体" w:cs="Calibri"/>
-          <w:b/>
-          <w:bCs/>
-          <w:color w:val="1F2329"/>
-          <w:kern w:val="0"/>
-          <w:sz w:val="21"/>
-          <w:szCs w:val="21"/>
-          <w:bdr w:val="none" w:color="auto" w:sz="0" w:space="0"/>
+          <w:rStyle w:val="8"/>
+          <w:rFonts w:hint="default" w:ascii="Calibri" w:hAnsi="Calibri" w:eastAsia="宋体" w:cs="Calibri"/>
+          <w:b/>
+          <w:bCs/>
+          <w:color w:val="1F2329"/>
+          <w:kern w:val="0"/>
+          <w:sz w:val="21"/>
+          <w:szCs w:val="21"/>
           <w:lang w:val="en-US" w:eastAsia="zh-CN" w:bidi="ar"/>
         </w:rPr>
         <w:t>lag</w:t>
@@ -5227,22 +5006,20 @@
           <w:kern w:val="0"/>
           <w:sz w:val="21"/>
           <w:szCs w:val="21"/>
-          <w:bdr w:val="none" w:color="auto" w:sz="0" w:space="0"/>
           <w:lang w:val="en-US" w:eastAsia="zh-CN" w:bidi="ar"/>
         </w:rPr>
         <w:t xml:space="preserve">ged in helping, donated a new lock for the school door, powered by a </w:t>
       </w:r>
       <w:r>
         <w:rPr>
-          <w:rStyle w:val="7"/>
-          <w:rFonts w:hint="default" w:ascii="Calibri" w:hAnsi="Calibri" w:eastAsia="宋体" w:cs="Calibri"/>
-          <w:b/>
-          <w:bCs/>
-          <w:color w:val="1F2329"/>
-          <w:kern w:val="0"/>
-          <w:sz w:val="21"/>
-          <w:szCs w:val="21"/>
-          <w:bdr w:val="none" w:color="auto" w:sz="0" w:space="0"/>
+          <w:rStyle w:val="8"/>
+          <w:rFonts w:hint="default" w:ascii="Calibri" w:hAnsi="Calibri" w:eastAsia="宋体" w:cs="Calibri"/>
+          <w:b/>
+          <w:bCs/>
+          <w:color w:val="1F2329"/>
+          <w:kern w:val="0"/>
+          <w:sz w:val="21"/>
+          <w:szCs w:val="21"/>
           <w:lang w:val="en-US" w:eastAsia="zh-CN" w:bidi="ar"/>
         </w:rPr>
         <w:t>horsepower</w:t>
@@ -5254,7 +5031,6 @@
           <w:kern w:val="0"/>
           <w:sz w:val="21"/>
           <w:szCs w:val="21"/>
-          <w:bdr w:val="none" w:color="auto" w:sz="0" w:space="0"/>
           <w:lang w:val="en-US" w:eastAsia="zh-CN" w:bidi="ar"/>
         </w:rPr>
         <w:t>-driven machine he’d built.</w:t>
@@ -5288,22 +5064,20 @@
           <w:kern w:val="0"/>
           <w:sz w:val="21"/>
           <w:szCs w:val="21"/>
-          <w:bdr w:val="none" w:color="auto" w:sz="0" w:space="0"/>
           <w:lang w:val="en-US" w:eastAsia="zh-CN" w:bidi="ar"/>
         </w:rPr>
         <w:t xml:space="preserve">By the end of the month, the school reopened with a celebration. The children’s </w:t>
       </w:r>
       <w:r>
         <w:rPr>
-          <w:rStyle w:val="7"/>
-          <w:rFonts w:hint="default" w:ascii="Calibri" w:hAnsi="Calibri" w:eastAsia="宋体" w:cs="Calibri"/>
-          <w:b/>
-          <w:bCs/>
-          <w:color w:val="1F2329"/>
-          <w:kern w:val="0"/>
-          <w:sz w:val="21"/>
-          <w:szCs w:val="21"/>
-          <w:bdr w:val="none" w:color="auto" w:sz="0" w:space="0"/>
+          <w:rStyle w:val="8"/>
+          <w:rFonts w:hint="default" w:ascii="Calibri" w:hAnsi="Calibri" w:eastAsia="宋体" w:cs="Calibri"/>
+          <w:b/>
+          <w:bCs/>
+          <w:color w:val="1F2329"/>
+          <w:kern w:val="0"/>
+          <w:sz w:val="21"/>
+          <w:szCs w:val="21"/>
           <w:lang w:val="en-US" w:eastAsia="zh-CN" w:bidi="ar"/>
         </w:rPr>
         <w:t>grade</w:t>
@@ -5315,22 +5089,20 @@
           <w:kern w:val="0"/>
           <w:sz w:val="21"/>
           <w:szCs w:val="21"/>
-          <w:bdr w:val="none" w:color="auto" w:sz="0" w:space="0"/>
           <w:lang w:val="en-US" w:eastAsia="zh-CN" w:bidi="ar"/>
         </w:rPr>
         <w:t xml:space="preserve">s improved, and their laughter </w:t>
       </w:r>
       <w:r>
         <w:rPr>
-          <w:rStyle w:val="7"/>
-          <w:rFonts w:hint="default" w:ascii="Calibri" w:hAnsi="Calibri" w:eastAsia="宋体" w:cs="Calibri"/>
-          <w:b/>
-          <w:bCs/>
-          <w:color w:val="1F2329"/>
-          <w:kern w:val="0"/>
-          <w:sz w:val="21"/>
-          <w:szCs w:val="21"/>
-          <w:bdr w:val="none" w:color="auto" w:sz="0" w:space="0"/>
+          <w:rStyle w:val="8"/>
+          <w:rFonts w:hint="default" w:ascii="Calibri" w:hAnsi="Calibri" w:eastAsia="宋体" w:cs="Calibri"/>
+          <w:b/>
+          <w:bCs/>
+          <w:color w:val="1F2329"/>
+          <w:kern w:val="0"/>
+          <w:sz w:val="21"/>
+          <w:szCs w:val="21"/>
           <w:lang w:val="en-US" w:eastAsia="zh-CN" w:bidi="ar"/>
         </w:rPr>
         <w:t>vanish</w:t>
@@ -5342,22 +5114,20 @@
           <w:kern w:val="0"/>
           <w:sz w:val="21"/>
           <w:szCs w:val="21"/>
-          <w:bdr w:val="none" w:color="auto" w:sz="0" w:space="0"/>
           <w:lang w:val="en-US" w:eastAsia="zh-CN" w:bidi="ar"/>
         </w:rPr>
         <w:t xml:space="preserve">ed any remaining sadness. As the sun set, the villagers sat together, knowing they had turned a potential </w:t>
       </w:r>
       <w:r>
         <w:rPr>
-          <w:rStyle w:val="7"/>
-          <w:rFonts w:hint="default" w:ascii="Calibri" w:hAnsi="Calibri" w:eastAsia="宋体" w:cs="Calibri"/>
-          <w:b/>
-          <w:bCs/>
-          <w:color w:val="1F2329"/>
-          <w:kern w:val="0"/>
-          <w:sz w:val="21"/>
-          <w:szCs w:val="21"/>
-          <w:bdr w:val="none" w:color="auto" w:sz="0" w:space="0"/>
+          <w:rStyle w:val="8"/>
+          <w:rFonts w:hint="default" w:ascii="Calibri" w:hAnsi="Calibri" w:eastAsia="宋体" w:cs="Calibri"/>
+          <w:b/>
+          <w:bCs/>
+          <w:color w:val="1F2329"/>
+          <w:kern w:val="0"/>
+          <w:sz w:val="21"/>
+          <w:szCs w:val="21"/>
           <w:lang w:val="en-US" w:eastAsia="zh-CN" w:bidi="ar"/>
         </w:rPr>
         <w:t>tragedy</w:t>
@@ -5369,22 +5139,20 @@
           <w:kern w:val="0"/>
           <w:sz w:val="21"/>
           <w:szCs w:val="21"/>
-          <w:bdr w:val="none" w:color="auto" w:sz="0" w:space="0"/>
           <w:lang w:val="en-US" w:eastAsia="zh-CN" w:bidi="ar"/>
         </w:rPr>
         <w:t xml:space="preserve"> into a triumph, proving that even small acts can </w:t>
       </w:r>
       <w:r>
         <w:rPr>
-          <w:rStyle w:val="7"/>
-          <w:rFonts w:hint="default" w:ascii="Calibri" w:hAnsi="Calibri" w:eastAsia="宋体" w:cs="Calibri"/>
-          <w:b/>
-          <w:bCs/>
-          <w:color w:val="1F2329"/>
-          <w:kern w:val="0"/>
-          <w:sz w:val="21"/>
-          <w:szCs w:val="21"/>
-          <w:bdr w:val="none" w:color="auto" w:sz="0" w:space="0"/>
+          <w:rStyle w:val="8"/>
+          <w:rFonts w:hint="default" w:ascii="Calibri" w:hAnsi="Calibri" w:eastAsia="宋体" w:cs="Calibri"/>
+          <w:b/>
+          <w:bCs/>
+          <w:color w:val="1F2329"/>
+          <w:kern w:val="0"/>
+          <w:sz w:val="21"/>
+          <w:szCs w:val="21"/>
           <w:lang w:val="en-US" w:eastAsia="zh-CN" w:bidi="ar"/>
         </w:rPr>
         <w:t>prompt</w:t>
@@ -5396,7 +5164,6 @@
           <w:kern w:val="0"/>
           <w:sz w:val="21"/>
           <w:szCs w:val="21"/>
-          <w:bdr w:val="none" w:color="auto" w:sz="0" w:space="0"/>
           <w:lang w:val="en-US" w:eastAsia="zh-CN" w:bidi="ar"/>
         </w:rPr>
         <w:t xml:space="preserve"> great change.</w:t>
@@ -5423,10 +5190,345 @@
           <w:kern w:val="0"/>
           <w:sz w:val="21"/>
           <w:szCs w:val="21"/>
-          <w:bdr w:val="none" w:color="auto" w:sz="0" w:space="0"/>
-          <w:lang w:val="en-US" w:eastAsia="zh-CN" w:bidi="ar"/>
-        </w:rPr>
-      </w:pPr>
+          <w:lang w:val="en-US" w:eastAsia="zh-CN" w:bidi="ar"/>
+        </w:rPr>
+      </w:pPr>
+    </w:p>
+    <w:p>
+      <w:pPr>
+        <w:pStyle w:val="2"/>
+        <w:bidi w:val="0"/>
+        <w:rPr>
+          <w:rFonts w:hint="eastAsia"/>
+          <w:lang w:val="en-US" w:eastAsia="zh-CN"/>
+        </w:rPr>
+      </w:pPr>
+      <w:r>
+        <w:rPr>
+          <w:rFonts w:hint="eastAsia"/>
+          <w:lang w:val="en-US" w:eastAsia="zh-CN"/>
+        </w:rPr>
+        <w:t>12.</w:t>
+      </w:r>
+    </w:p>
+    <w:p>
+      <w:pPr>
+        <w:pStyle w:val="2"/>
+        <w:keepNext/>
+        <w:keepLines/>
+        <w:pageBreakBefore w:val="0"/>
+        <w:widowControl w:val="0"/>
+        <w:kinsoku/>
+        <w:wordWrap/>
+        <w:overflowPunct/>
+        <w:topLinePunct w:val="0"/>
+        <w:autoSpaceDE/>
+        <w:autoSpaceDN/>
+        <w:bidi w:val="0"/>
+        <w:adjustRightInd/>
+        <w:snapToGrid/>
+        <w:spacing w:before="0" w:after="0" w:line="240" w:lineRule="exact"/>
+        <w:ind w:firstLine="420" w:firstLineChars="0"/>
+        <w:textAlignment w:val="auto"/>
+        <w:rPr>
+          <w:rFonts w:hint="default" w:ascii="Calibri" w:hAnsi="Calibri" w:eastAsia="宋体" w:cs="Calibri"/>
+          <w:b w:val="0"/>
+          <w:color w:val="1F2329"/>
+          <w:kern w:val="0"/>
+          <w:sz w:val="21"/>
+          <w:szCs w:val="21"/>
+          <w:lang w:val="en-US" w:eastAsia="zh-CN" w:bidi="ar"/>
+        </w:rPr>
+      </w:pPr>
+      <w:r>
+        <w:rPr>
+          <w:rFonts w:hint="default" w:ascii="Calibri" w:hAnsi="Calibri" w:eastAsia="宋体" w:cs="Calibri"/>
+          <w:b w:val="0"/>
+          <w:color w:val="1F2329"/>
+          <w:kern w:val="0"/>
+          <w:sz w:val="21"/>
+          <w:szCs w:val="21"/>
+          <w:lang w:val="en-US" w:eastAsia="zh-CN" w:bidi="ar"/>
+        </w:rPr>
+        <w:t xml:space="preserve">Exercise has numerous benefits.It </w:t>
+      </w:r>
+      <w:r>
+        <w:rPr>
+          <w:rFonts w:hint="default" w:ascii="Calibri" w:hAnsi="Calibri" w:eastAsia="宋体" w:cs="Calibri"/>
+          <w:b/>
+          <w:bCs/>
+          <w:color w:val="1F2329"/>
+          <w:kern w:val="0"/>
+          <w:sz w:val="21"/>
+          <w:szCs w:val="21"/>
+          <w:lang w:val="en-US" w:eastAsia="zh-CN" w:bidi="ar"/>
+        </w:rPr>
+        <w:t>improves</w:t>
+      </w:r>
+      <w:r>
+        <w:rPr>
+          <w:rFonts w:hint="eastAsia" w:ascii="Calibri" w:hAnsi="Calibri" w:eastAsia="宋体" w:cs="Calibri"/>
+          <w:b/>
+          <w:bCs/>
+          <w:color w:val="1F2329"/>
+          <w:kern w:val="0"/>
+          <w:sz w:val="21"/>
+          <w:szCs w:val="21"/>
+          <w:lang w:val="en-US" w:eastAsia="zh-CN" w:bidi="ar"/>
+        </w:rPr>
+        <w:t>（提高）</w:t>
+      </w:r>
+      <w:r>
+        <w:rPr>
+          <w:rFonts w:hint="default" w:ascii="Calibri" w:hAnsi="Calibri" w:eastAsia="宋体" w:cs="Calibri"/>
+          <w:b/>
+          <w:bCs/>
+          <w:color w:val="1F2329"/>
+          <w:kern w:val="0"/>
+          <w:sz w:val="21"/>
+          <w:szCs w:val="21"/>
+          <w:lang w:val="en-US" w:eastAsia="zh-CN" w:bidi="ar"/>
+        </w:rPr>
+        <w:t xml:space="preserve"> </w:t>
+      </w:r>
+      <w:r>
+        <w:rPr>
+          <w:rFonts w:hint="default" w:ascii="Calibri" w:hAnsi="Calibri" w:eastAsia="宋体" w:cs="Calibri"/>
+          <w:b w:val="0"/>
+          <w:color w:val="1F2329"/>
+          <w:kern w:val="0"/>
+          <w:sz w:val="21"/>
+          <w:szCs w:val="21"/>
+          <w:lang w:val="en-US" w:eastAsia="zh-CN" w:bidi="ar"/>
+        </w:rPr>
+        <w:t xml:space="preserve">physical health by strengthening muscles and boosting cardiovascular fitness.Regular exercise also </w:t>
+      </w:r>
+      <w:r>
+        <w:rPr>
+          <w:rFonts w:hint="default" w:ascii="Calibri" w:hAnsi="Calibri" w:eastAsia="宋体" w:cs="Calibri"/>
+          <w:b/>
+          <w:bCs/>
+          <w:color w:val="1F2329"/>
+          <w:kern w:val="0"/>
+          <w:sz w:val="21"/>
+          <w:szCs w:val="21"/>
+          <w:lang w:val="en-US" w:eastAsia="zh-CN" w:bidi="ar"/>
+        </w:rPr>
+        <w:t>enhances</w:t>
+      </w:r>
+      <w:r>
+        <w:rPr>
+          <w:rFonts w:hint="eastAsia" w:ascii="Calibri" w:hAnsi="Calibri" w:eastAsia="宋体" w:cs="Calibri"/>
+          <w:b/>
+          <w:bCs/>
+          <w:color w:val="1F2329"/>
+          <w:kern w:val="0"/>
+          <w:sz w:val="21"/>
+          <w:szCs w:val="21"/>
+          <w:lang w:val="en-US" w:eastAsia="zh-CN" w:bidi="ar"/>
+        </w:rPr>
+        <w:t>（增加）</w:t>
+      </w:r>
+      <w:r>
+        <w:rPr>
+          <w:rFonts w:hint="default" w:ascii="Calibri" w:hAnsi="Calibri" w:eastAsia="宋体" w:cs="Calibri"/>
+          <w:b/>
+          <w:bCs/>
+          <w:color w:val="1F2329"/>
+          <w:kern w:val="0"/>
+          <w:sz w:val="21"/>
+          <w:szCs w:val="21"/>
+          <w:lang w:val="en-US" w:eastAsia="zh-CN" w:bidi="ar"/>
+        </w:rPr>
+        <w:t xml:space="preserve"> </w:t>
+      </w:r>
+      <w:r>
+        <w:rPr>
+          <w:rFonts w:hint="default" w:ascii="Calibri" w:hAnsi="Calibri" w:eastAsia="宋体" w:cs="Calibri"/>
+          <w:b w:val="0"/>
+          <w:color w:val="1F2329"/>
+          <w:kern w:val="0"/>
+          <w:sz w:val="21"/>
+          <w:szCs w:val="21"/>
+          <w:lang w:val="en-US" w:eastAsia="zh-CN" w:bidi="ar"/>
+        </w:rPr>
+        <w:t xml:space="preserve">mental health by reducing stress,anxiety, and depression.Additionally, it </w:t>
+      </w:r>
+      <w:r>
+        <w:rPr>
+          <w:rFonts w:hint="default" w:ascii="Calibri" w:hAnsi="Calibri" w:eastAsia="宋体" w:cs="Calibri"/>
+          <w:b/>
+          <w:bCs/>
+          <w:color w:val="1F2329"/>
+          <w:kern w:val="0"/>
+          <w:sz w:val="21"/>
+          <w:szCs w:val="21"/>
+          <w:lang w:val="en-US" w:eastAsia="zh-CN" w:bidi="ar"/>
+        </w:rPr>
+        <w:t>helps maintain</w:t>
+      </w:r>
+      <w:r>
+        <w:rPr>
+          <w:rFonts w:hint="eastAsia" w:ascii="Calibri" w:hAnsi="Calibri" w:eastAsia="宋体" w:cs="Calibri"/>
+          <w:b/>
+          <w:bCs/>
+          <w:color w:val="1F2329"/>
+          <w:kern w:val="0"/>
+          <w:sz w:val="21"/>
+          <w:szCs w:val="21"/>
+          <w:lang w:val="en-US" w:eastAsia="zh-CN" w:bidi="ar"/>
+        </w:rPr>
+        <w:t>（助于保持）</w:t>
+      </w:r>
+      <w:r>
+        <w:rPr>
+          <w:rFonts w:hint="default" w:ascii="Calibri" w:hAnsi="Calibri" w:eastAsia="宋体" w:cs="Calibri"/>
+          <w:b w:val="0"/>
+          <w:color w:val="1F2329"/>
+          <w:kern w:val="0"/>
+          <w:sz w:val="21"/>
+          <w:szCs w:val="21"/>
+          <w:lang w:val="en-US" w:eastAsia="zh-CN" w:bidi="ar"/>
+        </w:rPr>
+        <w:t xml:space="preserve"> a healthy weight, </w:t>
+      </w:r>
+      <w:r>
+        <w:rPr>
+          <w:rFonts w:hint="default" w:ascii="Calibri" w:hAnsi="Calibri" w:eastAsia="宋体" w:cs="Calibri"/>
+          <w:b/>
+          <w:bCs/>
+          <w:color w:val="1F2329"/>
+          <w:kern w:val="0"/>
+          <w:sz w:val="21"/>
+          <w:szCs w:val="21"/>
+          <w:lang w:val="en-US" w:eastAsia="zh-CN" w:bidi="ar"/>
+        </w:rPr>
+        <w:t xml:space="preserve">improves </w:t>
+      </w:r>
+      <w:r>
+        <w:rPr>
+          <w:rFonts w:hint="default" w:ascii="Calibri" w:hAnsi="Calibri" w:eastAsia="宋体" w:cs="Calibri"/>
+          <w:b w:val="0"/>
+          <w:color w:val="1F2329"/>
+          <w:kern w:val="0"/>
+          <w:sz w:val="21"/>
+          <w:szCs w:val="21"/>
+          <w:lang w:val="en-US" w:eastAsia="zh-CN" w:bidi="ar"/>
+        </w:rPr>
+        <w:t xml:space="preserve">sleep quality,and </w:t>
+      </w:r>
+      <w:r>
+        <w:rPr>
+          <w:rFonts w:hint="default" w:ascii="Calibri" w:hAnsi="Calibri" w:eastAsia="宋体" w:cs="Calibri"/>
+          <w:b/>
+          <w:bCs/>
+          <w:color w:val="1F2329"/>
+          <w:kern w:val="0"/>
+          <w:sz w:val="21"/>
+          <w:szCs w:val="21"/>
+          <w:lang w:val="en-US" w:eastAsia="zh-CN" w:bidi="ar"/>
+        </w:rPr>
+        <w:t xml:space="preserve">increases </w:t>
+      </w:r>
+      <w:r>
+        <w:rPr>
+          <w:rFonts w:hint="default" w:ascii="Calibri" w:hAnsi="Calibri" w:eastAsia="宋体" w:cs="Calibri"/>
+          <w:b w:val="0"/>
+          <w:color w:val="1F2329"/>
+          <w:kern w:val="0"/>
+          <w:sz w:val="21"/>
+          <w:szCs w:val="21"/>
+          <w:lang w:val="en-US" w:eastAsia="zh-CN" w:bidi="ar"/>
+        </w:rPr>
+        <w:t>energy levels.Overall</w:t>
+      </w:r>
+      <w:r>
+        <w:rPr>
+          <w:rFonts w:hint="eastAsia" w:ascii="Calibri" w:hAnsi="Calibri" w:eastAsia="宋体" w:cs="Calibri"/>
+          <w:b w:val="0"/>
+          <w:color w:val="1F2329"/>
+          <w:kern w:val="0"/>
+          <w:sz w:val="21"/>
+          <w:szCs w:val="21"/>
+          <w:lang w:val="en-US" w:eastAsia="zh-CN" w:bidi="ar"/>
+        </w:rPr>
+        <w:t>（总的来说）</w:t>
+      </w:r>
+      <w:r>
+        <w:rPr>
+          <w:rFonts w:hint="default" w:ascii="Calibri" w:hAnsi="Calibri" w:eastAsia="宋体" w:cs="Calibri"/>
+          <w:b w:val="0"/>
+          <w:color w:val="1F2329"/>
+          <w:kern w:val="0"/>
+          <w:sz w:val="21"/>
+          <w:szCs w:val="21"/>
+          <w:lang w:val="en-US" w:eastAsia="zh-CN" w:bidi="ar"/>
+        </w:rPr>
+        <w:t>, exercise contributes</w:t>
+      </w:r>
+      <w:r>
+        <w:rPr>
+          <w:rFonts w:hint="eastAsia" w:ascii="Calibri" w:hAnsi="Calibri" w:eastAsia="宋体" w:cs="Calibri"/>
+          <w:b w:val="0"/>
+          <w:color w:val="1F2329"/>
+          <w:kern w:val="0"/>
+          <w:sz w:val="21"/>
+          <w:szCs w:val="21"/>
+          <w:lang w:val="en-US" w:eastAsia="zh-CN" w:bidi="ar"/>
+        </w:rPr>
+        <w:t xml:space="preserve">（有助于，推动） </w:t>
+      </w:r>
+      <w:r>
+        <w:rPr>
+          <w:rFonts w:hint="default" w:ascii="Calibri" w:hAnsi="Calibri" w:eastAsia="宋体" w:cs="Calibri"/>
+          <w:b w:val="0"/>
+          <w:color w:val="1F2329"/>
+          <w:kern w:val="0"/>
+          <w:sz w:val="21"/>
+          <w:szCs w:val="21"/>
+          <w:lang w:val="en-US" w:eastAsia="zh-CN" w:bidi="ar"/>
+        </w:rPr>
+        <w:t>to a better quality of life and longevity</w:t>
+      </w:r>
+      <w:r>
+        <w:rPr>
+          <w:rFonts w:hint="eastAsia" w:ascii="Calibri" w:hAnsi="Calibri" w:eastAsia="宋体" w:cs="Calibri"/>
+          <w:b w:val="0"/>
+          <w:color w:val="1F2329"/>
+          <w:kern w:val="0"/>
+          <w:sz w:val="21"/>
+          <w:szCs w:val="21"/>
+          <w:lang w:val="en-US" w:eastAsia="zh-CN" w:bidi="ar"/>
+        </w:rPr>
+        <w:t>（长寿）</w:t>
+      </w:r>
+    </w:p>
+    <w:p>
+      <w:pPr>
+        <w:keepNext w:val="0"/>
+        <w:keepLines w:val="0"/>
+        <w:widowControl/>
+        <w:suppressLineNumbers w:val="0"/>
+        <w:pBdr>
+          <w:top w:val="none" w:color="auto" w:sz="0" w:space="0"/>
+          <w:left w:val="none" w:color="auto" w:sz="0" w:space="0"/>
+          <w:bottom w:val="none" w:color="auto" w:sz="0" w:space="0"/>
+          <w:right w:val="none" w:color="auto" w:sz="0" w:space="0"/>
+        </w:pBdr>
+        <w:spacing w:before="0" w:beforeAutospacing="0" w:after="0" w:afterAutospacing="0" w:line="240" w:lineRule="atLeast"/>
+        <w:ind w:left="0" w:right="0" w:firstLine="420" w:firstLineChars="0"/>
+        <w:jc w:val="left"/>
+        <w:rPr>
+          <w:rFonts w:hint="default" w:ascii="宋体" w:hAnsi="宋体" w:eastAsia="宋体" w:cs="宋体"/>
+          <w:color w:val="1F2329"/>
+          <w:kern w:val="0"/>
+          <w:sz w:val="21"/>
+          <w:szCs w:val="21"/>
+          <w:lang w:val="en-US" w:eastAsia="zh-CN" w:bidi="ar"/>
+        </w:rPr>
+      </w:pPr>
+      <w:bookmarkStart w:id="0" w:name="_GoBack"/>
+      <w:bookmarkEnd w:id="0"/>
     </w:p>
     <w:sectPr>
       <w:pgSz w:w="11906" w:h="16838"/>
@@ -5447,7 +5549,7 @@
       </w:pPr>
       <w:r>
         <w:rPr>
-          <w:rStyle w:val="7"/>
+          <w:rStyle w:val="8"/>
           <w:rFonts w:ascii="Segoe UI" w:hAnsi="Segoe UI" w:eastAsia="Segoe UI" w:cs="Segoe UI"/>
           <w:b/>
           <w:bCs/>
@@ -5478,7 +5580,7 @@
       </w:r>
       <w:r>
         <w:rPr>
-          <w:rStyle w:val="7"/>
+          <w:rStyle w:val="8"/>
           <w:rFonts w:hint="default" w:ascii="Segoe UI" w:hAnsi="Segoe UI" w:eastAsia="Segoe UI" w:cs="Segoe UI"/>
           <w:b/>
           <w:bCs/>
@@ -5509,7 +5611,7 @@
       </w:r>
       <w:r>
         <w:rPr>
-          <w:rStyle w:val="7"/>
+          <w:rStyle w:val="8"/>
           <w:rFonts w:hint="default" w:ascii="Segoe UI" w:hAnsi="Segoe UI" w:eastAsia="Segoe UI" w:cs="Segoe UI"/>
           <w:b/>
           <w:bCs/>
@@ -5540,7 +5642,7 @@
       </w:r>
       <w:r>
         <w:rPr>
-          <w:rStyle w:val="7"/>
+          <w:rStyle w:val="8"/>
           <w:rFonts w:hint="default" w:ascii="Segoe UI" w:hAnsi="Segoe UI" w:eastAsia="Segoe UI" w:cs="Segoe UI"/>
           <w:b/>
           <w:bCs/>
@@ -5729,7 +5831,7 @@
       </w:pPr>
       <w:r>
         <w:rPr>
-          <w:rStyle w:val="7"/>
+          <w:rStyle w:val="8"/>
           <w:rFonts w:ascii="Segoe UI" w:hAnsi="Segoe UI" w:eastAsia="Segoe UI" w:cs="Segoe UI"/>
           <w:b/>
           <w:bCs/>
@@ -6181,7 +6283,7 @@
     <w:name w:val="heading 1"/>
     <w:basedOn w:val="1"/>
     <w:next w:val="1"/>
-    <w:link w:val="8"/>
+    <w:link w:val="9"/>
     <w:qFormat/>
     <w:uiPriority w:val="0"/>
     <w:pPr>
@@ -6218,13 +6320,13 @@
       <w:lang w:val="en-US" w:eastAsia="zh-CN" w:bidi="ar"/>
     </w:rPr>
   </w:style>
-  <w:style w:type="character" w:default="1" w:styleId="6">
+  <w:style w:type="character" w:default="1" w:styleId="7">
     <w:name w:val="Default Paragraph Font"/>
     <w:semiHidden/>
     <w:qFormat/>
     <w:uiPriority w:val="0"/>
   </w:style>
-  <w:style w:type="table" w:default="1" w:styleId="5">
+  <w:style w:type="table" w:default="1" w:styleId="6">
     <w:name w:val="Normal Table"/>
     <w:semiHidden/>
     <w:qFormat/>
@@ -6247,16 +6349,49 @@
       <w:jc w:val="left"/>
     </w:pPr>
   </w:style>
-  <w:style w:type="character" w:styleId="7">
+  <w:style w:type="paragraph" w:styleId="5">
+    <w:name w:val="HTML Preformatted"/>
+    <w:basedOn w:val="1"/>
+    <w:uiPriority w:val="0"/>
+    <w:pPr>
+      <w:tabs>
+        <w:tab w:val="left" w:pos="916"/>
+        <w:tab w:val="left" w:pos="1832"/>
+        <w:tab w:val="left" w:pos="2748"/>
+        <w:tab w:val="left" w:pos="3664"/>
+        <w:tab w:val="left" w:pos="4580"/>
+        <w:tab w:val="left" w:pos="5496"/>
+        <w:tab w:val="left" w:pos="6412"/>
+        <w:tab w:val="left" w:pos="7328"/>
+        <w:tab w:val="left" w:pos="8244"/>
+        <w:tab w:val="left" w:pos="9160"/>
+        <w:tab w:val="left" w:pos="10076"/>
+        <w:tab w:val="left" w:pos="10992"/>
+        <w:tab w:val="left" w:pos="11908"/>
+        <w:tab w:val="left" w:pos="12824"/>
+        <w:tab w:val="left" w:pos="13740"/>
+        <w:tab w:val="left" w:pos="14656"/>
+      </w:tabs>
+      <w:jc w:val="left"/>
+    </w:pPr>
+    <w:rPr>
+      <w:rFonts w:hint="eastAsia" w:ascii="宋体" w:hAnsi="宋体" w:eastAsia="宋体" w:cs="宋体"/>
+      <w:kern w:val="0"/>
+      <w:sz w:val="24"/>
+      <w:szCs w:val="24"/>
+      <w:lang w:val="en-US" w:eastAsia="zh-CN" w:bidi="ar"/>
+    </w:rPr>
+  </w:style>
+  <w:style w:type="character" w:styleId="8">
     <w:name w:val="Strong"/>
-    <w:basedOn w:val="6"/>
+    <w:basedOn w:val="7"/>
     <w:qFormat/>
     <w:uiPriority w:val="0"/>
     <w:rPr>
       <w:b/>
     </w:rPr>
   </w:style>
-  <w:style w:type="character" w:customStyle="1" w:styleId="8">
+  <w:style w:type="character" w:customStyle="1" w:styleId="9">
     <w:name w:val="标题 1 Char"/>
     <w:link w:val="2"/>
     <w:qFormat/>

--- a/英语短文.docx
+++ b/英语短文.docx
@@ -2722,7 +2722,64 @@
           <w:rFonts w:hint="default"/>
           <w:lang w:val="en-US" w:eastAsia="zh-CN"/>
         </w:rPr>
-        <w:t>Shopping online is very convenient, as it offers good prices and a wide variety of products, often at lower costs. You can also read reviews and compare prices. However, you cannot physically inspect items before you buy them, which may lead to dissatisfaction. You may also worry about delivery times and the security of online transactions, such as falling victim to scams like fraudulent calls, fake links, or malicious verification codes, which have become common in recent years.</w:t>
+        <w:t>Shopping online is very convenient, as it offers good prices and a wide variety of products, often at lower costs. You can also read reviews and compare prices. However, you cannot physically inspect items before you buy them, which may lead to dissatisfaction. You may also worry about delivery times and the security of online transactions, such as</w:t>
+      </w:r>
+      <w:commentRangeStart w:id="17"/>
+      <w:r>
+        <w:rPr>
+          <w:rFonts w:hint="default"/>
+          <w:lang w:val="en-US" w:eastAsia="zh-CN"/>
+        </w:rPr>
+        <w:t xml:space="preserve"> falling victim to scams</w:t>
+      </w:r>
+      <w:commentRangeEnd w:id="17"/>
+      <w:r>
+        <w:commentReference w:id="17"/>
+      </w:r>
+      <w:r>
+        <w:rPr>
+          <w:rFonts w:hint="default"/>
+          <w:lang w:val="en-US" w:eastAsia="zh-CN"/>
+        </w:rPr>
+        <w:t xml:space="preserve"> like </w:t>
+      </w:r>
+      <w:commentRangeStart w:id="18"/>
+      <w:r>
+        <w:rPr>
+          <w:rFonts w:hint="default"/>
+          <w:lang w:val="en-US" w:eastAsia="zh-CN"/>
+        </w:rPr>
+        <w:t xml:space="preserve">fraudulent </w:t>
+      </w:r>
+      <w:commentRangeEnd w:id="18"/>
+      <w:r>
+        <w:commentReference w:id="18"/>
+      </w:r>
+      <w:r>
+        <w:rPr>
+          <w:rFonts w:hint="default"/>
+          <w:lang w:val="en-US" w:eastAsia="zh-CN"/>
+        </w:rPr>
+        <w:t xml:space="preserve">calls, fake links, or </w:t>
+      </w:r>
+      <w:commentRangeStart w:id="19"/>
+      <w:r>
+        <w:rPr>
+          <w:rFonts w:hint="default"/>
+          <w:lang w:val="en-US" w:eastAsia="zh-CN"/>
+        </w:rPr>
+        <w:t xml:space="preserve">malicious </w:t>
+      </w:r>
+      <w:commentRangeEnd w:id="19"/>
+      <w:r>
+        <w:commentReference w:id="19"/>
+      </w:r>
+      <w:r>
+        <w:rPr>
+          <w:rFonts w:hint="default"/>
+          <w:lang w:val="en-US" w:eastAsia="zh-CN"/>
+        </w:rPr>
+        <w:t>verification codes, which have become common in recent years.</w:t>
       </w:r>
     </w:p>
     <w:p>
@@ -5231,219 +5288,6 @@
         <w:ind w:firstLine="420" w:firstLineChars="0"/>
         <w:textAlignment w:val="auto"/>
         <w:rPr>
-          <w:rFonts w:hint="default" w:ascii="Calibri" w:hAnsi="Calibri" w:eastAsia="宋体" w:cs="Calibri"/>
-          <w:b w:val="0"/>
-          <w:color w:val="1F2329"/>
-          <w:kern w:val="0"/>
-          <w:sz w:val="21"/>
-          <w:szCs w:val="21"/>
-          <w:lang w:val="en-US" w:eastAsia="zh-CN" w:bidi="ar"/>
-        </w:rPr>
-      </w:pPr>
-      <w:r>
-        <w:rPr>
-          <w:rFonts w:hint="default" w:ascii="Calibri" w:hAnsi="Calibri" w:eastAsia="宋体" w:cs="Calibri"/>
-          <w:b w:val="0"/>
-          <w:color w:val="1F2329"/>
-          <w:kern w:val="0"/>
-          <w:sz w:val="21"/>
-          <w:szCs w:val="21"/>
-          <w:lang w:val="en-US" w:eastAsia="zh-CN" w:bidi="ar"/>
-        </w:rPr>
-        <w:t xml:space="preserve">Exercise has numerous benefits.It </w:t>
-      </w:r>
-      <w:r>
-        <w:rPr>
-          <w:rFonts w:hint="default" w:ascii="Calibri" w:hAnsi="Calibri" w:eastAsia="宋体" w:cs="Calibri"/>
-          <w:b/>
-          <w:bCs/>
-          <w:color w:val="1F2329"/>
-          <w:kern w:val="0"/>
-          <w:sz w:val="21"/>
-          <w:szCs w:val="21"/>
-          <w:lang w:val="en-US" w:eastAsia="zh-CN" w:bidi="ar"/>
-        </w:rPr>
-        <w:t>improves</w:t>
-      </w:r>
-      <w:r>
-        <w:rPr>
-          <w:rFonts w:hint="eastAsia" w:ascii="Calibri" w:hAnsi="Calibri" w:eastAsia="宋体" w:cs="Calibri"/>
-          <w:b/>
-          <w:bCs/>
-          <w:color w:val="1F2329"/>
-          <w:kern w:val="0"/>
-          <w:sz w:val="21"/>
-          <w:szCs w:val="21"/>
-          <w:lang w:val="en-US" w:eastAsia="zh-CN" w:bidi="ar"/>
-        </w:rPr>
-        <w:t>（提高）</w:t>
-      </w:r>
-      <w:r>
-        <w:rPr>
-          <w:rFonts w:hint="default" w:ascii="Calibri" w:hAnsi="Calibri" w:eastAsia="宋体" w:cs="Calibri"/>
-          <w:b/>
-          <w:bCs/>
-          <w:color w:val="1F2329"/>
-          <w:kern w:val="0"/>
-          <w:sz w:val="21"/>
-          <w:szCs w:val="21"/>
-          <w:lang w:val="en-US" w:eastAsia="zh-CN" w:bidi="ar"/>
-        </w:rPr>
-        <w:t xml:space="preserve"> </w:t>
-      </w:r>
-      <w:r>
-        <w:rPr>
-          <w:rFonts w:hint="default" w:ascii="Calibri" w:hAnsi="Calibri" w:eastAsia="宋体" w:cs="Calibri"/>
-          <w:b w:val="0"/>
-          <w:color w:val="1F2329"/>
-          <w:kern w:val="0"/>
-          <w:sz w:val="21"/>
-          <w:szCs w:val="21"/>
-          <w:lang w:val="en-US" w:eastAsia="zh-CN" w:bidi="ar"/>
-        </w:rPr>
-        <w:t xml:space="preserve">physical health by strengthening muscles and boosting cardiovascular fitness.Regular exercise also </w:t>
-      </w:r>
-      <w:r>
-        <w:rPr>
-          <w:rFonts w:hint="default" w:ascii="Calibri" w:hAnsi="Calibri" w:eastAsia="宋体" w:cs="Calibri"/>
-          <w:b/>
-          <w:bCs/>
-          <w:color w:val="1F2329"/>
-          <w:kern w:val="0"/>
-          <w:sz w:val="21"/>
-          <w:szCs w:val="21"/>
-          <w:lang w:val="en-US" w:eastAsia="zh-CN" w:bidi="ar"/>
-        </w:rPr>
-        <w:t>enhances</w:t>
-      </w:r>
-      <w:r>
-        <w:rPr>
-          <w:rFonts w:hint="eastAsia" w:ascii="Calibri" w:hAnsi="Calibri" w:eastAsia="宋体" w:cs="Calibri"/>
-          <w:b/>
-          <w:bCs/>
-          <w:color w:val="1F2329"/>
-          <w:kern w:val="0"/>
-          <w:sz w:val="21"/>
-          <w:szCs w:val="21"/>
-          <w:lang w:val="en-US" w:eastAsia="zh-CN" w:bidi="ar"/>
-        </w:rPr>
-        <w:t>（增加）</w:t>
-      </w:r>
-      <w:r>
-        <w:rPr>
-          <w:rFonts w:hint="default" w:ascii="Calibri" w:hAnsi="Calibri" w:eastAsia="宋体" w:cs="Calibri"/>
-          <w:b/>
-          <w:bCs/>
-          <w:color w:val="1F2329"/>
-          <w:kern w:val="0"/>
-          <w:sz w:val="21"/>
-          <w:szCs w:val="21"/>
-          <w:lang w:val="en-US" w:eastAsia="zh-CN" w:bidi="ar"/>
-        </w:rPr>
-        <w:t xml:space="preserve"> </w:t>
-      </w:r>
-      <w:r>
-        <w:rPr>
-          <w:rFonts w:hint="default" w:ascii="Calibri" w:hAnsi="Calibri" w:eastAsia="宋体" w:cs="Calibri"/>
-          <w:b w:val="0"/>
-          <w:color w:val="1F2329"/>
-          <w:kern w:val="0"/>
-          <w:sz w:val="21"/>
-          <w:szCs w:val="21"/>
-          <w:lang w:val="en-US" w:eastAsia="zh-CN" w:bidi="ar"/>
-        </w:rPr>
-        <w:t xml:space="preserve">mental health by reducing stress,anxiety, and depression.Additionally, it </w:t>
-      </w:r>
-      <w:r>
-        <w:rPr>
-          <w:rFonts w:hint="default" w:ascii="Calibri" w:hAnsi="Calibri" w:eastAsia="宋体" w:cs="Calibri"/>
-          <w:b/>
-          <w:bCs/>
-          <w:color w:val="1F2329"/>
-          <w:kern w:val="0"/>
-          <w:sz w:val="21"/>
-          <w:szCs w:val="21"/>
-          <w:lang w:val="en-US" w:eastAsia="zh-CN" w:bidi="ar"/>
-        </w:rPr>
-        <w:t>helps maintain</w:t>
-      </w:r>
-      <w:r>
-        <w:rPr>
-          <w:rFonts w:hint="eastAsia" w:ascii="Calibri" w:hAnsi="Calibri" w:eastAsia="宋体" w:cs="Calibri"/>
-          <w:b/>
-          <w:bCs/>
-          <w:color w:val="1F2329"/>
-          <w:kern w:val="0"/>
-          <w:sz w:val="21"/>
-          <w:szCs w:val="21"/>
-          <w:lang w:val="en-US" w:eastAsia="zh-CN" w:bidi="ar"/>
-        </w:rPr>
-        <w:t>（助于保持）</w:t>
-      </w:r>
-      <w:r>
-        <w:rPr>
-          <w:rFonts w:hint="default" w:ascii="Calibri" w:hAnsi="Calibri" w:eastAsia="宋体" w:cs="Calibri"/>
-          <w:b w:val="0"/>
-          <w:color w:val="1F2329"/>
-          <w:kern w:val="0"/>
-          <w:sz w:val="21"/>
-          <w:szCs w:val="21"/>
-          <w:lang w:val="en-US" w:eastAsia="zh-CN" w:bidi="ar"/>
-        </w:rPr>
-        <w:t xml:space="preserve"> a healthy weight, </w:t>
-      </w:r>
-      <w:r>
-        <w:rPr>
-          <w:rFonts w:hint="default" w:ascii="Calibri" w:hAnsi="Calibri" w:eastAsia="宋体" w:cs="Calibri"/>
-          <w:b/>
-          <w:bCs/>
-          <w:color w:val="1F2329"/>
-          <w:kern w:val="0"/>
-          <w:sz w:val="21"/>
-          <w:szCs w:val="21"/>
-          <w:lang w:val="en-US" w:eastAsia="zh-CN" w:bidi="ar"/>
-        </w:rPr>
-        <w:t xml:space="preserve">improves </w:t>
-      </w:r>
-      <w:r>
-        <w:rPr>
-          <w:rFonts w:hint="default" w:ascii="Calibri" w:hAnsi="Calibri" w:eastAsia="宋体" w:cs="Calibri"/>
-          <w:b w:val="0"/>
-          <w:color w:val="1F2329"/>
-          <w:kern w:val="0"/>
-          <w:sz w:val="21"/>
-          <w:szCs w:val="21"/>
-          <w:lang w:val="en-US" w:eastAsia="zh-CN" w:bidi="ar"/>
-        </w:rPr>
-        <w:t xml:space="preserve">sleep quality,and </w:t>
-      </w:r>
-      <w:r>
-        <w:rPr>
-          <w:rFonts w:hint="default" w:ascii="Calibri" w:hAnsi="Calibri" w:eastAsia="宋体" w:cs="Calibri"/>
-          <w:b/>
-          <w:bCs/>
-          <w:color w:val="1F2329"/>
-          <w:kern w:val="0"/>
-          <w:sz w:val="21"/>
-          <w:szCs w:val="21"/>
-          <w:lang w:val="en-US" w:eastAsia="zh-CN" w:bidi="ar"/>
-        </w:rPr>
-        <w:t xml:space="preserve">increases </w:t>
-      </w:r>
-      <w:r>
-        <w:rPr>
-          <w:rFonts w:hint="default" w:ascii="Calibri" w:hAnsi="Calibri" w:eastAsia="宋体" w:cs="Calibri"/>
-          <w:b w:val="0"/>
-          <w:color w:val="1F2329"/>
-          <w:kern w:val="0"/>
-          <w:sz w:val="21"/>
-          <w:szCs w:val="21"/>
-          <w:lang w:val="en-US" w:eastAsia="zh-CN" w:bidi="ar"/>
-        </w:rPr>
-        <w:t>energy levels.Overall</w:t>
-      </w:r>
-      <w:r>
-        <w:rPr>
           <w:rFonts w:hint="eastAsia" w:ascii="Calibri" w:hAnsi="Calibri" w:eastAsia="宋体" w:cs="Calibri"/>
           <w:b w:val="0"/>
           <w:color w:val="1F2329"/>
@@ -5452,8 +5296,7 @@
           <w:szCs w:val="21"/>
           <w:lang w:val="en-US" w:eastAsia="zh-CN" w:bidi="ar"/>
         </w:rPr>
-        <w:t>（总的来说）</w:t>
-      </w:r>
+      </w:pPr>
       <w:r>
         <w:rPr>
           <w:rFonts w:hint="default" w:ascii="Calibri" w:hAnsi="Calibri" w:eastAsia="宋体" w:cs="Calibri"/>
@@ -5464,7 +5307,197 @@
           <w:szCs w:val="21"/>
           <w:lang w:val="en-US" w:eastAsia="zh-CN" w:bidi="ar"/>
         </w:rPr>
-        <w:t>, exercise contributes</w:t>
+        <w:t xml:space="preserve">Exercise has numerous benefits.It </w:t>
+      </w:r>
+      <w:r>
+        <w:rPr>
+          <w:rFonts w:hint="default" w:ascii="Calibri" w:hAnsi="Calibri" w:eastAsia="宋体" w:cs="Calibri"/>
+          <w:b/>
+          <w:bCs/>
+          <w:color w:val="1F2329"/>
+          <w:kern w:val="0"/>
+          <w:sz w:val="21"/>
+          <w:szCs w:val="21"/>
+          <w:lang w:val="en-US" w:eastAsia="zh-CN" w:bidi="ar"/>
+        </w:rPr>
+        <w:t>improves</w:t>
+      </w:r>
+      <w:r>
+        <w:rPr>
+          <w:rFonts w:hint="eastAsia" w:ascii="Calibri" w:hAnsi="Calibri" w:eastAsia="宋体" w:cs="Calibri"/>
+          <w:b/>
+          <w:bCs/>
+          <w:color w:val="1F2329"/>
+          <w:kern w:val="0"/>
+          <w:sz w:val="21"/>
+          <w:szCs w:val="21"/>
+          <w:lang w:val="en-US" w:eastAsia="zh-CN" w:bidi="ar"/>
+        </w:rPr>
+        <w:t>（提高）</w:t>
+      </w:r>
+      <w:r>
+        <w:rPr>
+          <w:rFonts w:hint="default" w:ascii="Calibri" w:hAnsi="Calibri" w:eastAsia="宋体" w:cs="Calibri"/>
+          <w:b/>
+          <w:bCs/>
+          <w:color w:val="1F2329"/>
+          <w:kern w:val="0"/>
+          <w:sz w:val="21"/>
+          <w:szCs w:val="21"/>
+          <w:lang w:val="en-US" w:eastAsia="zh-CN" w:bidi="ar"/>
+        </w:rPr>
+        <w:t xml:space="preserve"> </w:t>
+      </w:r>
+      <w:r>
+        <w:rPr>
+          <w:rFonts w:hint="default" w:ascii="Calibri" w:hAnsi="Calibri" w:eastAsia="宋体" w:cs="Calibri"/>
+          <w:b w:val="0"/>
+          <w:color w:val="1F2329"/>
+          <w:kern w:val="0"/>
+          <w:sz w:val="21"/>
+          <w:szCs w:val="21"/>
+          <w:lang w:val="en-US" w:eastAsia="zh-CN" w:bidi="ar"/>
+        </w:rPr>
+        <w:t xml:space="preserve">physical health by strengthening muscles and boosting cardiovascular fitness.Regular exercise also </w:t>
+      </w:r>
+      <w:r>
+        <w:rPr>
+          <w:rFonts w:hint="default" w:ascii="Calibri" w:hAnsi="Calibri" w:eastAsia="宋体" w:cs="Calibri"/>
+          <w:b/>
+          <w:bCs/>
+          <w:color w:val="1F2329"/>
+          <w:kern w:val="0"/>
+          <w:sz w:val="21"/>
+          <w:szCs w:val="21"/>
+          <w:lang w:val="en-US" w:eastAsia="zh-CN" w:bidi="ar"/>
+        </w:rPr>
+        <w:t>enhances</w:t>
+      </w:r>
+      <w:r>
+        <w:rPr>
+          <w:rFonts w:hint="eastAsia" w:ascii="Calibri" w:hAnsi="Calibri" w:eastAsia="宋体" w:cs="Calibri"/>
+          <w:b/>
+          <w:bCs/>
+          <w:color w:val="1F2329"/>
+          <w:kern w:val="0"/>
+          <w:sz w:val="21"/>
+          <w:szCs w:val="21"/>
+          <w:lang w:val="en-US" w:eastAsia="zh-CN" w:bidi="ar"/>
+        </w:rPr>
+        <w:t>（增加）</w:t>
+      </w:r>
+      <w:r>
+        <w:rPr>
+          <w:rFonts w:hint="default" w:ascii="Calibri" w:hAnsi="Calibri" w:eastAsia="宋体" w:cs="Calibri"/>
+          <w:b/>
+          <w:bCs/>
+          <w:color w:val="1F2329"/>
+          <w:kern w:val="0"/>
+          <w:sz w:val="21"/>
+          <w:szCs w:val="21"/>
+          <w:lang w:val="en-US" w:eastAsia="zh-CN" w:bidi="ar"/>
+        </w:rPr>
+        <w:t xml:space="preserve"> </w:t>
+      </w:r>
+      <w:r>
+        <w:rPr>
+          <w:rFonts w:hint="default" w:ascii="Calibri" w:hAnsi="Calibri" w:eastAsia="宋体" w:cs="Calibri"/>
+          <w:b w:val="0"/>
+          <w:color w:val="1F2329"/>
+          <w:kern w:val="0"/>
+          <w:sz w:val="21"/>
+          <w:szCs w:val="21"/>
+          <w:lang w:val="en-US" w:eastAsia="zh-CN" w:bidi="ar"/>
+        </w:rPr>
+        <w:t xml:space="preserve">mental health by reducing stress,anxiety, and depression.Additionally, it </w:t>
+      </w:r>
+      <w:r>
+        <w:rPr>
+          <w:rFonts w:hint="default" w:ascii="Calibri" w:hAnsi="Calibri" w:eastAsia="宋体" w:cs="Calibri"/>
+          <w:b/>
+          <w:bCs/>
+          <w:color w:val="1F2329"/>
+          <w:kern w:val="0"/>
+          <w:sz w:val="21"/>
+          <w:szCs w:val="21"/>
+          <w:lang w:val="en-US" w:eastAsia="zh-CN" w:bidi="ar"/>
+        </w:rPr>
+        <w:t>helps maintain</w:t>
+      </w:r>
+      <w:r>
+        <w:rPr>
+          <w:rFonts w:hint="eastAsia" w:ascii="Calibri" w:hAnsi="Calibri" w:eastAsia="宋体" w:cs="Calibri"/>
+          <w:b/>
+          <w:bCs/>
+          <w:color w:val="1F2329"/>
+          <w:kern w:val="0"/>
+          <w:sz w:val="21"/>
+          <w:szCs w:val="21"/>
+          <w:lang w:val="en-US" w:eastAsia="zh-CN" w:bidi="ar"/>
+        </w:rPr>
+        <w:t>（助于保持）</w:t>
+      </w:r>
+      <w:r>
+        <w:rPr>
+          <w:rFonts w:hint="default" w:ascii="Calibri" w:hAnsi="Calibri" w:eastAsia="宋体" w:cs="Calibri"/>
+          <w:b w:val="0"/>
+          <w:color w:val="1F2329"/>
+          <w:kern w:val="0"/>
+          <w:sz w:val="21"/>
+          <w:szCs w:val="21"/>
+          <w:lang w:val="en-US" w:eastAsia="zh-CN" w:bidi="ar"/>
+        </w:rPr>
+        <w:t xml:space="preserve"> a healthy weight, </w:t>
+      </w:r>
+      <w:r>
+        <w:rPr>
+          <w:rFonts w:hint="default" w:ascii="Calibri" w:hAnsi="Calibri" w:eastAsia="宋体" w:cs="Calibri"/>
+          <w:b/>
+          <w:bCs/>
+          <w:color w:val="1F2329"/>
+          <w:kern w:val="0"/>
+          <w:sz w:val="21"/>
+          <w:szCs w:val="21"/>
+          <w:lang w:val="en-US" w:eastAsia="zh-CN" w:bidi="ar"/>
+        </w:rPr>
+        <w:t xml:space="preserve">improves </w:t>
+      </w:r>
+      <w:r>
+        <w:rPr>
+          <w:rFonts w:hint="default" w:ascii="Calibri" w:hAnsi="Calibri" w:eastAsia="宋体" w:cs="Calibri"/>
+          <w:b w:val="0"/>
+          <w:color w:val="1F2329"/>
+          <w:kern w:val="0"/>
+          <w:sz w:val="21"/>
+          <w:szCs w:val="21"/>
+          <w:lang w:val="en-US" w:eastAsia="zh-CN" w:bidi="ar"/>
+        </w:rPr>
+        <w:t xml:space="preserve">sleep quality,and </w:t>
+      </w:r>
+      <w:r>
+        <w:rPr>
+          <w:rFonts w:hint="default" w:ascii="Calibri" w:hAnsi="Calibri" w:eastAsia="宋体" w:cs="Calibri"/>
+          <w:b/>
+          <w:bCs/>
+          <w:color w:val="1F2329"/>
+          <w:kern w:val="0"/>
+          <w:sz w:val="21"/>
+          <w:szCs w:val="21"/>
+          <w:lang w:val="en-US" w:eastAsia="zh-CN" w:bidi="ar"/>
+        </w:rPr>
+        <w:t xml:space="preserve">increases </w:t>
+      </w:r>
+      <w:r>
+        <w:rPr>
+          <w:rFonts w:hint="default" w:ascii="Calibri" w:hAnsi="Calibri" w:eastAsia="宋体" w:cs="Calibri"/>
+          <w:b w:val="0"/>
+          <w:color w:val="1F2329"/>
+          <w:kern w:val="0"/>
+          <w:sz w:val="21"/>
+          <w:szCs w:val="21"/>
+          <w:lang w:val="en-US" w:eastAsia="zh-CN" w:bidi="ar"/>
+        </w:rPr>
+        <w:t>energy levels.Overall</w:t>
       </w:r>
       <w:r>
         <w:rPr>
@@ -5476,7 +5509,7 @@
           <w:szCs w:val="21"/>
           <w:lang w:val="en-US" w:eastAsia="zh-CN" w:bidi="ar"/>
         </w:rPr>
-        <w:t xml:space="preserve">（有助于，推动） </w:t>
+        <w:t>（总的来说）</w:t>
       </w:r>
       <w:r>
         <w:rPr>
@@ -5488,7 +5521,7 @@
           <w:szCs w:val="21"/>
           <w:lang w:val="en-US" w:eastAsia="zh-CN" w:bidi="ar"/>
         </w:rPr>
-        <w:t>to a better quality of life and longevity</w:t>
+        <w:t>, exercise contributes</w:t>
       </w:r>
       <w:r>
         <w:rPr>
@@ -5500,7 +5533,247 @@
           <w:szCs w:val="21"/>
           <w:lang w:val="en-US" w:eastAsia="zh-CN" w:bidi="ar"/>
         </w:rPr>
+        <w:t xml:space="preserve">（有助于，推动） </w:t>
+      </w:r>
+      <w:r>
+        <w:rPr>
+          <w:rFonts w:hint="default" w:ascii="Calibri" w:hAnsi="Calibri" w:eastAsia="宋体" w:cs="Calibri"/>
+          <w:b w:val="0"/>
+          <w:color w:val="1F2329"/>
+          <w:kern w:val="0"/>
+          <w:sz w:val="21"/>
+          <w:szCs w:val="21"/>
+          <w:lang w:val="en-US" w:eastAsia="zh-CN" w:bidi="ar"/>
+        </w:rPr>
+        <w:t>to a better quality of life and longevity</w:t>
+      </w:r>
+      <w:r>
+        <w:rPr>
+          <w:rFonts w:hint="eastAsia" w:ascii="Calibri" w:hAnsi="Calibri" w:eastAsia="宋体" w:cs="Calibri"/>
+          <w:b w:val="0"/>
+          <w:color w:val="1F2329"/>
+          <w:kern w:val="0"/>
+          <w:sz w:val="21"/>
+          <w:szCs w:val="21"/>
+          <w:lang w:val="en-US" w:eastAsia="zh-CN" w:bidi="ar"/>
+        </w:rPr>
         <w:t>（长寿）</w:t>
+      </w:r>
+    </w:p>
+    <w:p>
+      <w:pPr>
+        <w:rPr>
+          <w:rFonts w:hint="eastAsia" w:ascii="Calibri" w:hAnsi="Calibri" w:eastAsia="宋体" w:cs="Calibri"/>
+          <w:b w:val="0"/>
+          <w:color w:val="1F2329"/>
+          <w:kern w:val="0"/>
+          <w:sz w:val="21"/>
+          <w:szCs w:val="21"/>
+          <w:lang w:val="en-US" w:eastAsia="zh-CN" w:bidi="ar"/>
+        </w:rPr>
+      </w:pPr>
+    </w:p>
+    <w:p>
+      <w:pPr>
+        <w:rPr>
+          <w:rFonts w:hint="default" w:ascii="Calibri" w:hAnsi="Calibri" w:eastAsia="宋体" w:cs="Calibri"/>
+          <w:b w:val="0"/>
+          <w:color w:val="1F2329"/>
+          <w:kern w:val="0"/>
+          <w:sz w:val="21"/>
+          <w:szCs w:val="21"/>
+          <w:lang w:val="en-US" w:eastAsia="zh-CN" w:bidi="ar"/>
+        </w:rPr>
+      </w:pPr>
+    </w:p>
+    <w:p>
+      <w:pPr>
+        <w:pStyle w:val="2"/>
+        <w:bidi w:val="0"/>
+        <w:rPr>
+          <w:rFonts w:hint="eastAsia"/>
+          <w:lang w:val="en-US" w:eastAsia="zh-CN"/>
+        </w:rPr>
+      </w:pPr>
+      <w:r>
+        <w:rPr>
+          <w:rFonts w:hint="eastAsia"/>
+          <w:lang w:val="en-US" w:eastAsia="zh-CN"/>
+        </w:rPr>
+        <w:t>13.</w:t>
+      </w:r>
+    </w:p>
+    <w:p>
+      <w:pPr>
+        <w:ind w:firstLine="420" w:firstLineChars="0"/>
+        <w:rPr>
+          <w:rFonts w:hint="eastAsia"/>
+          <w:lang w:val="en-US" w:eastAsia="zh-CN"/>
+        </w:rPr>
+      </w:pPr>
+      <w:r>
+        <w:rPr>
+          <w:rFonts w:hint="eastAsia"/>
+          <w:lang w:val="en-US" w:eastAsia="zh-CN"/>
+        </w:rPr>
+        <w:t>Good night. Tonight my wife gave me an errand: I need to find a street food stall that sells her favorite pie. She told me the stall is in a nearby community. I went out to look for it, but I didn’t see any street food near the community. Then I turned right, went straight, and arrived at the entrance of a middle school. Finally, I found the street food stall, so I bought one for my wife.</w:t>
+      </w:r>
+    </w:p>
+    <w:p>
+      <w:pPr>
+        <w:rPr>
+          <w:rFonts w:hint="eastAsia"/>
+          <w:lang w:val="en-US" w:eastAsia="zh-CN"/>
+        </w:rPr>
+      </w:pPr>
+    </w:p>
+    <w:p>
+      <w:pPr>
+        <w:pStyle w:val="2"/>
+        <w:bidi w:val="0"/>
+        <w:rPr>
+          <w:rFonts w:hint="eastAsia"/>
+          <w:lang w:val="en-US" w:eastAsia="zh-CN"/>
+        </w:rPr>
+      </w:pPr>
+      <w:r>
+        <w:rPr>
+          <w:rFonts w:hint="eastAsia"/>
+          <w:lang w:val="en-US" w:eastAsia="zh-CN"/>
+        </w:rPr>
+        <w:t>14.</w:t>
+      </w:r>
+    </w:p>
+    <w:p>
+      <w:pPr>
+        <w:ind w:firstLine="420" w:firstLineChars="0"/>
+        <w:rPr>
+          <w:rFonts w:hint="eastAsia"/>
+          <w:lang w:val="en-US" w:eastAsia="zh-CN"/>
+        </w:rPr>
+      </w:pPr>
+      <w:r>
+        <w:rPr>
+          <w:rFonts w:hint="eastAsia"/>
+          <w:lang w:val="en-US" w:eastAsia="zh-CN"/>
+        </w:rPr>
+        <w:t>I'd like to book an at-home door repair service.There's something wrong with my door — it keeps making strange noises when I open and close it.I think some internal parts inside the door are worn out, maybe the rubber seal or other small accessories. I need someone to come and check it, and replace the broken parts if necessary.</w:t>
+      </w:r>
+    </w:p>
+    <w:p>
+      <w:pPr>
+        <w:rPr>
+          <w:rFonts w:hint="eastAsia"/>
+          <w:lang w:val="en-US" w:eastAsia="zh-CN"/>
+        </w:rPr>
+      </w:pPr>
+    </w:p>
+    <w:p>
+      <w:pPr>
+        <w:pStyle w:val="2"/>
+        <w:bidi w:val="0"/>
+        <w:rPr>
+          <w:rFonts w:hint="eastAsia"/>
+          <w:lang w:val="en-US" w:eastAsia="zh-CN"/>
+        </w:rPr>
+      </w:pPr>
+      <w:r>
+        <w:rPr>
+          <w:rFonts w:hint="eastAsia"/>
+          <w:lang w:val="en-US" w:eastAsia="zh-CN"/>
+        </w:rPr>
+        <w:t>15.</w:t>
+      </w:r>
+    </w:p>
+    <w:p>
+      <w:pPr>
+        <w:ind w:firstLine="420" w:firstLineChars="0"/>
+        <w:rPr>
+          <w:rFonts w:hint="eastAsia"/>
+          <w:lang w:val="en-US" w:eastAsia="zh-CN"/>
+        </w:rPr>
+      </w:pPr>
+      <w:r>
+        <w:rPr>
+          <w:rFonts w:hint="eastAsia"/>
+          <w:lang w:val="en-US" w:eastAsia="zh-CN"/>
+        </w:rPr>
+        <w:t>Good evening. I'm so happy because my holiday started yesterday. Tonight, I bought two kilos of beef and boiled all of it.</w:t>
+      </w:r>
+    </w:p>
+    <w:p>
+      <w:pPr>
+        <w:rPr>
+          <w:rFonts w:hint="eastAsia"/>
+          <w:lang w:val="en-US" w:eastAsia="zh-CN"/>
+        </w:rPr>
+      </w:pPr>
+    </w:p>
+    <w:p>
+      <w:pPr>
+        <w:rPr>
+          <w:rFonts w:hint="eastAsia"/>
+          <w:lang w:val="en-US" w:eastAsia="zh-CN"/>
+        </w:rPr>
+      </w:pPr>
+      <w:r>
+        <w:rPr>
+          <w:rFonts w:hint="eastAsia"/>
+          <w:lang w:val="en-US" w:eastAsia="zh-CN"/>
+        </w:rPr>
+        <w:t>After that, I’m on my way to my wife’s company. She left some things at her workplace, and she needs to take care of our kid, so I’m going there to pick up those items for her.</w:t>
+      </w:r>
+    </w:p>
+    <w:p>
+      <w:pPr>
+        <w:rPr>
+          <w:rFonts w:hint="eastAsia"/>
+          <w:lang w:val="en-US" w:eastAsia="zh-CN"/>
+        </w:rPr>
+      </w:pPr>
+    </w:p>
+    <w:p>
+      <w:pPr>
+        <w:rPr>
+          <w:rFonts w:hint="eastAsia"/>
+          <w:lang w:val="en-US" w:eastAsia="zh-CN"/>
+        </w:rPr>
+      </w:pPr>
+      <w:r>
+        <w:rPr>
+          <w:rFonts w:hint="eastAsia"/>
+          <w:lang w:val="en-US" w:eastAsia="zh-CN"/>
+        </w:rPr>
+        <w:t>This beef is prepared for her parents. We haven’t gone to visit them for a really long time. It has been about three months since the Spring Festival, so we feel it’s high time that we bought some gifts and paid them a visit.</w:t>
+      </w:r>
+    </w:p>
+    <w:p>
+      <w:pPr>
+        <w:rPr>
+          <w:rFonts w:hint="eastAsia"/>
+          <w:lang w:val="en-US" w:eastAsia="zh-CN"/>
+        </w:rPr>
+      </w:pPr>
+    </w:p>
+    <w:p>
+      <w:pPr>
+        <w:pStyle w:val="2"/>
+        <w:bidi w:val="0"/>
+        <w:rPr>
+          <w:rFonts w:hint="default" w:ascii="宋体" w:hAnsi="宋体" w:eastAsia="宋体" w:cs="宋体"/>
+          <w:color w:val="1F2329"/>
+          <w:kern w:val="0"/>
+          <w:sz w:val="21"/>
+          <w:szCs w:val="21"/>
+          <w:lang w:val="en-US" w:eastAsia="zh-CN" w:bidi="ar"/>
+        </w:rPr>
+      </w:pPr>
+      <w:r>
+        <w:rPr>
+          <w:rFonts w:hint="eastAsia"/>
+          <w:lang w:val="en-US" w:eastAsia="zh-CN"/>
+        </w:rPr>
+        <w:t>16.</w:t>
       </w:r>
     </w:p>
     <w:p>
@@ -5527,6 +5800,182 @@
           <w:lang w:val="en-US" w:eastAsia="zh-CN" w:bidi="ar"/>
         </w:rPr>
       </w:pPr>
+    </w:p>
+    <w:p>
+      <w:pPr>
+        <w:keepNext w:val="0"/>
+        <w:keepLines w:val="0"/>
+        <w:widowControl/>
+        <w:suppressLineNumbers w:val="0"/>
+        <w:pBdr>
+          <w:top w:val="none" w:color="auto" w:sz="0" w:space="0"/>
+          <w:left w:val="none" w:color="auto" w:sz="0" w:space="0"/>
+          <w:bottom w:val="none" w:color="auto" w:sz="0" w:space="0"/>
+          <w:right w:val="none" w:color="auto" w:sz="0" w:space="0"/>
+        </w:pBdr>
+        <w:spacing w:before="0" w:beforeAutospacing="0" w:after="0" w:afterAutospacing="0" w:line="240" w:lineRule="atLeast"/>
+        <w:ind w:left="0" w:right="0" w:firstLine="420" w:firstLineChars="0"/>
+        <w:jc w:val="left"/>
+        <w:rPr>
+          <w:rFonts w:ascii="宋体" w:hAnsi="宋体" w:eastAsia="宋体" w:cs="宋体"/>
+          <w:sz w:val="24"/>
+          <w:szCs w:val="24"/>
+        </w:rPr>
+      </w:pPr>
+      <w:r>
+        <w:rPr>
+          <w:rFonts w:ascii="宋体" w:hAnsi="宋体" w:eastAsia="宋体" w:cs="宋体"/>
+          <w:sz w:val="24"/>
+          <w:szCs w:val="24"/>
+        </w:rPr>
+        <w:t>Hello, good afternoon. I’m trying to squeeze in a little free time to practice my spoken English. Today is just an ordinary day, not much different from yesterday.I drove home at 11:30 because I needed to look after my kid. The drive took about 30 minutes.After that, I drove to my parents’ house to check that they’re doing well.Then I went to an old-brand restaurant in Jinan. It’s been around for nearly 20 years, and I had my lunch there.</w:t>
+      </w:r>
+    </w:p>
+    <w:p>
+      <w:pPr>
+        <w:keepNext w:val="0"/>
+        <w:keepLines w:val="0"/>
+        <w:widowControl/>
+        <w:suppressLineNumbers w:val="0"/>
+        <w:pBdr>
+          <w:top w:val="none" w:color="auto" w:sz="0" w:space="0"/>
+          <w:left w:val="none" w:color="auto" w:sz="0" w:space="0"/>
+          <w:bottom w:val="none" w:color="auto" w:sz="0" w:space="0"/>
+          <w:right w:val="none" w:color="auto" w:sz="0" w:space="0"/>
+        </w:pBdr>
+        <w:spacing w:before="0" w:beforeAutospacing="0" w:after="0" w:afterAutospacing="0" w:line="240" w:lineRule="atLeast"/>
+        <w:ind w:left="0" w:right="0" w:firstLine="420" w:firstLineChars="0"/>
+        <w:jc w:val="left"/>
+        <w:rPr>
+          <w:rFonts w:ascii="宋体" w:hAnsi="宋体" w:eastAsia="宋体" w:cs="宋体"/>
+          <w:sz w:val="24"/>
+          <w:szCs w:val="24"/>
+        </w:rPr>
+      </w:pPr>
+      <w:r>
+        <w:rPr>
+          <w:rFonts w:ascii="宋体" w:hAnsi="宋体" w:eastAsia="宋体" w:cs="宋体"/>
+          <w:sz w:val="24"/>
+          <w:szCs w:val="24"/>
+          <w:lang w:val="en-US" w:eastAsia="zh-CN"/>
+        </w:rPr>
+        <w:t>Today, I want to talk about a strange phenomenon. People from my parents’ generation often try to spend as little money as possible on food and daily life, and they’re not willing to spend money to improve their quality of life.</w:t>
+      </w:r>
+    </w:p>
+    <w:p>
+      <w:pPr>
+        <w:keepNext w:val="0"/>
+        <w:keepLines w:val="0"/>
+        <w:widowControl/>
+        <w:suppressLineNumbers w:val="0"/>
+        <w:pBdr>
+          <w:top w:val="none" w:color="auto" w:sz="0" w:space="0"/>
+          <w:left w:val="none" w:color="auto" w:sz="0" w:space="0"/>
+          <w:bottom w:val="none" w:color="auto" w:sz="0" w:space="0"/>
+          <w:right w:val="none" w:color="auto" w:sz="0" w:space="0"/>
+        </w:pBdr>
+        <w:spacing w:before="0" w:beforeAutospacing="0" w:after="0" w:afterAutospacing="0" w:line="240" w:lineRule="atLeast"/>
+        <w:ind w:left="0" w:right="0" w:firstLine="420" w:firstLineChars="0"/>
+        <w:jc w:val="left"/>
+        <w:rPr>
+          <w:rFonts w:ascii="宋体" w:hAnsi="宋体" w:eastAsia="宋体" w:cs="宋体"/>
+          <w:sz w:val="24"/>
+          <w:szCs w:val="24"/>
+        </w:rPr>
+      </w:pPr>
+      <w:r>
+        <w:rPr>
+          <w:rFonts w:ascii="宋体" w:hAnsi="宋体" w:eastAsia="宋体" w:cs="宋体"/>
+          <w:sz w:val="24"/>
+          <w:szCs w:val="24"/>
+          <w:lang w:val="en-US" w:eastAsia="zh-CN"/>
+        </w:rPr>
+        <w:t>I think one of the reasons is that they went through great hardships when they were young. Another reason is that there are very few high-quality shops in their neighborhood. So it’s not convenient for them to buy good-quality food.</w:t>
+      </w:r>
+    </w:p>
+    <w:p>
+      <w:pPr>
+        <w:keepNext w:val="0"/>
+        <w:keepLines w:val="0"/>
+        <w:widowControl/>
+        <w:suppressLineNumbers w:val="0"/>
+        <w:pBdr>
+          <w:top w:val="none" w:color="auto" w:sz="0" w:space="0"/>
+          <w:left w:val="none" w:color="auto" w:sz="0" w:space="0"/>
+          <w:bottom w:val="none" w:color="auto" w:sz="0" w:space="0"/>
+          <w:right w:val="none" w:color="auto" w:sz="0" w:space="0"/>
+        </w:pBdr>
+        <w:spacing w:before="0" w:beforeAutospacing="0" w:after="0" w:afterAutospacing="0" w:line="240" w:lineRule="atLeast"/>
+        <w:ind w:left="0" w:right="0" w:firstLine="420" w:firstLineChars="0"/>
+        <w:jc w:val="left"/>
+        <w:rPr>
+          <w:rFonts w:ascii="宋体" w:hAnsi="宋体" w:eastAsia="宋体" w:cs="宋体"/>
+          <w:sz w:val="24"/>
+          <w:szCs w:val="24"/>
+        </w:rPr>
+      </w:pPr>
+    </w:p>
+    <w:p>
+      <w:pPr>
+        <w:keepNext w:val="0"/>
+        <w:keepLines w:val="0"/>
+        <w:widowControl/>
+        <w:suppressLineNumbers w:val="0"/>
+        <w:pBdr>
+          <w:top w:val="none" w:color="auto" w:sz="0" w:space="0"/>
+          <w:left w:val="none" w:color="auto" w:sz="0" w:space="0"/>
+          <w:bottom w:val="none" w:color="auto" w:sz="0" w:space="0"/>
+          <w:right w:val="none" w:color="auto" w:sz="0" w:space="0"/>
+        </w:pBdr>
+        <w:spacing w:before="0" w:beforeAutospacing="0" w:after="0" w:afterAutospacing="0" w:line="240" w:lineRule="atLeast"/>
+        <w:ind w:left="0" w:right="0" w:firstLine="420" w:firstLineChars="0"/>
+        <w:jc w:val="left"/>
+        <w:rPr>
+          <w:rFonts w:ascii="宋体" w:hAnsi="宋体" w:eastAsia="宋体" w:cs="宋体"/>
+          <w:sz w:val="24"/>
+          <w:szCs w:val="24"/>
+        </w:rPr>
+      </w:pPr>
+    </w:p>
+    <w:p>
+      <w:pPr>
+        <w:pStyle w:val="2"/>
+        <w:bidi w:val="0"/>
+        <w:rPr>
+          <w:rFonts w:hint="default"/>
+          <w:lang w:val="en-US" w:eastAsia="zh-CN"/>
+        </w:rPr>
+      </w:pPr>
+      <w:r>
+        <w:rPr>
+          <w:rFonts w:hint="eastAsia"/>
+          <w:lang w:val="en-US" w:eastAsia="zh-CN"/>
+        </w:rPr>
+        <w:t>17.</w:t>
+      </w:r>
+    </w:p>
+    <w:p>
+      <w:pPr>
+        <w:keepNext w:val="0"/>
+        <w:keepLines w:val="0"/>
+        <w:widowControl/>
+        <w:suppressLineNumbers w:val="0"/>
+        <w:pBdr>
+          <w:top w:val="none" w:color="auto" w:sz="0" w:space="0"/>
+          <w:left w:val="none" w:color="auto" w:sz="0" w:space="0"/>
+          <w:bottom w:val="none" w:color="auto" w:sz="0" w:space="0"/>
+          <w:right w:val="none" w:color="auto" w:sz="0" w:space="0"/>
+        </w:pBdr>
+        <w:spacing w:before="0" w:beforeAutospacing="0" w:after="0" w:afterAutospacing="0" w:line="240" w:lineRule="atLeast"/>
+        <w:ind w:left="0" w:right="0" w:firstLine="420" w:firstLineChars="0"/>
+        <w:jc w:val="left"/>
+        <w:rPr>
+          <w:rFonts w:hint="default" w:ascii="宋体" w:hAnsi="宋体" w:eastAsia="宋体" w:cs="宋体"/>
+          <w:sz w:val="24"/>
+          <w:szCs w:val="24"/>
+          <w:lang w:val="en-US" w:eastAsia="zh-CN"/>
+        </w:rPr>
+      </w:pPr>
       <w:bookmarkStart w:id="0" w:name="_GoBack"/>
       <w:bookmarkEnd w:id="0"/>
     </w:p>
@@ -5967,6 +6416,60 @@
           <w:lang w:val="en-US" w:eastAsia="zh-CN"/>
         </w:rPr>
         <w:t>d是had是过去完成时（过去的过去）</w:t>
+      </w:r>
+    </w:p>
+  </w:comment>
+  <w:comment w:id="17" w:author="来者可追" w:date="2026-02-04T09:23:27Z" w:initials="">
+    <w:p>
+      <w:pPr>
+        <w:pStyle w:val="4"/>
+        <w:rPr>
+          <w:rFonts w:hint="default" w:eastAsiaTheme="minorEastAsia"/>
+          <w:lang w:val="en-US" w:eastAsia="zh-CN"/>
+        </w:rPr>
+      </w:pPr>
+      <w:r>
+        <w:rPr>
+          <w:rFonts w:hint="eastAsia"/>
+          <w:lang w:val="en-US" w:eastAsia="zh-CN"/>
+        </w:rPr>
+        <w:t>成为诈骗受害者</w:t>
+      </w:r>
+    </w:p>
+  </w:comment>
+  <w:comment w:id="18" w:author="来者可追" w:date="2026-02-04T09:24:10Z" w:initials="">
+    <w:p>
+      <w:pPr>
+        <w:pStyle w:val="4"/>
+        <w:rPr>
+          <w:rFonts w:hint="eastAsia" w:eastAsiaTheme="minorEastAsia"/>
+          <w:lang w:val="en-US" w:eastAsia="zh-CN"/>
+        </w:rPr>
+      </w:pPr>
+      <w:r>
+        <w:rPr>
+          <w:rFonts w:hint="eastAsia"/>
+          <w:lang w:val="en-US" w:eastAsia="zh-CN"/>
+        </w:rPr>
+        <w:t>欺诈的</w:t>
+      </w:r>
+    </w:p>
+  </w:comment>
+  <w:comment w:id="19" w:author="来者可追" w:date="2026-02-04T09:23:50Z" w:initials="">
+    <w:p>
+      <w:pPr>
+        <w:pStyle w:val="4"/>
+        <w:rPr>
+          <w:rFonts w:hint="eastAsia" w:eastAsiaTheme="minorEastAsia"/>
+          <w:lang w:val="en-US" w:eastAsia="zh-CN"/>
+        </w:rPr>
+      </w:pPr>
+      <w:r>
+        <w:rPr>
+          <w:rFonts w:hint="eastAsia"/>
+          <w:lang w:val="en-US" w:eastAsia="zh-CN"/>
+        </w:rPr>
+        <w:t>恶意</w:t>
       </w:r>
     </w:p>
   </w:comment>
@@ -5992,6 +6495,9 @@
   <w15:commentEx w15:paraId="6AA430A9" w15:done="0"/>
   <w15:commentEx w15:paraId="1803E328" w15:done="0"/>
   <w15:commentEx w15:paraId="296BAFFB" w15:done="0"/>
+  <w15:commentEx w15:paraId="191127B5" w15:done="0"/>
+  <w15:commentEx w15:paraId="6CF68315" w15:done="0"/>
+  <w15:commentEx w15:paraId="518F92CF" w15:done="0"/>
 </w15:commentsEx>
 </file>
 
@@ -6113,7 +6619,7 @@
     <w:lsdException w:unhideWhenUsed="0" w:uiPriority="0" w:semiHidden="0" w:name="HTML Code"/>
     <w:lsdException w:unhideWhenUsed="0" w:uiPriority="0" w:semiHidden="0" w:name="HTML Definition"/>
     <w:lsdException w:unhideWhenUsed="0" w:uiPriority="0" w:semiHidden="0" w:name="HTML Keyboard"/>
-    <w:lsdException w:unhideWhenUsed="0" w:uiPriority="0" w:semiHidden="0" w:name="HTML Preformatted"/>
+    <w:lsdException w:qFormat="1" w:unhideWhenUsed="0" w:uiPriority="0" w:semiHidden="0" w:name="HTML Preformatted"/>
     <w:lsdException w:unhideWhenUsed="0" w:uiPriority="0" w:semiHidden="0" w:name="HTML Sample"/>
     <w:lsdException w:unhideWhenUsed="0" w:uiPriority="0" w:semiHidden="0" w:name="HTML Typewriter"/>
     <w:lsdException w:unhideWhenUsed="0" w:uiPriority="0" w:semiHidden="0" w:name="HTML Variable"/>
@@ -6352,6 +6858,7 @@
   <w:style w:type="paragraph" w:styleId="5">
     <w:name w:val="HTML Preformatted"/>
     <w:basedOn w:val="1"/>
+    <w:qFormat/>
     <w:uiPriority w:val="0"/>
     <w:pPr>
       <w:tabs>
